--- a/MSDS Skill/examples/template_reference_en_source.docx
+++ b/MSDS Skill/examples/template_reference_en_source.docx
@@ -5111,6 +5111,7 @@
               <w:pageBreakBefore w:val="0"/>
               <w:widowControl w:val="0"/>
               <w:numPr>
+                <w:ilvl w:val="0"/>
                 <w:numId w:val="0"/>
               </w:numPr>
               <w:kinsoku/>
@@ -5181,6 +5182,7 @@
               <w:pageBreakBefore w:val="0"/>
               <w:widowControl w:val="0"/>
               <w:numPr>
+                <w:ilvl w:val="0"/>
                 <w:numId w:val="0"/>
               </w:numPr>
               <w:kinsoku/>
@@ -12685,9 +12687,9 @@
       </w:tblPr>
       <w:tblGrid>
         <w:gridCol w:w="3519"/>
-        <w:gridCol w:w="1311"/>
-        <w:gridCol w:w="635"/>
-        <w:gridCol w:w="4316"/>
+        <w:gridCol w:w="1924"/>
+        <w:gridCol w:w="75"/>
+        <w:gridCol w:w="4263"/>
       </w:tblGrid>
       <w:tr>
         <w:tblPrEx>
@@ -12976,7 +12978,7 @@
         </w:tc>
         <w:tc>
           <w:tcPr>
-            <w:tcW w:w="1311" w:type="dxa"/>
+            <w:tcW w:w="1924" w:type="dxa"/>
             <w:tcBorders>
               <w:top w:val="dotted" w:color="auto" w:sz="4" w:space="0"/>
               <w:left w:val="dotted" w:color="auto" w:sz="4" w:space="0"/>
@@ -13002,7 +13004,7 @@
               <w:snapToGrid/>
               <w:spacing w:line="300" w:lineRule="auto"/>
               <w:ind w:right="482"/>
-              <w:jc w:val="left"/>
+              <w:jc w:val="both"/>
               <w:textAlignment w:val="auto"/>
               <w:rPr>
                 <w:rFonts w:hint="default" w:ascii="宋体" w:hAnsi="宋体" w:eastAsia="宋体" w:cs="宋体"/>
@@ -13015,19 +13017,17 @@
             </w:pPr>
             <w:r>
               <w:rPr>
-                <w:rFonts w:hint="eastAsia"/>
-                <w:b/>
-                <w:bCs/>
-                <w:sz w:val="24"/>
-                <w:lang w:val="en-US" w:eastAsia="zh-CN"/>
-              </w:rPr>
-              <w:t>经口：</w:t>
-            </w:r>
-          </w:p>
-        </w:tc>
-        <w:tc>
-          <w:tcPr>
-            <w:tcW w:w="4951" w:type="dxa"/>
+                <w:rFonts w:hint="eastAsia" w:hAnsi="Arial"/>
+                <w:b/>
+                <w:sz w:val="24"/>
+              </w:rPr>
+              <w:t>Oral:</w:t>
+            </w:r>
+          </w:p>
+        </w:tc>
+        <w:tc>
+          <w:tcPr>
+            <w:tcW w:w="4338" w:type="dxa"/>
             <w:gridSpan w:val="2"/>
             <w:tcBorders>
               <w:top w:val="dotted" w:color="auto" w:sz="4" w:space="0"/>
@@ -13139,7 +13139,7 @@
         </w:tc>
         <w:tc>
           <w:tcPr>
-            <w:tcW w:w="1311" w:type="dxa"/>
+            <w:tcW w:w="1924" w:type="dxa"/>
             <w:tcBorders>
               <w:top w:val="dotted" w:color="auto" w:sz="4" w:space="0"/>
               <w:left w:val="dotted" w:color="auto" w:sz="4" w:space="0"/>
@@ -13165,7 +13165,7 @@
               <w:snapToGrid/>
               <w:spacing w:line="300" w:lineRule="auto"/>
               <w:ind w:right="482"/>
-              <w:jc w:val="left"/>
+              <w:jc w:val="both"/>
               <w:textAlignment w:val="auto"/>
               <w:rPr>
                 <w:rFonts w:hint="eastAsia"/>
@@ -13177,19 +13177,34 @@
             </w:pPr>
             <w:r>
               <w:rPr>
-                <w:rFonts w:hint="eastAsia"/>
-                <w:b/>
-                <w:bCs/>
+                <w:rFonts w:hint="eastAsia" w:hAnsi="Arial"/>
+                <w:b/>
+                <w:sz w:val="24"/>
+              </w:rPr>
+              <w:t>Inhalatio</w:t>
+            </w:r>
+            <w:r>
+              <w:rPr>
+                <w:rFonts w:hint="eastAsia" w:hAnsi="Arial"/>
+                <w:b/>
                 <w:sz w:val="24"/>
                 <w:lang w:val="en-US" w:eastAsia="zh-CN"/>
               </w:rPr>
-              <w:t>吸入：</w:t>
-            </w:r>
-          </w:p>
-        </w:tc>
-        <w:tc>
-          <w:tcPr>
-            <w:tcW w:w="4951" w:type="dxa"/>
+              <w:t>n</w:t>
+            </w:r>
+            <w:r>
+              <w:rPr>
+                <w:rFonts w:hint="eastAsia" w:hAnsi="Arial"/>
+                <w:b/>
+                <w:sz w:val="24"/>
+              </w:rPr>
+              <w:t>:</w:t>
+            </w:r>
+          </w:p>
+        </w:tc>
+        <w:tc>
+          <w:tcPr>
+            <w:tcW w:w="4338" w:type="dxa"/>
             <w:gridSpan w:val="2"/>
             <w:tcBorders>
               <w:top w:val="dotted" w:color="auto" w:sz="4" w:space="0"/>
@@ -13301,7 +13316,7 @@
         </w:tc>
         <w:tc>
           <w:tcPr>
-            <w:tcW w:w="1311" w:type="dxa"/>
+            <w:tcW w:w="1924" w:type="dxa"/>
             <w:tcBorders>
               <w:top w:val="dotted" w:color="auto" w:sz="4" w:space="0"/>
               <w:left w:val="dotted" w:color="auto" w:sz="4" w:space="0"/>
@@ -13327,7 +13342,7 @@
               <w:snapToGrid/>
               <w:spacing w:line="300" w:lineRule="auto"/>
               <w:ind w:right="482"/>
-              <w:jc w:val="left"/>
+              <w:jc w:val="both"/>
               <w:textAlignment w:val="auto"/>
               <w:rPr>
                 <w:rFonts w:hint="eastAsia"/>
@@ -13339,19 +13354,17 @@
             </w:pPr>
             <w:r>
               <w:rPr>
-                <w:rFonts w:hint="eastAsia"/>
-                <w:b/>
-                <w:bCs/>
-                <w:sz w:val="24"/>
-                <w:lang w:val="en-US" w:eastAsia="zh-CN"/>
-              </w:rPr>
-              <w:t>经皮：</w:t>
-            </w:r>
-          </w:p>
-        </w:tc>
-        <w:tc>
-          <w:tcPr>
-            <w:tcW w:w="4951" w:type="dxa"/>
+                <w:rFonts w:hint="eastAsia" w:hAnsi="Arial"/>
+                <w:b/>
+                <w:sz w:val="24"/>
+              </w:rPr>
+              <w:t>Dermal:</w:t>
+            </w:r>
+          </w:p>
+        </w:tc>
+        <w:tc>
+          <w:tcPr>
+            <w:tcW w:w="4338" w:type="dxa"/>
             <w:gridSpan w:val="2"/>
             <w:tcBorders>
               <w:top w:val="dotted" w:color="auto" w:sz="4" w:space="0"/>
@@ -14529,7 +14542,7 @@
         </w:tc>
         <w:tc>
           <w:tcPr>
-            <w:tcW w:w="1946" w:type="dxa"/>
+            <w:tcW w:w="1999" w:type="dxa"/>
             <w:gridSpan w:val="2"/>
             <w:tcBorders>
               <w:top w:val="dotted" w:color="auto" w:sz="4" w:space="0"/>
@@ -14558,7 +14571,7 @@
               <w:jc w:val="left"/>
               <w:textAlignment w:val="auto"/>
               <w:rPr>
-                <w:rFonts w:hint="default" w:hAnsi="Arial"/>
+                <w:rFonts w:hint="eastAsia" w:hAnsi="Arial" w:eastAsia="宋体"/>
                 <w:b/>
                 <w:bCs/>
                 <w:sz w:val="24"/>
@@ -14567,18 +14580,26 @@
             </w:pPr>
             <w:r>
               <w:rPr>
-                <w:rFonts w:hint="eastAsia" w:ascii="宋体" w:hAnsi="宋体" w:cs="宋体"/>
-                <w:b/>
-                <w:bCs/>
-                <w:sz w:val="24"/>
-              </w:rPr>
-              <w:t>生育力</w:t>
-            </w:r>
-          </w:p>
-        </w:tc>
-        <w:tc>
-          <w:tcPr>
-            <w:tcW w:w="4316" w:type="dxa"/>
+                <w:rFonts w:hint="eastAsia" w:hAnsi="Arial"/>
+                <w:b/>
+                <w:sz w:val="24"/>
+              </w:rPr>
+              <w:t>Fertility</w:t>
+            </w:r>
+            <w:r>
+              <w:rPr>
+                <w:rFonts w:hint="eastAsia" w:hAnsi="Arial"/>
+                <w:b/>
+                <w:sz w:val="24"/>
+                <w:lang w:eastAsia="zh-CN"/>
+              </w:rPr>
+              <w:t>：</w:t>
+            </w:r>
+          </w:p>
+        </w:tc>
+        <w:tc>
+          <w:tcPr>
+            <w:tcW w:w="4263" w:type="dxa"/>
             <w:tcBorders>
               <w:top w:val="dotted" w:color="auto" w:sz="4" w:space="0"/>
               <w:left w:val="dotted" w:color="auto" w:sz="4" w:space="0"/>
@@ -14681,7 +14702,7 @@
         </w:tc>
         <w:tc>
           <w:tcPr>
-            <w:tcW w:w="1946" w:type="dxa"/>
+            <w:tcW w:w="1999" w:type="dxa"/>
             <w:gridSpan w:val="2"/>
             <w:tcBorders>
               <w:top w:val="dotted" w:color="auto" w:sz="4" w:space="0"/>
@@ -14710,27 +14731,36 @@
               <w:jc w:val="left"/>
               <w:textAlignment w:val="auto"/>
               <w:rPr>
-                <w:rFonts w:ascii="宋体" w:hAnsi="宋体" w:eastAsia="宋体" w:cs="宋体"/>
+                <w:rFonts w:hint="eastAsia" w:ascii="宋体" w:hAnsi="宋体" w:eastAsia="宋体" w:cs="宋体"/>
                 <w:b/>
                 <w:bCs/>
                 <w:sz w:val="24"/>
                 <w:szCs w:val="24"/>
-              </w:rPr>
-            </w:pPr>
-            <w:r>
-              <w:rPr>
-                <w:rFonts w:hint="eastAsia" w:ascii="宋体" w:hAnsi="宋体" w:cs="宋体"/>
-                <w:b/>
-                <w:bCs/>
-                <w:sz w:val="24"/>
-              </w:rPr>
-              <w:t>致畸形</w:t>
-            </w:r>
-          </w:p>
-        </w:tc>
-        <w:tc>
-          <w:tcPr>
-            <w:tcW w:w="4316" w:type="dxa"/>
+                <w:lang w:eastAsia="zh-CN"/>
+              </w:rPr>
+            </w:pPr>
+            <w:r>
+              <w:rPr>
+                <w:rFonts w:hint="eastAsia" w:hAnsi="Arial"/>
+                <w:b/>
+                <w:sz w:val="24"/>
+              </w:rPr>
+              <w:t>Teratogenicity</w:t>
+            </w:r>
+            <w:r>
+              <w:rPr>
+                <w:rFonts w:hint="eastAsia" w:hAnsi="Arial"/>
+                <w:b/>
+                <w:sz w:val="24"/>
+                <w:lang w:eastAsia="zh-CN"/>
+              </w:rPr>
+              <w:t>：</w:t>
+            </w:r>
+          </w:p>
+        </w:tc>
+        <w:tc>
+          <w:tcPr>
+            <w:tcW w:w="4263" w:type="dxa"/>
             <w:tcBorders>
               <w:top w:val="dotted" w:color="auto" w:sz="4" w:space="0"/>
               <w:left w:val="dotted" w:color="auto" w:sz="4" w:space="0"/>
@@ -14833,7 +14863,7 @@
         </w:tc>
         <w:tc>
           <w:tcPr>
-            <w:tcW w:w="1946" w:type="dxa"/>
+            <w:tcW w:w="1999" w:type="dxa"/>
             <w:gridSpan w:val="2"/>
             <w:tcBorders>
               <w:top w:val="dotted" w:color="auto" w:sz="4" w:space="0"/>
@@ -14861,26 +14891,37 @@
               <w:jc w:val="left"/>
               <w:textAlignment w:val="auto"/>
               <w:rPr>
-                <w:rFonts w:hint="eastAsia" w:ascii="宋体" w:hAnsi="宋体" w:cs="宋体"/>
+                <w:rFonts w:hint="eastAsia" w:ascii="宋体" w:hAnsi="宋体" w:eastAsia="宋体" w:cs="宋体"/>
                 <w:b/>
                 <w:bCs/>
                 <w:sz w:val="24"/>
-              </w:rPr>
-            </w:pPr>
-            <w:r>
-              <w:rPr>
-                <w:rFonts w:hint="eastAsia" w:ascii="宋体" w:hAnsi="宋体" w:cs="宋体"/>
-                <w:b/>
-                <w:bCs/>
-                <w:sz w:val="24"/>
-              </w:rPr>
-              <w:t>体外遗传毒性</w:t>
-            </w:r>
-          </w:p>
-        </w:tc>
-        <w:tc>
-          <w:tcPr>
-            <w:tcW w:w="4316" w:type="dxa"/>
+                <w:lang w:eastAsia="zh-CN"/>
+              </w:rPr>
+            </w:pPr>
+            <w:r>
+              <w:rPr>
+                <w:rFonts w:hint="eastAsia" w:hAnsi="Arial"/>
+                <w:b/>
+                <w:sz w:val="24"/>
+              </w:rPr>
+              <w:t>In vitro genotoxicity</w:t>
+            </w:r>
+            <w:r>
+              <w:rPr>
+                <w:rFonts w:hint="eastAsia" w:hAnsi="Arial"/>
+                <w:b/>
+                <w:sz w:val="24"/>
+                <w:lang w:eastAsia="zh-CN"/>
+              </w:rPr>
+              <w:t>：</w:t>
+            </w:r>
+            <w:bookmarkStart w:id="0" w:name="_GoBack"/>
+            <w:bookmarkEnd w:id="0"/>
+          </w:p>
+        </w:tc>
+        <w:tc>
+          <w:tcPr>
+            <w:tcW w:w="4263" w:type="dxa"/>
             <w:tcBorders>
               <w:top w:val="dotted" w:color="auto" w:sz="4" w:space="0"/>
               <w:left w:val="dotted" w:color="auto" w:sz="4" w:space="0"/>
@@ -17817,19 +17858,7 @@
                 <w:kern w:val="0"/>
                 <w:sz w:val="24"/>
               </w:rPr>
-              <w:t>Complies with the following regula</w:t>
-            </w:r>
-            <w:bookmarkStart w:id="0" w:name="_GoBack"/>
-            <w:bookmarkEnd w:id="0"/>
-            <w:r>
-              <w:rPr>
-                <w:rFonts w:hint="eastAsia" w:cs="Arial"/>
-                <w:b/>
-                <w:bCs/>
-                <w:kern w:val="0"/>
-                <w:sz w:val="24"/>
-              </w:rPr>
-              <w:t>tions：</w:t>
+              <w:t>Complies with the following regulations：</w:t>
             </w:r>
           </w:p>
         </w:tc>

--- a/MSDS Skill/examples/template_reference_en_source.docx
+++ b/MSDS Skill/examples/template_reference_en_source.docx
@@ -7055,8 +7055,11 @@
         </w:tblCellMar>
       </w:tblPr>
       <w:tblGrid>
-        <w:gridCol w:w="3519"/>
-        <w:gridCol w:w="6341"/>
+        <w:gridCol w:w="3076"/>
+        <w:gridCol w:w="171"/>
+        <w:gridCol w:w="1683"/>
+        <w:gridCol w:w="2465"/>
+        <w:gridCol w:w="2465"/>
       </w:tblGrid>
       <w:tr>
         <w:tblPrEx>
@@ -7081,7 +7084,7 @@
         <w:tc>
           <w:tcPr>
             <w:tcW w:w="9860" w:type="dxa"/>
-            <w:gridSpan w:val="2"/>
+            <w:gridSpan w:val="5"/>
             <w:tcBorders>
               <w:bottom w:val="single" w:color="auto" w:sz="4" w:space="0"/>
               <w:tl2br w:val="nil"/>
@@ -7147,7 +7150,7 @@
         <w:tc>
           <w:tcPr>
             <w:tcW w:w="9860" w:type="dxa"/>
-            <w:gridSpan w:val="2"/>
+            <w:gridSpan w:val="5"/>
             <w:tcBorders>
               <w:top w:val="single" w:color="auto" w:sz="4" w:space="0"/>
               <w:left w:val="single" w:color="auto" w:sz="4" w:space="0"/>
@@ -7224,7 +7227,8 @@
         </w:trPr>
         <w:tc>
           <w:tcPr>
-            <w:tcW w:w="3519" w:type="dxa"/>
+            <w:tcW w:w="3247" w:type="dxa"/>
+            <w:gridSpan w:val="2"/>
             <w:tcBorders>
               <w:top w:val="single" w:color="auto" w:sz="4" w:space="0"/>
               <w:left w:val="single" w:color="auto" w:sz="4" w:space="0"/>
@@ -7267,7 +7271,8 @@
         </w:tc>
         <w:tc>
           <w:tcPr>
-            <w:tcW w:w="6341" w:type="dxa"/>
+            <w:tcW w:w="6613" w:type="dxa"/>
+            <w:gridSpan w:val="3"/>
             <w:tcBorders>
               <w:top w:val="single" w:color="auto" w:sz="4" w:space="0"/>
               <w:left w:val="dotted" w:color="auto" w:sz="4" w:space="0"/>
@@ -7332,7 +7337,8 @@
         </w:trPr>
         <w:tc>
           <w:tcPr>
-            <w:tcW w:w="3519" w:type="dxa"/>
+            <w:tcW w:w="3247" w:type="dxa"/>
+            <w:gridSpan w:val="2"/>
             <w:tcBorders>
               <w:top w:val="dotted" w:color="auto" w:sz="4" w:space="0"/>
               <w:left w:val="single" w:color="auto" w:sz="4" w:space="0"/>
@@ -7394,7 +7400,8 @@
         </w:tc>
         <w:tc>
           <w:tcPr>
-            <w:tcW w:w="6341" w:type="dxa"/>
+            <w:tcW w:w="6613" w:type="dxa"/>
+            <w:gridSpan w:val="3"/>
             <w:tcBorders>
               <w:top w:val="dotted" w:color="auto" w:sz="4" w:space="0"/>
               <w:left w:val="dotted" w:color="auto" w:sz="4" w:space="0"/>
@@ -7464,7 +7471,8 @@
         </w:trPr>
         <w:tc>
           <w:tcPr>
-            <w:tcW w:w="3519" w:type="dxa"/>
+            <w:tcW w:w="3247" w:type="dxa"/>
+            <w:gridSpan w:val="2"/>
             <w:tcBorders>
               <w:top w:val="dotted" w:color="auto" w:sz="4" w:space="0"/>
               <w:left w:val="single" w:color="auto" w:sz="4" w:space="0"/>
@@ -7507,7 +7515,8 @@
         </w:tc>
         <w:tc>
           <w:tcPr>
-            <w:tcW w:w="6341" w:type="dxa"/>
+            <w:tcW w:w="6613" w:type="dxa"/>
+            <w:gridSpan w:val="3"/>
             <w:tcBorders>
               <w:top w:val="dotted" w:color="auto" w:sz="4" w:space="0"/>
               <w:left w:val="dotted" w:color="auto" w:sz="4" w:space="0"/>
@@ -7573,7 +7582,8 @@
         </w:trPr>
         <w:tc>
           <w:tcPr>
-            <w:tcW w:w="3519" w:type="dxa"/>
+            <w:tcW w:w="3247" w:type="dxa"/>
+            <w:gridSpan w:val="2"/>
             <w:tcBorders>
               <w:top w:val="dotted" w:color="auto" w:sz="4" w:space="0"/>
               <w:left w:val="single" w:color="auto" w:sz="4" w:space="0"/>
@@ -7617,7 +7627,8 @@
         </w:tc>
         <w:tc>
           <w:tcPr>
-            <w:tcW w:w="6341" w:type="dxa"/>
+            <w:tcW w:w="6613" w:type="dxa"/>
+            <w:gridSpan w:val="3"/>
             <w:tcBorders>
               <w:top w:val="dotted" w:color="auto" w:sz="4" w:space="0"/>
               <w:left w:val="dotted" w:color="auto" w:sz="4" w:space="0"/>
@@ -7707,7 +7718,8 @@
         </w:trPr>
         <w:tc>
           <w:tcPr>
-            <w:tcW w:w="3519" w:type="dxa"/>
+            <w:tcW w:w="3247" w:type="dxa"/>
+            <w:gridSpan w:val="2"/>
             <w:tcBorders>
               <w:top w:val="dotted" w:color="auto" w:sz="4" w:space="0"/>
               <w:left w:val="single" w:color="auto" w:sz="4" w:space="0"/>
@@ -7751,7 +7763,8 @@
         </w:tc>
         <w:tc>
           <w:tcPr>
-            <w:tcW w:w="6341" w:type="dxa"/>
+            <w:tcW w:w="6613" w:type="dxa"/>
+            <w:gridSpan w:val="3"/>
             <w:tcBorders>
               <w:top w:val="dotted" w:color="auto" w:sz="4" w:space="0"/>
               <w:left w:val="dotted" w:color="auto" w:sz="4" w:space="0"/>
@@ -7841,7 +7854,8 @@
         </w:trPr>
         <w:tc>
           <w:tcPr>
-            <w:tcW w:w="3519" w:type="dxa"/>
+            <w:tcW w:w="3247" w:type="dxa"/>
+            <w:gridSpan w:val="2"/>
             <w:tcBorders>
               <w:top w:val="dotted" w:color="auto" w:sz="4" w:space="0"/>
               <w:left w:val="single" w:color="auto" w:sz="4" w:space="0"/>
@@ -7885,7 +7899,8 @@
         </w:tc>
         <w:tc>
           <w:tcPr>
-            <w:tcW w:w="6341" w:type="dxa"/>
+            <w:tcW w:w="6613" w:type="dxa"/>
+            <w:gridSpan w:val="3"/>
             <w:tcBorders>
               <w:top w:val="dotted" w:color="auto" w:sz="4" w:space="0"/>
               <w:left w:val="dotted" w:color="auto" w:sz="4" w:space="0"/>
@@ -7975,7 +7990,8 @@
         </w:trPr>
         <w:tc>
           <w:tcPr>
-            <w:tcW w:w="3519" w:type="dxa"/>
+            <w:tcW w:w="3247" w:type="dxa"/>
+            <w:gridSpan w:val="2"/>
             <w:tcBorders>
               <w:top w:val="dotted" w:color="auto" w:sz="4" w:space="0"/>
               <w:left w:val="single" w:color="auto" w:sz="4" w:space="0"/>
@@ -8017,7 +8033,8 @@
         </w:tc>
         <w:tc>
           <w:tcPr>
-            <w:tcW w:w="6341" w:type="dxa"/>
+            <w:tcW w:w="6613" w:type="dxa"/>
+            <w:gridSpan w:val="3"/>
             <w:tcBorders>
               <w:top w:val="dotted" w:color="auto" w:sz="4" w:space="0"/>
               <w:left w:val="dotted" w:color="auto" w:sz="4" w:space="0"/>
@@ -8072,7 +8089,8 @@
         </w:trPr>
         <w:tc>
           <w:tcPr>
-            <w:tcW w:w="3519" w:type="dxa"/>
+            <w:tcW w:w="3247" w:type="dxa"/>
+            <w:gridSpan w:val="2"/>
             <w:tcBorders>
               <w:top w:val="dotted" w:color="auto" w:sz="4" w:space="0"/>
               <w:left w:val="single" w:color="auto" w:sz="4" w:space="0"/>
@@ -8115,7 +8133,8 @@
         </w:tc>
         <w:tc>
           <w:tcPr>
-            <w:tcW w:w="6341" w:type="dxa"/>
+            <w:tcW w:w="6613" w:type="dxa"/>
+            <w:gridSpan w:val="3"/>
             <w:tcBorders>
               <w:top w:val="dotted" w:color="auto" w:sz="4" w:space="0"/>
               <w:left w:val="dotted" w:color="auto" w:sz="4" w:space="0"/>
@@ -8196,7 +8215,8 @@
         </w:trPr>
         <w:tc>
           <w:tcPr>
-            <w:tcW w:w="3519" w:type="dxa"/>
+            <w:tcW w:w="3247" w:type="dxa"/>
+            <w:gridSpan w:val="2"/>
             <w:tcBorders>
               <w:top w:val="dotted" w:color="auto" w:sz="4" w:space="0"/>
               <w:left w:val="single" w:color="auto" w:sz="4" w:space="0"/>
@@ -8239,7 +8259,8 @@
         </w:tc>
         <w:tc>
           <w:tcPr>
-            <w:tcW w:w="6341" w:type="dxa"/>
+            <w:tcW w:w="6613" w:type="dxa"/>
+            <w:gridSpan w:val="3"/>
             <w:tcBorders>
               <w:top w:val="dotted" w:color="auto" w:sz="4" w:space="0"/>
               <w:left w:val="dotted" w:color="auto" w:sz="4" w:space="0"/>
@@ -8303,13 +8324,140 @@
         </w:trPr>
         <w:tc>
           <w:tcPr>
-            <w:tcW w:w="3519" w:type="dxa"/>
+            <w:tcW w:w="3247" w:type="dxa"/>
+            <w:gridSpan w:val="2"/>
+            <w:tcBorders>
+              <w:top w:val="dotted" w:color="auto" w:sz="4" w:space="0"/>
+              <w:left w:val="single" w:color="auto" w:sz="4" w:space="0"/>
+              <w:bottom w:val="dotted" w:color="auto" w:sz="4" w:space="0"/>
+              <w:right w:val="dotted" w:color="auto" w:sz="4" w:space="0"/>
+            </w:tcBorders>
+            <w:vAlign w:val="center"/>
+          </w:tcPr>
+          <w:p>
+            <w:pPr>
+              <w:keepNext w:val="0"/>
+              <w:keepLines w:val="0"/>
+              <w:pageBreakBefore w:val="0"/>
+              <w:widowControl w:val="0"/>
+              <w:kinsoku/>
+              <w:wordWrap/>
+              <w:overflowPunct/>
+              <w:topLinePunct w:val="0"/>
+              <w:bidi w:val="0"/>
+              <w:adjustRightInd/>
+              <w:snapToGrid/>
+              <w:spacing w:line="300" w:lineRule="auto"/>
+              <w:jc w:val="left"/>
+              <w:textAlignment w:val="auto"/>
+              <w:rPr>
+                <w:rFonts w:hint="eastAsia" w:hAnsi="Arial" w:cs="Arial"/>
+                <w:kern w:val="0"/>
+                <w:sz w:val="24"/>
+                <w:lang w:val="en-US" w:eastAsia="zh-CN"/>
+              </w:rPr>
+            </w:pPr>
+            <w:r>
+              <w:rPr>
+                <w:rFonts w:hint="eastAsia" w:hAnsi="Arial" w:cs="Times New Roman"/>
+                <w:b/>
+                <w:kern w:val="2"/>
+                <w:sz w:val="21"/>
+                <w:szCs w:val="21"/>
+                <w:lang w:val="en-US" w:eastAsia="zh-CN" w:bidi="ar-SA"/>
+              </w:rPr>
+              <w:t xml:space="preserve">8.2  </w:t>
+            </w:r>
+            <w:r>
+              <w:rPr>
+                <w:rFonts w:hint="eastAsia" w:hAnsi="Arial"/>
+                <w:b/>
+                <w:sz w:val="24"/>
+                <w:lang w:val="en-US" w:eastAsia="zh-CN"/>
+              </w:rPr>
+              <w:t>Engineering controls：</w:t>
+            </w:r>
+          </w:p>
+        </w:tc>
+        <w:tc>
+          <w:tcPr>
+            <w:tcW w:w="6613" w:type="dxa"/>
+            <w:gridSpan w:val="3"/>
+            <w:tcBorders>
+              <w:top w:val="dotted" w:color="auto" w:sz="4" w:space="0"/>
+              <w:left w:val="dotted" w:color="auto" w:sz="4" w:space="0"/>
+              <w:bottom w:val="dotted" w:color="auto" w:sz="4" w:space="0"/>
+              <w:right w:val="single" w:color="auto" w:sz="4" w:space="0"/>
+            </w:tcBorders>
+            <w:vAlign w:val="center"/>
+          </w:tcPr>
+          <w:p>
+            <w:pPr>
+              <w:keepNext w:val="0"/>
+              <w:keepLines w:val="0"/>
+              <w:pageBreakBefore w:val="0"/>
+              <w:widowControl w:val="0"/>
+              <w:kinsoku/>
+              <w:wordWrap/>
+              <w:overflowPunct/>
+              <w:topLinePunct w:val="0"/>
+              <w:bidi w:val="0"/>
+              <w:adjustRightInd/>
+              <w:snapToGrid/>
+              <w:spacing w:line="300" w:lineRule="auto"/>
+              <w:jc w:val="left"/>
+              <w:textAlignment w:val="auto"/>
+              <w:rPr>
+                <w:rFonts w:hint="default" w:hAnsi="Arial" w:cs="Times New Roman"/>
+                <w:b/>
+                <w:kern w:val="2"/>
+                <w:sz w:val="21"/>
+                <w:szCs w:val="21"/>
+                <w:lang w:val="en-US" w:eastAsia="zh-CN" w:bidi="ar-SA"/>
+              </w:rPr>
+            </w:pPr>
+            <w:r>
+              <w:rPr>
+                <w:rFonts w:hint="eastAsia" w:hAnsi="Arial" w:cs="Arial"/>
+                <w:kern w:val="0"/>
+                <w:sz w:val="24"/>
+              </w:rPr>
+              <w:t>使用局部排风或全面通风，保持工作场所空气中浓度低于职业接触限值；工作场所设置洗眼器与安全淋浴设施。</w:t>
+            </w:r>
+          </w:p>
+        </w:tc>
+      </w:tr>
+      <w:tr>
+        <w:tblPrEx>
+          <w:tblBorders>
+            <w:top w:val="dotted" w:color="auto" w:sz="4" w:space="0"/>
+            <w:left w:val="dotted" w:color="auto" w:sz="4" w:space="0"/>
+            <w:bottom w:val="dotted" w:color="auto" w:sz="4" w:space="0"/>
+            <w:right w:val="dotted" w:color="auto" w:sz="4" w:space="0"/>
+            <w:insideH w:val="none" w:color="auto" w:sz="0" w:space="0"/>
+            <w:insideV w:val="none" w:color="auto" w:sz="0" w:space="0"/>
+          </w:tblBorders>
+          <w:tblCellMar>
+            <w:top w:w="0" w:type="dxa"/>
+            <w:left w:w="108" w:type="dxa"/>
+            <w:bottom w:w="0" w:type="dxa"/>
+            <w:right w:w="108" w:type="dxa"/>
+          </w:tblCellMar>
+        </w:tblPrEx>
+        <w:trPr>
+          <w:trHeight w:val="244" w:hRule="atLeast"/>
+        </w:trPr>
+        <w:tc>
+          <w:tcPr>
+            <w:tcW w:w="9860" w:type="dxa"/>
+            <w:gridSpan w:val="5"/>
             <w:tcBorders>
               <w:top w:val="dotted" w:color="auto" w:sz="4" w:space="0"/>
               <w:left w:val="single" w:color="auto" w:sz="4" w:space="0"/>
               <w:bottom w:val="single" w:color="auto" w:sz="4" w:space="0"/>
-              <w:right w:val="dotted" w:color="auto" w:sz="4" w:space="0"/>
-            </w:tcBorders>
+              <w:right w:val="single" w:color="auto" w:sz="4" w:space="0"/>
+            </w:tcBorders>
+            <w:shd w:val="clear"/>
             <w:vAlign w:val="center"/>
           </w:tcPr>
           <w:p>
@@ -8332,40 +8480,50 @@
                 <w:rFonts w:hint="eastAsia" w:hAnsi="Arial" w:cs="Arial"/>
                 <w:kern w:val="0"/>
                 <w:sz w:val="24"/>
+              </w:rPr>
+            </w:pPr>
+            <w:r>
+              <w:rPr>
+                <w:rFonts w:hint="eastAsia" w:hAnsi="Arial"/>
+                <w:b/>
+                <w:sz w:val="24"/>
                 <w:lang w:val="en-US" w:eastAsia="zh-CN"/>
               </w:rPr>
-            </w:pPr>
-            <w:r>
-              <w:rPr>
-                <w:rFonts w:hint="eastAsia" w:hAnsi="Arial" w:cs="Times New Roman"/>
-                <w:b/>
-                <w:kern w:val="2"/>
-                <w:sz w:val="21"/>
-                <w:szCs w:val="21"/>
-                <w:lang w:val="en-US" w:eastAsia="zh-CN" w:bidi="ar-SA"/>
-              </w:rPr>
-              <w:t xml:space="preserve">8.2  </w:t>
-            </w:r>
-            <w:r>
-              <w:rPr>
-                <w:rFonts w:hint="eastAsia" w:hAnsi="Arial"/>
-                <w:b/>
-                <w:sz w:val="24"/>
-                <w:lang w:val="en-US" w:eastAsia="zh-CN"/>
-              </w:rPr>
-              <w:t>Engineering controls：</w:t>
-            </w:r>
-          </w:p>
-        </w:tc>
-        <w:tc>
-          <w:tcPr>
-            <w:tcW w:w="6341" w:type="dxa"/>
-            <w:tcBorders>
-              <w:top w:val="dotted" w:color="auto" w:sz="4" w:space="0"/>
-              <w:left w:val="dotted" w:color="auto" w:sz="4" w:space="0"/>
+              <w:t>Control parameters for workplace components</w:t>
+            </w:r>
+          </w:p>
+        </w:tc>
+      </w:tr>
+      <w:tr>
+        <w:tblPrEx>
+          <w:tblBorders>
+            <w:top w:val="dotted" w:color="auto" w:sz="4" w:space="0"/>
+            <w:left w:val="dotted" w:color="auto" w:sz="4" w:space="0"/>
+            <w:bottom w:val="dotted" w:color="auto" w:sz="4" w:space="0"/>
+            <w:right w:val="dotted" w:color="auto" w:sz="4" w:space="0"/>
+            <w:insideH w:val="none" w:color="auto" w:sz="0" w:space="0"/>
+            <w:insideV w:val="none" w:color="auto" w:sz="0" w:space="0"/>
+          </w:tblBorders>
+          <w:tblCellMar>
+            <w:top w:w="0" w:type="dxa"/>
+            <w:left w:w="108" w:type="dxa"/>
+            <w:bottom w:w="0" w:type="dxa"/>
+            <w:right w:w="108" w:type="dxa"/>
+          </w:tblCellMar>
+        </w:tblPrEx>
+        <w:trPr>
+          <w:trHeight w:val="244" w:hRule="atLeast"/>
+        </w:trPr>
+        <w:tc>
+          <w:tcPr>
+            <w:tcW w:w="3076" w:type="dxa"/>
+            <w:tcBorders>
+              <w:top w:val="dotted" w:color="auto" w:sz="4" w:space="0"/>
+              <w:left w:val="single" w:color="auto" w:sz="4" w:space="0"/>
               <w:bottom w:val="single" w:color="auto" w:sz="4" w:space="0"/>
               <w:right w:val="single" w:color="auto" w:sz="4" w:space="0"/>
             </w:tcBorders>
+            <w:shd w:val="clear"/>
             <w:vAlign w:val="center"/>
           </w:tcPr>
           <w:p>
@@ -8385,21 +8543,558 @@
               <w:jc w:val="left"/>
               <w:textAlignment w:val="auto"/>
               <w:rPr>
-                <w:rFonts w:hint="default" w:hAnsi="Arial" w:cs="Times New Roman"/>
-                <w:b/>
-                <w:kern w:val="2"/>
-                <w:sz w:val="21"/>
-                <w:szCs w:val="21"/>
-                <w:lang w:val="en-US" w:eastAsia="zh-CN" w:bidi="ar-SA"/>
-              </w:rPr>
-            </w:pPr>
-            <w:r>
-              <w:rPr>
-                <w:rFonts w:hint="eastAsia" w:hAnsi="Arial" w:cs="Arial"/>
-                <w:kern w:val="0"/>
-                <w:sz w:val="24"/>
-              </w:rPr>
-              <w:t>使用局部排风或全面通风，保持工作场所空气中浓度低于职业接触限值；工作场所设置洗眼器与安全淋浴设施。</w:t>
+                <w:rFonts w:hint="eastAsia" w:hAnsi="Arial"/>
+                <w:b/>
+                <w:sz w:val="24"/>
+                <w:lang w:val="en-US" w:eastAsia="zh-CN"/>
+              </w:rPr>
+            </w:pPr>
+            <w:bookmarkStart w:id="0" w:name="_GoBack" w:colFirst="0" w:colLast="3"/>
+            <w:r>
+              <w:rPr>
+                <w:rFonts w:hint="eastAsia" w:hAnsi="Arial"/>
+                <w:b/>
+                <w:sz w:val="24"/>
+                <w:lang w:val="en-US" w:eastAsia="zh-CN"/>
+              </w:rPr>
+              <w:t>Substance</w:t>
+            </w:r>
+          </w:p>
+        </w:tc>
+        <w:tc>
+          <w:tcPr>
+            <w:tcW w:w="1854" w:type="dxa"/>
+            <w:gridSpan w:val="2"/>
+            <w:tcBorders>
+              <w:top w:val="dotted" w:color="auto" w:sz="4" w:space="0"/>
+              <w:left w:val="single" w:color="auto" w:sz="4" w:space="0"/>
+              <w:bottom w:val="single" w:color="auto" w:sz="4" w:space="0"/>
+              <w:right w:val="single" w:color="auto" w:sz="4" w:space="0"/>
+            </w:tcBorders>
+            <w:shd w:val="clear"/>
+            <w:vAlign w:val="center"/>
+          </w:tcPr>
+          <w:p>
+            <w:pPr>
+              <w:keepNext w:val="0"/>
+              <w:keepLines w:val="0"/>
+              <w:pageBreakBefore w:val="0"/>
+              <w:widowControl w:val="0"/>
+              <w:kinsoku/>
+              <w:wordWrap/>
+              <w:overflowPunct/>
+              <w:topLinePunct w:val="0"/>
+              <w:bidi w:val="0"/>
+              <w:adjustRightInd/>
+              <w:snapToGrid/>
+              <w:spacing w:line="300" w:lineRule="auto"/>
+              <w:jc w:val="left"/>
+              <w:textAlignment w:val="auto"/>
+              <w:rPr>
+                <w:rFonts w:hint="eastAsia" w:hAnsi="Arial"/>
+                <w:b/>
+                <w:sz w:val="24"/>
+                <w:lang w:val="en-US" w:eastAsia="zh-CN"/>
+              </w:rPr>
+            </w:pPr>
+            <w:r>
+              <w:rPr>
+                <w:rFonts w:hint="eastAsia" w:hAnsi="Arial"/>
+                <w:b/>
+                <w:sz w:val="24"/>
+                <w:lang w:val="en-US" w:eastAsia="zh-CN"/>
+              </w:rPr>
+              <w:t>Basis</w:t>
+            </w:r>
+          </w:p>
+        </w:tc>
+        <w:tc>
+          <w:tcPr>
+            <w:tcW w:w="2465" w:type="dxa"/>
+            <w:tcBorders>
+              <w:top w:val="dotted" w:color="auto" w:sz="4" w:space="0"/>
+              <w:left w:val="single" w:color="auto" w:sz="4" w:space="0"/>
+              <w:bottom w:val="single" w:color="auto" w:sz="4" w:space="0"/>
+              <w:right w:val="single" w:color="auto" w:sz="4" w:space="0"/>
+            </w:tcBorders>
+            <w:shd w:val="clear"/>
+            <w:vAlign w:val="center"/>
+          </w:tcPr>
+          <w:p>
+            <w:pPr>
+              <w:keepNext w:val="0"/>
+              <w:keepLines w:val="0"/>
+              <w:pageBreakBefore w:val="0"/>
+              <w:widowControl w:val="0"/>
+              <w:kinsoku/>
+              <w:wordWrap/>
+              <w:overflowPunct/>
+              <w:topLinePunct w:val="0"/>
+              <w:bidi w:val="0"/>
+              <w:adjustRightInd/>
+              <w:snapToGrid/>
+              <w:spacing w:line="300" w:lineRule="auto"/>
+              <w:jc w:val="left"/>
+              <w:textAlignment w:val="auto"/>
+              <w:rPr>
+                <w:rFonts w:hint="eastAsia" w:hAnsi="Arial"/>
+                <w:b/>
+                <w:sz w:val="24"/>
+                <w:lang w:val="en-US" w:eastAsia="zh-CN"/>
+              </w:rPr>
+            </w:pPr>
+            <w:r>
+              <w:rPr>
+                <w:rFonts w:hint="eastAsia" w:hAnsi="Arial"/>
+                <w:b/>
+                <w:sz w:val="24"/>
+                <w:lang w:val="en-US" w:eastAsia="zh-CN"/>
+              </w:rPr>
+              <w:t>Type</w:t>
+            </w:r>
+          </w:p>
+        </w:tc>
+        <w:tc>
+          <w:tcPr>
+            <w:tcW w:w="2465" w:type="dxa"/>
+            <w:tcBorders>
+              <w:top w:val="dotted" w:color="auto" w:sz="4" w:space="0"/>
+              <w:left w:val="single" w:color="auto" w:sz="4" w:space="0"/>
+              <w:bottom w:val="single" w:color="auto" w:sz="4" w:space="0"/>
+              <w:right w:val="single" w:color="auto" w:sz="4" w:space="0"/>
+            </w:tcBorders>
+            <w:shd w:val="clear"/>
+            <w:vAlign w:val="center"/>
+          </w:tcPr>
+          <w:p>
+            <w:pPr>
+              <w:keepNext w:val="0"/>
+              <w:keepLines w:val="0"/>
+              <w:pageBreakBefore w:val="0"/>
+              <w:widowControl w:val="0"/>
+              <w:kinsoku/>
+              <w:wordWrap/>
+              <w:overflowPunct/>
+              <w:topLinePunct w:val="0"/>
+              <w:bidi w:val="0"/>
+              <w:adjustRightInd/>
+              <w:snapToGrid/>
+              <w:spacing w:line="300" w:lineRule="auto"/>
+              <w:jc w:val="left"/>
+              <w:textAlignment w:val="auto"/>
+              <w:rPr>
+                <w:rFonts w:hint="eastAsia" w:hAnsi="Arial"/>
+                <w:b/>
+                <w:sz w:val="24"/>
+                <w:lang w:val="en-US" w:eastAsia="zh-CN"/>
+              </w:rPr>
+            </w:pPr>
+            <w:r>
+              <w:rPr>
+                <w:rFonts w:hint="eastAsia" w:hAnsi="Arial"/>
+                <w:b/>
+                <w:sz w:val="24"/>
+                <w:lang w:val="en-US" w:eastAsia="zh-CN"/>
+              </w:rPr>
+              <w:t>Value</w:t>
+            </w:r>
+          </w:p>
+        </w:tc>
+      </w:tr>
+      <w:bookmarkEnd w:id="0"/>
+      <w:tr>
+        <w:tblPrEx>
+          <w:tblBorders>
+            <w:top w:val="dotted" w:color="auto" w:sz="4" w:space="0"/>
+            <w:left w:val="dotted" w:color="auto" w:sz="4" w:space="0"/>
+            <w:bottom w:val="dotted" w:color="auto" w:sz="4" w:space="0"/>
+            <w:right w:val="dotted" w:color="auto" w:sz="4" w:space="0"/>
+            <w:insideH w:val="none" w:color="auto" w:sz="0" w:space="0"/>
+            <w:insideV w:val="none" w:color="auto" w:sz="0" w:space="0"/>
+          </w:tblBorders>
+          <w:tblCellMar>
+            <w:top w:w="0" w:type="dxa"/>
+            <w:left w:w="108" w:type="dxa"/>
+            <w:bottom w:w="0" w:type="dxa"/>
+            <w:right w:w="108" w:type="dxa"/>
+          </w:tblCellMar>
+        </w:tblPrEx>
+        <w:trPr>
+          <w:trHeight w:val="244" w:hRule="atLeast"/>
+        </w:trPr>
+        <w:tc>
+          <w:tcPr>
+            <w:tcW w:w="3076" w:type="dxa"/>
+            <w:tcBorders>
+              <w:top w:val="dotted" w:color="auto" w:sz="4" w:space="0"/>
+              <w:left w:val="single" w:color="auto" w:sz="4" w:space="0"/>
+              <w:bottom w:val="dotted" w:color="auto" w:sz="4" w:space="0"/>
+              <w:right w:val="single" w:color="auto" w:sz="4" w:space="0"/>
+            </w:tcBorders>
+            <w:shd w:val="clear" w:color="auto" w:fill="auto"/>
+            <w:vAlign w:val="top"/>
+          </w:tcPr>
+          <w:p>
+            <w:pPr>
+              <w:spacing w:line="300" w:lineRule="auto"/>
+              <w:rPr>
+                <w:rFonts w:hint="eastAsia" w:ascii="Times New Roman" w:hAnsi="Times New Roman" w:eastAsia="宋体" w:cs="Times New Roman"/>
+                <w:kern w:val="2"/>
+                <w:sz w:val="24"/>
+                <w:szCs w:val="24"/>
+                <w:lang w:val="en-US" w:eastAsia="zh-CN" w:bidi="ar-SA"/>
+              </w:rPr>
+            </w:pPr>
+            <w:r>
+              <w:rPr>
+                <w:rFonts w:hint="eastAsia"/>
+                <w:sz w:val="24"/>
+              </w:rPr>
+              <w:t>六亚甲基-</w:t>
+            </w:r>
+            <w:r>
+              <w:rPr>
+                <w:sz w:val="24"/>
+              </w:rPr>
+              <w:t>1</w:t>
+            </w:r>
+            <w:r>
+              <w:rPr>
+                <w:rFonts w:hint="eastAsia"/>
+                <w:sz w:val="24"/>
+              </w:rPr>
+              <w:t>,</w:t>
+            </w:r>
+            <w:r>
+              <w:rPr>
+                <w:sz w:val="24"/>
+              </w:rPr>
+              <w:t>6</w:t>
+            </w:r>
+            <w:r>
+              <w:rPr>
+                <w:rFonts w:hint="eastAsia"/>
+                <w:sz w:val="24"/>
+              </w:rPr>
+              <w:t>-二异氰酸酯</w:t>
+            </w:r>
+          </w:p>
+        </w:tc>
+        <w:tc>
+          <w:tcPr>
+            <w:tcW w:w="1854" w:type="dxa"/>
+            <w:gridSpan w:val="2"/>
+            <w:tcBorders>
+              <w:top w:val="dotted" w:color="auto" w:sz="4" w:space="0"/>
+              <w:left w:val="single" w:color="auto" w:sz="4" w:space="0"/>
+              <w:bottom w:val="dotted" w:color="auto" w:sz="4" w:space="0"/>
+              <w:right w:val="single" w:color="auto" w:sz="4" w:space="0"/>
+            </w:tcBorders>
+            <w:shd w:val="clear" w:color="auto" w:fill="auto"/>
+            <w:vAlign w:val="top"/>
+          </w:tcPr>
+          <w:p>
+            <w:pPr>
+              <w:spacing w:line="300" w:lineRule="auto"/>
+              <w:rPr>
+                <w:rFonts w:hint="eastAsia" w:ascii="Times New Roman" w:hAnsi="Times New Roman" w:eastAsia="宋体" w:cs="Times New Roman"/>
+                <w:kern w:val="2"/>
+                <w:sz w:val="24"/>
+                <w:szCs w:val="24"/>
+                <w:lang w:val="en-US" w:eastAsia="zh-CN" w:bidi="ar-SA"/>
+              </w:rPr>
+            </w:pPr>
+            <w:r>
+              <w:rPr>
+                <w:rFonts w:hint="eastAsia"/>
+                <w:sz w:val="24"/>
+              </w:rPr>
+              <w:t>CN</w:t>
+            </w:r>
+            <w:r>
+              <w:rPr>
+                <w:sz w:val="24"/>
+              </w:rPr>
+              <w:t xml:space="preserve"> </w:t>
+            </w:r>
+            <w:r>
+              <w:rPr>
+                <w:rFonts w:hint="eastAsia"/>
+                <w:sz w:val="24"/>
+              </w:rPr>
+              <w:t>OEL</w:t>
+            </w:r>
+          </w:p>
+        </w:tc>
+        <w:tc>
+          <w:tcPr>
+            <w:tcW w:w="2465" w:type="dxa"/>
+            <w:tcBorders>
+              <w:top w:val="dotted" w:color="auto" w:sz="4" w:space="0"/>
+              <w:left w:val="single" w:color="auto" w:sz="4" w:space="0"/>
+              <w:bottom w:val="dotted" w:color="auto" w:sz="4" w:space="0"/>
+              <w:right w:val="single" w:color="auto" w:sz="4" w:space="0"/>
+            </w:tcBorders>
+            <w:shd w:val="clear" w:color="auto" w:fill="auto"/>
+            <w:vAlign w:val="top"/>
+          </w:tcPr>
+          <w:p>
+            <w:pPr>
+              <w:spacing w:line="300" w:lineRule="auto"/>
+              <w:rPr>
+                <w:rFonts w:hint="eastAsia" w:ascii="Times New Roman" w:hAnsi="Times New Roman" w:eastAsia="宋体" w:cs="Times New Roman"/>
+                <w:kern w:val="2"/>
+                <w:sz w:val="24"/>
+                <w:szCs w:val="24"/>
+                <w:lang w:val="en-US" w:eastAsia="zh-CN" w:bidi="ar-SA"/>
+              </w:rPr>
+            </w:pPr>
+            <w:r>
+              <w:rPr>
+                <w:rFonts w:hint="eastAsia"/>
+                <w:sz w:val="24"/>
+              </w:rPr>
+              <w:t>TWA</w:t>
+            </w:r>
+          </w:p>
+        </w:tc>
+        <w:tc>
+          <w:tcPr>
+            <w:tcW w:w="2465" w:type="dxa"/>
+            <w:tcBorders>
+              <w:top w:val="dotted" w:color="auto" w:sz="4" w:space="0"/>
+              <w:left w:val="single" w:color="auto" w:sz="4" w:space="0"/>
+              <w:bottom w:val="dotted" w:color="auto" w:sz="4" w:space="0"/>
+              <w:right w:val="single" w:color="auto" w:sz="4" w:space="0"/>
+            </w:tcBorders>
+            <w:shd w:val="clear" w:color="auto" w:fill="auto"/>
+            <w:vAlign w:val="top"/>
+          </w:tcPr>
+          <w:p>
+            <w:pPr>
+              <w:spacing w:line="300" w:lineRule="auto"/>
+              <w:rPr>
+                <w:rFonts w:hint="eastAsia" w:ascii="Times New Roman" w:hAnsi="Times New Roman" w:eastAsia="宋体" w:cs="Times New Roman"/>
+                <w:kern w:val="2"/>
+                <w:sz w:val="24"/>
+                <w:szCs w:val="24"/>
+                <w:lang w:val="en-US" w:eastAsia="zh-CN" w:bidi="ar-SA"/>
+              </w:rPr>
+            </w:pPr>
+            <w:r>
+              <w:rPr>
+                <w:rFonts w:hint="eastAsia"/>
+                <w:sz w:val="24"/>
+              </w:rPr>
+              <w:t>0</w:t>
+            </w:r>
+            <w:r>
+              <w:rPr>
+                <w:sz w:val="24"/>
+              </w:rPr>
+              <w:t xml:space="preserve">.03 </w:t>
+            </w:r>
+            <w:r>
+              <w:rPr>
+                <w:rFonts w:hint="eastAsia"/>
+                <w:sz w:val="24"/>
+              </w:rPr>
+              <w:t>mg</w:t>
+            </w:r>
+            <w:r>
+              <w:rPr>
+                <w:sz w:val="24"/>
+              </w:rPr>
+              <w:t>/m</w:t>
+            </w:r>
+            <w:r>
+              <w:rPr>
+                <w:sz w:val="24"/>
+                <w:vertAlign w:val="superscript"/>
+              </w:rPr>
+              <w:t>3</w:t>
+            </w:r>
+          </w:p>
+        </w:tc>
+      </w:tr>
+      <w:tr>
+        <w:tblPrEx>
+          <w:tblBorders>
+            <w:top w:val="dotted" w:color="auto" w:sz="4" w:space="0"/>
+            <w:left w:val="dotted" w:color="auto" w:sz="4" w:space="0"/>
+            <w:bottom w:val="dotted" w:color="auto" w:sz="4" w:space="0"/>
+            <w:right w:val="dotted" w:color="auto" w:sz="4" w:space="0"/>
+            <w:insideH w:val="none" w:color="auto" w:sz="0" w:space="0"/>
+            <w:insideV w:val="none" w:color="auto" w:sz="0" w:space="0"/>
+          </w:tblBorders>
+          <w:tblCellMar>
+            <w:top w:w="0" w:type="dxa"/>
+            <w:left w:w="108" w:type="dxa"/>
+            <w:bottom w:w="0" w:type="dxa"/>
+            <w:right w:w="108" w:type="dxa"/>
+          </w:tblCellMar>
+        </w:tblPrEx>
+        <w:trPr>
+          <w:trHeight w:val="244" w:hRule="atLeast"/>
+        </w:trPr>
+        <w:tc>
+          <w:tcPr>
+            <w:tcW w:w="3076" w:type="dxa"/>
+            <w:tcBorders>
+              <w:top w:val="dotted" w:color="auto" w:sz="4" w:space="0"/>
+              <w:left w:val="single" w:color="auto" w:sz="4" w:space="0"/>
+              <w:bottom w:val="dotted" w:color="auto" w:sz="4" w:space="0"/>
+              <w:right w:val="single" w:color="auto" w:sz="4" w:space="0"/>
+            </w:tcBorders>
+            <w:shd w:val="clear" w:color="auto" w:fill="auto"/>
+            <w:vAlign w:val="top"/>
+          </w:tcPr>
+          <w:p>
+            <w:pPr>
+              <w:spacing w:line="300" w:lineRule="auto"/>
+              <w:rPr>
+                <w:rFonts w:hint="eastAsia" w:ascii="Times New Roman" w:hAnsi="Times New Roman" w:eastAsia="宋体" w:cs="Times New Roman"/>
+                <w:kern w:val="2"/>
+                <w:sz w:val="24"/>
+                <w:szCs w:val="24"/>
+                <w:lang w:val="en-US" w:eastAsia="zh-CN" w:bidi="ar-SA"/>
+              </w:rPr>
+            </w:pPr>
+            <w:r>
+              <w:rPr>
+                <w:rFonts w:hint="eastAsia"/>
+                <w:sz w:val="24"/>
+              </w:rPr>
+              <w:t>丙二醇甲醚醋酸酯</w:t>
+            </w:r>
+          </w:p>
+        </w:tc>
+        <w:tc>
+          <w:tcPr>
+            <w:tcW w:w="1854" w:type="dxa"/>
+            <w:gridSpan w:val="2"/>
+            <w:tcBorders>
+              <w:top w:val="dotted" w:color="auto" w:sz="4" w:space="0"/>
+              <w:left w:val="single" w:color="auto" w:sz="4" w:space="0"/>
+              <w:bottom w:val="dotted" w:color="auto" w:sz="4" w:space="0"/>
+              <w:right w:val="single" w:color="auto" w:sz="4" w:space="0"/>
+            </w:tcBorders>
+            <w:shd w:val="clear" w:color="auto" w:fill="auto"/>
+            <w:vAlign w:val="top"/>
+          </w:tcPr>
+          <w:p>
+            <w:pPr>
+              <w:spacing w:line="300" w:lineRule="auto"/>
+              <w:rPr>
+                <w:rFonts w:hint="eastAsia" w:ascii="Times New Roman" w:hAnsi="Times New Roman" w:eastAsia="宋体" w:cs="Times New Roman"/>
+                <w:kern w:val="2"/>
+                <w:sz w:val="24"/>
+                <w:szCs w:val="24"/>
+                <w:lang w:val="en-US" w:eastAsia="zh-CN" w:bidi="ar-SA"/>
+              </w:rPr>
+            </w:pPr>
+            <w:r>
+              <w:rPr>
+                <w:rFonts w:hint="eastAsia"/>
+                <w:sz w:val="24"/>
+              </w:rPr>
+              <w:t>CN</w:t>
+            </w:r>
+            <w:r>
+              <w:rPr>
+                <w:sz w:val="24"/>
+              </w:rPr>
+              <w:t xml:space="preserve"> </w:t>
+            </w:r>
+            <w:r>
+              <w:rPr>
+                <w:rFonts w:hint="eastAsia"/>
+                <w:sz w:val="24"/>
+              </w:rPr>
+              <w:t>OEL</w:t>
+            </w:r>
+          </w:p>
+        </w:tc>
+        <w:tc>
+          <w:tcPr>
+            <w:tcW w:w="2465" w:type="dxa"/>
+            <w:tcBorders>
+              <w:top w:val="dotted" w:color="auto" w:sz="4" w:space="0"/>
+              <w:left w:val="single" w:color="auto" w:sz="4" w:space="0"/>
+              <w:bottom w:val="dotted" w:color="auto" w:sz="4" w:space="0"/>
+              <w:right w:val="single" w:color="auto" w:sz="4" w:space="0"/>
+            </w:tcBorders>
+            <w:shd w:val="clear" w:color="auto" w:fill="auto"/>
+            <w:vAlign w:val="top"/>
+          </w:tcPr>
+          <w:p>
+            <w:pPr>
+              <w:spacing w:line="300" w:lineRule="auto"/>
+              <w:rPr>
+                <w:rFonts w:hint="eastAsia" w:ascii="Times New Roman" w:hAnsi="Times New Roman" w:eastAsia="宋体" w:cs="Times New Roman"/>
+                <w:kern w:val="2"/>
+                <w:sz w:val="24"/>
+                <w:szCs w:val="24"/>
+                <w:lang w:val="en-US" w:eastAsia="zh-CN" w:bidi="ar-SA"/>
+              </w:rPr>
+            </w:pPr>
+            <w:r>
+              <w:rPr>
+                <w:rFonts w:hint="eastAsia"/>
+                <w:sz w:val="24"/>
+              </w:rPr>
+              <w:t>TWA</w:t>
+            </w:r>
+          </w:p>
+        </w:tc>
+        <w:tc>
+          <w:tcPr>
+            <w:tcW w:w="2465" w:type="dxa"/>
+            <w:tcBorders>
+              <w:top w:val="dotted" w:color="auto" w:sz="4" w:space="0"/>
+              <w:left w:val="single" w:color="auto" w:sz="4" w:space="0"/>
+              <w:bottom w:val="dotted" w:color="auto" w:sz="4" w:space="0"/>
+              <w:right w:val="single" w:color="auto" w:sz="4" w:space="0"/>
+            </w:tcBorders>
+            <w:shd w:val="clear" w:color="auto" w:fill="auto"/>
+            <w:vAlign w:val="top"/>
+          </w:tcPr>
+          <w:p>
+            <w:pPr>
+              <w:spacing w:line="300" w:lineRule="auto"/>
+              <w:rPr>
+                <w:rFonts w:hint="eastAsia" w:ascii="Times New Roman" w:hAnsi="Times New Roman" w:eastAsia="宋体" w:cs="Times New Roman"/>
+                <w:kern w:val="2"/>
+                <w:sz w:val="24"/>
+                <w:szCs w:val="24"/>
+                <w:lang w:val="en-US" w:eastAsia="zh-CN" w:bidi="ar-SA"/>
+              </w:rPr>
+            </w:pPr>
+            <w:r>
+              <w:rPr>
+                <w:sz w:val="24"/>
+              </w:rPr>
+              <w:t xml:space="preserve">100 </w:t>
+            </w:r>
+            <w:r>
+              <w:rPr>
+                <w:rFonts w:hint="eastAsia"/>
+                <w:sz w:val="24"/>
+              </w:rPr>
+              <w:t>mg</w:t>
+            </w:r>
+            <w:r>
+              <w:rPr>
+                <w:sz w:val="24"/>
+              </w:rPr>
+              <w:t>/m</w:t>
+            </w:r>
+            <w:r>
+              <w:rPr>
+                <w:sz w:val="24"/>
+                <w:vertAlign w:val="superscript"/>
+              </w:rPr>
+              <w:t>3</w:t>
             </w:r>
           </w:p>
         </w:tc>
@@ -14915,8 +15610,6 @@
               </w:rPr>
               <w:t>：</w:t>
             </w:r>
-            <w:bookmarkStart w:id="0" w:name="_GoBack"/>
-            <w:bookmarkEnd w:id="0"/>
           </w:p>
         </w:tc>
         <w:tc>

--- a/MSDS Skill/examples/template_reference_en_source.docx
+++ b/MSDS Skill/examples/template_reference_en_source.docx
@@ -7086,9 +7086,10 @@
             <w:tcW w:w="9860" w:type="dxa"/>
             <w:gridSpan w:val="5"/>
             <w:tcBorders>
-              <w:bottom w:val="single" w:color="auto" w:sz="4" w:space="0"/>
-              <w:tl2br w:val="nil"/>
-              <w:tr2bl w:val="nil"/>
+              <w:top w:val="single" w:color="auto" w:sz="4" w:space="0"/>
+              <w:left w:val="single" w:color="auto" w:sz="4" w:space="0"/>
+              <w:bottom w:val="dotted" w:color="auto" w:sz="4" w:space="0"/>
+              <w:right w:val="single" w:color="auto" w:sz="4" w:space="0"/>
             </w:tcBorders>
             <w:shd w:val="clear" w:color="auto" w:fill="D9D9D9"/>
           </w:tcPr>
@@ -7152,9 +7153,9 @@
             <w:tcW w:w="9860" w:type="dxa"/>
             <w:gridSpan w:val="5"/>
             <w:tcBorders>
-              <w:top w:val="single" w:color="auto" w:sz="4" w:space="0"/>
+              <w:top w:val="dotted" w:color="auto" w:sz="4" w:space="0"/>
               <w:left w:val="single" w:color="auto" w:sz="4" w:space="0"/>
-              <w:bottom w:val="single" w:color="auto" w:sz="4" w:space="0"/>
+              <w:bottom w:val="dotted" w:color="auto" w:sz="4" w:space="0"/>
               <w:right w:val="single" w:color="auto" w:sz="4" w:space="0"/>
             </w:tcBorders>
             <w:vAlign w:val="center"/>
@@ -7230,7 +7231,7 @@
             <w:tcW w:w="3247" w:type="dxa"/>
             <w:gridSpan w:val="2"/>
             <w:tcBorders>
-              <w:top w:val="single" w:color="auto" w:sz="4" w:space="0"/>
+              <w:top w:val="dotted" w:color="auto" w:sz="4" w:space="0"/>
               <w:left w:val="single" w:color="auto" w:sz="4" w:space="0"/>
               <w:bottom w:val="dotted" w:color="auto" w:sz="4" w:space="0"/>
               <w:right w:val="dotted" w:color="auto" w:sz="4" w:space="0"/>
@@ -7274,7 +7275,7 @@
             <w:tcW w:w="6613" w:type="dxa"/>
             <w:gridSpan w:val="3"/>
             <w:tcBorders>
-              <w:top w:val="single" w:color="auto" w:sz="4" w:space="0"/>
+              <w:top w:val="dotted" w:color="auto" w:sz="4" w:space="0"/>
               <w:left w:val="dotted" w:color="auto" w:sz="4" w:space="0"/>
               <w:bottom w:val="dotted" w:color="auto" w:sz="4" w:space="0"/>
               <w:right w:val="single" w:color="auto" w:sz="4" w:space="0"/>
@@ -8454,10 +8455,10 @@
             <w:tcBorders>
               <w:top w:val="dotted" w:color="auto" w:sz="4" w:space="0"/>
               <w:left w:val="single" w:color="auto" w:sz="4" w:space="0"/>
-              <w:bottom w:val="single" w:color="auto" w:sz="4" w:space="0"/>
+              <w:bottom w:val="dotted" w:color="auto" w:sz="4" w:space="0"/>
               <w:right w:val="single" w:color="auto" w:sz="4" w:space="0"/>
             </w:tcBorders>
-            <w:shd w:val="clear"/>
+            <w:shd w:val="clear" w:color="auto" w:fill="auto"/>
             <w:vAlign w:val="center"/>
           </w:tcPr>
           <w:p>
@@ -8491,6 +8492,8 @@
               </w:rPr>
               <w:t>Control parameters for workplace components</w:t>
             </w:r>
+            <w:bookmarkStart w:id="0" w:name="_GoBack"/>
+            <w:bookmarkEnd w:id="0"/>
           </w:p>
         </w:tc>
       </w:tr>
@@ -8520,10 +8523,10 @@
             <w:tcBorders>
               <w:top w:val="dotted" w:color="auto" w:sz="4" w:space="0"/>
               <w:left w:val="single" w:color="auto" w:sz="4" w:space="0"/>
-              <w:bottom w:val="single" w:color="auto" w:sz="4" w:space="0"/>
-              <w:right w:val="single" w:color="auto" w:sz="4" w:space="0"/>
-            </w:tcBorders>
-            <w:shd w:val="clear"/>
+              <w:bottom w:val="dotted" w:color="auto" w:sz="4" w:space="0"/>
+              <w:right w:val="dotted" w:color="auto" w:sz="4" w:space="0"/>
+            </w:tcBorders>
+            <w:shd w:val="clear" w:color="auto" w:fill="auto"/>
             <w:vAlign w:val="center"/>
           </w:tcPr>
           <w:p>
@@ -8549,7 +8552,6 @@
                 <w:lang w:val="en-US" w:eastAsia="zh-CN"/>
               </w:rPr>
             </w:pPr>
-            <w:bookmarkStart w:id="0" w:name="_GoBack" w:colFirst="0" w:colLast="3"/>
             <w:r>
               <w:rPr>
                 <w:rFonts w:hint="eastAsia" w:hAnsi="Arial"/>
@@ -8567,11 +8569,103 @@
             <w:gridSpan w:val="2"/>
             <w:tcBorders>
               <w:top w:val="dotted" w:color="auto" w:sz="4" w:space="0"/>
-              <w:left w:val="single" w:color="auto" w:sz="4" w:space="0"/>
-              <w:bottom w:val="single" w:color="auto" w:sz="4" w:space="0"/>
+              <w:left w:val="dotted" w:color="auto" w:sz="4" w:space="0"/>
+              <w:bottom w:val="dotted" w:color="auto" w:sz="4" w:space="0"/>
+              <w:right w:val="dotted" w:color="auto" w:sz="4" w:space="0"/>
+            </w:tcBorders>
+            <w:shd w:val="clear" w:color="auto" w:fill="auto"/>
+            <w:vAlign w:val="center"/>
+          </w:tcPr>
+          <w:p>
+            <w:pPr>
+              <w:keepNext w:val="0"/>
+              <w:keepLines w:val="0"/>
+              <w:pageBreakBefore w:val="0"/>
+              <w:widowControl w:val="0"/>
+              <w:kinsoku/>
+              <w:wordWrap/>
+              <w:overflowPunct/>
+              <w:topLinePunct w:val="0"/>
+              <w:bidi w:val="0"/>
+              <w:adjustRightInd/>
+              <w:snapToGrid/>
+              <w:spacing w:line="300" w:lineRule="auto"/>
+              <w:jc w:val="left"/>
+              <w:textAlignment w:val="auto"/>
+              <w:rPr>
+                <w:rFonts w:hint="eastAsia" w:hAnsi="Arial"/>
+                <w:b/>
+                <w:sz w:val="24"/>
+                <w:lang w:val="en-US" w:eastAsia="zh-CN"/>
+              </w:rPr>
+            </w:pPr>
+            <w:r>
+              <w:rPr>
+                <w:rFonts w:hint="eastAsia" w:hAnsi="Arial"/>
+                <w:b/>
+                <w:sz w:val="24"/>
+                <w:lang w:val="en-US" w:eastAsia="zh-CN"/>
+              </w:rPr>
+              <w:t>Basis</w:t>
+            </w:r>
+          </w:p>
+        </w:tc>
+        <w:tc>
+          <w:tcPr>
+            <w:tcW w:w="2465" w:type="dxa"/>
+            <w:tcBorders>
+              <w:top w:val="dotted" w:color="auto" w:sz="4" w:space="0"/>
+              <w:left w:val="dotted" w:color="auto" w:sz="4" w:space="0"/>
+              <w:bottom w:val="dotted" w:color="auto" w:sz="4" w:space="0"/>
+              <w:right w:val="dotted" w:color="auto" w:sz="4" w:space="0"/>
+            </w:tcBorders>
+            <w:shd w:val="clear" w:color="auto" w:fill="auto"/>
+            <w:vAlign w:val="center"/>
+          </w:tcPr>
+          <w:p>
+            <w:pPr>
+              <w:keepNext w:val="0"/>
+              <w:keepLines w:val="0"/>
+              <w:pageBreakBefore w:val="0"/>
+              <w:widowControl w:val="0"/>
+              <w:kinsoku/>
+              <w:wordWrap/>
+              <w:overflowPunct/>
+              <w:topLinePunct w:val="0"/>
+              <w:bidi w:val="0"/>
+              <w:adjustRightInd/>
+              <w:snapToGrid/>
+              <w:spacing w:line="300" w:lineRule="auto"/>
+              <w:jc w:val="left"/>
+              <w:textAlignment w:val="auto"/>
+              <w:rPr>
+                <w:rFonts w:hint="eastAsia" w:hAnsi="Arial"/>
+                <w:b/>
+                <w:sz w:val="24"/>
+                <w:lang w:val="en-US" w:eastAsia="zh-CN"/>
+              </w:rPr>
+            </w:pPr>
+            <w:r>
+              <w:rPr>
+                <w:rFonts w:hint="eastAsia" w:hAnsi="Arial"/>
+                <w:b/>
+                <w:sz w:val="24"/>
+                <w:lang w:val="en-US" w:eastAsia="zh-CN"/>
+              </w:rPr>
+              <w:t>Type</w:t>
+            </w:r>
+          </w:p>
+        </w:tc>
+        <w:tc>
+          <w:tcPr>
+            <w:tcW w:w="2465" w:type="dxa"/>
+            <w:tcBorders>
+              <w:top w:val="dotted" w:color="auto" w:sz="4" w:space="0"/>
+              <w:left w:val="dotted" w:color="auto" w:sz="4" w:space="0"/>
+              <w:bottom w:val="dotted" w:color="auto" w:sz="4" w:space="0"/>
               <w:right w:val="single" w:color="auto" w:sz="4" w:space="0"/>
             </w:tcBorders>
-            <w:shd w:val="clear"/>
+            <w:shd w:val="clear" w:color="auto" w:fill="auto"/>
             <w:vAlign w:val="center"/>
           </w:tcPr>
           <w:p>
@@ -8604,315 +8698,7 @@
                 <w:sz w:val="24"/>
                 <w:lang w:val="en-US" w:eastAsia="zh-CN"/>
               </w:rPr>
-              <w:t>Basis</w:t>
-            </w:r>
-          </w:p>
-        </w:tc>
-        <w:tc>
-          <w:tcPr>
-            <w:tcW w:w="2465" w:type="dxa"/>
-            <w:tcBorders>
-              <w:top w:val="dotted" w:color="auto" w:sz="4" w:space="0"/>
-              <w:left w:val="single" w:color="auto" w:sz="4" w:space="0"/>
-              <w:bottom w:val="single" w:color="auto" w:sz="4" w:space="0"/>
-              <w:right w:val="single" w:color="auto" w:sz="4" w:space="0"/>
-            </w:tcBorders>
-            <w:shd w:val="clear"/>
-            <w:vAlign w:val="center"/>
-          </w:tcPr>
-          <w:p>
-            <w:pPr>
-              <w:keepNext w:val="0"/>
-              <w:keepLines w:val="0"/>
-              <w:pageBreakBefore w:val="0"/>
-              <w:widowControl w:val="0"/>
-              <w:kinsoku/>
-              <w:wordWrap/>
-              <w:overflowPunct/>
-              <w:topLinePunct w:val="0"/>
-              <w:bidi w:val="0"/>
-              <w:adjustRightInd/>
-              <w:snapToGrid/>
-              <w:spacing w:line="300" w:lineRule="auto"/>
-              <w:jc w:val="left"/>
-              <w:textAlignment w:val="auto"/>
-              <w:rPr>
-                <w:rFonts w:hint="eastAsia" w:hAnsi="Arial"/>
-                <w:b/>
-                <w:sz w:val="24"/>
-                <w:lang w:val="en-US" w:eastAsia="zh-CN"/>
-              </w:rPr>
-            </w:pPr>
-            <w:r>
-              <w:rPr>
-                <w:rFonts w:hint="eastAsia" w:hAnsi="Arial"/>
-                <w:b/>
-                <w:sz w:val="24"/>
-                <w:lang w:val="en-US" w:eastAsia="zh-CN"/>
-              </w:rPr>
-              <w:t>Type</w:t>
-            </w:r>
-          </w:p>
-        </w:tc>
-        <w:tc>
-          <w:tcPr>
-            <w:tcW w:w="2465" w:type="dxa"/>
-            <w:tcBorders>
-              <w:top w:val="dotted" w:color="auto" w:sz="4" w:space="0"/>
-              <w:left w:val="single" w:color="auto" w:sz="4" w:space="0"/>
-              <w:bottom w:val="single" w:color="auto" w:sz="4" w:space="0"/>
-              <w:right w:val="single" w:color="auto" w:sz="4" w:space="0"/>
-            </w:tcBorders>
-            <w:shd w:val="clear"/>
-            <w:vAlign w:val="center"/>
-          </w:tcPr>
-          <w:p>
-            <w:pPr>
-              <w:keepNext w:val="0"/>
-              <w:keepLines w:val="0"/>
-              <w:pageBreakBefore w:val="0"/>
-              <w:widowControl w:val="0"/>
-              <w:kinsoku/>
-              <w:wordWrap/>
-              <w:overflowPunct/>
-              <w:topLinePunct w:val="0"/>
-              <w:bidi w:val="0"/>
-              <w:adjustRightInd/>
-              <w:snapToGrid/>
-              <w:spacing w:line="300" w:lineRule="auto"/>
-              <w:jc w:val="left"/>
-              <w:textAlignment w:val="auto"/>
-              <w:rPr>
-                <w:rFonts w:hint="eastAsia" w:hAnsi="Arial"/>
-                <w:b/>
-                <w:sz w:val="24"/>
-                <w:lang w:val="en-US" w:eastAsia="zh-CN"/>
-              </w:rPr>
-            </w:pPr>
-            <w:r>
-              <w:rPr>
-                <w:rFonts w:hint="eastAsia" w:hAnsi="Arial"/>
-                <w:b/>
-                <w:sz w:val="24"/>
-                <w:lang w:val="en-US" w:eastAsia="zh-CN"/>
-              </w:rPr>
               <w:t>Value</w:t>
-            </w:r>
-          </w:p>
-        </w:tc>
-      </w:tr>
-      <w:bookmarkEnd w:id="0"/>
-      <w:tr>
-        <w:tblPrEx>
-          <w:tblBorders>
-            <w:top w:val="dotted" w:color="auto" w:sz="4" w:space="0"/>
-            <w:left w:val="dotted" w:color="auto" w:sz="4" w:space="0"/>
-            <w:bottom w:val="dotted" w:color="auto" w:sz="4" w:space="0"/>
-            <w:right w:val="dotted" w:color="auto" w:sz="4" w:space="0"/>
-            <w:insideH w:val="none" w:color="auto" w:sz="0" w:space="0"/>
-            <w:insideV w:val="none" w:color="auto" w:sz="0" w:space="0"/>
-          </w:tblBorders>
-          <w:tblCellMar>
-            <w:top w:w="0" w:type="dxa"/>
-            <w:left w:w="108" w:type="dxa"/>
-            <w:bottom w:w="0" w:type="dxa"/>
-            <w:right w:w="108" w:type="dxa"/>
-          </w:tblCellMar>
-        </w:tblPrEx>
-        <w:trPr>
-          <w:trHeight w:val="244" w:hRule="atLeast"/>
-        </w:trPr>
-        <w:tc>
-          <w:tcPr>
-            <w:tcW w:w="3076" w:type="dxa"/>
-            <w:tcBorders>
-              <w:top w:val="dotted" w:color="auto" w:sz="4" w:space="0"/>
-              <w:left w:val="single" w:color="auto" w:sz="4" w:space="0"/>
-              <w:bottom w:val="dotted" w:color="auto" w:sz="4" w:space="0"/>
-              <w:right w:val="single" w:color="auto" w:sz="4" w:space="0"/>
-            </w:tcBorders>
-            <w:shd w:val="clear" w:color="auto" w:fill="auto"/>
-            <w:vAlign w:val="top"/>
-          </w:tcPr>
-          <w:p>
-            <w:pPr>
-              <w:spacing w:line="300" w:lineRule="auto"/>
-              <w:rPr>
-                <w:rFonts w:hint="eastAsia" w:ascii="Times New Roman" w:hAnsi="Times New Roman" w:eastAsia="宋体" w:cs="Times New Roman"/>
-                <w:kern w:val="2"/>
-                <w:sz w:val="24"/>
-                <w:szCs w:val="24"/>
-                <w:lang w:val="en-US" w:eastAsia="zh-CN" w:bidi="ar-SA"/>
-              </w:rPr>
-            </w:pPr>
-            <w:r>
-              <w:rPr>
-                <w:rFonts w:hint="eastAsia"/>
-                <w:sz w:val="24"/>
-              </w:rPr>
-              <w:t>六亚甲基-</w:t>
-            </w:r>
-            <w:r>
-              <w:rPr>
-                <w:sz w:val="24"/>
-              </w:rPr>
-              <w:t>1</w:t>
-            </w:r>
-            <w:r>
-              <w:rPr>
-                <w:rFonts w:hint="eastAsia"/>
-                <w:sz w:val="24"/>
-              </w:rPr>
-              <w:t>,</w:t>
-            </w:r>
-            <w:r>
-              <w:rPr>
-                <w:sz w:val="24"/>
-              </w:rPr>
-              <w:t>6</w:t>
-            </w:r>
-            <w:r>
-              <w:rPr>
-                <w:rFonts w:hint="eastAsia"/>
-                <w:sz w:val="24"/>
-              </w:rPr>
-              <w:t>-二异氰酸酯</w:t>
-            </w:r>
-          </w:p>
-        </w:tc>
-        <w:tc>
-          <w:tcPr>
-            <w:tcW w:w="1854" w:type="dxa"/>
-            <w:gridSpan w:val="2"/>
-            <w:tcBorders>
-              <w:top w:val="dotted" w:color="auto" w:sz="4" w:space="0"/>
-              <w:left w:val="single" w:color="auto" w:sz="4" w:space="0"/>
-              <w:bottom w:val="dotted" w:color="auto" w:sz="4" w:space="0"/>
-              <w:right w:val="single" w:color="auto" w:sz="4" w:space="0"/>
-            </w:tcBorders>
-            <w:shd w:val="clear" w:color="auto" w:fill="auto"/>
-            <w:vAlign w:val="top"/>
-          </w:tcPr>
-          <w:p>
-            <w:pPr>
-              <w:spacing w:line="300" w:lineRule="auto"/>
-              <w:rPr>
-                <w:rFonts w:hint="eastAsia" w:ascii="Times New Roman" w:hAnsi="Times New Roman" w:eastAsia="宋体" w:cs="Times New Roman"/>
-                <w:kern w:val="2"/>
-                <w:sz w:val="24"/>
-                <w:szCs w:val="24"/>
-                <w:lang w:val="en-US" w:eastAsia="zh-CN" w:bidi="ar-SA"/>
-              </w:rPr>
-            </w:pPr>
-            <w:r>
-              <w:rPr>
-                <w:rFonts w:hint="eastAsia"/>
-                <w:sz w:val="24"/>
-              </w:rPr>
-              <w:t>CN</w:t>
-            </w:r>
-            <w:r>
-              <w:rPr>
-                <w:sz w:val="24"/>
-              </w:rPr>
-              <w:t xml:space="preserve"> </w:t>
-            </w:r>
-            <w:r>
-              <w:rPr>
-                <w:rFonts w:hint="eastAsia"/>
-                <w:sz w:val="24"/>
-              </w:rPr>
-              <w:t>OEL</w:t>
-            </w:r>
-          </w:p>
-        </w:tc>
-        <w:tc>
-          <w:tcPr>
-            <w:tcW w:w="2465" w:type="dxa"/>
-            <w:tcBorders>
-              <w:top w:val="dotted" w:color="auto" w:sz="4" w:space="0"/>
-              <w:left w:val="single" w:color="auto" w:sz="4" w:space="0"/>
-              <w:bottom w:val="dotted" w:color="auto" w:sz="4" w:space="0"/>
-              <w:right w:val="single" w:color="auto" w:sz="4" w:space="0"/>
-            </w:tcBorders>
-            <w:shd w:val="clear" w:color="auto" w:fill="auto"/>
-            <w:vAlign w:val="top"/>
-          </w:tcPr>
-          <w:p>
-            <w:pPr>
-              <w:spacing w:line="300" w:lineRule="auto"/>
-              <w:rPr>
-                <w:rFonts w:hint="eastAsia" w:ascii="Times New Roman" w:hAnsi="Times New Roman" w:eastAsia="宋体" w:cs="Times New Roman"/>
-                <w:kern w:val="2"/>
-                <w:sz w:val="24"/>
-                <w:szCs w:val="24"/>
-                <w:lang w:val="en-US" w:eastAsia="zh-CN" w:bidi="ar-SA"/>
-              </w:rPr>
-            </w:pPr>
-            <w:r>
-              <w:rPr>
-                <w:rFonts w:hint="eastAsia"/>
-                <w:sz w:val="24"/>
-              </w:rPr>
-              <w:t>TWA</w:t>
-            </w:r>
-          </w:p>
-        </w:tc>
-        <w:tc>
-          <w:tcPr>
-            <w:tcW w:w="2465" w:type="dxa"/>
-            <w:tcBorders>
-              <w:top w:val="dotted" w:color="auto" w:sz="4" w:space="0"/>
-              <w:left w:val="single" w:color="auto" w:sz="4" w:space="0"/>
-              <w:bottom w:val="dotted" w:color="auto" w:sz="4" w:space="0"/>
-              <w:right w:val="single" w:color="auto" w:sz="4" w:space="0"/>
-            </w:tcBorders>
-            <w:shd w:val="clear" w:color="auto" w:fill="auto"/>
-            <w:vAlign w:val="top"/>
-          </w:tcPr>
-          <w:p>
-            <w:pPr>
-              <w:spacing w:line="300" w:lineRule="auto"/>
-              <w:rPr>
-                <w:rFonts w:hint="eastAsia" w:ascii="Times New Roman" w:hAnsi="Times New Roman" w:eastAsia="宋体" w:cs="Times New Roman"/>
-                <w:kern w:val="2"/>
-                <w:sz w:val="24"/>
-                <w:szCs w:val="24"/>
-                <w:lang w:val="en-US" w:eastAsia="zh-CN" w:bidi="ar-SA"/>
-              </w:rPr>
-            </w:pPr>
-            <w:r>
-              <w:rPr>
-                <w:rFonts w:hint="eastAsia"/>
-                <w:sz w:val="24"/>
-              </w:rPr>
-              <w:t>0</w:t>
-            </w:r>
-            <w:r>
-              <w:rPr>
-                <w:sz w:val="24"/>
-              </w:rPr>
-              <w:t xml:space="preserve">.03 </w:t>
-            </w:r>
-            <w:r>
-              <w:rPr>
-                <w:rFonts w:hint="eastAsia"/>
-                <w:sz w:val="24"/>
-              </w:rPr>
-              <w:t>mg</w:t>
-            </w:r>
-            <w:r>
-              <w:rPr>
-                <w:sz w:val="24"/>
-              </w:rPr>
-              <w:t>/m</w:t>
-            </w:r>
-            <w:r>
-              <w:rPr>
-                <w:sz w:val="24"/>
-                <w:vertAlign w:val="superscript"/>
-              </w:rPr>
-              <w:t>3</w:t>
             </w:r>
           </w:p>
         </w:tc>
@@ -8944,7 +8730,7 @@
               <w:top w:val="dotted" w:color="auto" w:sz="4" w:space="0"/>
               <w:left w:val="single" w:color="auto" w:sz="4" w:space="0"/>
               <w:bottom w:val="dotted" w:color="auto" w:sz="4" w:space="0"/>
-              <w:right w:val="single" w:color="auto" w:sz="4" w:space="0"/>
+              <w:right w:val="dotted" w:color="auto" w:sz="4" w:space="0"/>
             </w:tcBorders>
             <w:shd w:val="clear" w:color="auto" w:fill="auto"/>
             <w:vAlign w:val="top"/>
@@ -8965,7 +8751,33 @@
                 <w:rFonts w:hint="eastAsia"/>
                 <w:sz w:val="24"/>
               </w:rPr>
-              <w:t>丙二醇甲醚醋酸酯</w:t>
+              <w:t>六亚甲基-</w:t>
+            </w:r>
+            <w:r>
+              <w:rPr>
+                <w:sz w:val="24"/>
+              </w:rPr>
+              <w:t>1</w:t>
+            </w:r>
+            <w:r>
+              <w:rPr>
+                <w:rFonts w:hint="eastAsia"/>
+                <w:sz w:val="24"/>
+              </w:rPr>
+              <w:t>,</w:t>
+            </w:r>
+            <w:r>
+              <w:rPr>
+                <w:sz w:val="24"/>
+              </w:rPr>
+              <w:t>6</w:t>
+            </w:r>
+            <w:r>
+              <w:rPr>
+                <w:rFonts w:hint="eastAsia"/>
+                <w:sz w:val="24"/>
+              </w:rPr>
+              <w:t>-二异氰酸酯</w:t>
             </w:r>
           </w:p>
         </w:tc>
@@ -8975,9 +8787,9 @@
             <w:gridSpan w:val="2"/>
             <w:tcBorders>
               <w:top w:val="dotted" w:color="auto" w:sz="4" w:space="0"/>
-              <w:left w:val="single" w:color="auto" w:sz="4" w:space="0"/>
-              <w:bottom w:val="dotted" w:color="auto" w:sz="4" w:space="0"/>
-              <w:right w:val="single" w:color="auto" w:sz="4" w:space="0"/>
+              <w:left w:val="dotted" w:color="auto" w:sz="4" w:space="0"/>
+              <w:bottom w:val="dotted" w:color="auto" w:sz="4" w:space="0"/>
+              <w:right w:val="dotted" w:color="auto" w:sz="4" w:space="0"/>
             </w:tcBorders>
             <w:shd w:val="clear" w:color="auto" w:fill="auto"/>
             <w:vAlign w:val="top"/>
@@ -9020,9 +8832,9 @@
             <w:tcW w:w="2465" w:type="dxa"/>
             <w:tcBorders>
               <w:top w:val="dotted" w:color="auto" w:sz="4" w:space="0"/>
-              <w:left w:val="single" w:color="auto" w:sz="4" w:space="0"/>
-              <w:bottom w:val="dotted" w:color="auto" w:sz="4" w:space="0"/>
-              <w:right w:val="single" w:color="auto" w:sz="4" w:space="0"/>
+              <w:left w:val="dotted" w:color="auto" w:sz="4" w:space="0"/>
+              <w:bottom w:val="dotted" w:color="auto" w:sz="4" w:space="0"/>
+              <w:right w:val="dotted" w:color="auto" w:sz="4" w:space="0"/>
             </w:tcBorders>
             <w:shd w:val="clear" w:color="auto" w:fill="auto"/>
             <w:vAlign w:val="top"/>
@@ -9052,8 +8864,197 @@
             <w:tcW w:w="2465" w:type="dxa"/>
             <w:tcBorders>
               <w:top w:val="dotted" w:color="auto" w:sz="4" w:space="0"/>
+              <w:left w:val="dotted" w:color="auto" w:sz="4" w:space="0"/>
+              <w:bottom w:val="dotted" w:color="auto" w:sz="4" w:space="0"/>
+              <w:right w:val="single" w:color="auto" w:sz="4" w:space="0"/>
+            </w:tcBorders>
+            <w:shd w:val="clear" w:color="auto" w:fill="auto"/>
+            <w:vAlign w:val="top"/>
+          </w:tcPr>
+          <w:p>
+            <w:pPr>
+              <w:spacing w:line="300" w:lineRule="auto"/>
+              <w:rPr>
+                <w:rFonts w:hint="eastAsia" w:ascii="Times New Roman" w:hAnsi="Times New Roman" w:eastAsia="宋体" w:cs="Times New Roman"/>
+                <w:kern w:val="2"/>
+                <w:sz w:val="24"/>
+                <w:szCs w:val="24"/>
+                <w:lang w:val="en-US" w:eastAsia="zh-CN" w:bidi="ar-SA"/>
+              </w:rPr>
+            </w:pPr>
+            <w:r>
+              <w:rPr>
+                <w:rFonts w:hint="eastAsia"/>
+                <w:sz w:val="24"/>
+              </w:rPr>
+              <w:t>0</w:t>
+            </w:r>
+            <w:r>
+              <w:rPr>
+                <w:sz w:val="24"/>
+              </w:rPr>
+              <w:t xml:space="preserve">.03 </w:t>
+            </w:r>
+            <w:r>
+              <w:rPr>
+                <w:rFonts w:hint="eastAsia"/>
+                <w:sz w:val="24"/>
+              </w:rPr>
+              <w:t>mg</w:t>
+            </w:r>
+            <w:r>
+              <w:rPr>
+                <w:sz w:val="24"/>
+              </w:rPr>
+              <w:t>/m</w:t>
+            </w:r>
+            <w:r>
+              <w:rPr>
+                <w:sz w:val="24"/>
+                <w:vertAlign w:val="superscript"/>
+              </w:rPr>
+              <w:t>3</w:t>
+            </w:r>
+          </w:p>
+        </w:tc>
+      </w:tr>
+      <w:tr>
+        <w:tblPrEx>
+          <w:tblBorders>
+            <w:top w:val="dotted" w:color="auto" w:sz="4" w:space="0"/>
+            <w:left w:val="dotted" w:color="auto" w:sz="4" w:space="0"/>
+            <w:bottom w:val="dotted" w:color="auto" w:sz="4" w:space="0"/>
+            <w:right w:val="dotted" w:color="auto" w:sz="4" w:space="0"/>
+            <w:insideH w:val="none" w:color="auto" w:sz="0" w:space="0"/>
+            <w:insideV w:val="none" w:color="auto" w:sz="0" w:space="0"/>
+          </w:tblBorders>
+          <w:tblCellMar>
+            <w:top w:w="0" w:type="dxa"/>
+            <w:left w:w="108" w:type="dxa"/>
+            <w:bottom w:w="0" w:type="dxa"/>
+            <w:right w:w="108" w:type="dxa"/>
+          </w:tblCellMar>
+        </w:tblPrEx>
+        <w:trPr>
+          <w:trHeight w:val="244" w:hRule="atLeast"/>
+        </w:trPr>
+        <w:tc>
+          <w:tcPr>
+            <w:tcW w:w="3076" w:type="dxa"/>
+            <w:tcBorders>
+              <w:top w:val="dotted" w:color="auto" w:sz="4" w:space="0"/>
               <w:left w:val="single" w:color="auto" w:sz="4" w:space="0"/>
-              <w:bottom w:val="dotted" w:color="auto" w:sz="4" w:space="0"/>
+              <w:bottom w:val="single" w:color="auto" w:sz="4" w:space="0"/>
+              <w:right w:val="dotted" w:color="auto" w:sz="4" w:space="0"/>
+            </w:tcBorders>
+            <w:shd w:val="clear" w:color="auto" w:fill="auto"/>
+            <w:vAlign w:val="top"/>
+          </w:tcPr>
+          <w:p>
+            <w:pPr>
+              <w:spacing w:line="300" w:lineRule="auto"/>
+              <w:rPr>
+                <w:rFonts w:hint="eastAsia" w:ascii="Times New Roman" w:hAnsi="Times New Roman" w:eastAsia="宋体" w:cs="Times New Roman"/>
+                <w:kern w:val="2"/>
+                <w:sz w:val="24"/>
+                <w:szCs w:val="24"/>
+                <w:lang w:val="en-US" w:eastAsia="zh-CN" w:bidi="ar-SA"/>
+              </w:rPr>
+            </w:pPr>
+            <w:r>
+              <w:rPr>
+                <w:rFonts w:hint="eastAsia"/>
+                <w:sz w:val="24"/>
+              </w:rPr>
+              <w:t>丙二醇甲醚醋酸酯</w:t>
+            </w:r>
+          </w:p>
+        </w:tc>
+        <w:tc>
+          <w:tcPr>
+            <w:tcW w:w="1854" w:type="dxa"/>
+            <w:gridSpan w:val="2"/>
+            <w:tcBorders>
+              <w:top w:val="dotted" w:color="auto" w:sz="4" w:space="0"/>
+              <w:left w:val="dotted" w:color="auto" w:sz="4" w:space="0"/>
+              <w:bottom w:val="single" w:color="auto" w:sz="4" w:space="0"/>
+              <w:right w:val="dotted" w:color="auto" w:sz="4" w:space="0"/>
+            </w:tcBorders>
+            <w:shd w:val="clear" w:color="auto" w:fill="auto"/>
+            <w:vAlign w:val="top"/>
+          </w:tcPr>
+          <w:p>
+            <w:pPr>
+              <w:spacing w:line="300" w:lineRule="auto"/>
+              <w:rPr>
+                <w:rFonts w:hint="eastAsia" w:ascii="Times New Roman" w:hAnsi="Times New Roman" w:eastAsia="宋体" w:cs="Times New Roman"/>
+                <w:kern w:val="2"/>
+                <w:sz w:val="24"/>
+                <w:szCs w:val="24"/>
+                <w:lang w:val="en-US" w:eastAsia="zh-CN" w:bidi="ar-SA"/>
+              </w:rPr>
+            </w:pPr>
+            <w:r>
+              <w:rPr>
+                <w:rFonts w:hint="eastAsia"/>
+                <w:sz w:val="24"/>
+              </w:rPr>
+              <w:t>CN</w:t>
+            </w:r>
+            <w:r>
+              <w:rPr>
+                <w:sz w:val="24"/>
+              </w:rPr>
+              <w:t xml:space="preserve"> </w:t>
+            </w:r>
+            <w:r>
+              <w:rPr>
+                <w:rFonts w:hint="eastAsia"/>
+                <w:sz w:val="24"/>
+              </w:rPr>
+              <w:t>OEL</w:t>
+            </w:r>
+          </w:p>
+        </w:tc>
+        <w:tc>
+          <w:tcPr>
+            <w:tcW w:w="2465" w:type="dxa"/>
+            <w:tcBorders>
+              <w:top w:val="dotted" w:color="auto" w:sz="4" w:space="0"/>
+              <w:left w:val="dotted" w:color="auto" w:sz="4" w:space="0"/>
+              <w:bottom w:val="single" w:color="auto" w:sz="4" w:space="0"/>
+              <w:right w:val="dotted" w:color="auto" w:sz="4" w:space="0"/>
+            </w:tcBorders>
+            <w:shd w:val="clear" w:color="auto" w:fill="auto"/>
+            <w:vAlign w:val="top"/>
+          </w:tcPr>
+          <w:p>
+            <w:pPr>
+              <w:spacing w:line="300" w:lineRule="auto"/>
+              <w:rPr>
+                <w:rFonts w:hint="eastAsia" w:ascii="Times New Roman" w:hAnsi="Times New Roman" w:eastAsia="宋体" w:cs="Times New Roman"/>
+                <w:kern w:val="2"/>
+                <w:sz w:val="24"/>
+                <w:szCs w:val="24"/>
+                <w:lang w:val="en-US" w:eastAsia="zh-CN" w:bidi="ar-SA"/>
+              </w:rPr>
+            </w:pPr>
+            <w:r>
+              <w:rPr>
+                <w:rFonts w:hint="eastAsia"/>
+                <w:sz w:val="24"/>
+              </w:rPr>
+              <w:t>TWA</w:t>
+            </w:r>
+          </w:p>
+        </w:tc>
+        <w:tc>
+          <w:tcPr>
+            <w:tcW w:w="2465" w:type="dxa"/>
+            <w:tcBorders>
+              <w:top w:val="dotted" w:color="auto" w:sz="4" w:space="0"/>
+              <w:left w:val="dotted" w:color="auto" w:sz="4" w:space="0"/>
+              <w:bottom w:val="single" w:color="auto" w:sz="4" w:space="0"/>
               <w:right w:val="single" w:color="auto" w:sz="4" w:space="0"/>
             </w:tcBorders>
             <w:shd w:val="clear" w:color="auto" w:fill="auto"/>
@@ -13396,12 +13397,6 @@
             <w:insideH w:val="none" w:color="auto" w:sz="0" w:space="0"/>
             <w:insideV w:val="none" w:color="auto" w:sz="0" w:space="0"/>
           </w:tblBorders>
-          <w:tblCellMar>
-            <w:top w:w="0" w:type="dxa"/>
-            <w:left w:w="108" w:type="dxa"/>
-            <w:bottom w:w="0" w:type="dxa"/>
-            <w:right w:w="108" w:type="dxa"/>
-          </w:tblCellMar>
         </w:tblPrEx>
         <w:trPr>
           <w:cantSplit/>

--- a/MSDS Skill/examples/template_reference_en_source.docx
+++ b/MSDS Skill/examples/template_reference_en_source.docx
@@ -4,7 +4,7 @@
   <w:body>
     <w:tbl>
       <w:tblPr>
-        <w:tblStyle w:val="4"/>
+        <w:tblStyle w:val="5"/>
         <w:tblW w:w="9781" w:type="dxa"/>
         <w:tblInd w:w="108" w:type="dxa"/>
         <w:tblBorders>
@@ -224,6 +224,7 @@
               <w:rPr>
                 <w:rFonts w:hint="default" w:eastAsia="宋体"/>
                 <w:sz w:val="24"/>
+                <w:szCs w:val="24"/>
                 <w:lang w:val="en-US" w:eastAsia="zh-CN"/>
               </w:rPr>
             </w:pPr>
@@ -334,18 +335,20 @@
               <w:jc w:val="left"/>
               <w:textAlignment w:val="auto"/>
               <w:rPr>
-                <w:rFonts w:hint="default"/>
-                <w:sz w:val="24"/>
-                <w:lang w:val="en-US"/>
-              </w:rPr>
-            </w:pPr>
-            <w:r>
-              <w:rPr>
-                <w:rFonts w:hint="eastAsia" w:hAnsi="Arial"/>
-                <w:sz w:val="24"/>
-                <w:lang w:val="en-US" w:eastAsia="zh-CN"/>
-              </w:rPr>
-              <w:t>此处填写化学品分类名称</w:t>
+                <w:rFonts w:hint="eastAsia" w:eastAsia="宋体"/>
+                <w:sz w:val="24"/>
+                <w:szCs w:val="24"/>
+                <w:lang w:val="en-US" w:eastAsia="zh-CN"/>
+              </w:rPr>
+            </w:pPr>
+            <w:r>
+              <w:rPr>
+                <w:rFonts w:hint="eastAsia"/>
+                <w:sz w:val="24"/>
+                <w:szCs w:val="24"/>
+                <w:lang w:val="en-US" w:eastAsia="zh-CN"/>
+              </w:rPr>
+              <w:t>A</w:t>
             </w:r>
           </w:p>
         </w:tc>
@@ -490,6 +493,7 @@
               <w:rPr>
                 <w:rFonts w:hint="default" w:eastAsia="宋体"/>
                 <w:sz w:val="24"/>
+                <w:szCs w:val="24"/>
                 <w:lang w:val="en-US" w:eastAsia="zh-CN"/>
               </w:rPr>
             </w:pPr>
@@ -497,9 +501,10 @@
               <w:rPr>
                 <w:rFonts w:hint="eastAsia"/>
                 <w:sz w:val="24"/>
-                <w:lang w:val="en-US" w:eastAsia="zh-CN"/>
-              </w:rPr>
-              <w:t>此处填写使用建议和使用限制</w:t>
+                <w:szCs w:val="24"/>
+                <w:lang w:val="en-US" w:eastAsia="zh-CN"/>
+              </w:rPr>
+              <w:t>B</w:t>
             </w:r>
           </w:p>
         </w:tc>
@@ -639,6 +644,7 @@
               <w:textAlignment w:val="auto"/>
               <w:rPr>
                 <w:sz w:val="24"/>
+                <w:szCs w:val="24"/>
               </w:rPr>
             </w:pPr>
           </w:p>
@@ -752,17 +758,20 @@
               <w:jc w:val="left"/>
               <w:textAlignment w:val="auto"/>
               <w:rPr>
-                <w:rFonts w:cs="宋体"/>
-                <w:sz w:val="24"/>
-              </w:rPr>
-            </w:pPr>
-            <w:r>
-              <w:rPr>
-                <w:rFonts w:hint="eastAsia" w:cs="Arial"/>
-                <w:kern w:val="0"/>
-                <w:sz w:val="24"/>
-              </w:rPr>
-              <w:t>广州冠志新材料科技有限公司</w:t>
+                <w:rFonts w:hint="default" w:eastAsia="宋体" w:cs="宋体"/>
+                <w:sz w:val="24"/>
+                <w:szCs w:val="24"/>
+                <w:lang w:val="en-US" w:eastAsia="zh-CN"/>
+              </w:rPr>
+            </w:pPr>
+            <w:r>
+              <w:rPr>
+                <w:rFonts w:hint="eastAsia" w:cs="宋体"/>
+                <w:sz w:val="24"/>
+                <w:szCs w:val="24"/>
+                <w:lang w:val="en-US" w:eastAsia="zh-CN"/>
+              </w:rPr>
+              <w:t>C</w:t>
             </w:r>
           </w:p>
         </w:tc>
@@ -864,15 +873,20 @@
               <w:jc w:val="left"/>
               <w:textAlignment w:val="auto"/>
               <w:rPr>
-                <w:sz w:val="24"/>
+                <w:rFonts w:hint="eastAsia" w:eastAsia="宋体"/>
+                <w:sz w:val="24"/>
+                <w:szCs w:val="24"/>
+                <w:lang w:eastAsia="zh-CN"/>
               </w:rPr>
             </w:pPr>
             <w:r>
               <w:rPr>
                 <w:rFonts w:hint="eastAsia"/>
                 <w:sz w:val="24"/>
-              </w:rPr>
-              <w:t>地址：广州市萝岗区科学城掬泉路3号广州国际企业孵化器A区1106室</w:t>
+                <w:szCs w:val="24"/>
+                <w:lang w:val="en-US" w:eastAsia="zh-CN"/>
+              </w:rPr>
+              <w:t>D</w:t>
             </w:r>
           </w:p>
         </w:tc>
@@ -986,11 +1000,13 @@
               <w:textAlignment w:val="auto"/>
               <w:rPr>
                 <w:sz w:val="24"/>
-              </w:rPr>
-            </w:pPr>
-            <w:r>
-              <w:rPr>
-                <w:sz w:val="24"/>
+                <w:szCs w:val="24"/>
+              </w:rPr>
+            </w:pPr>
+            <w:r>
+              <w:rPr>
+                <w:sz w:val="24"/>
+                <w:szCs w:val="24"/>
               </w:rPr>
               <w:t>86-20-82567990</w:t>
             </w:r>
@@ -1106,11 +1122,13 @@
               <w:textAlignment w:val="auto"/>
               <w:rPr>
                 <w:sz w:val="24"/>
-              </w:rPr>
-            </w:pPr>
-            <w:r>
-              <w:rPr>
-                <w:sz w:val="24"/>
+                <w:szCs w:val="24"/>
+              </w:rPr>
+            </w:pPr>
+            <w:r>
+              <w:rPr>
+                <w:sz w:val="24"/>
+                <w:szCs w:val="24"/>
               </w:rPr>
               <w:t>86-20-32214789</w:t>
             </w:r>
@@ -1129,7 +1147,7 @@
     </w:p>
     <w:tbl>
       <w:tblPr>
-        <w:tblStyle w:val="4"/>
+        <w:tblStyle w:val="5"/>
         <w:tblW w:w="9795" w:type="dxa"/>
         <w:tblInd w:w="108" w:type="dxa"/>
         <w:tblBorders>
@@ -1351,25 +1369,27 @@
           </w:tcPr>
           <w:p>
             <w:pPr>
-              <w:keepNext/>
-              <w:keepLines w:val="0"/>
-              <w:pageBreakBefore w:val="0"/>
-              <w:kinsoku/>
-              <w:wordWrap/>
-              <w:overflowPunct/>
-              <w:topLinePunct w:val="0"/>
-              <w:autoSpaceDE/>
-              <w:autoSpaceDN/>
-              <w:bidi w:val="0"/>
-              <w:adjustRightInd/>
-              <w:snapToGrid/>
-              <w:spacing w:line="300" w:lineRule="auto"/>
-              <w:ind w:right="480"/>
-              <w:jc w:val="left"/>
-              <w:textAlignment w:val="auto"/>
-              <w:rPr>
-                <w:b/>
-                <w:sz w:val="24"/>
+              <w:keepNext w:val="0"/>
+              <w:keepLines w:val="0"/>
+              <w:pageBreakBefore w:val="0"/>
+              <w:widowControl w:val="0"/>
+              <w:kinsoku/>
+              <w:wordWrap/>
+              <w:overflowPunct/>
+              <w:topLinePunct w:val="0"/>
+              <w:autoSpaceDE/>
+              <w:autoSpaceDN/>
+              <w:bidi w:val="0"/>
+              <w:adjustRightInd/>
+              <w:snapToGrid/>
+              <w:spacing w:line="300" w:lineRule="auto"/>
+              <w:jc w:val="left"/>
+              <w:textAlignment w:val="auto"/>
+              <w:rPr>
+                <w:rFonts w:hint="eastAsia"/>
+                <w:sz w:val="24"/>
+                <w:szCs w:val="24"/>
+                <w:lang w:val="en-US" w:eastAsia="zh-CN"/>
               </w:rPr>
             </w:pPr>
           </w:p>
@@ -1547,31 +1567,34 @@
               <w:keepNext w:val="0"/>
               <w:keepLines w:val="0"/>
               <w:pageBreakBefore w:val="0"/>
-              <w:kinsoku/>
-              <w:wordWrap/>
-              <w:overflowPunct/>
-              <w:topLinePunct w:val="0"/>
-              <w:autoSpaceDE/>
-              <w:autoSpaceDN/>
-              <w:bidi w:val="0"/>
-              <w:adjustRightInd/>
-              <w:snapToGrid/>
-              <w:spacing w:line="300" w:lineRule="auto"/>
-              <w:jc w:val="left"/>
-              <w:textAlignment w:val="auto"/>
-              <w:rPr>
-                <w:rFonts w:hint="default"/>
-                <w:b/>
-                <w:sz w:val="24"/>
-                <w:lang w:val="en-US"/>
-              </w:rPr>
-            </w:pPr>
-            <w:r>
+              <w:widowControl w:val="0"/>
+              <w:kinsoku/>
+              <w:wordWrap/>
+              <w:overflowPunct/>
+              <w:topLinePunct w:val="0"/>
+              <w:autoSpaceDE/>
+              <w:autoSpaceDN/>
+              <w:bidi w:val="0"/>
+              <w:adjustRightInd/>
+              <w:snapToGrid/>
+              <w:spacing w:line="300" w:lineRule="auto"/>
+              <w:jc w:val="left"/>
+              <w:textAlignment w:val="auto"/>
               <w:rPr>
                 <w:rFonts w:hint="eastAsia"/>
                 <w:sz w:val="24"/>
-              </w:rPr>
-              <w:t>易燃液体，类别4（H227）</w:t>
+                <w:szCs w:val="24"/>
+                <w:lang w:val="en-US" w:eastAsia="zh-CN"/>
+              </w:rPr>
+            </w:pPr>
+            <w:r>
+              <w:rPr>
+                <w:rFonts w:hint="eastAsia"/>
+                <w:sz w:val="24"/>
+                <w:szCs w:val="24"/>
+                <w:lang w:val="en-US" w:eastAsia="zh-CN"/>
+              </w:rPr>
+              <w:t>E</w:t>
             </w:r>
           </w:p>
         </w:tc>
@@ -1703,35 +1726,34 @@
               <w:keepNext w:val="0"/>
               <w:keepLines w:val="0"/>
               <w:pageBreakBefore w:val="0"/>
-              <w:kinsoku/>
-              <w:wordWrap/>
-              <w:overflowPunct/>
-              <w:topLinePunct w:val="0"/>
-              <w:autoSpaceDE/>
-              <w:autoSpaceDN/>
-              <w:bidi w:val="0"/>
-              <w:adjustRightInd/>
-              <w:snapToGrid/>
-              <w:spacing w:line="300" w:lineRule="auto"/>
-              <w:jc w:val="left"/>
-              <w:textAlignment w:val="auto"/>
-              <w:rPr>
-                <w:rFonts w:hint="eastAsia" w:eastAsia="宋体"/>
-                <w:b w:val="0"/>
-                <w:bCs/>
-                <w:sz w:val="24"/>
-                <w:lang w:val="en-US" w:eastAsia="zh-CN"/>
-              </w:rPr>
-            </w:pPr>
-            <w:r>
+              <w:widowControl w:val="0"/>
+              <w:kinsoku/>
+              <w:wordWrap/>
+              <w:overflowPunct/>
+              <w:topLinePunct w:val="0"/>
+              <w:autoSpaceDE/>
+              <w:autoSpaceDN/>
+              <w:bidi w:val="0"/>
+              <w:adjustRightInd/>
+              <w:snapToGrid/>
+              <w:spacing w:line="300" w:lineRule="auto"/>
+              <w:jc w:val="left"/>
+              <w:textAlignment w:val="auto"/>
               <w:rPr>
                 <w:rFonts w:hint="eastAsia"/>
-                <w:b w:val="0"/>
-                <w:bCs/>
-                <w:sz w:val="24"/>
-                <w:lang w:val="en-US" w:eastAsia="zh-CN"/>
-              </w:rPr>
-              <w:t>无</w:t>
+                <w:sz w:val="24"/>
+                <w:szCs w:val="24"/>
+                <w:lang w:val="en-US" w:eastAsia="zh-CN"/>
+              </w:rPr>
+            </w:pPr>
+            <w:r>
+              <w:rPr>
+                <w:rFonts w:hint="eastAsia"/>
+                <w:sz w:val="24"/>
+                <w:szCs w:val="24"/>
+                <w:lang w:val="en-US" w:eastAsia="zh-CN"/>
+              </w:rPr>
+              <w:t>F</w:t>
             </w:r>
           </w:p>
         </w:tc>
@@ -1827,35 +1849,34 @@
               <w:keepNext w:val="0"/>
               <w:keepLines w:val="0"/>
               <w:pageBreakBefore w:val="0"/>
-              <w:kinsoku/>
-              <w:wordWrap/>
-              <w:overflowPunct/>
-              <w:topLinePunct w:val="0"/>
-              <w:autoSpaceDE/>
-              <w:autoSpaceDN/>
-              <w:bidi w:val="0"/>
-              <w:adjustRightInd/>
-              <w:snapToGrid/>
-              <w:spacing w:line="300" w:lineRule="auto"/>
-              <w:jc w:val="left"/>
-              <w:textAlignment w:val="auto"/>
-              <w:rPr>
-                <w:rFonts w:hint="default" w:eastAsia="宋体"/>
-                <w:b w:val="0"/>
-                <w:bCs/>
-                <w:sz w:val="24"/>
+              <w:widowControl w:val="0"/>
+              <w:kinsoku/>
+              <w:wordWrap/>
+              <w:overflowPunct/>
+              <w:topLinePunct w:val="0"/>
+              <w:autoSpaceDE/>
+              <w:autoSpaceDN/>
+              <w:bidi w:val="0"/>
+              <w:adjustRightInd/>
+              <w:snapToGrid/>
+              <w:spacing w:line="300" w:lineRule="auto"/>
+              <w:jc w:val="left"/>
+              <w:textAlignment w:val="auto"/>
+              <w:rPr>
+                <w:rFonts w:hint="default"/>
+                <w:sz w:val="24"/>
+                <w:szCs w:val="24"/>
                 <w:lang w:val="en-US" w:eastAsia="zh-CN"/>
               </w:rPr>
             </w:pPr>
             <w:r>
               <w:rPr>
                 <w:rFonts w:hint="eastAsia"/>
-                <w:b w:val="0"/>
-                <w:bCs/>
-                <w:sz w:val="24"/>
-                <w:lang w:val="en-US" w:eastAsia="zh-CN"/>
-              </w:rPr>
-              <w:t>无</w:t>
+                <w:sz w:val="24"/>
+                <w:szCs w:val="24"/>
+                <w:lang w:val="en-US" w:eastAsia="zh-CN"/>
+              </w:rPr>
+              <w:t>G</w:t>
             </w:r>
           </w:p>
         </w:tc>
@@ -1984,24 +2005,26 @@
           </w:tcPr>
           <w:p>
             <w:pPr>
-              <w:keepLines w:val="0"/>
-              <w:pageBreakBefore w:val="0"/>
-              <w:kinsoku/>
-              <w:wordWrap/>
-              <w:overflowPunct/>
-              <w:topLinePunct w:val="0"/>
-              <w:autoSpaceDE/>
-              <w:autoSpaceDN/>
-              <w:bidi w:val="0"/>
-              <w:adjustRightInd/>
-              <w:snapToGrid/>
-              <w:spacing w:before="0" w:after="0" w:line="240" w:lineRule="auto"/>
-              <w:jc w:val="left"/>
-              <w:textAlignment w:val="auto"/>
-              <w:rPr>
-                <w:rFonts w:hint="eastAsia" w:eastAsia="宋体"/>
-                <w:b/>
-                <w:sz w:val="24"/>
+              <w:keepNext w:val="0"/>
+              <w:keepLines w:val="0"/>
+              <w:pageBreakBefore w:val="0"/>
+              <w:widowControl w:val="0"/>
+              <w:kinsoku/>
+              <w:wordWrap/>
+              <w:overflowPunct/>
+              <w:topLinePunct w:val="0"/>
+              <w:autoSpaceDE/>
+              <w:autoSpaceDN/>
+              <w:bidi w:val="0"/>
+              <w:adjustRightInd/>
+              <w:snapToGrid/>
+              <w:spacing w:line="300" w:lineRule="auto"/>
+              <w:jc w:val="left"/>
+              <w:textAlignment w:val="auto"/>
+              <w:rPr>
+                <w:rFonts w:hint="default"/>
+                <w:sz w:val="24"/>
+                <w:szCs w:val="24"/>
                 <w:lang w:val="en-US" w:eastAsia="zh-CN"/>
               </w:rPr>
             </w:pPr>
@@ -2009,8 +2032,10 @@
               <w:rPr>
                 <w:rFonts w:hint="eastAsia"/>
                 <w:sz w:val="24"/>
-              </w:rPr>
-              <w:t>警告</w:t>
+                <w:szCs w:val="24"/>
+                <w:lang w:val="en-US" w:eastAsia="zh-CN"/>
+              </w:rPr>
+              <w:t>H</w:t>
             </w:r>
           </w:p>
         </w:tc>
@@ -2142,33 +2167,34 @@
               <w:keepNext w:val="0"/>
               <w:keepLines w:val="0"/>
               <w:pageBreakBefore w:val="0"/>
-              <w:kinsoku/>
-              <w:wordWrap/>
-              <w:overflowPunct/>
-              <w:topLinePunct w:val="0"/>
-              <w:autoSpaceDE/>
-              <w:autoSpaceDN/>
-              <w:bidi w:val="0"/>
-              <w:adjustRightInd/>
-              <w:snapToGrid/>
-              <w:spacing w:line="300" w:lineRule="auto"/>
-              <w:jc w:val="left"/>
-              <w:textAlignment w:val="auto"/>
-              <w:rPr>
-                <w:rFonts w:hint="default"/>
-                <w:b/>
-                <w:sz w:val="24"/>
-                <w:lang w:val="en-US"/>
-              </w:rPr>
-            </w:pPr>
-            <w:r>
-              <w:rPr>
-                <w:rFonts w:hint="eastAsia" w:hAnsi="Arial" w:cs="Arial"/>
-                <w:kern w:val="0"/>
-                <w:sz w:val="24"/>
-                <w:lang w:val="en-US" w:eastAsia="zh-CN"/>
-              </w:rPr>
-              <w:t>H316造成轻微皮肤刺激。</w:t>
+              <w:widowControl w:val="0"/>
+              <w:kinsoku/>
+              <w:wordWrap/>
+              <w:overflowPunct/>
+              <w:topLinePunct w:val="0"/>
+              <w:autoSpaceDE/>
+              <w:autoSpaceDN/>
+              <w:bidi w:val="0"/>
+              <w:adjustRightInd/>
+              <w:snapToGrid/>
+              <w:spacing w:line="300" w:lineRule="auto"/>
+              <w:jc w:val="left"/>
+              <w:textAlignment w:val="auto"/>
+              <w:rPr>
+                <w:rFonts w:hint="eastAsia"/>
+                <w:sz w:val="24"/>
+                <w:szCs w:val="24"/>
+                <w:lang w:val="en-US" w:eastAsia="zh-CN"/>
+              </w:rPr>
+            </w:pPr>
+            <w:r>
+              <w:rPr>
+                <w:rFonts w:hint="eastAsia"/>
+                <w:sz w:val="24"/>
+                <w:szCs w:val="24"/>
+                <w:lang w:val="en-US" w:eastAsia="zh-CN"/>
+              </w:rPr>
+              <w:t>I</w:t>
             </w:r>
           </w:p>
         </w:tc>
@@ -2294,40 +2320,7 @@
               <w:keepNext w:val="0"/>
               <w:keepLines w:val="0"/>
               <w:pageBreakBefore w:val="0"/>
-              <w:kinsoku/>
-              <w:wordWrap/>
-              <w:overflowPunct/>
-              <w:topLinePunct w:val="0"/>
-              <w:autoSpaceDE/>
-              <w:autoSpaceDN/>
-              <w:bidi w:val="0"/>
-              <w:adjustRightInd/>
-              <w:snapToGrid/>
-              <w:spacing w:line="300" w:lineRule="auto"/>
-              <w:jc w:val="left"/>
-              <w:textAlignment w:val="auto"/>
-              <w:rPr>
-                <w:rFonts w:hint="default" w:hAnsi="Arial" w:cs="Arial"/>
-                <w:kern w:val="0"/>
-                <w:sz w:val="24"/>
-                <w:lang w:val="en-US" w:eastAsia="zh-CN"/>
-              </w:rPr>
-            </w:pPr>
-            <w:r>
-              <w:rPr>
-                <w:rFonts w:hint="eastAsia" w:hAnsi="Arial" w:cs="Arial"/>
-                <w:kern w:val="0"/>
-                <w:sz w:val="24"/>
-                <w:lang w:val="en-US" w:eastAsia="zh-CN"/>
-              </w:rPr>
-              <w:t>预防措施：</w:t>
-            </w:r>
-          </w:p>
-          <w:p>
-            <w:pPr>
-              <w:keepNext w:val="0"/>
-              <w:keepLines w:val="0"/>
-              <w:pageBreakBefore w:val="0"/>
+              <w:widowControl w:val="0"/>
               <w:kinsoku/>
               <w:wordWrap/>
               <w:overflowPunct/>
@@ -2342,19 +2335,19 @@
               <w:textAlignment w:val="auto"/>
               <w:rPr>
                 <w:rFonts w:hint="default"/>
-                <w:b/>
-                <w:sz w:val="24"/>
-                <w:lang w:val="en-US"/>
-              </w:rPr>
-            </w:pPr>
-            <w:r>
-              <w:rPr>
-                <w:rFonts w:hint="eastAsia" w:hAnsi="Arial" w:cs="Arial"/>
-                <w:kern w:val="0"/>
-                <w:sz w:val="24"/>
-                <w:lang w:val="en-US" w:eastAsia="zh-CN"/>
-              </w:rPr>
-              <w:t>P210 远离热源、热表面、火花、明火和其他点火源。禁止吸烟。</w:t>
+                <w:sz w:val="24"/>
+                <w:szCs w:val="24"/>
+                <w:lang w:val="en-US" w:eastAsia="zh-CN"/>
+              </w:rPr>
+            </w:pPr>
+            <w:r>
+              <w:rPr>
+                <w:rFonts w:hint="eastAsia"/>
+                <w:sz w:val="24"/>
+                <w:szCs w:val="24"/>
+                <w:lang w:val="en-US" w:eastAsia="zh-CN"/>
+              </w:rPr>
+              <w:t>J</w:t>
             </w:r>
           </w:p>
         </w:tc>
@@ -2469,33 +2462,34 @@
               <w:keepNext w:val="0"/>
               <w:keepLines w:val="0"/>
               <w:pageBreakBefore w:val="0"/>
-              <w:kinsoku/>
-              <w:wordWrap/>
-              <w:overflowPunct/>
-              <w:topLinePunct w:val="0"/>
-              <w:autoSpaceDE/>
-              <w:autoSpaceDN/>
-              <w:bidi w:val="0"/>
-              <w:adjustRightInd/>
-              <w:snapToGrid/>
-              <w:spacing w:line="300" w:lineRule="auto"/>
-              <w:jc w:val="left"/>
-              <w:textAlignment w:val="auto"/>
-              <w:rPr>
-                <w:rFonts w:hint="default" w:hAnsi="Arial" w:cs="Arial"/>
-                <w:kern w:val="0"/>
-                <w:sz w:val="24"/>
-                <w:lang w:val="en-US" w:eastAsia="zh-CN"/>
-              </w:rPr>
-            </w:pPr>
-            <w:r>
-              <w:rPr>
-                <w:rFonts w:hint="eastAsia" w:hAnsi="Arial" w:cs="Arial"/>
-                <w:kern w:val="0"/>
-                <w:sz w:val="24"/>
-                <w:lang w:val="en-US" w:eastAsia="zh-CN"/>
-              </w:rPr>
-              <w:t>喷涂使用时可能形成雾滴或气溶胶，应避免吸入。</w:t>
+              <w:widowControl w:val="0"/>
+              <w:kinsoku/>
+              <w:wordWrap/>
+              <w:overflowPunct/>
+              <w:topLinePunct w:val="0"/>
+              <w:autoSpaceDE/>
+              <w:autoSpaceDN/>
+              <w:bidi w:val="0"/>
+              <w:adjustRightInd/>
+              <w:snapToGrid/>
+              <w:spacing w:line="300" w:lineRule="auto"/>
+              <w:jc w:val="left"/>
+              <w:textAlignment w:val="auto"/>
+              <w:rPr>
+                <w:rFonts w:hint="default"/>
+                <w:sz w:val="24"/>
+                <w:szCs w:val="24"/>
+                <w:lang w:val="en-US" w:eastAsia="zh-CN"/>
+              </w:rPr>
+            </w:pPr>
+            <w:r>
+              <w:rPr>
+                <w:rFonts w:hint="eastAsia"/>
+                <w:sz w:val="24"/>
+                <w:szCs w:val="24"/>
+                <w:lang w:val="en-US" w:eastAsia="zh-CN"/>
+              </w:rPr>
+              <w:t>K</w:t>
             </w:r>
           </w:p>
         </w:tc>
@@ -2604,33 +2598,34 @@
               <w:keepNext w:val="0"/>
               <w:keepLines w:val="0"/>
               <w:pageBreakBefore w:val="0"/>
-              <w:kinsoku/>
-              <w:wordWrap/>
-              <w:overflowPunct/>
-              <w:topLinePunct w:val="0"/>
-              <w:autoSpaceDE/>
-              <w:autoSpaceDN/>
-              <w:bidi w:val="0"/>
-              <w:adjustRightInd/>
-              <w:snapToGrid/>
-              <w:spacing w:line="300" w:lineRule="auto"/>
-              <w:jc w:val="left"/>
-              <w:textAlignment w:val="auto"/>
-              <w:rPr>
-                <w:rFonts w:hint="default" w:hAnsi="Arial" w:cs="Arial"/>
-                <w:kern w:val="0"/>
-                <w:sz w:val="24"/>
-                <w:lang w:val="en-US" w:eastAsia="zh-CN"/>
-              </w:rPr>
-            </w:pPr>
-            <w:r>
-              <w:rPr>
-                <w:rFonts w:hint="eastAsia" w:hAnsi="Arial" w:cs="Arial"/>
-                <w:kern w:val="0"/>
-                <w:sz w:val="24"/>
-                <w:lang w:val="en-US" w:eastAsia="zh-CN"/>
-              </w:rPr>
-              <w:t>吸入：</w:t>
+              <w:widowControl w:val="0"/>
+              <w:kinsoku/>
+              <w:wordWrap/>
+              <w:overflowPunct/>
+              <w:topLinePunct w:val="0"/>
+              <w:autoSpaceDE/>
+              <w:autoSpaceDN/>
+              <w:bidi w:val="0"/>
+              <w:adjustRightInd/>
+              <w:snapToGrid/>
+              <w:spacing w:line="300" w:lineRule="auto"/>
+              <w:jc w:val="left"/>
+              <w:textAlignment w:val="auto"/>
+              <w:rPr>
+                <w:rFonts w:hint="default"/>
+                <w:sz w:val="24"/>
+                <w:szCs w:val="24"/>
+                <w:lang w:val="en-US" w:eastAsia="zh-CN"/>
+              </w:rPr>
+            </w:pPr>
+            <w:r>
+              <w:rPr>
+                <w:rFonts w:hint="eastAsia"/>
+                <w:sz w:val="24"/>
+                <w:szCs w:val="24"/>
+                <w:lang w:val="en-US" w:eastAsia="zh-CN"/>
+              </w:rPr>
+              <w:t>L</w:t>
             </w:r>
           </w:p>
         </w:tc>
@@ -2719,33 +2714,34 @@
               <w:keepNext w:val="0"/>
               <w:keepLines w:val="0"/>
               <w:pageBreakBefore w:val="0"/>
-              <w:kinsoku/>
-              <w:wordWrap/>
-              <w:overflowPunct/>
-              <w:topLinePunct w:val="0"/>
-              <w:autoSpaceDE/>
-              <w:autoSpaceDN/>
-              <w:bidi w:val="0"/>
-              <w:adjustRightInd/>
-              <w:snapToGrid/>
-              <w:spacing w:line="300" w:lineRule="auto"/>
-              <w:jc w:val="left"/>
-              <w:textAlignment w:val="auto"/>
-              <w:rPr>
-                <w:rFonts w:hint="eastAsia" w:hAnsi="Arial" w:cs="Arial"/>
-                <w:kern w:val="0"/>
-                <w:sz w:val="24"/>
-                <w:lang w:val="en-US" w:eastAsia="zh-CN"/>
-              </w:rPr>
-            </w:pPr>
-            <w:r>
-              <w:rPr>
-                <w:rFonts w:hint="eastAsia" w:hAnsi="Arial" w:cs="Arial"/>
-                <w:kern w:val="0"/>
-                <w:sz w:val="24"/>
-                <w:lang w:val="en-US" w:eastAsia="zh-CN"/>
-              </w:rPr>
-              <w:t>食入：</w:t>
+              <w:widowControl w:val="0"/>
+              <w:kinsoku/>
+              <w:wordWrap/>
+              <w:overflowPunct/>
+              <w:topLinePunct w:val="0"/>
+              <w:autoSpaceDE/>
+              <w:autoSpaceDN/>
+              <w:bidi w:val="0"/>
+              <w:adjustRightInd/>
+              <w:snapToGrid/>
+              <w:spacing w:line="300" w:lineRule="auto"/>
+              <w:jc w:val="left"/>
+              <w:textAlignment w:val="auto"/>
+              <w:rPr>
+                <w:rFonts w:hint="eastAsia"/>
+                <w:sz w:val="24"/>
+                <w:szCs w:val="24"/>
+                <w:lang w:val="en-US" w:eastAsia="zh-CN"/>
+              </w:rPr>
+            </w:pPr>
+            <w:r>
+              <w:rPr>
+                <w:rFonts w:hint="eastAsia"/>
+                <w:sz w:val="24"/>
+                <w:szCs w:val="24"/>
+                <w:lang w:val="en-US" w:eastAsia="zh-CN"/>
+              </w:rPr>
+              <w:t>M</w:t>
             </w:r>
           </w:p>
         </w:tc>
@@ -2834,33 +2830,34 @@
               <w:keepNext w:val="0"/>
               <w:keepLines w:val="0"/>
               <w:pageBreakBefore w:val="0"/>
-              <w:kinsoku/>
-              <w:wordWrap/>
-              <w:overflowPunct/>
-              <w:topLinePunct w:val="0"/>
-              <w:autoSpaceDE/>
-              <w:autoSpaceDN/>
-              <w:bidi w:val="0"/>
-              <w:adjustRightInd/>
-              <w:snapToGrid/>
-              <w:spacing w:line="300" w:lineRule="auto"/>
-              <w:jc w:val="left"/>
-              <w:textAlignment w:val="auto"/>
-              <w:rPr>
-                <w:rFonts w:hint="eastAsia" w:hAnsi="Arial" w:cs="Arial"/>
-                <w:kern w:val="0"/>
-                <w:sz w:val="24"/>
-                <w:lang w:val="en-US" w:eastAsia="zh-CN"/>
-              </w:rPr>
-            </w:pPr>
-            <w:r>
-              <w:rPr>
-                <w:rFonts w:hint="eastAsia" w:hAnsi="Arial" w:cs="Arial"/>
-                <w:kern w:val="0"/>
-                <w:sz w:val="24"/>
-                <w:lang w:val="en-US" w:eastAsia="zh-CN"/>
-              </w:rPr>
-              <w:t>皮肤：</w:t>
+              <w:widowControl w:val="0"/>
+              <w:kinsoku/>
+              <w:wordWrap/>
+              <w:overflowPunct/>
+              <w:topLinePunct w:val="0"/>
+              <w:autoSpaceDE/>
+              <w:autoSpaceDN/>
+              <w:bidi w:val="0"/>
+              <w:adjustRightInd/>
+              <w:snapToGrid/>
+              <w:spacing w:line="300" w:lineRule="auto"/>
+              <w:jc w:val="left"/>
+              <w:textAlignment w:val="auto"/>
+              <w:rPr>
+                <w:rFonts w:hint="eastAsia"/>
+                <w:sz w:val="24"/>
+                <w:szCs w:val="24"/>
+                <w:lang w:val="en-US" w:eastAsia="zh-CN"/>
+              </w:rPr>
+            </w:pPr>
+            <w:r>
+              <w:rPr>
+                <w:rFonts w:hint="eastAsia"/>
+                <w:sz w:val="24"/>
+                <w:szCs w:val="24"/>
+                <w:lang w:val="en-US" w:eastAsia="zh-CN"/>
+              </w:rPr>
+              <w:t>N</w:t>
             </w:r>
           </w:p>
         </w:tc>
@@ -2949,33 +2946,34 @@
               <w:keepNext w:val="0"/>
               <w:keepLines w:val="0"/>
               <w:pageBreakBefore w:val="0"/>
-              <w:kinsoku/>
-              <w:wordWrap/>
-              <w:overflowPunct/>
-              <w:topLinePunct w:val="0"/>
-              <w:autoSpaceDE/>
-              <w:autoSpaceDN/>
-              <w:bidi w:val="0"/>
-              <w:adjustRightInd/>
-              <w:snapToGrid/>
-              <w:spacing w:line="300" w:lineRule="auto"/>
-              <w:jc w:val="left"/>
-              <w:textAlignment w:val="auto"/>
-              <w:rPr>
-                <w:rFonts w:hint="eastAsia" w:hAnsi="Arial" w:cs="Arial"/>
-                <w:kern w:val="0"/>
-                <w:sz w:val="24"/>
-                <w:lang w:val="en-US" w:eastAsia="zh-CN"/>
-              </w:rPr>
-            </w:pPr>
-            <w:r>
-              <w:rPr>
-                <w:rFonts w:hint="eastAsia" w:hAnsi="Arial" w:cs="Arial"/>
-                <w:kern w:val="0"/>
-                <w:sz w:val="24"/>
-                <w:lang w:val="en-US" w:eastAsia="zh-CN"/>
-              </w:rPr>
-              <w:t>眼睛：</w:t>
+              <w:widowControl w:val="0"/>
+              <w:kinsoku/>
+              <w:wordWrap/>
+              <w:overflowPunct/>
+              <w:topLinePunct w:val="0"/>
+              <w:autoSpaceDE/>
+              <w:autoSpaceDN/>
+              <w:bidi w:val="0"/>
+              <w:adjustRightInd/>
+              <w:snapToGrid/>
+              <w:spacing w:line="300" w:lineRule="auto"/>
+              <w:jc w:val="left"/>
+              <w:textAlignment w:val="auto"/>
+              <w:rPr>
+                <w:rFonts w:hint="eastAsia"/>
+                <w:sz w:val="24"/>
+                <w:szCs w:val="24"/>
+                <w:lang w:val="en-US" w:eastAsia="zh-CN"/>
+              </w:rPr>
+            </w:pPr>
+            <w:r>
+              <w:rPr>
+                <w:rFonts w:hint="eastAsia"/>
+                <w:sz w:val="24"/>
+                <w:szCs w:val="24"/>
+                <w:lang w:val="en-US" w:eastAsia="zh-CN"/>
+              </w:rPr>
+              <w:t>O</w:t>
             </w:r>
           </w:p>
         </w:tc>
@@ -3064,33 +3062,34 @@
               <w:keepNext w:val="0"/>
               <w:keepLines w:val="0"/>
               <w:pageBreakBefore w:val="0"/>
-              <w:kinsoku/>
-              <w:wordWrap/>
-              <w:overflowPunct/>
-              <w:topLinePunct w:val="0"/>
-              <w:autoSpaceDE/>
-              <w:autoSpaceDN/>
-              <w:bidi w:val="0"/>
-              <w:adjustRightInd/>
-              <w:snapToGrid/>
-              <w:spacing w:line="300" w:lineRule="auto"/>
-              <w:jc w:val="left"/>
-              <w:textAlignment w:val="auto"/>
-              <w:rPr>
-                <w:rFonts w:hint="eastAsia" w:hAnsi="Arial" w:cs="Arial"/>
-                <w:kern w:val="0"/>
-                <w:sz w:val="24"/>
-                <w:lang w:val="en-US" w:eastAsia="zh-CN"/>
-              </w:rPr>
-            </w:pPr>
-            <w:r>
-              <w:rPr>
-                <w:rFonts w:hint="eastAsia" w:hAnsi="Arial" w:cs="Arial"/>
-                <w:kern w:val="0"/>
-                <w:sz w:val="24"/>
-                <w:lang w:val="en-US" w:eastAsia="zh-CN"/>
-              </w:rPr>
-              <w:t>症状和体征：</w:t>
+              <w:widowControl w:val="0"/>
+              <w:kinsoku/>
+              <w:wordWrap/>
+              <w:overflowPunct/>
+              <w:topLinePunct w:val="0"/>
+              <w:autoSpaceDE/>
+              <w:autoSpaceDN/>
+              <w:bidi w:val="0"/>
+              <w:adjustRightInd/>
+              <w:snapToGrid/>
+              <w:spacing w:line="300" w:lineRule="auto"/>
+              <w:jc w:val="left"/>
+              <w:textAlignment w:val="auto"/>
+              <w:rPr>
+                <w:rFonts w:hint="default"/>
+                <w:sz w:val="24"/>
+                <w:szCs w:val="24"/>
+                <w:lang w:val="en-US" w:eastAsia="zh-CN"/>
+              </w:rPr>
+            </w:pPr>
+            <w:r>
+              <w:rPr>
+                <w:rFonts w:hint="eastAsia"/>
+                <w:sz w:val="24"/>
+                <w:szCs w:val="24"/>
+                <w:lang w:val="en-US" w:eastAsia="zh-CN"/>
+              </w:rPr>
+              <w:t>P</w:t>
             </w:r>
           </w:p>
         </w:tc>
@@ -3199,43 +3198,34 @@
               <w:keepNext w:val="0"/>
               <w:keepLines w:val="0"/>
               <w:pageBreakBefore w:val="0"/>
-              <w:widowControl/>
-              <w:suppressLineNumbers w:val="0"/>
-              <w:kinsoku/>
-              <w:wordWrap/>
-              <w:overflowPunct/>
-              <w:topLinePunct w:val="0"/>
-              <w:autoSpaceDE/>
-              <w:autoSpaceDN/>
-              <w:bidi w:val="0"/>
-              <w:adjustRightInd/>
-              <w:snapToGrid/>
-              <w:jc w:val="left"/>
-              <w:textAlignment w:val="auto"/>
-              <w:rPr>
-                <w:rFonts w:hint="default" w:hAnsi="Arial" w:cs="Arial"/>
-                <w:kern w:val="0"/>
-                <w:sz w:val="24"/>
-                <w:lang w:val="en-US" w:eastAsia="zh-CN"/>
-              </w:rPr>
-            </w:pPr>
-            <w:r>
-              <w:rPr>
-                <w:rFonts w:hint="eastAsia" w:hAnsi="Arial" w:cs="Arial"/>
-                <w:kern w:val="0"/>
-                <w:sz w:val="24"/>
-                <w:lang w:val="en-US" w:eastAsia="zh-CN"/>
-              </w:rPr>
-              <w:t>如：对水生生物有毒。</w:t>
-            </w:r>
-            <w:r>
-              <w:rPr>
-                <w:rFonts w:hint="default" w:hAnsi="Arial" w:cs="Arial"/>
-                <w:kern w:val="0"/>
-                <w:sz w:val="24"/>
-                <w:lang w:val="en-US" w:eastAsia="zh-CN"/>
-              </w:rPr>
-              <w:t>可能对水生环境造成长期有害影响</w:t>
+              <w:widowControl w:val="0"/>
+              <w:kinsoku/>
+              <w:wordWrap/>
+              <w:overflowPunct/>
+              <w:topLinePunct w:val="0"/>
+              <w:autoSpaceDE/>
+              <w:autoSpaceDN/>
+              <w:bidi w:val="0"/>
+              <w:adjustRightInd/>
+              <w:snapToGrid/>
+              <w:spacing w:line="300" w:lineRule="auto"/>
+              <w:jc w:val="left"/>
+              <w:textAlignment w:val="auto"/>
+              <w:rPr>
+                <w:rFonts w:hint="default"/>
+                <w:sz w:val="24"/>
+                <w:szCs w:val="24"/>
+                <w:lang w:val="en-US" w:eastAsia="zh-CN"/>
+              </w:rPr>
+            </w:pPr>
+            <w:r>
+              <w:rPr>
+                <w:rFonts w:hint="eastAsia"/>
+                <w:sz w:val="24"/>
+                <w:szCs w:val="24"/>
+                <w:lang w:val="en-US" w:eastAsia="zh-CN"/>
+              </w:rPr>
+              <w:t>Q</w:t>
             </w:r>
           </w:p>
         </w:tc>
@@ -3344,51 +3334,43 @@
               <w:keepNext w:val="0"/>
               <w:keepLines w:val="0"/>
               <w:pageBreakBefore w:val="0"/>
-              <w:widowControl/>
-              <w:suppressLineNumbers w:val="0"/>
-              <w:kinsoku/>
-              <w:wordWrap/>
-              <w:overflowPunct/>
-              <w:topLinePunct w:val="0"/>
-              <w:autoSpaceDE/>
-              <w:autoSpaceDN/>
-              <w:bidi w:val="0"/>
-              <w:adjustRightInd/>
-              <w:snapToGrid/>
-              <w:jc w:val="left"/>
-              <w:textAlignment w:val="auto"/>
-              <w:rPr>
-                <w:rFonts w:hint="default" w:hAnsi="Arial" w:cs="Arial"/>
-                <w:kern w:val="0"/>
-                <w:sz w:val="24"/>
-                <w:lang w:val="en-US" w:eastAsia="zh-CN"/>
-              </w:rPr>
-            </w:pPr>
-            <w:r>
-              <w:rPr>
-                <w:rFonts w:hint="eastAsia" w:hAnsi="Arial" w:cs="Arial"/>
-                <w:kern w:val="0"/>
-                <w:sz w:val="24"/>
-                <w:lang w:val="en-US" w:eastAsia="zh-CN"/>
-              </w:rPr>
-              <w:t>无</w:t>
+              <w:widowControl w:val="0"/>
+              <w:kinsoku/>
+              <w:wordWrap/>
+              <w:overflowPunct/>
+              <w:topLinePunct w:val="0"/>
+              <w:autoSpaceDE/>
+              <w:autoSpaceDN/>
+              <w:bidi w:val="0"/>
+              <w:adjustRightInd/>
+              <w:snapToGrid/>
+              <w:spacing w:line="300" w:lineRule="auto"/>
+              <w:jc w:val="left"/>
+              <w:textAlignment w:val="auto"/>
+              <w:rPr>
+                <w:rFonts w:hint="default"/>
+                <w:sz w:val="24"/>
+                <w:szCs w:val="24"/>
+                <w:lang w:val="en-US" w:eastAsia="zh-CN"/>
+              </w:rPr>
+            </w:pPr>
+            <w:r>
+              <w:rPr>
+                <w:rFonts w:hint="eastAsia"/>
+                <w:sz w:val="24"/>
+                <w:szCs w:val="24"/>
+                <w:lang w:val="en-US" w:eastAsia="zh-CN"/>
+              </w:rPr>
+              <w:t>R</w:t>
             </w:r>
           </w:p>
         </w:tc>
       </w:tr>
     </w:tbl>
-    <w:p>
-      <w:pPr>
-        <w:spacing w:line="300" w:lineRule="auto"/>
-        <w:ind w:right="480"/>
-        <w:rPr>
-          <w:sz w:val="24"/>
-        </w:rPr>
-      </w:pPr>
-    </w:p>
+    <w:p/>
     <w:tbl>
       <w:tblPr>
-        <w:tblStyle w:val="4"/>
+        <w:tblStyle w:val="5"/>
         <w:tblW w:w="9781" w:type="dxa"/>
         <w:tblInd w:w="108" w:type="dxa"/>
         <w:tblBorders>
@@ -3585,7 +3567,6 @@
               <w:adjustRightInd/>
               <w:snapToGrid/>
               <w:spacing w:line="300" w:lineRule="auto"/>
-              <w:ind w:right="480"/>
               <w:jc w:val="left"/>
               <w:textAlignment w:val="auto"/>
               <w:rPr>
@@ -3596,9 +3577,10 @@
             </w:pPr>
             <w:r>
               <w:rPr>
-                <w:rFonts w:hint="eastAsia" w:hAnsi="Arial" w:cs="Arial"/>
-                <w:kern w:val="0"/>
-                <w:sz w:val="24"/>
+                <w:rFonts w:hint="eastAsia"/>
+                <w:sz w:val="24"/>
+                <w:szCs w:val="24"/>
+                <w:lang w:val="en-US" w:eastAsia="zh-CN"/>
               </w:rPr>
               <w:t>混合物</w:t>
             </w:r>
@@ -3967,28 +3949,21 @@
               <w:adjustRightInd/>
               <w:snapToGrid/>
               <w:spacing w:line="300" w:lineRule="auto"/>
-              <w:ind w:right="480"/>
-              <w:jc w:val="center"/>
-              <w:textAlignment w:val="auto"/>
-              <w:rPr>
-                <w:rFonts w:hint="default" w:ascii="Times New Roman" w:hAnsi="Times New Roman" w:eastAsia="宋体" w:cs="Times New Roman"/>
-                <w:b w:val="0"/>
-                <w:bCs/>
-                <w:kern w:val="2"/>
-                <w:sz w:val="24"/>
-                <w:szCs w:val="24"/>
-                <w:lang w:val="en-US" w:eastAsia="zh-CN" w:bidi="ar-SA"/>
-              </w:rPr>
-            </w:pPr>
-            <w:r>
-              <w:rPr>
-                <w:rFonts w:hint="eastAsia" w:cs="Times New Roman"/>
-                <w:b w:val="0"/>
-                <w:bCs/>
-                <w:kern w:val="2"/>
-                <w:sz w:val="24"/>
-                <w:szCs w:val="24"/>
-                <w:lang w:val="en-US" w:eastAsia="zh-CN" w:bidi="ar-SA"/>
+              <w:jc w:val="left"/>
+              <w:textAlignment w:val="auto"/>
+              <w:rPr>
+                <w:rFonts w:hint="default"/>
+                <w:sz w:val="24"/>
+                <w:szCs w:val="24"/>
+                <w:lang w:val="en-US" w:eastAsia="zh-CN"/>
+              </w:rPr>
+            </w:pPr>
+            <w:r>
+              <w:rPr>
+                <w:rFonts w:hint="eastAsia"/>
+                <w:sz w:val="24"/>
+                <w:szCs w:val="24"/>
+                <w:lang w:val="en-US" w:eastAsia="zh-CN"/>
               </w:rPr>
               <w:t>成分1</w:t>
             </w:r>
@@ -4021,12 +3996,12 @@
               <w:adjustRightInd/>
               <w:snapToGrid/>
               <w:spacing w:line="300" w:lineRule="auto"/>
-              <w:ind w:right="480" w:rightChars="0"/>
-              <w:jc w:val="center"/>
+              <w:jc w:val="left"/>
               <w:textAlignment w:val="auto"/>
               <w:rPr>
                 <w:rFonts w:hint="eastAsia"/>
                 <w:sz w:val="24"/>
+                <w:szCs w:val="24"/>
                 <w:lang w:val="en-US" w:eastAsia="zh-CN"/>
               </w:rPr>
             </w:pPr>
@@ -4034,6 +4009,7 @@
               <w:rPr>
                 <w:rFonts w:hint="eastAsia"/>
                 <w:sz w:val="24"/>
+                <w:szCs w:val="24"/>
                 <w:lang w:val="en-US" w:eastAsia="zh-CN"/>
               </w:rPr>
               <w:t>商业机密</w:t>
@@ -4067,21 +4043,20 @@
               <w:adjustRightInd/>
               <w:snapToGrid/>
               <w:spacing w:line="300" w:lineRule="auto"/>
-              <w:ind w:right="480"/>
-              <w:jc w:val="center"/>
-              <w:textAlignment w:val="auto"/>
-              <w:rPr>
-                <w:rFonts w:hint="default" w:ascii="Times New Roman" w:hAnsi="Times New Roman" w:eastAsia="宋体" w:cs="Times New Roman"/>
-                <w:kern w:val="2"/>
-                <w:sz w:val="24"/>
-                <w:szCs w:val="24"/>
-                <w:lang w:val="en-US" w:eastAsia="zh-CN" w:bidi="ar-SA"/>
+              <w:jc w:val="left"/>
+              <w:textAlignment w:val="auto"/>
+              <w:rPr>
+                <w:rFonts w:hint="default"/>
+                <w:sz w:val="24"/>
+                <w:szCs w:val="24"/>
+                <w:lang w:val="en-US" w:eastAsia="zh-CN"/>
               </w:rPr>
             </w:pPr>
             <w:r>
               <w:rPr>
                 <w:rFonts w:hint="eastAsia"/>
                 <w:sz w:val="24"/>
+                <w:szCs w:val="24"/>
                 <w:lang w:val="en-US" w:eastAsia="zh-CN"/>
               </w:rPr>
               <w:t>&gt; n</w:t>
@@ -4136,28 +4111,21 @@
               <w:adjustRightInd/>
               <w:snapToGrid/>
               <w:spacing w:line="300" w:lineRule="auto"/>
-              <w:ind w:right="480"/>
-              <w:jc w:val="center"/>
-              <w:textAlignment w:val="auto"/>
-              <w:rPr>
-                <w:rFonts w:hint="default" w:ascii="Times New Roman" w:hAnsi="Times New Roman" w:eastAsia="宋体" w:cs="Times New Roman"/>
-                <w:b w:val="0"/>
-                <w:bCs/>
-                <w:kern w:val="2"/>
-                <w:sz w:val="24"/>
-                <w:szCs w:val="24"/>
-                <w:lang w:val="en-US" w:eastAsia="zh-CN" w:bidi="ar-SA"/>
-              </w:rPr>
-            </w:pPr>
-            <w:r>
-              <w:rPr>
-                <w:rFonts w:hint="eastAsia" w:cs="Times New Roman"/>
-                <w:b w:val="0"/>
-                <w:bCs/>
-                <w:kern w:val="2"/>
-                <w:sz w:val="24"/>
-                <w:szCs w:val="24"/>
-                <w:lang w:val="en-US" w:eastAsia="zh-CN" w:bidi="ar-SA"/>
+              <w:jc w:val="left"/>
+              <w:textAlignment w:val="auto"/>
+              <w:rPr>
+                <w:rFonts w:hint="default"/>
+                <w:sz w:val="24"/>
+                <w:szCs w:val="24"/>
+                <w:lang w:val="en-US" w:eastAsia="zh-CN"/>
+              </w:rPr>
+            </w:pPr>
+            <w:r>
+              <w:rPr>
+                <w:rFonts w:hint="eastAsia"/>
+                <w:sz w:val="24"/>
+                <w:szCs w:val="24"/>
+                <w:lang w:val="en-US" w:eastAsia="zh-CN"/>
               </w:rPr>
               <w:t>成分2</w:t>
             </w:r>
@@ -4190,12 +4158,12 @@
               <w:adjustRightInd/>
               <w:snapToGrid/>
               <w:spacing w:line="300" w:lineRule="auto"/>
-              <w:ind w:right="480"/>
-              <w:jc w:val="center"/>
+              <w:jc w:val="left"/>
               <w:textAlignment w:val="auto"/>
               <w:rPr>
                 <w:rFonts w:hint="eastAsia"/>
                 <w:sz w:val="24"/>
+                <w:szCs w:val="24"/>
                 <w:lang w:val="en-US" w:eastAsia="zh-CN"/>
               </w:rPr>
             </w:pPr>
@@ -4203,6 +4171,8 @@
               <w:rPr>
                 <w:rFonts w:hint="eastAsia"/>
                 <w:sz w:val="24"/>
+                <w:szCs w:val="24"/>
+                <w:lang w:val="en-US" w:eastAsia="zh-CN"/>
               </w:rPr>
               <w:t>7732-18-5</w:t>
             </w:r>
@@ -4235,21 +4205,20 @@
               <w:adjustRightInd/>
               <w:snapToGrid/>
               <w:spacing w:line="300" w:lineRule="auto"/>
-              <w:ind w:right="480"/>
-              <w:jc w:val="center"/>
-              <w:textAlignment w:val="auto"/>
-              <w:rPr>
-                <w:rFonts w:hint="default" w:ascii="Times New Roman" w:hAnsi="Times New Roman" w:eastAsia="宋体" w:cs="Times New Roman"/>
-                <w:kern w:val="2"/>
-                <w:sz w:val="24"/>
-                <w:szCs w:val="24"/>
-                <w:lang w:val="en-US" w:eastAsia="zh-CN" w:bidi="ar-SA"/>
+              <w:jc w:val="left"/>
+              <w:textAlignment w:val="auto"/>
+              <w:rPr>
+                <w:rFonts w:hint="default"/>
+                <w:sz w:val="24"/>
+                <w:szCs w:val="24"/>
+                <w:lang w:val="en-US" w:eastAsia="zh-CN"/>
               </w:rPr>
             </w:pPr>
             <w:r>
               <w:rPr>
                 <w:rFonts w:hint="eastAsia"/>
                 <w:sz w:val="24"/>
+                <w:szCs w:val="24"/>
                 <w:lang w:val="en-US" w:eastAsia="zh-CN"/>
               </w:rPr>
               <w:t>&gt; 45</w:t>
@@ -4269,7 +4238,7 @@
     </w:p>
     <w:tbl>
       <w:tblPr>
-        <w:tblStyle w:val="4"/>
+        <w:tblStyle w:val="5"/>
         <w:tblW w:w="9795" w:type="dxa"/>
         <w:tblInd w:w="108" w:type="dxa"/>
         <w:tblBorders>
@@ -4448,23 +4417,36 @@
           <w:p>
             <w:pPr>
               <w:keepNext w:val="0"/>
-              <w:spacing w:line="300" w:lineRule="auto"/>
-              <w:jc w:val="left"/>
+              <w:keepLines w:val="0"/>
+              <w:pageBreakBefore w:val="0"/>
+              <w:widowControl w:val="0"/>
+              <w:kinsoku/>
+              <w:wordWrap/>
+              <w:overflowPunct/>
+              <w:topLinePunct w:val="0"/>
+              <w:autoSpaceDE/>
+              <w:autoSpaceDN/>
+              <w:bidi w:val="0"/>
+              <w:adjustRightInd/>
+              <w:snapToGrid/>
+              <w:spacing w:line="300" w:lineRule="auto"/>
+              <w:jc w:val="left"/>
+              <w:textAlignment w:val="auto"/>
               <w:rPr>
                 <w:rFonts w:hint="default"/>
-                <w:b/>
-                <w:sz w:val="24"/>
-                <w:lang w:val="en-US"/>
-              </w:rPr>
-            </w:pPr>
-            <w:r>
-              <w:rPr>
-                <w:rFonts w:hint="eastAsia" w:hAnsi="Arial" w:cs="Arial"/>
-                <w:kern w:val="0"/>
-                <w:sz w:val="24"/>
-                <w:lang w:val="en-US" w:eastAsia="zh-CN"/>
-              </w:rPr>
-              <w:t>立即脱掉所有被污染的衣物。</w:t>
+                <w:sz w:val="24"/>
+                <w:szCs w:val="24"/>
+                <w:lang w:val="en-US" w:eastAsia="zh-CN"/>
+              </w:rPr>
+            </w:pPr>
+            <w:r>
+              <w:rPr>
+                <w:rFonts w:hint="eastAsia"/>
+                <w:sz w:val="24"/>
+                <w:szCs w:val="24"/>
+                <w:lang w:val="en-US" w:eastAsia="zh-CN"/>
+              </w:rPr>
+              <w:t>Remove all contaminated clothing immediately.</w:t>
             </w:r>
           </w:p>
         </w:tc>
@@ -4572,31 +4554,36 @@
           <w:p>
             <w:pPr>
               <w:keepNext w:val="0"/>
-              <w:spacing w:line="300" w:lineRule="auto"/>
-              <w:jc w:val="left"/>
-              <w:rPr>
-                <w:rFonts w:hint="eastAsia" w:hAnsi="Arial" w:cs="Arial"/>
-                <w:kern w:val="0"/>
-                <w:sz w:val="24"/>
-                <w:lang w:val="en-US" w:eastAsia="zh-CN"/>
-              </w:rPr>
-            </w:pPr>
-            <w:r>
+              <w:keepLines w:val="0"/>
+              <w:pageBreakBefore w:val="0"/>
+              <w:widowControl w:val="0"/>
+              <w:kinsoku/>
+              <w:wordWrap/>
+              <w:overflowPunct/>
+              <w:topLinePunct w:val="0"/>
+              <w:autoSpaceDE/>
+              <w:autoSpaceDN/>
+              <w:bidi w:val="0"/>
+              <w:adjustRightInd/>
+              <w:snapToGrid/>
+              <w:spacing w:line="300" w:lineRule="auto"/>
+              <w:jc w:val="left"/>
+              <w:textAlignment w:val="auto"/>
               <w:rPr>
                 <w:rFonts w:hint="eastAsia"/>
                 <w:sz w:val="24"/>
-                <w:lang w:val="en-US" w:eastAsia="zh-CN"/>
-              </w:rPr>
-              <w:t>若意外吞食，不要催吐，立即就医。</w:t>
-            </w:r>
-            <w:r>
-              <w:rPr>
-                <w:rFonts w:hint="eastAsia" w:hAnsi="Arial" w:cs="Arial"/>
-                <w:kern w:val="0"/>
-                <w:sz w:val="24"/>
-                <w:lang w:val="en-US" w:eastAsia="zh-CN"/>
-              </w:rPr>
-              <w:t>无意识时，不要经口喂食任何食物。</w:t>
+                <w:szCs w:val="24"/>
+                <w:lang w:val="en-US" w:eastAsia="zh-CN"/>
+              </w:rPr>
+            </w:pPr>
+            <w:r>
+              <w:rPr>
+                <w:rFonts w:hint="eastAsia"/>
+                <w:sz w:val="24"/>
+                <w:szCs w:val="24"/>
+                <w:lang w:val="en-US" w:eastAsia="zh-CN"/>
+              </w:rPr>
+              <w:t>Do not induce vomiting and seek medical advice. When unconscious, do not feed any food through the mouth.</w:t>
             </w:r>
           </w:p>
         </w:tc>
@@ -4704,23 +4691,36 @@
           <w:p>
             <w:pPr>
               <w:keepNext w:val="0"/>
-              <w:spacing w:line="300" w:lineRule="auto"/>
-              <w:jc w:val="left"/>
-              <w:rPr>
-                <w:rFonts w:hint="eastAsia" w:hAnsi="Arial" w:cs="Arial"/>
-                <w:kern w:val="0"/>
-                <w:sz w:val="24"/>
-                <w:lang w:val="en-US" w:eastAsia="zh-CN"/>
-              </w:rPr>
-            </w:pPr>
-            <w:r>
-              <w:rPr>
-                <w:rFonts w:hint="eastAsia" w:hAnsi="Arial" w:cs="Arial"/>
-                <w:kern w:val="0"/>
-                <w:sz w:val="24"/>
-                <w:lang w:val="en-US" w:eastAsia="zh-CN"/>
-              </w:rPr>
-              <w:t>立即翻起上下眼睑用大量缓和流动的水清洗眼睛至少20 分钟。且将头倾斜，避免化学品流入另一只未受污染的眼睛，并立即就医。</w:t>
+              <w:keepLines w:val="0"/>
+              <w:pageBreakBefore w:val="0"/>
+              <w:widowControl w:val="0"/>
+              <w:kinsoku/>
+              <w:wordWrap/>
+              <w:overflowPunct/>
+              <w:topLinePunct w:val="0"/>
+              <w:autoSpaceDE/>
+              <w:autoSpaceDN/>
+              <w:bidi w:val="0"/>
+              <w:adjustRightInd/>
+              <w:snapToGrid/>
+              <w:spacing w:line="300" w:lineRule="auto"/>
+              <w:jc w:val="left"/>
+              <w:textAlignment w:val="auto"/>
+              <w:rPr>
+                <w:rFonts w:hint="eastAsia"/>
+                <w:sz w:val="24"/>
+                <w:szCs w:val="24"/>
+                <w:lang w:val="en-US" w:eastAsia="zh-CN"/>
+              </w:rPr>
+            </w:pPr>
+            <w:r>
+              <w:rPr>
+                <w:rFonts w:hint="eastAsia"/>
+                <w:sz w:val="24"/>
+                <w:szCs w:val="24"/>
+                <w:lang w:val="en-US" w:eastAsia="zh-CN"/>
+              </w:rPr>
+              <w:t>Open the eyelids, wash them with warm water for a long time (at least 20 minutes), and tilt your head to prevent chemicals from flowing into the other uncontaminated eye, and seek medical attention immediately.</w:t>
             </w:r>
           </w:p>
         </w:tc>
@@ -4828,12 +4828,25 @@
           <w:p>
             <w:pPr>
               <w:keepNext w:val="0"/>
-              <w:spacing w:line="300" w:lineRule="auto"/>
-              <w:jc w:val="left"/>
-              <w:rPr>
-                <w:rFonts w:hint="default" w:hAnsi="Arial" w:cs="Arial"/>
-                <w:kern w:val="0"/>
-                <w:sz w:val="24"/>
+              <w:keepLines w:val="0"/>
+              <w:pageBreakBefore w:val="0"/>
+              <w:widowControl w:val="0"/>
+              <w:kinsoku/>
+              <w:wordWrap/>
+              <w:overflowPunct/>
+              <w:topLinePunct w:val="0"/>
+              <w:autoSpaceDE/>
+              <w:autoSpaceDN/>
+              <w:bidi w:val="0"/>
+              <w:adjustRightInd/>
+              <w:snapToGrid/>
+              <w:spacing w:line="300" w:lineRule="auto"/>
+              <w:jc w:val="left"/>
+              <w:textAlignment w:val="auto"/>
+              <w:rPr>
+                <w:rFonts w:hint="default"/>
+                <w:sz w:val="24"/>
+                <w:szCs w:val="24"/>
                 <w:lang w:val="en-US" w:eastAsia="zh-CN"/>
               </w:rPr>
             </w:pPr>
@@ -4841,8 +4854,10 @@
               <w:rPr>
                 <w:rFonts w:hint="eastAsia"/>
                 <w:sz w:val="24"/>
-              </w:rPr>
-              <w:t>立即用肥皂和大量的水冲洗。若发生皮肤反应，就医。</w:t>
+                <w:szCs w:val="24"/>
+                <w:lang w:val="en-US" w:eastAsia="zh-CN"/>
+              </w:rPr>
+              <w:t>Rinse immediately with soap and plenty of water. Get medical attention in case of skin reaction.</w:t>
             </w:r>
           </w:p>
         </w:tc>
@@ -4949,27 +4964,41 @@
               <w:left w:val="dotted" w:color="auto" w:sz="4" w:space="0"/>
               <w:bottom w:val="single" w:color="auto" w:sz="4" w:space="0"/>
             </w:tcBorders>
-          </w:tcPr>
-          <w:p>
-            <w:pPr>
-              <w:keepNext w:val="0"/>
-              <w:spacing w:line="300" w:lineRule="auto"/>
-              <w:jc w:val="left"/>
-              <w:rPr>
-                <w:rFonts w:hint="eastAsia" w:hAnsi="Arial" w:cs="Arial"/>
-                <w:kern w:val="0"/>
-                <w:sz w:val="24"/>
-                <w:lang w:val="en-US" w:eastAsia="zh-CN"/>
-              </w:rPr>
-            </w:pPr>
-            <w:r>
-              <w:rPr>
-                <w:rFonts w:hint="eastAsia" w:hAnsi="Arial" w:cs="Arial"/>
-                <w:kern w:val="0"/>
-                <w:sz w:val="24"/>
-                <w:lang w:val="en-US" w:eastAsia="zh-CN"/>
-              </w:rPr>
-              <w:t>一旦吸入，如有不适，就医。</w:t>
+            <w:vAlign w:val="top"/>
+          </w:tcPr>
+          <w:p>
+            <w:pPr>
+              <w:keepNext w:val="0"/>
+              <w:keepLines w:val="0"/>
+              <w:pageBreakBefore w:val="0"/>
+              <w:widowControl w:val="0"/>
+              <w:kinsoku/>
+              <w:wordWrap/>
+              <w:overflowPunct/>
+              <w:topLinePunct w:val="0"/>
+              <w:autoSpaceDE/>
+              <w:autoSpaceDN/>
+              <w:bidi w:val="0"/>
+              <w:adjustRightInd/>
+              <w:snapToGrid/>
+              <w:spacing w:line="300" w:lineRule="auto"/>
+              <w:jc w:val="left"/>
+              <w:textAlignment w:val="auto"/>
+              <w:rPr>
+                <w:rFonts w:hint="eastAsia"/>
+                <w:sz w:val="24"/>
+                <w:szCs w:val="24"/>
+                <w:lang w:val="en-US" w:eastAsia="zh-CN"/>
+              </w:rPr>
+            </w:pPr>
+            <w:r>
+              <w:rPr>
+                <w:rFonts w:hint="eastAsia"/>
+                <w:sz w:val="24"/>
+                <w:szCs w:val="24"/>
+                <w:lang w:val="en-US" w:eastAsia="zh-CN"/>
+              </w:rPr>
+              <w:t>If respiratory tract irritation occurs, seek medical advice.</w:t>
             </w:r>
           </w:p>
         </w:tc>
@@ -4986,7 +5015,7 @@
     </w:p>
     <w:tbl>
       <w:tblPr>
-        <w:tblStyle w:val="4"/>
+        <w:tblStyle w:val="5"/>
         <w:tblW w:w="9781" w:type="dxa"/>
         <w:tblInd w:w="108" w:type="dxa"/>
         <w:tblBorders>
@@ -5221,96 +5250,41 @@
               <w:left w:val="dotted" w:color="auto" w:sz="4" w:space="0"/>
               <w:bottom w:val="dotted" w:color="auto" w:sz="4" w:space="0"/>
             </w:tcBorders>
-          </w:tcPr>
-          <w:p>
-            <w:pPr>
-              <w:keepNext w:val="0"/>
-              <w:keepLines w:val="0"/>
-              <w:pageBreakBefore w:val="0"/>
-              <w:widowControl w:val="0"/>
-              <w:kinsoku/>
-              <w:wordWrap/>
-              <w:overflowPunct/>
-              <w:topLinePunct w:val="0"/>
-              <w:autoSpaceDE/>
-              <w:autoSpaceDN/>
-              <w:bidi w:val="0"/>
-              <w:adjustRightInd/>
-              <w:snapToGrid/>
-              <w:spacing w:line="300" w:lineRule="auto"/>
-              <w:jc w:val="left"/>
-              <w:textAlignment w:val="auto"/>
-              <w:rPr>
-                <w:rFonts w:hint="eastAsia" w:eastAsia="宋体"/>
-                <w:sz w:val="24"/>
-                <w:lang w:eastAsia="zh-CN"/>
-              </w:rPr>
-            </w:pPr>
-            <w:r>
+            <w:vAlign w:val="center"/>
+          </w:tcPr>
+          <w:p>
+            <w:pPr>
+              <w:keepNext w:val="0"/>
+              <w:keepLines w:val="0"/>
+              <w:pageBreakBefore w:val="0"/>
+              <w:widowControl w:val="0"/>
+              <w:kinsoku/>
+              <w:wordWrap/>
+              <w:overflowPunct/>
+              <w:topLinePunct w:val="0"/>
+              <w:autoSpaceDE/>
+              <w:autoSpaceDN/>
+              <w:bidi w:val="0"/>
+              <w:adjustRightInd/>
+              <w:snapToGrid/>
+              <w:spacing w:line="300" w:lineRule="auto"/>
+              <w:jc w:val="left"/>
+              <w:textAlignment w:val="auto"/>
               <w:rPr>
                 <w:rFonts w:hint="eastAsia"/>
                 <w:sz w:val="24"/>
-              </w:rPr>
-              <w:t>二氧化碳（</w:t>
-            </w:r>
-            <w:r>
-              <w:rPr>
-                <w:sz w:val="24"/>
-              </w:rPr>
-              <w:t>CO</w:t>
-            </w:r>
-            <w:r>
-              <w:rPr>
-                <w:sz w:val="24"/>
-                <w:vertAlign w:val="subscript"/>
-              </w:rPr>
-              <w:t>2</w:t>
-            </w:r>
+                <w:szCs w:val="24"/>
+                <w:lang w:val="en-US" w:eastAsia="zh-CN"/>
+              </w:rPr>
+            </w:pPr>
             <w:r>
               <w:rPr>
                 <w:rFonts w:hint="eastAsia"/>
                 <w:sz w:val="24"/>
-              </w:rPr>
-              <w:t>），</w:t>
-            </w:r>
-            <w:r>
-              <w:rPr>
-                <w:rFonts w:hint="eastAsia"/>
-                <w:sz w:val="24"/>
-                <w:lang w:val="en-US" w:eastAsia="zh-CN"/>
-              </w:rPr>
-              <w:t>耐醇</w:t>
-            </w:r>
-            <w:r>
-              <w:rPr>
-                <w:rFonts w:hint="eastAsia"/>
-                <w:sz w:val="24"/>
-              </w:rPr>
-              <w:t>泡沫，</w:t>
-            </w:r>
-            <w:r>
-              <w:rPr>
-                <w:rFonts w:hint="eastAsia"/>
-                <w:sz w:val="24"/>
-                <w:lang w:val="en-US" w:eastAsia="zh-CN"/>
-              </w:rPr>
-              <w:t>化学干粉</w:t>
-            </w:r>
-            <w:r>
-              <w:rPr>
-                <w:rFonts w:hint="eastAsia"/>
-                <w:sz w:val="24"/>
-                <w:lang w:eastAsia="zh-CN"/>
-              </w:rPr>
-              <w:t>。</w:t>
-            </w:r>
-            <w:r>
-              <w:rPr>
-                <w:rFonts w:hint="eastAsia"/>
-                <w:sz w:val="24"/>
-                <w:lang w:val="en-US" w:eastAsia="zh-CN"/>
-              </w:rPr>
-              <w:t>大火时应用水喷洒。</w:t>
+                <w:szCs w:val="24"/>
+                <w:lang w:val="en-US" w:eastAsia="zh-CN"/>
+              </w:rPr>
+              <w:t>Carbon dioxide (CO2), alcohol resistant foam, chemical dry powder. Sprinkling water in blaze.</w:t>
             </w:r>
           </w:p>
         </w:tc>
@@ -5451,48 +5425,41 @@
               <w:left w:val="dotted" w:color="auto" w:sz="4" w:space="0"/>
               <w:bottom w:val="dotted" w:color="auto" w:sz="4" w:space="0"/>
             </w:tcBorders>
-          </w:tcPr>
-          <w:p>
-            <w:pPr>
-              <w:keepNext w:val="0"/>
-              <w:keepLines w:val="0"/>
-              <w:pageBreakBefore w:val="0"/>
-              <w:widowControl w:val="0"/>
-              <w:tabs>
-                <w:tab w:val="left" w:pos="-108"/>
-              </w:tabs>
-              <w:kinsoku/>
-              <w:wordWrap/>
-              <w:overflowPunct/>
-              <w:topLinePunct w:val="0"/>
-              <w:autoSpaceDE/>
-              <w:autoSpaceDN/>
-              <w:bidi w:val="0"/>
-              <w:adjustRightInd/>
-              <w:snapToGrid/>
-              <w:spacing w:line="300" w:lineRule="auto"/>
-              <w:jc w:val="left"/>
-              <w:textAlignment w:val="auto"/>
-              <w:rPr>
-                <w:rFonts w:hint="eastAsia" w:eastAsia="宋体"/>
-                <w:b/>
-                <w:sz w:val="24"/>
-                <w:lang w:val="en-US" w:eastAsia="zh-CN"/>
-              </w:rPr>
-            </w:pPr>
-            <w:r>
-              <w:rPr>
-                <w:rFonts w:hint="eastAsia" w:hAnsi="Arial"/>
-                <w:sz w:val="24"/>
-              </w:rPr>
-              <w:t>高流量的水喷射</w:t>
-            </w:r>
-            <w:r>
+            <w:vAlign w:val="center"/>
+          </w:tcPr>
+          <w:p>
+            <w:pPr>
+              <w:keepNext w:val="0"/>
+              <w:keepLines w:val="0"/>
+              <w:pageBreakBefore w:val="0"/>
+              <w:widowControl w:val="0"/>
+              <w:kinsoku/>
+              <w:wordWrap/>
+              <w:overflowPunct/>
+              <w:topLinePunct w:val="0"/>
+              <w:autoSpaceDE/>
+              <w:autoSpaceDN/>
+              <w:bidi w:val="0"/>
+              <w:adjustRightInd/>
+              <w:snapToGrid/>
+              <w:spacing w:line="300" w:lineRule="auto"/>
+              <w:jc w:val="left"/>
+              <w:textAlignment w:val="auto"/>
               <w:rPr>
                 <w:rFonts w:hint="eastAsia"/>
                 <w:sz w:val="24"/>
-              </w:rPr>
-              <w:t>。</w:t>
+                <w:szCs w:val="24"/>
+                <w:lang w:val="en-US" w:eastAsia="zh-CN"/>
+              </w:rPr>
+            </w:pPr>
+            <w:r>
+              <w:rPr>
+                <w:rFonts w:hint="eastAsia"/>
+                <w:sz w:val="24"/>
+                <w:szCs w:val="24"/>
+                <w:lang w:val="en-US" w:eastAsia="zh-CN"/>
+              </w:rPr>
+              <w:t>Spray high flow of water.</w:t>
             </w:r>
           </w:p>
         </w:tc>
@@ -5646,85 +5613,76 @@
               <w:left w:val="dotted" w:color="auto" w:sz="4" w:space="0"/>
               <w:bottom w:val="dotted" w:color="auto" w:sz="4" w:space="0"/>
             </w:tcBorders>
-          </w:tcPr>
-          <w:p>
-            <w:pPr>
-              <w:keepNext w:val="0"/>
-              <w:keepLines w:val="0"/>
-              <w:pageBreakBefore w:val="0"/>
-              <w:widowControl w:val="0"/>
-              <w:kinsoku/>
-              <w:wordWrap/>
-              <w:overflowPunct/>
-              <w:topLinePunct w:val="0"/>
-              <w:autoSpaceDE/>
-              <w:autoSpaceDN/>
-              <w:bidi w:val="0"/>
-              <w:adjustRightInd/>
-              <w:snapToGrid/>
-              <w:spacing w:line="300" w:lineRule="auto"/>
-              <w:jc w:val="left"/>
-              <w:textAlignment w:val="auto"/>
-              <w:rPr>
-                <w:rFonts w:hint="eastAsia" w:eastAsia="宋体"/>
-                <w:sz w:val="24"/>
-                <w:lang w:eastAsia="zh-CN"/>
-              </w:rPr>
-            </w:pPr>
-            <w:r>
+            <w:vAlign w:val="center"/>
+          </w:tcPr>
+          <w:p>
+            <w:pPr>
+              <w:keepNext w:val="0"/>
+              <w:keepLines w:val="0"/>
+              <w:pageBreakBefore w:val="0"/>
+              <w:widowControl w:val="0"/>
+              <w:kinsoku/>
+              <w:wordWrap/>
+              <w:overflowPunct/>
+              <w:topLinePunct w:val="0"/>
+              <w:autoSpaceDE/>
+              <w:autoSpaceDN/>
+              <w:bidi w:val="0"/>
+              <w:adjustRightInd/>
+              <w:snapToGrid/>
+              <w:spacing w:line="300" w:lineRule="auto"/>
+              <w:jc w:val="left"/>
+              <w:textAlignment w:val="auto"/>
               <w:rPr>
                 <w:rFonts w:hint="eastAsia"/>
                 <w:sz w:val="24"/>
-              </w:rPr>
-              <w:t>燃烧时释放一氧化碳、二氧化碳、氮氧化物</w:t>
-            </w:r>
+                <w:szCs w:val="24"/>
+                <w:lang w:val="en-US" w:eastAsia="zh-CN"/>
+              </w:rPr>
+            </w:pPr>
             <w:r>
               <w:rPr>
                 <w:rFonts w:hint="eastAsia"/>
                 <w:sz w:val="24"/>
-                <w:lang w:val="en-US" w:eastAsia="zh-CN"/>
-              </w:rPr>
-              <w:t>等</w:t>
-            </w:r>
-            <w:r>
+                <w:szCs w:val="24"/>
+                <w:lang w:val="en-US" w:eastAsia="zh-CN"/>
+              </w:rPr>
+              <w:t>It can be released carbon monoxide, carbon dioxide, nitrogen oxides, etc. during combustion,</w:t>
+            </w:r>
+          </w:p>
+          <w:p>
+            <w:pPr>
+              <w:keepNext w:val="0"/>
+              <w:keepLines w:val="0"/>
+              <w:pageBreakBefore w:val="0"/>
+              <w:widowControl w:val="0"/>
+              <w:kinsoku/>
+              <w:wordWrap/>
+              <w:overflowPunct/>
+              <w:topLinePunct w:val="0"/>
+              <w:autoSpaceDE/>
+              <w:autoSpaceDN/>
+              <w:bidi w:val="0"/>
+              <w:adjustRightInd/>
+              <w:snapToGrid/>
+              <w:spacing w:line="300" w:lineRule="auto"/>
+              <w:jc w:val="left"/>
+              <w:textAlignment w:val="auto"/>
               <w:rPr>
                 <w:rFonts w:hint="eastAsia"/>
                 <w:sz w:val="24"/>
-                <w:lang w:eastAsia="zh-CN"/>
-              </w:rPr>
-              <w:t>。</w:t>
-            </w:r>
-          </w:p>
-          <w:p>
-            <w:pPr>
-              <w:keepNext w:val="0"/>
-              <w:keepLines w:val="0"/>
-              <w:pageBreakBefore w:val="0"/>
-              <w:widowControl w:val="0"/>
-              <w:kinsoku/>
-              <w:wordWrap/>
-              <w:overflowPunct/>
-              <w:topLinePunct w:val="0"/>
-              <w:autoSpaceDE/>
-              <w:autoSpaceDN/>
-              <w:bidi w:val="0"/>
-              <w:adjustRightInd/>
-              <w:snapToGrid/>
-              <w:spacing w:line="300" w:lineRule="auto"/>
-              <w:jc w:val="left"/>
-              <w:textAlignment w:val="auto"/>
+                <w:szCs w:val="24"/>
+                <w:lang w:val="en-US" w:eastAsia="zh-CN"/>
+              </w:rPr>
+            </w:pPr>
+            <w:r>
               <w:rPr>
                 <w:rFonts w:hint="eastAsia"/>
                 <w:sz w:val="24"/>
-                <w:lang w:val="en-US" w:eastAsia="zh-CN"/>
-              </w:rPr>
-            </w:pPr>
-            <w:r>
-              <w:rPr>
-                <w:rFonts w:hint="eastAsia"/>
-                <w:sz w:val="24"/>
-              </w:rPr>
-              <w:t>在着火或爆炸情况下，不要吸进烟尘。</w:t>
+                <w:szCs w:val="24"/>
+                <w:lang w:val="en-US" w:eastAsia="zh-CN"/>
+              </w:rPr>
+              <w:t>In case of fire or explosion, don’t inhale smoke and dust.</w:t>
             </w:r>
           </w:p>
         </w:tc>
@@ -5865,64 +5823,30 @@
               <w:left w:val="dotted" w:color="auto" w:sz="4" w:space="0"/>
               <w:bottom w:val="single" w:color="auto" w:sz="4" w:space="0"/>
             </w:tcBorders>
-          </w:tcPr>
-          <w:p>
-            <w:pPr>
-              <w:keepNext w:val="0"/>
-              <w:keepLines w:val="0"/>
-              <w:pageBreakBefore w:val="0"/>
-              <w:widowControl w:val="0"/>
-              <w:tabs>
-                <w:tab w:val="left" w:pos="-108"/>
-              </w:tabs>
-              <w:kinsoku/>
-              <w:wordWrap/>
-              <w:overflowPunct/>
-              <w:topLinePunct w:val="0"/>
-              <w:autoSpaceDE/>
-              <w:autoSpaceDN/>
-              <w:bidi w:val="0"/>
-              <w:adjustRightInd/>
-              <w:snapToGrid/>
-              <w:spacing w:line="300" w:lineRule="auto"/>
-              <w:jc w:val="left"/>
-              <w:textAlignment w:val="auto"/>
-              <w:rPr>
-                <w:sz w:val="24"/>
-              </w:rPr>
-            </w:pPr>
-            <w:r>
+            <w:vAlign w:val="center"/>
+          </w:tcPr>
+          <w:p>
+            <w:pPr>
+              <w:keepNext w:val="0"/>
+              <w:keepLines w:val="0"/>
+              <w:pageBreakBefore w:val="0"/>
+              <w:widowControl w:val="0"/>
+              <w:kinsoku/>
+              <w:wordWrap/>
+              <w:overflowPunct/>
+              <w:topLinePunct w:val="0"/>
+              <w:autoSpaceDE/>
+              <w:autoSpaceDN/>
+              <w:bidi w:val="0"/>
+              <w:adjustRightInd/>
+              <w:snapToGrid/>
+              <w:spacing w:line="300" w:lineRule="auto"/>
+              <w:jc w:val="left"/>
+              <w:textAlignment w:val="auto"/>
               <w:rPr>
                 <w:rFonts w:hint="eastAsia"/>
                 <w:sz w:val="24"/>
-              </w:rPr>
-              <w:t>消防人员必须佩戴自供气式呼吸器。</w:t>
-            </w:r>
-          </w:p>
-          <w:p>
-            <w:pPr>
-              <w:keepNext w:val="0"/>
-              <w:keepLines w:val="0"/>
-              <w:pageBreakBefore w:val="0"/>
-              <w:widowControl w:val="0"/>
-              <w:tabs>
-                <w:tab w:val="left" w:pos="-108"/>
-              </w:tabs>
-              <w:kinsoku/>
-              <w:wordWrap/>
-              <w:overflowPunct/>
-              <w:topLinePunct w:val="0"/>
-              <w:autoSpaceDE/>
-              <w:autoSpaceDN/>
-              <w:bidi w:val="0"/>
-              <w:adjustRightInd/>
-              <w:snapToGrid/>
-              <w:spacing w:line="300" w:lineRule="auto"/>
-              <w:jc w:val="left"/>
-              <w:textAlignment w:val="auto"/>
-              <w:rPr>
-                <w:rFonts w:hint="default" w:eastAsia="宋体"/>
-                <w:sz w:val="24"/>
+                <w:szCs w:val="24"/>
                 <w:lang w:val="en-US" w:eastAsia="zh-CN"/>
               </w:rPr>
             </w:pPr>
@@ -5930,8 +5854,45 @@
               <w:rPr>
                 <w:rFonts w:hint="eastAsia"/>
                 <w:sz w:val="24"/>
-              </w:rPr>
-              <w:t>禁止污染的灭火用水流入土壤，地下水或地表水中。</w:t>
+                <w:szCs w:val="24"/>
+                <w:lang w:val="en-US" w:eastAsia="zh-CN"/>
+              </w:rPr>
+              <w:t xml:space="preserve">Firefighters should be equipped with self-contained breathing apparatus. </w:t>
+            </w:r>
+          </w:p>
+          <w:p>
+            <w:pPr>
+              <w:keepNext w:val="0"/>
+              <w:keepLines w:val="0"/>
+              <w:pageBreakBefore w:val="0"/>
+              <w:widowControl w:val="0"/>
+              <w:kinsoku/>
+              <w:wordWrap/>
+              <w:overflowPunct/>
+              <w:topLinePunct w:val="0"/>
+              <w:autoSpaceDE/>
+              <w:autoSpaceDN/>
+              <w:bidi w:val="0"/>
+              <w:adjustRightInd/>
+              <w:snapToGrid/>
+              <w:spacing w:line="300" w:lineRule="auto"/>
+              <w:jc w:val="left"/>
+              <w:textAlignment w:val="auto"/>
+              <w:rPr>
+                <w:rFonts w:hint="default"/>
+                <w:sz w:val="24"/>
+                <w:szCs w:val="24"/>
+                <w:lang w:val="en-US" w:eastAsia="zh-CN"/>
+              </w:rPr>
+            </w:pPr>
+            <w:r>
+              <w:rPr>
+                <w:rFonts w:hint="eastAsia"/>
+                <w:sz w:val="24"/>
+                <w:szCs w:val="24"/>
+                <w:lang w:val="en-US" w:eastAsia="zh-CN"/>
+              </w:rPr>
+              <w:t>No contaminated fire-fighting water is allowed to run into the soil, groundwater or surface water.</w:t>
             </w:r>
           </w:p>
         </w:tc>
@@ -5939,16 +5900,15 @@
     </w:tbl>
     <w:p>
       <w:pPr>
-        <w:spacing w:line="300" w:lineRule="auto"/>
-        <w:ind w:right="480"/>
         <w:rPr>
-          <w:sz w:val="24"/>
+          <w:sz w:val="2"/>
+          <w:szCs w:val="2"/>
         </w:rPr>
       </w:pPr>
     </w:p>
     <w:tbl>
       <w:tblPr>
-        <w:tblStyle w:val="4"/>
+        <w:tblStyle w:val="5"/>
         <w:tblW w:w="9781" w:type="dxa"/>
         <w:tblInd w:w="108" w:type="dxa"/>
         <w:tblBorders>
@@ -5990,7 +5950,6 @@
         </w:tblPrEx>
         <w:trPr>
           <w:cantSplit/>
-          <w:tblHeader/>
         </w:trPr>
         <w:tc>
           <w:tcPr>
@@ -6185,17 +6144,20 @@
               <w:left w:val="nil"/>
               <w:bottom w:val="dotted" w:color="auto" w:sz="4" w:space="0"/>
             </w:tcBorders>
-          </w:tcPr>
-          <w:p>
-            <w:pPr>
-              <w:keepNext w:val="0"/>
-              <w:keepLines w:val="0"/>
-              <w:pageBreakBefore w:val="0"/>
-              <w:widowControl w:val="0"/>
-              <w:kinsoku/>
-              <w:wordWrap/>
-              <w:overflowPunct/>
-              <w:topLinePunct w:val="0"/>
+            <w:vAlign w:val="center"/>
+          </w:tcPr>
+          <w:p>
+            <w:pPr>
+              <w:keepNext w:val="0"/>
+              <w:keepLines w:val="0"/>
+              <w:pageBreakBefore w:val="0"/>
+              <w:widowControl w:val="0"/>
+              <w:kinsoku/>
+              <w:wordWrap/>
+              <w:overflowPunct/>
+              <w:topLinePunct w:val="0"/>
+              <w:autoSpaceDE/>
+              <w:autoSpaceDN/>
               <w:bidi w:val="0"/>
               <w:adjustRightInd/>
               <w:snapToGrid/>
@@ -6205,55 +6167,53 @@
               <w:rPr>
                 <w:rFonts w:hint="eastAsia"/>
                 <w:sz w:val="24"/>
+                <w:szCs w:val="24"/>
+                <w:lang w:val="en-US" w:eastAsia="zh-CN"/>
               </w:rPr>
             </w:pPr>
             <w:r>
               <w:rPr>
                 <w:rFonts w:hint="eastAsia"/>
                 <w:sz w:val="24"/>
-              </w:rPr>
-              <w:t>戴防护设备。确保充分的通风</w:t>
-            </w:r>
-            <w:r>
-              <w:rPr>
-                <w:sz w:val="24"/>
-              </w:rPr>
-              <w:t>/</w:t>
-            </w:r>
-            <w:r>
+                <w:szCs w:val="24"/>
+                <w:lang w:val="en-US" w:eastAsia="zh-CN"/>
+              </w:rPr>
+              <w:t>Wear protective equipment. </w:t>
+            </w:r>
+          </w:p>
+          <w:p>
+            <w:pPr>
+              <w:keepNext w:val="0"/>
+              <w:keepLines w:val="0"/>
+              <w:pageBreakBefore w:val="0"/>
+              <w:widowControl w:val="0"/>
+              <w:kinsoku/>
+              <w:wordWrap/>
+              <w:overflowPunct/>
+              <w:topLinePunct w:val="0"/>
+              <w:autoSpaceDE/>
+              <w:autoSpaceDN/>
+              <w:bidi w:val="0"/>
+              <w:adjustRightInd/>
+              <w:snapToGrid/>
+              <w:spacing w:line="300" w:lineRule="auto"/>
+              <w:jc w:val="left"/>
+              <w:textAlignment w:val="auto"/>
               <w:rPr>
                 <w:rFonts w:hint="eastAsia"/>
                 <w:sz w:val="24"/>
-              </w:rPr>
-              <w:t>排气。</w:t>
-            </w:r>
-          </w:p>
-          <w:p>
-            <w:pPr>
-              <w:keepNext w:val="0"/>
-              <w:keepLines w:val="0"/>
-              <w:pageBreakBefore w:val="0"/>
-              <w:widowControl w:val="0"/>
-              <w:kinsoku/>
-              <w:wordWrap/>
-              <w:overflowPunct/>
-              <w:topLinePunct w:val="0"/>
-              <w:bidi w:val="0"/>
-              <w:adjustRightInd/>
-              <w:snapToGrid/>
-              <w:spacing w:line="300" w:lineRule="auto"/>
-              <w:jc w:val="left"/>
-              <w:textAlignment w:val="auto"/>
-              <w:rPr>
-                <w:sz w:val="24"/>
+                <w:szCs w:val="24"/>
+                <w:lang w:val="en-US" w:eastAsia="zh-CN"/>
               </w:rPr>
             </w:pPr>
             <w:r>
               <w:rPr>
                 <w:rFonts w:hint="eastAsia"/>
                 <w:sz w:val="24"/>
-              </w:rPr>
-              <w:t>令未授权人员离开。</w:t>
+                <w:szCs w:val="24"/>
+                <w:lang w:val="en-US" w:eastAsia="zh-CN"/>
+              </w:rPr>
+              <w:t>Ensure adequate ventilation/exhaust. Order unauthorized personnel to leave.</w:t>
             </w:r>
           </w:p>
         </w:tc>
@@ -6387,44 +6347,41 @@
               <w:left w:val="nil"/>
               <w:bottom w:val="dotted" w:color="auto" w:sz="4" w:space="0"/>
             </w:tcBorders>
-          </w:tcPr>
-          <w:p>
-            <w:pPr>
-              <w:keepNext w:val="0"/>
-              <w:keepLines w:val="0"/>
-              <w:pageBreakBefore w:val="0"/>
-              <w:widowControl w:val="0"/>
-              <w:kinsoku/>
-              <w:wordWrap/>
-              <w:overflowPunct/>
-              <w:topLinePunct w:val="0"/>
-              <w:autoSpaceDE w:val="0"/>
-              <w:autoSpaceDN w:val="0"/>
-              <w:bidi w:val="0"/>
-              <w:adjustRightInd/>
-              <w:snapToGrid/>
-              <w:spacing w:line="300" w:lineRule="auto"/>
-              <w:jc w:val="left"/>
-              <w:textAlignment w:val="auto"/>
-              <w:rPr>
-                <w:b/>
-                <w:sz w:val="24"/>
-              </w:rPr>
-            </w:pPr>
-            <w:r>
-              <w:rPr>
-                <w:rFonts w:hint="eastAsia" w:hAnsi="Arial" w:cs="Arial"/>
-                <w:kern w:val="0"/>
-                <w:sz w:val="24"/>
-              </w:rPr>
-              <w:t>禁止排入下水道，废水或土壤中</w:t>
-            </w:r>
-            <w:r>
+            <w:vAlign w:val="center"/>
+          </w:tcPr>
+          <w:p>
+            <w:pPr>
+              <w:keepNext w:val="0"/>
+              <w:keepLines w:val="0"/>
+              <w:pageBreakBefore w:val="0"/>
+              <w:widowControl w:val="0"/>
+              <w:kinsoku/>
+              <w:wordWrap/>
+              <w:overflowPunct/>
+              <w:topLinePunct w:val="0"/>
+              <w:autoSpaceDE/>
+              <w:autoSpaceDN/>
+              <w:bidi w:val="0"/>
+              <w:adjustRightInd/>
+              <w:snapToGrid/>
+              <w:spacing w:line="300" w:lineRule="auto"/>
+              <w:jc w:val="left"/>
+              <w:textAlignment w:val="auto"/>
               <w:rPr>
                 <w:rFonts w:hint="eastAsia"/>
                 <w:sz w:val="24"/>
-              </w:rPr>
-              <w:t>。</w:t>
+                <w:szCs w:val="24"/>
+                <w:lang w:val="en-US" w:eastAsia="zh-CN"/>
+              </w:rPr>
+            </w:pPr>
+            <w:r>
+              <w:rPr>
+                <w:rFonts w:hint="eastAsia"/>
+                <w:sz w:val="24"/>
+                <w:szCs w:val="24"/>
+                <w:lang w:val="en-US" w:eastAsia="zh-CN"/>
+              </w:rPr>
+              <w:t>Do not discharge into sewers, waste water or soil.</w:t>
             </w:r>
           </w:p>
         </w:tc>
@@ -6542,38 +6499,41 @@
               <w:left w:val="nil"/>
               <w:bottom w:val="single" w:color="auto" w:sz="4" w:space="0"/>
             </w:tcBorders>
-          </w:tcPr>
-          <w:p>
-            <w:pPr>
-              <w:keepNext w:val="0"/>
-              <w:keepLines w:val="0"/>
-              <w:pageBreakBefore w:val="0"/>
-              <w:widowControl w:val="0"/>
-              <w:kinsoku/>
-              <w:wordWrap/>
-              <w:overflowPunct/>
-              <w:topLinePunct w:val="0"/>
-              <w:autoSpaceDE w:val="0"/>
-              <w:autoSpaceDN w:val="0"/>
-              <w:bidi w:val="0"/>
-              <w:adjustRightInd/>
-              <w:snapToGrid/>
-              <w:spacing w:line="300" w:lineRule="auto"/>
-              <w:jc w:val="left"/>
-              <w:textAlignment w:val="auto"/>
-              <w:rPr>
-                <w:rFonts w:cs="Arial"/>
-                <w:kern w:val="0"/>
-                <w:sz w:val="24"/>
-              </w:rPr>
-            </w:pPr>
-            <w:r>
-              <w:rPr>
-                <w:rFonts w:hint="eastAsia" w:hAnsi="Arial" w:cs="Arial"/>
-                <w:kern w:val="0"/>
-                <w:sz w:val="24"/>
-              </w:rPr>
-              <w:t>用化学品吸收材料或必要时用干沙收集，并储存于密闭容器中。</w:t>
+            <w:vAlign w:val="center"/>
+          </w:tcPr>
+          <w:p>
+            <w:pPr>
+              <w:keepNext w:val="0"/>
+              <w:keepLines w:val="0"/>
+              <w:pageBreakBefore w:val="0"/>
+              <w:widowControl w:val="0"/>
+              <w:kinsoku/>
+              <w:wordWrap/>
+              <w:overflowPunct/>
+              <w:topLinePunct w:val="0"/>
+              <w:autoSpaceDE/>
+              <w:autoSpaceDN/>
+              <w:bidi w:val="0"/>
+              <w:adjustRightInd/>
+              <w:snapToGrid/>
+              <w:spacing w:line="300" w:lineRule="auto"/>
+              <w:jc w:val="left"/>
+              <w:textAlignment w:val="auto"/>
+              <w:rPr>
+                <w:rFonts w:hint="eastAsia"/>
+                <w:sz w:val="24"/>
+                <w:szCs w:val="24"/>
+                <w:lang w:val="en-US" w:eastAsia="zh-CN"/>
+              </w:rPr>
+            </w:pPr>
+            <w:r>
+              <w:rPr>
+                <w:rFonts w:hint="eastAsia"/>
+                <w:sz w:val="24"/>
+                <w:szCs w:val="24"/>
+                <w:lang w:val="en-US" w:eastAsia="zh-CN"/>
+              </w:rPr>
+              <w:t>Collect with chemical absorbent materials or dry sand if necessary, and store in closed containers.</w:t>
             </w:r>
           </w:p>
         </w:tc>
@@ -6591,7 +6551,7 @@
     </w:p>
     <w:tbl>
       <w:tblPr>
-        <w:tblStyle w:val="4"/>
+        <w:tblStyle w:val="5"/>
         <w:tblW w:w="9781" w:type="dxa"/>
         <w:tblInd w:w="108" w:type="dxa"/>
         <w:tblBorders>
@@ -6785,57 +6745,76 @@
               <w:left w:val="dotted" w:color="auto" w:sz="4" w:space="0"/>
               <w:bottom w:val="dotted" w:color="auto" w:sz="4" w:space="0"/>
             </w:tcBorders>
-          </w:tcPr>
-          <w:p>
-            <w:pPr>
-              <w:keepNext w:val="0"/>
-              <w:keepLines w:val="0"/>
-              <w:pageBreakBefore w:val="0"/>
-              <w:widowControl w:val="0"/>
-              <w:kinsoku/>
-              <w:wordWrap/>
-              <w:overflowPunct/>
-              <w:topLinePunct w:val="0"/>
-              <w:autoSpaceDE w:val="0"/>
-              <w:autoSpaceDN w:val="0"/>
-              <w:bidi w:val="0"/>
-              <w:adjustRightInd w:val="0"/>
-              <w:snapToGrid/>
-              <w:spacing w:line="300" w:lineRule="auto"/>
-              <w:jc w:val="left"/>
-              <w:textAlignment w:val="auto"/>
-              <w:rPr>
-                <w:rFonts w:hint="default" w:eastAsia="宋体" w:cs="Arial"/>
-                <w:kern w:val="0"/>
-                <w:sz w:val="24"/>
-                <w:lang w:val="en-US" w:eastAsia="zh-CN"/>
-              </w:rPr>
-            </w:pPr>
-            <w:r>
-              <w:rPr>
-                <w:rFonts w:hint="eastAsia" w:hAnsi="Arial" w:cs="Arial"/>
-                <w:kern w:val="0"/>
-                <w:sz w:val="24"/>
-                <w:lang w:val="en-US" w:eastAsia="zh-CN"/>
-              </w:rPr>
-              <w:t>在具有适当排气通风的场所使用。</w:t>
-            </w:r>
-            <w:r>
-              <w:rPr>
-                <w:rFonts w:hint="eastAsia" w:hAnsi="Arial" w:cs="Arial"/>
-                <w:kern w:val="0"/>
-                <w:sz w:val="24"/>
-              </w:rPr>
-              <w:t>避免与皮肤和眼睛接触。</w:t>
-            </w:r>
-            <w:r>
-              <w:rPr>
-                <w:rFonts w:hint="eastAsia" w:hAnsi="Arial" w:cs="Arial"/>
-                <w:kern w:val="0"/>
-                <w:sz w:val="24"/>
-                <w:lang w:val="en-US" w:eastAsia="zh-CN"/>
-              </w:rPr>
-              <w:t>不要呼吸蒸气或喷雾。远离食物，饮料和烟草，休息前及工作结束及时洗手。更换被污染或浸湿的衣物。</w:t>
+            <w:vAlign w:val="top"/>
+          </w:tcPr>
+          <w:p>
+            <w:pPr>
+              <w:keepNext w:val="0"/>
+              <w:keepLines w:val="0"/>
+              <w:pageBreakBefore w:val="0"/>
+              <w:widowControl w:val="0"/>
+              <w:kinsoku/>
+              <w:wordWrap/>
+              <w:overflowPunct/>
+              <w:topLinePunct w:val="0"/>
+              <w:autoSpaceDE/>
+              <w:autoSpaceDN/>
+              <w:bidi w:val="0"/>
+              <w:adjustRightInd/>
+              <w:snapToGrid/>
+              <w:spacing w:line="300" w:lineRule="auto"/>
+              <w:jc w:val="left"/>
+              <w:textAlignment w:val="auto"/>
+              <w:rPr>
+                <w:rFonts w:hint="eastAsia"/>
+                <w:sz w:val="24"/>
+                <w:szCs w:val="24"/>
+                <w:lang w:val="en-US" w:eastAsia="zh-CN"/>
+              </w:rPr>
+            </w:pPr>
+            <w:r>
+              <w:rPr>
+                <w:rFonts w:hint="eastAsia"/>
+                <w:sz w:val="24"/>
+                <w:szCs w:val="24"/>
+                <w:lang w:val="en-US" w:eastAsia="zh-CN"/>
+              </w:rPr>
+              <w:t>Use in a place with appropriate exhaust ventilation. Avoid contact with skin and eyes. Do not breathe vapor or spray.</w:t>
+            </w:r>
+          </w:p>
+          <w:p>
+            <w:pPr>
+              <w:keepNext w:val="0"/>
+              <w:keepLines w:val="0"/>
+              <w:pageBreakBefore w:val="0"/>
+              <w:widowControl w:val="0"/>
+              <w:kinsoku/>
+              <w:wordWrap/>
+              <w:overflowPunct/>
+              <w:topLinePunct w:val="0"/>
+              <w:autoSpaceDE/>
+              <w:autoSpaceDN/>
+              <w:bidi w:val="0"/>
+              <w:adjustRightInd/>
+              <w:snapToGrid/>
+              <w:spacing w:line="300" w:lineRule="auto"/>
+              <w:jc w:val="left"/>
+              <w:textAlignment w:val="auto"/>
+              <w:rPr>
+                <w:rFonts w:hint="default"/>
+                <w:sz w:val="24"/>
+                <w:szCs w:val="24"/>
+                <w:lang w:val="en-US" w:eastAsia="zh-CN"/>
+              </w:rPr>
+            </w:pPr>
+            <w:r>
+              <w:rPr>
+                <w:rFonts w:hint="eastAsia"/>
+                <w:sz w:val="24"/>
+                <w:szCs w:val="24"/>
+                <w:lang w:val="en-US" w:eastAsia="zh-CN"/>
+              </w:rPr>
+              <w:t>Stay away from food, drink and tobacco. Wash hands before rest and at the end of work. Replace contaminated or soaked clothing.</w:t>
             </w:r>
           </w:p>
         </w:tc>
@@ -6946,78 +6925,41 @@
               <w:left w:val="dotted" w:color="auto" w:sz="4" w:space="0"/>
               <w:bottom w:val="single" w:color="auto" w:sz="4" w:space="0"/>
             </w:tcBorders>
-          </w:tcPr>
-          <w:p>
-            <w:pPr>
-              <w:keepNext w:val="0"/>
-              <w:keepLines w:val="0"/>
-              <w:pageBreakBefore w:val="0"/>
-              <w:widowControl w:val="0"/>
-              <w:shd w:val="clear" w:color="auto" w:fill="FFFFFF"/>
-              <w:kinsoku/>
-              <w:wordWrap/>
-              <w:overflowPunct/>
-              <w:topLinePunct w:val="0"/>
-              <w:bidi w:val="0"/>
-              <w:snapToGrid/>
-              <w:spacing w:line="375" w:lineRule="atLeast"/>
-              <w:jc w:val="left"/>
-              <w:textAlignment w:val="auto"/>
-              <w:rPr>
-                <w:rFonts w:cs="Arial"/>
-                <w:kern w:val="0"/>
-                <w:sz w:val="24"/>
-              </w:rPr>
-            </w:pPr>
-            <w:r>
-              <w:rPr>
-                <w:rFonts w:hint="eastAsia" w:hAnsi="Arial" w:cs="Arial"/>
-                <w:kern w:val="0"/>
-                <w:sz w:val="24"/>
-              </w:rPr>
-              <w:t>容器保持紧闭，存储在</w:t>
-            </w:r>
-            <w:r>
-              <w:rPr>
-                <w:rFonts w:hint="eastAsia" w:hAnsi="Arial" w:cs="Arial"/>
-                <w:kern w:val="0"/>
-                <w:sz w:val="24"/>
-                <w:lang w:val="en-US" w:eastAsia="zh-CN"/>
-              </w:rPr>
-              <w:t>凉爽</w:t>
-            </w:r>
-            <w:r>
-              <w:rPr>
-                <w:rFonts w:hint="eastAsia" w:hAnsi="Arial" w:cs="Arial"/>
-                <w:kern w:val="0"/>
-                <w:sz w:val="24"/>
-              </w:rPr>
-              <w:t>通风处。</w:t>
-            </w:r>
-            <w:r>
-              <w:rPr>
-                <w:rFonts w:hint="eastAsia" w:hAnsi="Arial" w:cs="Arial"/>
-                <w:kern w:val="0"/>
-                <w:sz w:val="24"/>
-                <w:lang w:val="en-US" w:eastAsia="zh-CN"/>
-              </w:rPr>
-              <w:t>为保证</w:t>
-            </w:r>
-            <w:r>
-              <w:rPr>
-                <w:rFonts w:hint="eastAsia" w:hAnsi="Arial" w:cs="Arial"/>
-                <w:kern w:val="0"/>
-                <w:sz w:val="24"/>
-              </w:rPr>
-              <w:t>产品质量，必须遵守我们产品信息表的储存条件。</w:t>
-            </w:r>
-            <w:r>
-              <w:rPr>
-                <w:rFonts w:cs="Arial"/>
-                <w:kern w:val="0"/>
-                <w:sz w:val="24"/>
-              </w:rPr>
-              <w:t xml:space="preserve"> </w:t>
+            <w:vAlign w:val="top"/>
+          </w:tcPr>
+          <w:p>
+            <w:pPr>
+              <w:keepNext w:val="0"/>
+              <w:keepLines w:val="0"/>
+              <w:pageBreakBefore w:val="0"/>
+              <w:widowControl w:val="0"/>
+              <w:kinsoku/>
+              <w:wordWrap/>
+              <w:overflowPunct/>
+              <w:topLinePunct w:val="0"/>
+              <w:autoSpaceDE/>
+              <w:autoSpaceDN/>
+              <w:bidi w:val="0"/>
+              <w:adjustRightInd/>
+              <w:snapToGrid/>
+              <w:spacing w:line="300" w:lineRule="auto"/>
+              <w:jc w:val="left"/>
+              <w:textAlignment w:val="auto"/>
+              <w:rPr>
+                <w:rFonts w:hint="eastAsia"/>
+                <w:sz w:val="24"/>
+                <w:szCs w:val="24"/>
+                <w:lang w:val="en-US" w:eastAsia="zh-CN"/>
+              </w:rPr>
+            </w:pPr>
+            <w:r>
+              <w:rPr>
+                <w:rFonts w:hint="eastAsia"/>
+                <w:sz w:val="24"/>
+                <w:szCs w:val="24"/>
+                <w:lang w:val="en-US" w:eastAsia="zh-CN"/>
+              </w:rPr>
+              <w:t>Keep the container tightly closed and store it in a dry and ventilated place. To maintain product quality, the storage conditions on our product information sheet must be observed.</w:t>
             </w:r>
           </w:p>
         </w:tc>
@@ -7035,7 +6977,7 @@
     </w:p>
     <w:tbl>
       <w:tblPr>
-        <w:tblStyle w:val="4"/>
+        <w:tblStyle w:val="5"/>
         <w:tblW w:w="9860" w:type="dxa"/>
         <w:tblInd w:w="108" w:type="dxa"/>
         <w:tblBorders>
@@ -7056,8 +6998,8 @@
       </w:tblPr>
       <w:tblGrid>
         <w:gridCol w:w="3076"/>
-        <w:gridCol w:w="171"/>
-        <w:gridCol w:w="1683"/>
+        <w:gridCol w:w="445"/>
+        <w:gridCol w:w="1409"/>
         <w:gridCol w:w="2465"/>
         <w:gridCol w:w="2465"/>
       </w:tblGrid>
@@ -7228,7 +7170,7 @@
         </w:trPr>
         <w:tc>
           <w:tcPr>
-            <w:tcW w:w="3247" w:type="dxa"/>
+            <w:tcW w:w="3521" w:type="dxa"/>
             <w:gridSpan w:val="2"/>
             <w:tcBorders>
               <w:top w:val="dotted" w:color="auto" w:sz="4" w:space="0"/>
@@ -7272,7 +7214,7 @@
         </w:tc>
         <w:tc>
           <w:tcPr>
-            <w:tcW w:w="6613" w:type="dxa"/>
+            <w:tcW w:w="6339" w:type="dxa"/>
             <w:gridSpan w:val="3"/>
             <w:tcBorders>
               <w:top w:val="dotted" w:color="auto" w:sz="4" w:space="0"/>
@@ -7284,34 +7226,24 @@
           </w:tcPr>
           <w:p>
             <w:pPr>
-              <w:keepNext w:val="0"/>
-              <w:keepLines w:val="0"/>
-              <w:pageBreakBefore w:val="0"/>
-              <w:widowControl w:val="0"/>
-              <w:kinsoku/>
-              <w:wordWrap/>
-              <w:overflowPunct/>
-              <w:topLinePunct w:val="0"/>
               <w:autoSpaceDE w:val="0"/>
               <w:autoSpaceDN w:val="0"/>
-              <w:bidi w:val="0"/>
-              <w:adjustRightInd/>
-              <w:snapToGrid/>
-              <w:spacing w:line="300" w:lineRule="auto"/>
-              <w:jc w:val="left"/>
-              <w:textAlignment w:val="auto"/>
-              <w:rPr>
-                <w:b/>
-                <w:sz w:val="24"/>
-              </w:rPr>
-            </w:pPr>
-            <w:r>
-              <w:rPr>
-                <w:rFonts w:hint="eastAsia" w:hAnsi="Arial" w:cs="Arial"/>
+              <w:adjustRightInd w:val="0"/>
+              <w:spacing w:line="300" w:lineRule="auto"/>
+              <w:jc w:val="left"/>
+              <w:rPr>
+                <w:b/>
+                <w:sz w:val="22"/>
+                <w:szCs w:val="22"/>
+              </w:rPr>
+            </w:pPr>
+            <w:r>
+              <w:rPr>
+                <w:rFonts w:cs="Arial"/>
                 <w:kern w:val="0"/>
                 <w:sz w:val="24"/>
               </w:rPr>
-              <w:t>喷涂过程中要求有呼吸防护设备。</w:t>
+              <w:t>Respiratory protection equipment is required during the spraying process.</w:t>
             </w:r>
           </w:p>
         </w:tc>
@@ -7338,7 +7270,7 @@
         </w:trPr>
         <w:tc>
           <w:tcPr>
-            <w:tcW w:w="3247" w:type="dxa"/>
+            <w:tcW w:w="3521" w:type="dxa"/>
             <w:gridSpan w:val="2"/>
             <w:tcBorders>
               <w:top w:val="dotted" w:color="auto" w:sz="4" w:space="0"/>
@@ -7401,7 +7333,7 @@
         </w:tc>
         <w:tc>
           <w:tcPr>
-            <w:tcW w:w="6613" w:type="dxa"/>
+            <w:tcW w:w="6339" w:type="dxa"/>
             <w:gridSpan w:val="3"/>
             <w:tcBorders>
               <w:top w:val="dotted" w:color="auto" w:sz="4" w:space="0"/>
@@ -7413,39 +7345,26 @@
           </w:tcPr>
           <w:p>
             <w:pPr>
-              <w:keepNext w:val="0"/>
-              <w:keepLines w:val="0"/>
-              <w:pageBreakBefore w:val="0"/>
-              <w:widowControl w:val="0"/>
-              <w:tabs>
-                <w:tab w:val="left" w:pos="3451"/>
-              </w:tabs>
-              <w:kinsoku/>
-              <w:wordWrap/>
-              <w:overflowPunct/>
-              <w:topLinePunct w:val="0"/>
-              <w:bidi w:val="0"/>
-              <w:adjustRightInd/>
-              <w:snapToGrid/>
-              <w:spacing w:line="300" w:lineRule="auto"/>
-              <w:ind w:left="3855" w:hanging="3840" w:hangingChars="1600"/>
-              <w:jc w:val="left"/>
-              <w:textAlignment w:val="auto"/>
+              <w:autoSpaceDE w:val="0"/>
+              <w:autoSpaceDN w:val="0"/>
+              <w:adjustRightInd w:val="0"/>
+              <w:spacing w:line="300" w:lineRule="auto"/>
+              <w:jc w:val="left"/>
               <w:rPr>
                 <w:rFonts w:hint="default" w:eastAsia="宋体"/>
                 <w:b/>
-                <w:sz w:val="24"/>
-                <w:lang w:val="en-US" w:eastAsia="zh-CN"/>
-              </w:rPr>
-            </w:pPr>
-            <w:r>
-              <w:rPr>
-                <w:rFonts w:hint="eastAsia" w:hAnsi="Arial" w:cs="Arial"/>
+                <w:sz w:val="22"/>
+                <w:szCs w:val="22"/>
+                <w:lang w:val="en-US" w:eastAsia="zh-CN"/>
+              </w:rPr>
+            </w:pPr>
+            <w:r>
+              <w:rPr>
+                <w:rFonts w:cs="Arial"/>
                 <w:kern w:val="0"/>
                 <w:sz w:val="24"/>
-                <w:lang w:val="en-US" w:eastAsia="zh-CN"/>
-              </w:rPr>
-              <w:t>建议戴上防护手套。</w:t>
+              </w:rPr>
+              <w:t>It is recommended to wear protective gloves.</w:t>
             </w:r>
           </w:p>
         </w:tc>
@@ -7472,7 +7391,7 @@
         </w:trPr>
         <w:tc>
           <w:tcPr>
-            <w:tcW w:w="3247" w:type="dxa"/>
+            <w:tcW w:w="3521" w:type="dxa"/>
             <w:gridSpan w:val="2"/>
             <w:tcBorders>
               <w:top w:val="dotted" w:color="auto" w:sz="4" w:space="0"/>
@@ -7516,7 +7435,7 @@
         </w:tc>
         <w:tc>
           <w:tcPr>
-            <w:tcW w:w="6613" w:type="dxa"/>
+            <w:tcW w:w="6339" w:type="dxa"/>
             <w:gridSpan w:val="3"/>
             <w:tcBorders>
               <w:top w:val="dotted" w:color="auto" w:sz="4" w:space="0"/>
@@ -7528,26 +7447,16 @@
           </w:tcPr>
           <w:p>
             <w:pPr>
-              <w:keepNext w:val="0"/>
-              <w:keepLines w:val="0"/>
-              <w:pageBreakBefore w:val="0"/>
-              <w:widowControl w:val="0"/>
-              <w:kinsoku/>
-              <w:wordWrap/>
-              <w:overflowPunct/>
-              <w:topLinePunct w:val="0"/>
               <w:autoSpaceDE w:val="0"/>
               <w:autoSpaceDN w:val="0"/>
-              <w:bidi w:val="0"/>
-              <w:adjustRightInd/>
-              <w:snapToGrid/>
-              <w:spacing w:line="300" w:lineRule="auto"/>
-              <w:jc w:val="left"/>
-              <w:textAlignment w:val="auto"/>
+              <w:adjustRightInd w:val="0"/>
+              <w:spacing w:line="300" w:lineRule="auto"/>
+              <w:jc w:val="left"/>
               <w:rPr>
                 <w:rFonts w:cs="Arial"/>
                 <w:kern w:val="0"/>
-                <w:sz w:val="24"/>
+                <w:sz w:val="22"/>
+                <w:szCs w:val="22"/>
               </w:rPr>
             </w:pPr>
             <w:r>
@@ -7583,7 +7492,7 @@
         </w:trPr>
         <w:tc>
           <w:tcPr>
-            <w:tcW w:w="3247" w:type="dxa"/>
+            <w:tcW w:w="3521" w:type="dxa"/>
             <w:gridSpan w:val="2"/>
             <w:tcBorders>
               <w:top w:val="dotted" w:color="auto" w:sz="4" w:space="0"/>
@@ -7628,7 +7537,7 @@
         </w:tc>
         <w:tc>
           <w:tcPr>
-            <w:tcW w:w="6613" w:type="dxa"/>
+            <w:tcW w:w="6339" w:type="dxa"/>
             <w:gridSpan w:val="3"/>
             <w:tcBorders>
               <w:top w:val="dotted" w:color="auto" w:sz="4" w:space="0"/>
@@ -7640,59 +7549,24 @@
           </w:tcPr>
           <w:p>
             <w:pPr>
-              <w:keepNext w:val="0"/>
-              <w:keepLines w:val="0"/>
-              <w:pageBreakBefore w:val="0"/>
-              <w:widowControl w:val="0"/>
-              <w:kinsoku/>
-              <w:wordWrap/>
-              <w:overflowPunct/>
-              <w:topLinePunct w:val="0"/>
               <w:autoSpaceDE w:val="0"/>
               <w:autoSpaceDN w:val="0"/>
-              <w:bidi w:val="0"/>
-              <w:adjustRightInd/>
-              <w:snapToGrid/>
-              <w:spacing w:line="300" w:lineRule="auto"/>
-              <w:jc w:val="left"/>
-              <w:textAlignment w:val="auto"/>
+              <w:adjustRightInd w:val="0"/>
+              <w:spacing w:line="300" w:lineRule="auto"/>
+              <w:jc w:val="left"/>
               <w:rPr>
                 <w:rFonts w:hint="eastAsia" w:hAnsi="Arial" w:cs="Arial"/>
                 <w:kern w:val="0"/>
-                <w:sz w:val="24"/>
-              </w:rPr>
-            </w:pPr>
-            <w:r>
-              <w:rPr>
-                <w:rFonts w:hint="eastAsia" w:hAnsi="Arial" w:cs="Arial"/>
+                <w:sz w:val="22"/>
+                <w:szCs w:val="22"/>
+              </w:rPr>
+            </w:pPr>
+            <w:r>
+              <w:rPr>
                 <w:kern w:val="0"/>
                 <w:sz w:val="24"/>
               </w:rPr>
-              <w:t>厚度≧</w:t>
-            </w:r>
-            <w:r>
-              <w:rPr>
-                <w:rFonts w:cs="Arial"/>
-                <w:kern w:val="0"/>
-                <w:sz w:val="24"/>
-              </w:rPr>
-              <w:t>0.4mm</w:t>
-            </w:r>
-            <w:r>
-              <w:rPr>
-                <w:rFonts w:hint="eastAsia" w:hAnsi="Arial" w:cs="Arial"/>
-                <w:kern w:val="0"/>
-                <w:sz w:val="24"/>
-              </w:rPr>
-              <w:t>；穿透时间≧</w:t>
-            </w:r>
-            <w:r>
-              <w:rPr>
-                <w:rFonts w:cs="Arial"/>
-                <w:kern w:val="0"/>
-                <w:sz w:val="24"/>
-              </w:rPr>
-              <w:t>480min.</w:t>
+              <w:t>thickness ≥ 0.4mm; Penetration time ≥ 480min.</w:t>
             </w:r>
           </w:p>
         </w:tc>
@@ -7719,7 +7593,7 @@
         </w:trPr>
         <w:tc>
           <w:tcPr>
-            <w:tcW w:w="3247" w:type="dxa"/>
+            <w:tcW w:w="3521" w:type="dxa"/>
             <w:gridSpan w:val="2"/>
             <w:tcBorders>
               <w:top w:val="dotted" w:color="auto" w:sz="4" w:space="0"/>
@@ -7764,7 +7638,7 @@
         </w:tc>
         <w:tc>
           <w:tcPr>
-            <w:tcW w:w="6613" w:type="dxa"/>
+            <w:tcW w:w="6339" w:type="dxa"/>
             <w:gridSpan w:val="3"/>
             <w:tcBorders>
               <w:top w:val="dotted" w:color="auto" w:sz="4" w:space="0"/>
@@ -7795,40 +7669,16 @@
               <w:rPr>
                 <w:rFonts w:hint="eastAsia" w:hAnsi="Arial" w:cs="Arial"/>
                 <w:kern w:val="0"/>
-                <w:sz w:val="24"/>
-              </w:rPr>
-            </w:pPr>
-            <w:r>
-              <w:rPr>
-                <w:rFonts w:hint="eastAsia" w:hAnsi="Arial" w:cs="Arial"/>
+                <w:sz w:val="22"/>
+                <w:szCs w:val="22"/>
+              </w:rPr>
+            </w:pPr>
+            <w:r>
+              <w:rPr>
                 <w:kern w:val="0"/>
                 <w:sz w:val="24"/>
               </w:rPr>
-              <w:t>厚度≧</w:t>
-            </w:r>
-            <w:r>
-              <w:rPr>
-                <w:rFonts w:cs="Arial"/>
-                <w:kern w:val="0"/>
-                <w:sz w:val="24"/>
-              </w:rPr>
-              <w:t>0.5mm</w:t>
-            </w:r>
-            <w:r>
-              <w:rPr>
-                <w:rFonts w:hint="eastAsia" w:hAnsi="Arial" w:cs="Arial"/>
-                <w:kern w:val="0"/>
-                <w:sz w:val="24"/>
-              </w:rPr>
-              <w:t>；穿透时间≧</w:t>
-            </w:r>
-            <w:r>
-              <w:rPr>
-                <w:rFonts w:cs="Arial"/>
-                <w:kern w:val="0"/>
-                <w:sz w:val="24"/>
-              </w:rPr>
-              <w:t>480min.</w:t>
+              <w:t>thickness ≥ 0.5mm; Penetration time ≥ 480min.</w:t>
             </w:r>
           </w:p>
         </w:tc>
@@ -7855,7 +7705,7 @@
         </w:trPr>
         <w:tc>
           <w:tcPr>
-            <w:tcW w:w="3247" w:type="dxa"/>
+            <w:tcW w:w="3521" w:type="dxa"/>
             <w:gridSpan w:val="2"/>
             <w:tcBorders>
               <w:top w:val="dotted" w:color="auto" w:sz="4" w:space="0"/>
@@ -7900,7 +7750,7 @@
         </w:tc>
         <w:tc>
           <w:tcPr>
-            <w:tcW w:w="6613" w:type="dxa"/>
+            <w:tcW w:w="6339" w:type="dxa"/>
             <w:gridSpan w:val="3"/>
             <w:tcBorders>
               <w:top w:val="dotted" w:color="auto" w:sz="4" w:space="0"/>
@@ -7912,59 +7762,24 @@
           </w:tcPr>
           <w:p>
             <w:pPr>
-              <w:keepNext w:val="0"/>
-              <w:keepLines w:val="0"/>
-              <w:pageBreakBefore w:val="0"/>
-              <w:widowControl w:val="0"/>
-              <w:kinsoku/>
-              <w:wordWrap/>
-              <w:overflowPunct/>
-              <w:topLinePunct w:val="0"/>
               <w:autoSpaceDE w:val="0"/>
               <w:autoSpaceDN w:val="0"/>
-              <w:bidi w:val="0"/>
-              <w:adjustRightInd/>
-              <w:snapToGrid/>
-              <w:spacing w:line="300" w:lineRule="auto"/>
-              <w:jc w:val="left"/>
-              <w:textAlignment w:val="auto"/>
+              <w:adjustRightInd w:val="0"/>
+              <w:spacing w:line="300" w:lineRule="auto"/>
+              <w:jc w:val="left"/>
               <w:rPr>
                 <w:rFonts w:hint="eastAsia" w:hAnsi="Arial" w:cs="Arial"/>
                 <w:kern w:val="0"/>
-                <w:sz w:val="24"/>
-              </w:rPr>
-            </w:pPr>
-            <w:r>
-              <w:rPr>
-                <w:rFonts w:hint="eastAsia" w:hAnsi="Arial" w:cs="Arial"/>
+                <w:sz w:val="22"/>
+                <w:szCs w:val="22"/>
+              </w:rPr>
+            </w:pPr>
+            <w:r>
+              <w:rPr>
                 <w:kern w:val="0"/>
                 <w:sz w:val="24"/>
               </w:rPr>
-              <w:t>厚度≧</w:t>
-            </w:r>
-            <w:r>
-              <w:rPr>
-                <w:rFonts w:cs="Arial"/>
-                <w:kern w:val="0"/>
-                <w:sz w:val="24"/>
-              </w:rPr>
-              <w:t>0.35mm</w:t>
-            </w:r>
-            <w:r>
-              <w:rPr>
-                <w:rFonts w:hint="eastAsia" w:hAnsi="Arial" w:cs="Arial"/>
-                <w:kern w:val="0"/>
-                <w:sz w:val="24"/>
-              </w:rPr>
-              <w:t>；穿透时间≧</w:t>
-            </w:r>
-            <w:r>
-              <w:rPr>
-                <w:rFonts w:cs="Arial"/>
-                <w:kern w:val="0"/>
-                <w:sz w:val="24"/>
-              </w:rPr>
-              <w:t>480min.</w:t>
+              <w:t>thickness ≥ 0.35mm; Penetration time ≥ 480min.</w:t>
             </w:r>
           </w:p>
         </w:tc>
@@ -7991,7 +7806,7 @@
         </w:trPr>
         <w:tc>
           <w:tcPr>
-            <w:tcW w:w="3247" w:type="dxa"/>
+            <w:tcW w:w="3521" w:type="dxa"/>
             <w:gridSpan w:val="2"/>
             <w:tcBorders>
               <w:top w:val="dotted" w:color="auto" w:sz="4" w:space="0"/>
@@ -8034,7 +7849,7 @@
         </w:tc>
         <w:tc>
           <w:tcPr>
-            <w:tcW w:w="6613" w:type="dxa"/>
+            <w:tcW w:w="6339" w:type="dxa"/>
             <w:gridSpan w:val="3"/>
             <w:tcBorders>
               <w:top w:val="dotted" w:color="auto" w:sz="4" w:space="0"/>
@@ -8046,25 +7861,25 @@
           </w:tcPr>
           <w:p>
             <w:pPr>
-              <w:keepNext w:val="0"/>
-              <w:keepLines w:val="0"/>
-              <w:pageBreakBefore w:val="0"/>
-              <w:widowControl w:val="0"/>
-              <w:kinsoku/>
-              <w:wordWrap/>
-              <w:overflowPunct/>
-              <w:topLinePunct w:val="0"/>
-              <w:bidi w:val="0"/>
-              <w:adjustRightInd/>
-              <w:snapToGrid/>
-              <w:spacing w:line="300" w:lineRule="auto"/>
-              <w:jc w:val="left"/>
-              <w:textAlignment w:val="auto"/>
-              <w:rPr>
-                <w:b/>
-                <w:sz w:val="24"/>
-              </w:rPr>
-            </w:pPr>
+              <w:autoSpaceDE w:val="0"/>
+              <w:autoSpaceDN w:val="0"/>
+              <w:adjustRightInd w:val="0"/>
+              <w:spacing w:line="300" w:lineRule="auto"/>
+              <w:jc w:val="left"/>
+              <w:rPr>
+                <w:b/>
+                <w:sz w:val="22"/>
+                <w:szCs w:val="22"/>
+              </w:rPr>
+            </w:pPr>
+            <w:r>
+              <w:rPr>
+                <w:rFonts w:hint="eastAsia" w:hAnsi="Arial" w:cs="Arial"/>
+                <w:kern w:val="0"/>
+                <w:sz w:val="24"/>
+              </w:rPr>
+              <w:t>Discard contaminated gloves.</w:t>
+            </w:r>
           </w:p>
         </w:tc>
       </w:tr>
@@ -8090,7 +7905,7 @@
         </w:trPr>
         <w:tc>
           <w:tcPr>
-            <w:tcW w:w="3247" w:type="dxa"/>
+            <w:tcW w:w="3521" w:type="dxa"/>
             <w:gridSpan w:val="2"/>
             <w:tcBorders>
               <w:top w:val="dotted" w:color="auto" w:sz="4" w:space="0"/>
@@ -8134,7 +7949,7 @@
         </w:tc>
         <w:tc>
           <w:tcPr>
-            <w:tcW w:w="6613" w:type="dxa"/>
+            <w:tcW w:w="6339" w:type="dxa"/>
             <w:gridSpan w:val="3"/>
             <w:tcBorders>
               <w:top w:val="dotted" w:color="auto" w:sz="4" w:space="0"/>
@@ -8146,50 +7961,25 @@
           </w:tcPr>
           <w:p>
             <w:pPr>
-              <w:keepNext w:val="0"/>
-              <w:keepLines w:val="0"/>
-              <w:pageBreakBefore w:val="0"/>
-              <w:widowControl w:val="0"/>
-              <w:kinsoku/>
-              <w:wordWrap/>
-              <w:overflowPunct/>
-              <w:topLinePunct w:val="0"/>
-              <w:bidi w:val="0"/>
-              <w:adjustRightInd/>
-              <w:snapToGrid/>
-              <w:spacing w:line="300" w:lineRule="auto"/>
-              <w:jc w:val="left"/>
-              <w:textAlignment w:val="auto"/>
+              <w:autoSpaceDE w:val="0"/>
+              <w:autoSpaceDN w:val="0"/>
+              <w:adjustRightInd w:val="0"/>
+              <w:spacing w:line="300" w:lineRule="auto"/>
+              <w:jc w:val="left"/>
               <w:rPr>
                 <w:rFonts w:hint="eastAsia" w:hAnsi="Arial" w:cs="Arial"/>
                 <w:kern w:val="0"/>
-                <w:sz w:val="24"/>
-              </w:rPr>
-            </w:pPr>
-            <w:r>
-              <w:rPr>
-                <w:rFonts w:hint="eastAsia" w:hAnsi="Arial" w:cs="Arial"/>
+                <w:sz w:val="22"/>
+                <w:szCs w:val="22"/>
+              </w:rPr>
+            </w:pPr>
+            <w:r>
+              <w:rPr>
+                <w:rFonts w:cs="Arial"/>
                 <w:kern w:val="0"/>
                 <w:sz w:val="24"/>
               </w:rPr>
-              <w:t>戴</w:t>
-            </w:r>
-            <w:r>
-              <w:rPr>
-                <w:rFonts w:hint="eastAsia" w:hAnsi="Arial" w:cs="Arial"/>
-                <w:kern w:val="0"/>
-                <w:sz w:val="24"/>
-                <w:lang w:val="en-US" w:eastAsia="zh-CN"/>
-              </w:rPr>
-              <w:t>护目镜</w:t>
-            </w:r>
-            <w:r>
-              <w:rPr>
-                <w:rFonts w:hint="eastAsia" w:hAnsi="Arial" w:cs="Arial"/>
-                <w:kern w:val="0"/>
-                <w:sz w:val="24"/>
-              </w:rPr>
-              <w:t>/面罩。</w:t>
+              <w:t>Wear goggles/face mask.</w:t>
             </w:r>
           </w:p>
         </w:tc>
@@ -8216,7 +8006,7 @@
         </w:trPr>
         <w:tc>
           <w:tcPr>
-            <w:tcW w:w="3247" w:type="dxa"/>
+            <w:tcW w:w="3521" w:type="dxa"/>
             <w:gridSpan w:val="2"/>
             <w:tcBorders>
               <w:top w:val="dotted" w:color="auto" w:sz="4" w:space="0"/>
@@ -8260,7 +8050,7 @@
         </w:tc>
         <w:tc>
           <w:tcPr>
-            <w:tcW w:w="6613" w:type="dxa"/>
+            <w:tcW w:w="6339" w:type="dxa"/>
             <w:gridSpan w:val="3"/>
             <w:tcBorders>
               <w:top w:val="dotted" w:color="auto" w:sz="4" w:space="0"/>
@@ -8289,16 +8079,17 @@
               <w:rPr>
                 <w:rFonts w:hint="eastAsia" w:hAnsi="Arial" w:cs="Arial"/>
                 <w:kern w:val="0"/>
-                <w:sz w:val="24"/>
-              </w:rPr>
-            </w:pPr>
-            <w:r>
-              <w:rPr>
-                <w:rFonts w:hint="eastAsia" w:hAnsi="Arial" w:cs="Arial"/>
+                <w:sz w:val="22"/>
+                <w:szCs w:val="22"/>
+              </w:rPr>
+            </w:pPr>
+            <w:r>
+              <w:rPr>
+                <w:rFonts w:cs="Arial"/>
                 <w:kern w:val="0"/>
                 <w:sz w:val="24"/>
               </w:rPr>
-              <w:t>穿着适当的防护服。</w:t>
+              <w:t>Wear appropriate protective clothing.</w:t>
             </w:r>
           </w:p>
         </w:tc>
@@ -8325,7 +8116,7 @@
         </w:trPr>
         <w:tc>
           <w:tcPr>
-            <w:tcW w:w="3247" w:type="dxa"/>
+            <w:tcW w:w="3521" w:type="dxa"/>
             <w:gridSpan w:val="2"/>
             <w:tcBorders>
               <w:top w:val="dotted" w:color="auto" w:sz="4" w:space="0"/>
@@ -8382,7 +8173,7 @@
         </w:tc>
         <w:tc>
           <w:tcPr>
-            <w:tcW w:w="6613" w:type="dxa"/>
+            <w:tcW w:w="6339" w:type="dxa"/>
             <w:gridSpan w:val="3"/>
             <w:tcBorders>
               <w:top w:val="dotted" w:color="auto" w:sz="4" w:space="0"/>
@@ -8412,18 +8203,18 @@
                 <w:rFonts w:hint="default" w:hAnsi="Arial" w:cs="Times New Roman"/>
                 <w:b/>
                 <w:kern w:val="2"/>
-                <w:sz w:val="21"/>
-                <w:szCs w:val="21"/>
-                <w:lang w:val="en-US" w:eastAsia="zh-CN" w:bidi="ar-SA"/>
-              </w:rPr>
-            </w:pPr>
-            <w:r>
-              <w:rPr>
-                <w:rFonts w:hint="eastAsia" w:hAnsi="Arial" w:cs="Arial"/>
+                <w:sz w:val="22"/>
+                <w:szCs w:val="22"/>
+                <w:lang w:val="en-US" w:eastAsia="zh-CN" w:bidi="ar-SA"/>
+              </w:rPr>
+            </w:pPr>
+            <w:r>
+              <w:rPr>
+                <w:rFonts w:hint="eastAsia" w:cs="Arial"/>
                 <w:kern w:val="0"/>
                 <w:sz w:val="24"/>
               </w:rPr>
-              <w:t>使用局部排风或全面通风，保持工作场所空气中浓度低于职业接触限值；工作场所设置洗眼器与安全淋浴设施。</w:t>
+              <w:t>使用局部排风或全面通风</w:t>
             </w:r>
           </w:p>
         </w:tc>
@@ -8492,8 +8283,6 @@
               </w:rPr>
               <w:t>Control parameters for workplace components</w:t>
             </w:r>
-            <w:bookmarkStart w:id="0" w:name="_GoBack"/>
-            <w:bookmarkEnd w:id="0"/>
           </w:p>
         </w:tc>
       </w:tr>
@@ -8737,44 +8526,63 @@
           </w:tcPr>
           <w:p>
             <w:pPr>
-              <w:spacing w:line="300" w:lineRule="auto"/>
-              <w:rPr>
-                <w:rFonts w:hint="eastAsia" w:ascii="Times New Roman" w:hAnsi="Times New Roman" w:eastAsia="宋体" w:cs="Times New Roman"/>
-                <w:kern w:val="2"/>
-                <w:sz w:val="24"/>
-                <w:szCs w:val="24"/>
-                <w:lang w:val="en-US" w:eastAsia="zh-CN" w:bidi="ar-SA"/>
-              </w:rPr>
-            </w:pPr>
-            <w:r>
-              <w:rPr>
-                <w:rFonts w:hint="eastAsia"/>
+              <w:keepNext w:val="0"/>
+              <w:keepLines w:val="0"/>
+              <w:pageBreakBefore w:val="0"/>
+              <w:widowControl w:val="0"/>
+              <w:kinsoku/>
+              <w:wordWrap/>
+              <w:overflowPunct/>
+              <w:topLinePunct w:val="0"/>
+              <w:bidi w:val="0"/>
+              <w:adjustRightInd/>
+              <w:snapToGrid/>
+              <w:spacing w:line="300" w:lineRule="auto"/>
+              <w:jc w:val="left"/>
+              <w:textAlignment w:val="auto"/>
+              <w:rPr>
+                <w:rFonts w:hint="eastAsia" w:cs="Arial"/>
+                <w:kern w:val="0"/>
+                <w:sz w:val="24"/>
+                <w:lang w:val="en-US" w:eastAsia="zh-CN"/>
+              </w:rPr>
+            </w:pPr>
+            <w:r>
+              <w:rPr>
+                <w:rFonts w:hint="eastAsia" w:cs="Arial"/>
+                <w:kern w:val="0"/>
                 <w:sz w:val="24"/>
               </w:rPr>
               <w:t>六亚甲基-</w:t>
             </w:r>
             <w:r>
               <w:rPr>
+                <w:rFonts w:cs="Arial"/>
+                <w:kern w:val="0"/>
                 <w:sz w:val="24"/>
               </w:rPr>
               <w:t>1</w:t>
             </w:r>
             <w:r>
               <w:rPr>
-                <w:rFonts w:hint="eastAsia"/>
+                <w:rFonts w:hint="eastAsia" w:cs="Arial"/>
+                <w:kern w:val="0"/>
                 <w:sz w:val="24"/>
               </w:rPr>
               <w:t>,</w:t>
             </w:r>
             <w:r>
               <w:rPr>
+                <w:rFonts w:cs="Arial"/>
+                <w:kern w:val="0"/>
                 <w:sz w:val="24"/>
               </w:rPr>
               <w:t>6</w:t>
             </w:r>
             <w:r>
               <w:rPr>
-                <w:rFonts w:hint="eastAsia"/>
+                <w:rFonts w:hint="eastAsia" w:cs="Arial"/>
+                <w:kern w:val="0"/>
                 <w:sz w:val="24"/>
               </w:rPr>
               <w:t>-二异氰酸酯</w:t>
@@ -8796,31 +8604,47 @@
           </w:tcPr>
           <w:p>
             <w:pPr>
-              <w:spacing w:line="300" w:lineRule="auto"/>
-              <w:rPr>
-                <w:rFonts w:hint="eastAsia" w:ascii="Times New Roman" w:hAnsi="Times New Roman" w:eastAsia="宋体" w:cs="Times New Roman"/>
-                <w:kern w:val="2"/>
-                <w:sz w:val="24"/>
-                <w:szCs w:val="24"/>
-                <w:lang w:val="en-US" w:eastAsia="zh-CN" w:bidi="ar-SA"/>
-              </w:rPr>
-            </w:pPr>
-            <w:r>
-              <w:rPr>
-                <w:rFonts w:hint="eastAsia"/>
+              <w:keepNext w:val="0"/>
+              <w:keepLines w:val="0"/>
+              <w:pageBreakBefore w:val="0"/>
+              <w:widowControl w:val="0"/>
+              <w:kinsoku/>
+              <w:wordWrap/>
+              <w:overflowPunct/>
+              <w:topLinePunct w:val="0"/>
+              <w:bidi w:val="0"/>
+              <w:adjustRightInd/>
+              <w:snapToGrid/>
+              <w:spacing w:line="300" w:lineRule="auto"/>
+              <w:jc w:val="left"/>
+              <w:textAlignment w:val="auto"/>
+              <w:rPr>
+                <w:rFonts w:hint="eastAsia" w:cs="Arial"/>
+                <w:kern w:val="0"/>
+                <w:sz w:val="24"/>
+                <w:lang w:val="en-US" w:eastAsia="zh-CN"/>
+              </w:rPr>
+            </w:pPr>
+            <w:r>
+              <w:rPr>
+                <w:rFonts w:hint="eastAsia" w:cs="Arial"/>
+                <w:kern w:val="0"/>
                 <w:sz w:val="24"/>
               </w:rPr>
               <w:t>CN</w:t>
             </w:r>
             <w:r>
               <w:rPr>
+                <w:rFonts w:cs="Arial"/>
+                <w:kern w:val="0"/>
                 <w:sz w:val="24"/>
               </w:rPr>
               <w:t xml:space="preserve"> </w:t>
             </w:r>
             <w:r>
               <w:rPr>
-                <w:rFonts w:hint="eastAsia"/>
+                <w:rFonts w:hint="eastAsia" w:cs="Arial"/>
+                <w:kern w:val="0"/>
                 <w:sz w:val="24"/>
               </w:rPr>
               <w:t>OEL</w:t>
@@ -8841,18 +8665,31 @@
           </w:tcPr>
           <w:p>
             <w:pPr>
-              <w:spacing w:line="300" w:lineRule="auto"/>
-              <w:rPr>
-                <w:rFonts w:hint="eastAsia" w:ascii="Times New Roman" w:hAnsi="Times New Roman" w:eastAsia="宋体" w:cs="Times New Roman"/>
-                <w:kern w:val="2"/>
-                <w:sz w:val="24"/>
-                <w:szCs w:val="24"/>
-                <w:lang w:val="en-US" w:eastAsia="zh-CN" w:bidi="ar-SA"/>
-              </w:rPr>
-            </w:pPr>
-            <w:r>
-              <w:rPr>
-                <w:rFonts w:hint="eastAsia"/>
+              <w:keepNext w:val="0"/>
+              <w:keepLines w:val="0"/>
+              <w:pageBreakBefore w:val="0"/>
+              <w:widowControl w:val="0"/>
+              <w:kinsoku/>
+              <w:wordWrap/>
+              <w:overflowPunct/>
+              <w:topLinePunct w:val="0"/>
+              <w:bidi w:val="0"/>
+              <w:adjustRightInd/>
+              <w:snapToGrid/>
+              <w:spacing w:line="300" w:lineRule="auto"/>
+              <w:jc w:val="left"/>
+              <w:textAlignment w:val="auto"/>
+              <w:rPr>
+                <w:rFonts w:hint="eastAsia" w:cs="Arial"/>
+                <w:kern w:val="0"/>
+                <w:sz w:val="24"/>
+                <w:lang w:val="en-US" w:eastAsia="zh-CN"/>
+              </w:rPr>
+            </w:pPr>
+            <w:r>
+              <w:rPr>
+                <w:rFonts w:hint="eastAsia" w:cs="Arial"/>
+                <w:kern w:val="0"/>
                 <w:sz w:val="24"/>
               </w:rPr>
               <w:t>TWA</w:t>
@@ -8873,47 +8710,58 @@
           </w:tcPr>
           <w:p>
             <w:pPr>
-              <w:spacing w:line="300" w:lineRule="auto"/>
-              <w:rPr>
-                <w:rFonts w:hint="eastAsia" w:ascii="Times New Roman" w:hAnsi="Times New Roman" w:eastAsia="宋体" w:cs="Times New Roman"/>
-                <w:kern w:val="2"/>
-                <w:sz w:val="24"/>
-                <w:szCs w:val="24"/>
-                <w:lang w:val="en-US" w:eastAsia="zh-CN" w:bidi="ar-SA"/>
-              </w:rPr>
-            </w:pPr>
-            <w:r>
-              <w:rPr>
-                <w:rFonts w:hint="eastAsia"/>
+              <w:keepNext w:val="0"/>
+              <w:keepLines w:val="0"/>
+              <w:pageBreakBefore w:val="0"/>
+              <w:widowControl w:val="0"/>
+              <w:kinsoku/>
+              <w:wordWrap/>
+              <w:overflowPunct/>
+              <w:topLinePunct w:val="0"/>
+              <w:bidi w:val="0"/>
+              <w:adjustRightInd/>
+              <w:snapToGrid/>
+              <w:spacing w:line="300" w:lineRule="auto"/>
+              <w:jc w:val="left"/>
+              <w:textAlignment w:val="auto"/>
+              <w:rPr>
+                <w:rFonts w:hint="eastAsia" w:cs="Arial"/>
+                <w:kern w:val="0"/>
+                <w:sz w:val="24"/>
+                <w:lang w:val="en-US" w:eastAsia="zh-CN"/>
+              </w:rPr>
+            </w:pPr>
+            <w:r>
+              <w:rPr>
+                <w:rFonts w:hint="eastAsia" w:cs="Arial"/>
+                <w:kern w:val="0"/>
                 <w:sz w:val="24"/>
               </w:rPr>
               <w:t>0</w:t>
             </w:r>
             <w:r>
               <w:rPr>
+                <w:rFonts w:cs="Arial"/>
+                <w:kern w:val="0"/>
                 <w:sz w:val="24"/>
               </w:rPr>
               <w:t xml:space="preserve">.03 </w:t>
             </w:r>
             <w:r>
               <w:rPr>
-                <w:rFonts w:hint="eastAsia"/>
+                <w:rFonts w:hint="eastAsia" w:cs="Arial"/>
+                <w:kern w:val="0"/>
                 <w:sz w:val="24"/>
               </w:rPr>
               <w:t>mg</w:t>
             </w:r>
             <w:r>
               <w:rPr>
-                <w:sz w:val="24"/>
-              </w:rPr>
-              <w:t>/m</w:t>
-            </w:r>
-            <w:r>
-              <w:rPr>
-                <w:sz w:val="24"/>
-                <w:vertAlign w:val="superscript"/>
-              </w:rPr>
-              <w:t>3</w:t>
+                <w:rFonts w:cs="Arial"/>
+                <w:kern w:val="0"/>
+                <w:sz w:val="24"/>
+              </w:rPr>
+              <w:t>/m3</w:t>
             </w:r>
           </w:p>
         </w:tc>
@@ -8952,18 +8800,31 @@
           </w:tcPr>
           <w:p>
             <w:pPr>
-              <w:spacing w:line="300" w:lineRule="auto"/>
-              <w:rPr>
-                <w:rFonts w:hint="eastAsia" w:ascii="Times New Roman" w:hAnsi="Times New Roman" w:eastAsia="宋体" w:cs="Times New Roman"/>
-                <w:kern w:val="2"/>
-                <w:sz w:val="24"/>
-                <w:szCs w:val="24"/>
-                <w:lang w:val="en-US" w:eastAsia="zh-CN" w:bidi="ar-SA"/>
-              </w:rPr>
-            </w:pPr>
-            <w:r>
-              <w:rPr>
-                <w:rFonts w:hint="eastAsia"/>
+              <w:keepNext w:val="0"/>
+              <w:keepLines w:val="0"/>
+              <w:pageBreakBefore w:val="0"/>
+              <w:widowControl w:val="0"/>
+              <w:kinsoku/>
+              <w:wordWrap/>
+              <w:overflowPunct/>
+              <w:topLinePunct w:val="0"/>
+              <w:bidi w:val="0"/>
+              <w:adjustRightInd/>
+              <w:snapToGrid/>
+              <w:spacing w:line="300" w:lineRule="auto"/>
+              <w:jc w:val="left"/>
+              <w:textAlignment w:val="auto"/>
+              <w:rPr>
+                <w:rFonts w:hint="eastAsia" w:cs="Arial"/>
+                <w:kern w:val="0"/>
+                <w:sz w:val="24"/>
+                <w:lang w:val="en-US" w:eastAsia="zh-CN"/>
+              </w:rPr>
+            </w:pPr>
+            <w:r>
+              <w:rPr>
+                <w:rFonts w:hint="eastAsia" w:cs="Arial"/>
+                <w:kern w:val="0"/>
                 <w:sz w:val="24"/>
               </w:rPr>
               <w:t>丙二醇甲醚醋酸酯</w:t>
@@ -8985,31 +8846,47 @@
           </w:tcPr>
           <w:p>
             <w:pPr>
-              <w:spacing w:line="300" w:lineRule="auto"/>
-              <w:rPr>
-                <w:rFonts w:hint="eastAsia" w:ascii="Times New Roman" w:hAnsi="Times New Roman" w:eastAsia="宋体" w:cs="Times New Roman"/>
-                <w:kern w:val="2"/>
-                <w:sz w:val="24"/>
-                <w:szCs w:val="24"/>
-                <w:lang w:val="en-US" w:eastAsia="zh-CN" w:bidi="ar-SA"/>
-              </w:rPr>
-            </w:pPr>
-            <w:r>
-              <w:rPr>
-                <w:rFonts w:hint="eastAsia"/>
+              <w:keepNext w:val="0"/>
+              <w:keepLines w:val="0"/>
+              <w:pageBreakBefore w:val="0"/>
+              <w:widowControl w:val="0"/>
+              <w:kinsoku/>
+              <w:wordWrap/>
+              <w:overflowPunct/>
+              <w:topLinePunct w:val="0"/>
+              <w:bidi w:val="0"/>
+              <w:adjustRightInd/>
+              <w:snapToGrid/>
+              <w:spacing w:line="300" w:lineRule="auto"/>
+              <w:jc w:val="left"/>
+              <w:textAlignment w:val="auto"/>
+              <w:rPr>
+                <w:rFonts w:hint="eastAsia" w:cs="Arial"/>
+                <w:kern w:val="0"/>
+                <w:sz w:val="24"/>
+                <w:lang w:val="en-US" w:eastAsia="zh-CN"/>
+              </w:rPr>
+            </w:pPr>
+            <w:r>
+              <w:rPr>
+                <w:rFonts w:hint="eastAsia" w:cs="Arial"/>
+                <w:kern w:val="0"/>
                 <w:sz w:val="24"/>
               </w:rPr>
               <w:t>CN</w:t>
             </w:r>
             <w:r>
               <w:rPr>
+                <w:rFonts w:cs="Arial"/>
+                <w:kern w:val="0"/>
                 <w:sz w:val="24"/>
               </w:rPr>
               <w:t xml:space="preserve"> </w:t>
             </w:r>
             <w:r>
               <w:rPr>
-                <w:rFonts w:hint="eastAsia"/>
+                <w:rFonts w:hint="eastAsia" w:cs="Arial"/>
+                <w:kern w:val="0"/>
                 <w:sz w:val="24"/>
               </w:rPr>
               <w:t>OEL</w:t>
@@ -9030,18 +8907,31 @@
           </w:tcPr>
           <w:p>
             <w:pPr>
-              <w:spacing w:line="300" w:lineRule="auto"/>
-              <w:rPr>
-                <w:rFonts w:hint="eastAsia" w:ascii="Times New Roman" w:hAnsi="Times New Roman" w:eastAsia="宋体" w:cs="Times New Roman"/>
-                <w:kern w:val="2"/>
-                <w:sz w:val="24"/>
-                <w:szCs w:val="24"/>
-                <w:lang w:val="en-US" w:eastAsia="zh-CN" w:bidi="ar-SA"/>
-              </w:rPr>
-            </w:pPr>
-            <w:r>
-              <w:rPr>
-                <w:rFonts w:hint="eastAsia"/>
+              <w:keepNext w:val="0"/>
+              <w:keepLines w:val="0"/>
+              <w:pageBreakBefore w:val="0"/>
+              <w:widowControl w:val="0"/>
+              <w:kinsoku/>
+              <w:wordWrap/>
+              <w:overflowPunct/>
+              <w:topLinePunct w:val="0"/>
+              <w:bidi w:val="0"/>
+              <w:adjustRightInd/>
+              <w:snapToGrid/>
+              <w:spacing w:line="300" w:lineRule="auto"/>
+              <w:jc w:val="left"/>
+              <w:textAlignment w:val="auto"/>
+              <w:rPr>
+                <w:rFonts w:hint="eastAsia" w:cs="Arial"/>
+                <w:kern w:val="0"/>
+                <w:sz w:val="24"/>
+                <w:lang w:val="en-US" w:eastAsia="zh-CN"/>
+              </w:rPr>
+            </w:pPr>
+            <w:r>
+              <w:rPr>
+                <w:rFonts w:hint="eastAsia" w:cs="Arial"/>
+                <w:kern w:val="0"/>
                 <w:sz w:val="24"/>
               </w:rPr>
               <w:t>TWA</w:t>
@@ -9062,40 +8952,50 @@
           </w:tcPr>
           <w:p>
             <w:pPr>
-              <w:spacing w:line="300" w:lineRule="auto"/>
-              <w:rPr>
-                <w:rFonts w:hint="eastAsia" w:ascii="Times New Roman" w:hAnsi="Times New Roman" w:eastAsia="宋体" w:cs="Times New Roman"/>
-                <w:kern w:val="2"/>
-                <w:sz w:val="24"/>
-                <w:szCs w:val="24"/>
-                <w:lang w:val="en-US" w:eastAsia="zh-CN" w:bidi="ar-SA"/>
-              </w:rPr>
-            </w:pPr>
-            <w:r>
-              <w:rPr>
+              <w:keepNext w:val="0"/>
+              <w:keepLines w:val="0"/>
+              <w:pageBreakBefore w:val="0"/>
+              <w:widowControl w:val="0"/>
+              <w:kinsoku/>
+              <w:wordWrap/>
+              <w:overflowPunct/>
+              <w:topLinePunct w:val="0"/>
+              <w:bidi w:val="0"/>
+              <w:adjustRightInd/>
+              <w:snapToGrid/>
+              <w:spacing w:line="300" w:lineRule="auto"/>
+              <w:jc w:val="left"/>
+              <w:textAlignment w:val="auto"/>
+              <w:rPr>
+                <w:rFonts w:hint="eastAsia" w:cs="Arial"/>
+                <w:kern w:val="0"/>
+                <w:sz w:val="24"/>
+                <w:lang w:val="en-US" w:eastAsia="zh-CN"/>
+              </w:rPr>
+            </w:pPr>
+            <w:r>
+              <w:rPr>
+                <w:rFonts w:cs="Arial"/>
+                <w:kern w:val="0"/>
                 <w:sz w:val="24"/>
               </w:rPr>
               <w:t xml:space="preserve">100 </w:t>
             </w:r>
             <w:r>
               <w:rPr>
-                <w:rFonts w:hint="eastAsia"/>
+                <w:rFonts w:hint="eastAsia" w:cs="Arial"/>
+                <w:kern w:val="0"/>
                 <w:sz w:val="24"/>
               </w:rPr>
               <w:t>mg</w:t>
             </w:r>
             <w:r>
               <w:rPr>
-                <w:sz w:val="24"/>
-              </w:rPr>
-              <w:t>/m</w:t>
-            </w:r>
-            <w:r>
-              <w:rPr>
-                <w:sz w:val="24"/>
-                <w:vertAlign w:val="superscript"/>
-              </w:rPr>
-              <w:t>3</w:t>
+                <w:rFonts w:cs="Arial"/>
+                <w:kern w:val="0"/>
+                <w:sz w:val="24"/>
+              </w:rPr>
+              <w:t>/m3</w:t>
             </w:r>
           </w:p>
         </w:tc>
@@ -9113,7 +9013,7 @@
     </w:p>
     <w:tbl>
       <w:tblPr>
-        <w:tblStyle w:val="4"/>
+        <w:tblStyle w:val="5"/>
         <w:tblW w:w="9781" w:type="dxa"/>
         <w:tblInd w:w="108" w:type="dxa"/>
         <w:tblBorders>
@@ -9320,19 +9220,19 @@
               <w:adjustRightInd/>
               <w:snapToGrid/>
               <w:spacing w:line="300" w:lineRule="auto"/>
-              <w:ind w:right="34" w:rightChars="16"/>
-              <w:jc w:val="left"/>
-              <w:textAlignment w:val="auto"/>
-              <w:rPr>
-                <w:sz w:val="24"/>
-              </w:rPr>
-            </w:pPr>
-            <w:r>
-              <w:rPr>
-                <w:rFonts w:hint="eastAsia" w:ascii="宋体" w:hAnsi="宋体" w:eastAsia="宋体" w:cs="宋体"/>
-                <w:color w:val="000000"/>
-                <w:sz w:val="24"/>
-                <w:szCs w:val="24"/>
+              <w:jc w:val="left"/>
+              <w:textAlignment w:val="auto"/>
+              <w:rPr>
+                <w:rFonts w:hint="eastAsia" w:cs="Arial"/>
+                <w:kern w:val="0"/>
+                <w:sz w:val="24"/>
+              </w:rPr>
+            </w:pPr>
+            <w:r>
+              <w:rPr>
+                <w:rFonts w:hint="eastAsia" w:cs="Arial"/>
+                <w:kern w:val="0"/>
+                <w:sz w:val="24"/>
               </w:rPr>
               <w:t>乳白色液体</w:t>
             </w:r>
@@ -9469,16 +9369,18 @@
               <w:adjustRightInd/>
               <w:snapToGrid/>
               <w:spacing w:line="300" w:lineRule="auto"/>
-              <w:ind w:right="34" w:rightChars="16"/>
-              <w:jc w:val="left"/>
-              <w:textAlignment w:val="auto"/>
-              <w:rPr>
-                <w:sz w:val="24"/>
-              </w:rPr>
-            </w:pPr>
-            <w:r>
-              <w:rPr>
-                <w:rFonts w:hint="eastAsia"/>
+              <w:jc w:val="left"/>
+              <w:textAlignment w:val="auto"/>
+              <w:rPr>
+                <w:rFonts w:hint="eastAsia" w:cs="Arial"/>
+                <w:kern w:val="0"/>
+                <w:sz w:val="24"/>
+              </w:rPr>
+            </w:pPr>
+            <w:r>
+              <w:rPr>
+                <w:rFonts w:hint="eastAsia" w:cs="Arial"/>
+                <w:kern w:val="0"/>
                 <w:sz w:val="24"/>
               </w:rPr>
               <w:t>无数据</w:t>
@@ -9597,27 +9499,26 @@
               <w:keepLines w:val="0"/>
               <w:pageBreakBefore w:val="0"/>
               <w:widowControl w:val="0"/>
-              <w:tabs>
-                <w:tab w:val="left" w:pos="3960"/>
-              </w:tabs>
-              <w:kinsoku/>
-              <w:wordWrap/>
-              <w:overflowPunct/>
-              <w:topLinePunct w:val="0"/>
-              <w:bidi w:val="0"/>
-              <w:adjustRightInd/>
-              <w:snapToGrid/>
-              <w:spacing w:line="300" w:lineRule="auto"/>
-              <w:ind w:right="34" w:rightChars="16"/>
-              <w:jc w:val="left"/>
-              <w:textAlignment w:val="auto"/>
-              <w:rPr>
-                <w:sz w:val="24"/>
-              </w:rPr>
-            </w:pPr>
-            <w:r>
-              <w:rPr>
-                <w:rFonts w:hint="eastAsia"/>
+              <w:kinsoku/>
+              <w:wordWrap/>
+              <w:overflowPunct/>
+              <w:topLinePunct w:val="0"/>
+              <w:bidi w:val="0"/>
+              <w:adjustRightInd/>
+              <w:snapToGrid/>
+              <w:spacing w:line="300" w:lineRule="auto"/>
+              <w:jc w:val="left"/>
+              <w:textAlignment w:val="auto"/>
+              <w:rPr>
+                <w:rFonts w:hint="eastAsia" w:cs="Arial"/>
+                <w:kern w:val="0"/>
+                <w:sz w:val="24"/>
+              </w:rPr>
+            </w:pPr>
+            <w:r>
+              <w:rPr>
+                <w:rFonts w:hint="eastAsia" w:cs="Arial"/>
+                <w:kern w:val="0"/>
                 <w:sz w:val="24"/>
               </w:rPr>
               <w:t>7-9</w:t>
@@ -9736,30 +9637,27 @@
               <w:keepLines w:val="0"/>
               <w:pageBreakBefore w:val="0"/>
               <w:widowControl w:val="0"/>
-              <w:tabs>
-                <w:tab w:val="left" w:pos="3960"/>
-              </w:tabs>
-              <w:kinsoku/>
-              <w:wordWrap/>
-              <w:overflowPunct/>
-              <w:topLinePunct w:val="0"/>
-              <w:bidi w:val="0"/>
-              <w:adjustRightInd/>
-              <w:snapToGrid/>
-              <w:spacing w:line="300" w:lineRule="auto"/>
-              <w:ind w:right="34" w:rightChars="16"/>
-              <w:jc w:val="left"/>
-              <w:textAlignment w:val="auto"/>
-              <w:rPr>
-                <w:sz w:val="24"/>
-              </w:rPr>
-            </w:pPr>
-            <w:r>
-              <w:rPr>
-                <w:rFonts w:hint="eastAsia" w:ascii="宋体" w:hAnsi="宋体" w:cs="宋体"/>
-                <w:color w:val="000000"/>
-                <w:sz w:val="24"/>
-                <w:szCs w:val="24"/>
+              <w:kinsoku/>
+              <w:wordWrap/>
+              <w:overflowPunct/>
+              <w:topLinePunct w:val="0"/>
+              <w:bidi w:val="0"/>
+              <w:adjustRightInd/>
+              <w:snapToGrid/>
+              <w:spacing w:line="300" w:lineRule="auto"/>
+              <w:jc w:val="left"/>
+              <w:textAlignment w:val="auto"/>
+              <w:rPr>
+                <w:rFonts w:hint="eastAsia" w:cs="Arial"/>
+                <w:kern w:val="0"/>
+                <w:sz w:val="24"/>
+              </w:rPr>
+            </w:pPr>
+            <w:r>
+              <w:rPr>
+                <w:rFonts w:hint="eastAsia" w:cs="Arial"/>
+                <w:kern w:val="0"/>
+                <w:sz w:val="24"/>
               </w:rPr>
               <w:t>非离子</w:t>
             </w:r>
@@ -9885,16 +9783,18 @@
               <w:adjustRightInd/>
               <w:snapToGrid/>
               <w:spacing w:line="300" w:lineRule="auto"/>
-              <w:ind w:right="34" w:rightChars="16"/>
-              <w:jc w:val="left"/>
-              <w:textAlignment w:val="auto"/>
-              <w:rPr>
-                <w:sz w:val="24"/>
-              </w:rPr>
-            </w:pPr>
-            <w:r>
-              <w:rPr>
-                <w:rFonts w:hint="eastAsia"/>
+              <w:jc w:val="left"/>
+              <w:textAlignment w:val="auto"/>
+              <w:rPr>
+                <w:rFonts w:hint="eastAsia" w:cs="Arial"/>
+                <w:kern w:val="0"/>
+                <w:sz w:val="24"/>
+              </w:rPr>
+            </w:pPr>
+            <w:r>
+              <w:rPr>
+                <w:rFonts w:hint="eastAsia" w:cs="Arial"/>
+                <w:kern w:val="0"/>
                 <w:sz w:val="24"/>
               </w:rPr>
               <w:t>无数据</w:t>
@@ -10032,16 +9932,18 @@
               <w:adjustRightInd/>
               <w:snapToGrid/>
               <w:spacing w:line="300" w:lineRule="auto"/>
-              <w:ind w:right="34" w:rightChars="16"/>
-              <w:jc w:val="left"/>
-              <w:textAlignment w:val="auto"/>
-              <w:rPr>
-                <w:sz w:val="24"/>
-              </w:rPr>
-            </w:pPr>
-            <w:r>
-              <w:rPr>
-                <w:rFonts w:hint="eastAsia"/>
+              <w:jc w:val="left"/>
+              <w:textAlignment w:val="auto"/>
+              <w:rPr>
+                <w:rFonts w:hint="eastAsia" w:cs="Arial"/>
+                <w:kern w:val="0"/>
+                <w:sz w:val="24"/>
+              </w:rPr>
+            </w:pPr>
+            <w:r>
+              <w:rPr>
+                <w:rFonts w:hint="eastAsia" w:cs="Arial"/>
+                <w:kern w:val="0"/>
                 <w:sz w:val="24"/>
               </w:rPr>
               <w:t>无数据</w:t>
@@ -10179,16 +10081,18 @@
               <w:adjustRightInd/>
               <w:snapToGrid/>
               <w:spacing w:line="300" w:lineRule="auto"/>
-              <w:ind w:right="34" w:rightChars="16"/>
-              <w:jc w:val="left"/>
-              <w:textAlignment w:val="auto"/>
-              <w:rPr>
-                <w:sz w:val="24"/>
-              </w:rPr>
-            </w:pPr>
-            <w:r>
-              <w:rPr>
-                <w:rFonts w:hint="eastAsia"/>
+              <w:jc w:val="left"/>
+              <w:textAlignment w:val="auto"/>
+              <w:rPr>
+                <w:rFonts w:hint="eastAsia" w:cs="Arial"/>
+                <w:kern w:val="0"/>
+                <w:sz w:val="24"/>
+              </w:rPr>
+            </w:pPr>
+            <w:r>
+              <w:rPr>
+                <w:rFonts w:hint="eastAsia" w:cs="Arial"/>
+                <w:kern w:val="0"/>
                 <w:sz w:val="24"/>
               </w:rPr>
               <w:t>无数据</w:t>
@@ -10326,16 +10230,18 @@
               <w:adjustRightInd/>
               <w:snapToGrid/>
               <w:spacing w:line="300" w:lineRule="auto"/>
-              <w:ind w:right="34" w:rightChars="16"/>
-              <w:jc w:val="left"/>
-              <w:textAlignment w:val="auto"/>
-              <w:rPr>
-                <w:sz w:val="24"/>
-              </w:rPr>
-            </w:pPr>
-            <w:r>
-              <w:rPr>
-                <w:rFonts w:hint="eastAsia"/>
+              <w:jc w:val="left"/>
+              <w:textAlignment w:val="auto"/>
+              <w:rPr>
+                <w:rFonts w:hint="eastAsia" w:cs="Arial"/>
+                <w:kern w:val="0"/>
+                <w:sz w:val="24"/>
+              </w:rPr>
+            </w:pPr>
+            <w:r>
+              <w:rPr>
+                <w:rFonts w:hint="eastAsia" w:cs="Arial"/>
+                <w:kern w:val="0"/>
                 <w:sz w:val="24"/>
               </w:rPr>
               <w:t>无数据</w:t>
@@ -10451,17 +10357,18 @@
               <w:adjustRightInd/>
               <w:snapToGrid/>
               <w:spacing w:line="300" w:lineRule="auto"/>
-              <w:ind w:right="34" w:rightChars="16"/>
-              <w:jc w:val="left"/>
-              <w:textAlignment w:val="auto"/>
-              <w:rPr>
-                <w:color w:val="FF0000"/>
-                <w:sz w:val="24"/>
-              </w:rPr>
-            </w:pPr>
-            <w:r>
-              <w:rPr>
-                <w:rFonts w:hint="eastAsia"/>
+              <w:jc w:val="left"/>
+              <w:textAlignment w:val="auto"/>
+              <w:rPr>
+                <w:rFonts w:hint="eastAsia" w:cs="Arial"/>
+                <w:kern w:val="0"/>
+                <w:sz w:val="24"/>
+              </w:rPr>
+            </w:pPr>
+            <w:r>
+              <w:rPr>
+                <w:rFonts w:hint="eastAsia" w:cs="Arial"/>
+                <w:kern w:val="0"/>
                 <w:sz w:val="24"/>
               </w:rPr>
               <w:t>无数据</w:t>
@@ -10628,16 +10535,18 @@
               <w:adjustRightInd/>
               <w:snapToGrid/>
               <w:spacing w:line="300" w:lineRule="auto"/>
-              <w:ind w:right="34" w:rightChars="16"/>
-              <w:jc w:val="left"/>
-              <w:textAlignment w:val="auto"/>
-              <w:rPr>
-                <w:sz w:val="24"/>
-              </w:rPr>
-            </w:pPr>
-            <w:r>
-              <w:rPr>
-                <w:rFonts w:hint="eastAsia"/>
+              <w:jc w:val="left"/>
+              <w:textAlignment w:val="auto"/>
+              <w:rPr>
+                <w:rFonts w:hint="eastAsia" w:cs="Arial"/>
+                <w:kern w:val="0"/>
+                <w:sz w:val="24"/>
+              </w:rPr>
+            </w:pPr>
+            <w:r>
+              <w:rPr>
+                <w:rFonts w:hint="eastAsia" w:cs="Arial"/>
+                <w:kern w:val="0"/>
                 <w:sz w:val="24"/>
               </w:rPr>
               <w:t>无数据</w:t>
@@ -10764,16 +10673,18 @@
               <w:adjustRightInd/>
               <w:snapToGrid/>
               <w:spacing w:line="300" w:lineRule="auto"/>
-              <w:ind w:right="34" w:rightChars="16"/>
-              <w:jc w:val="left"/>
-              <w:textAlignment w:val="auto"/>
-              <w:rPr>
-                <w:sz w:val="24"/>
-              </w:rPr>
-            </w:pPr>
-            <w:r>
-              <w:rPr>
-                <w:rFonts w:hint="eastAsia"/>
+              <w:jc w:val="left"/>
+              <w:textAlignment w:val="auto"/>
+              <w:rPr>
+                <w:rFonts w:hint="eastAsia" w:cs="Arial"/>
+                <w:kern w:val="0"/>
+                <w:sz w:val="24"/>
+              </w:rPr>
+            </w:pPr>
+            <w:r>
+              <w:rPr>
+                <w:rFonts w:hint="eastAsia" w:cs="Arial"/>
+                <w:kern w:val="0"/>
                 <w:sz w:val="24"/>
               </w:rPr>
               <w:t>无数据</w:t>
@@ -10896,22 +10807,22 @@
               <w:wordWrap/>
               <w:overflowPunct/>
               <w:topLinePunct w:val="0"/>
-              <w:autoSpaceDE w:val="0"/>
-              <w:autoSpaceDN w:val="0"/>
-              <w:bidi w:val="0"/>
-              <w:adjustRightInd/>
-              <w:snapToGrid/>
-              <w:spacing w:line="300" w:lineRule="auto"/>
-              <w:jc w:val="left"/>
-              <w:textAlignment w:val="auto"/>
-              <w:rPr>
-                <w:sz w:val="24"/>
-                <w:vertAlign w:val="superscript"/>
-              </w:rPr>
-            </w:pPr>
-            <w:r>
-              <w:rPr>
-                <w:rFonts w:hint="eastAsia"/>
+              <w:bidi w:val="0"/>
+              <w:adjustRightInd/>
+              <w:snapToGrid/>
+              <w:spacing w:line="300" w:lineRule="auto"/>
+              <w:jc w:val="left"/>
+              <w:textAlignment w:val="auto"/>
+              <w:rPr>
+                <w:rFonts w:hint="eastAsia" w:cs="Arial"/>
+                <w:kern w:val="0"/>
+                <w:sz w:val="24"/>
+              </w:rPr>
+            </w:pPr>
+            <w:r>
+              <w:rPr>
+                <w:rFonts w:hint="eastAsia" w:cs="Arial"/>
+                <w:kern w:val="0"/>
                 <w:sz w:val="24"/>
               </w:rPr>
               <w:t>无数据</w:t>
@@ -11038,16 +10949,18 @@
               <w:adjustRightInd/>
               <w:snapToGrid/>
               <w:spacing w:line="300" w:lineRule="auto"/>
-              <w:ind w:right="34" w:rightChars="16"/>
-              <w:jc w:val="left"/>
-              <w:textAlignment w:val="auto"/>
-              <w:rPr>
-                <w:sz w:val="24"/>
-              </w:rPr>
-            </w:pPr>
-            <w:r>
-              <w:rPr>
-                <w:rFonts w:hint="eastAsia"/>
+              <w:jc w:val="left"/>
+              <w:textAlignment w:val="auto"/>
+              <w:rPr>
+                <w:rFonts w:hint="eastAsia" w:cs="Arial"/>
+                <w:kern w:val="0"/>
+                <w:sz w:val="24"/>
+              </w:rPr>
+            </w:pPr>
+            <w:r>
+              <w:rPr>
+                <w:rFonts w:hint="eastAsia" w:cs="Arial"/>
+                <w:kern w:val="0"/>
                 <w:sz w:val="24"/>
               </w:rPr>
               <w:t>无数据</w:t>
@@ -11174,16 +11087,18 @@
               <w:adjustRightInd/>
               <w:snapToGrid/>
               <w:spacing w:line="300" w:lineRule="auto"/>
-              <w:ind w:right="34" w:rightChars="16"/>
-              <w:jc w:val="left"/>
-              <w:textAlignment w:val="auto"/>
-              <w:rPr>
-                <w:sz w:val="24"/>
-              </w:rPr>
-            </w:pPr>
-            <w:r>
-              <w:rPr>
-                <w:rFonts w:hint="eastAsia"/>
+              <w:jc w:val="left"/>
+              <w:textAlignment w:val="auto"/>
+              <w:rPr>
+                <w:rFonts w:hint="eastAsia" w:cs="Arial"/>
+                <w:kern w:val="0"/>
+                <w:sz w:val="24"/>
+              </w:rPr>
+            </w:pPr>
+            <w:r>
+              <w:rPr>
+                <w:rFonts w:hint="eastAsia" w:cs="Arial"/>
+                <w:kern w:val="0"/>
                 <w:sz w:val="24"/>
               </w:rPr>
               <w:t>无数据</w:t>
@@ -11350,17 +11265,18 @@
               <w:adjustRightInd/>
               <w:snapToGrid/>
               <w:spacing w:line="300" w:lineRule="auto"/>
-              <w:ind w:right="34" w:rightChars="16"/>
-              <w:jc w:val="left"/>
-              <w:textAlignment w:val="auto"/>
-              <w:rPr>
-                <w:sz w:val="24"/>
-                <w:vertAlign w:val="subscript"/>
-              </w:rPr>
-            </w:pPr>
-            <w:r>
-              <w:rPr>
-                <w:rFonts w:hint="eastAsia"/>
+              <w:jc w:val="left"/>
+              <w:textAlignment w:val="auto"/>
+              <w:rPr>
+                <w:rFonts w:hint="eastAsia" w:cs="Arial"/>
+                <w:kern w:val="0"/>
+                <w:sz w:val="24"/>
+              </w:rPr>
+            </w:pPr>
+            <w:r>
+              <w:rPr>
+                <w:rFonts w:hint="eastAsia" w:cs="Arial"/>
+                <w:kern w:val="0"/>
                 <w:sz w:val="24"/>
               </w:rPr>
               <w:t>无数据</w:t>
@@ -11529,16 +11445,18 @@
               <w:adjustRightInd/>
               <w:snapToGrid/>
               <w:spacing w:line="300" w:lineRule="auto"/>
-              <w:ind w:right="34" w:rightChars="16"/>
-              <w:jc w:val="left"/>
-              <w:textAlignment w:val="auto"/>
-              <w:rPr>
-                <w:sz w:val="24"/>
-              </w:rPr>
-            </w:pPr>
-            <w:r>
-              <w:rPr>
-                <w:rFonts w:hint="eastAsia"/>
+              <w:jc w:val="left"/>
+              <w:textAlignment w:val="auto"/>
+              <w:rPr>
+                <w:rFonts w:hint="eastAsia" w:cs="Arial"/>
+                <w:kern w:val="0"/>
+                <w:sz w:val="24"/>
+              </w:rPr>
+            </w:pPr>
+            <w:r>
+              <w:rPr>
+                <w:rFonts w:hint="eastAsia" w:cs="Arial"/>
+                <w:kern w:val="0"/>
                 <w:sz w:val="24"/>
               </w:rPr>
               <w:t>无数据</w:t>
@@ -11665,20 +11583,19 @@
               <w:adjustRightInd/>
               <w:snapToGrid/>
               <w:spacing w:line="300" w:lineRule="auto"/>
-              <w:ind w:right="34" w:rightChars="16"/>
-              <w:jc w:val="left"/>
-              <w:textAlignment w:val="auto"/>
-              <w:rPr>
-                <w:rFonts w:ascii="Times New Roman" w:hAnsi="Times New Roman" w:eastAsia="宋体" w:cs="Times New Roman"/>
-                <w:kern w:val="2"/>
-                <w:sz w:val="24"/>
-                <w:szCs w:val="24"/>
-                <w:lang w:val="en-US" w:eastAsia="zh-CN" w:bidi="ar-SA"/>
-              </w:rPr>
-            </w:pPr>
-            <w:r>
-              <w:rPr>
-                <w:rFonts w:hint="eastAsia"/>
+              <w:jc w:val="left"/>
+              <w:textAlignment w:val="auto"/>
+              <w:rPr>
+                <w:rFonts w:hint="eastAsia" w:cs="Arial"/>
+                <w:kern w:val="0"/>
+                <w:sz w:val="24"/>
+                <w:lang w:val="en-US" w:eastAsia="zh-CN"/>
+              </w:rPr>
+            </w:pPr>
+            <w:r>
+              <w:rPr>
+                <w:rFonts w:hint="eastAsia" w:cs="Arial"/>
+                <w:kern w:val="0"/>
                 <w:sz w:val="24"/>
               </w:rPr>
               <w:t>无数据</w:t>
@@ -11845,20 +11762,19 @@
               <w:adjustRightInd/>
               <w:snapToGrid/>
               <w:spacing w:line="300" w:lineRule="auto"/>
-              <w:ind w:right="34" w:rightChars="16"/>
-              <w:jc w:val="left"/>
-              <w:textAlignment w:val="auto"/>
-              <w:rPr>
-                <w:rFonts w:hint="eastAsia" w:ascii="Times New Roman" w:hAnsi="Times New Roman" w:eastAsia="宋体" w:cs="Times New Roman"/>
-                <w:kern w:val="2"/>
-                <w:sz w:val="24"/>
-                <w:szCs w:val="24"/>
-                <w:lang w:val="en-US" w:eastAsia="zh-CN" w:bidi="ar-SA"/>
-              </w:rPr>
-            </w:pPr>
-            <w:r>
-              <w:rPr>
-                <w:rFonts w:hint="eastAsia"/>
+              <w:jc w:val="left"/>
+              <w:textAlignment w:val="auto"/>
+              <w:rPr>
+                <w:rFonts w:hint="eastAsia" w:cs="Arial"/>
+                <w:kern w:val="0"/>
+                <w:sz w:val="24"/>
+                <w:lang w:val="en-US" w:eastAsia="zh-CN"/>
+              </w:rPr>
+            </w:pPr>
+            <w:r>
+              <w:rPr>
+                <w:rFonts w:hint="eastAsia" w:cs="Arial"/>
+                <w:kern w:val="0"/>
                 <w:sz w:val="24"/>
               </w:rPr>
               <w:t>无数据</w:t>
@@ -11969,32 +11885,34 @@
               <w:left w:val="dotted" w:color="auto" w:sz="4" w:space="0"/>
               <w:bottom w:val="dotted" w:color="auto" w:sz="4" w:space="0"/>
             </w:tcBorders>
-            <w:vAlign w:val="top"/>
-          </w:tcPr>
-          <w:p>
-            <w:pPr>
-              <w:keepNext w:val="0"/>
-              <w:keepLines w:val="0"/>
-              <w:pageBreakBefore w:val="0"/>
-              <w:widowControl w:val="0"/>
-              <w:kinsoku/>
-              <w:wordWrap/>
-              <w:overflowPunct/>
-              <w:topLinePunct w:val="0"/>
-              <w:bidi w:val="0"/>
-              <w:adjustRightInd/>
-              <w:snapToGrid/>
-              <w:spacing w:line="300" w:lineRule="auto"/>
-              <w:ind w:right="34" w:rightChars="16" w:firstLine="0" w:firstLineChars="0"/>
-              <w:jc w:val="left"/>
-              <w:textAlignment w:val="auto"/>
-              <w:rPr>
-                <w:sz w:val="24"/>
-              </w:rPr>
-            </w:pPr>
-            <w:r>
-              <w:rPr>
-                <w:rFonts w:hint="eastAsia"/>
+            <w:vAlign w:val="center"/>
+          </w:tcPr>
+          <w:p>
+            <w:pPr>
+              <w:keepNext w:val="0"/>
+              <w:keepLines w:val="0"/>
+              <w:pageBreakBefore w:val="0"/>
+              <w:widowControl w:val="0"/>
+              <w:kinsoku/>
+              <w:wordWrap/>
+              <w:overflowPunct/>
+              <w:topLinePunct w:val="0"/>
+              <w:bidi w:val="0"/>
+              <w:adjustRightInd/>
+              <w:snapToGrid/>
+              <w:spacing w:line="300" w:lineRule="auto"/>
+              <w:jc w:val="left"/>
+              <w:textAlignment w:val="auto"/>
+              <w:rPr>
+                <w:rFonts w:hint="eastAsia" w:cs="Arial"/>
+                <w:kern w:val="0"/>
+                <w:sz w:val="24"/>
+              </w:rPr>
+            </w:pPr>
+            <w:r>
+              <w:rPr>
+                <w:rFonts w:hint="eastAsia" w:cs="Arial"/>
+                <w:kern w:val="0"/>
                 <w:sz w:val="24"/>
               </w:rPr>
               <w:t>无数据</w:t>
@@ -12105,32 +12023,34 @@
               <w:left w:val="dotted" w:color="auto" w:sz="4" w:space="0"/>
               <w:bottom w:val="dotted" w:color="auto" w:sz="4" w:space="0"/>
             </w:tcBorders>
-            <w:vAlign w:val="top"/>
-          </w:tcPr>
-          <w:p>
-            <w:pPr>
-              <w:keepNext w:val="0"/>
-              <w:keepLines w:val="0"/>
-              <w:pageBreakBefore w:val="0"/>
-              <w:widowControl w:val="0"/>
-              <w:kinsoku/>
-              <w:wordWrap/>
-              <w:overflowPunct/>
-              <w:topLinePunct w:val="0"/>
-              <w:bidi w:val="0"/>
-              <w:adjustRightInd/>
-              <w:snapToGrid/>
-              <w:spacing w:line="300" w:lineRule="auto"/>
-              <w:ind w:right="34" w:rightChars="16" w:firstLine="0" w:firstLineChars="0"/>
-              <w:jc w:val="left"/>
-              <w:textAlignment w:val="auto"/>
-              <w:rPr>
-                <w:sz w:val="24"/>
-              </w:rPr>
-            </w:pPr>
-            <w:r>
-              <w:rPr>
-                <w:rFonts w:hint="eastAsia"/>
+            <w:vAlign w:val="center"/>
+          </w:tcPr>
+          <w:p>
+            <w:pPr>
+              <w:keepNext w:val="0"/>
+              <w:keepLines w:val="0"/>
+              <w:pageBreakBefore w:val="0"/>
+              <w:widowControl w:val="0"/>
+              <w:kinsoku/>
+              <w:wordWrap/>
+              <w:overflowPunct/>
+              <w:topLinePunct w:val="0"/>
+              <w:bidi w:val="0"/>
+              <w:adjustRightInd/>
+              <w:snapToGrid/>
+              <w:spacing w:line="300" w:lineRule="auto"/>
+              <w:jc w:val="left"/>
+              <w:textAlignment w:val="auto"/>
+              <w:rPr>
+                <w:rFonts w:hint="eastAsia" w:cs="Arial"/>
+                <w:kern w:val="0"/>
+                <w:sz w:val="24"/>
+              </w:rPr>
+            </w:pPr>
+            <w:r>
+              <w:rPr>
+                <w:rFonts w:hint="eastAsia" w:cs="Arial"/>
+                <w:kern w:val="0"/>
                 <w:sz w:val="24"/>
               </w:rPr>
               <w:t>无数据</w:t>
@@ -12241,32 +12161,34 @@
               <w:left w:val="dotted" w:color="auto" w:sz="4" w:space="0"/>
               <w:bottom w:val="dotted" w:color="auto" w:sz="4" w:space="0"/>
             </w:tcBorders>
-            <w:vAlign w:val="top"/>
-          </w:tcPr>
-          <w:p>
-            <w:pPr>
-              <w:keepNext w:val="0"/>
-              <w:keepLines w:val="0"/>
-              <w:pageBreakBefore w:val="0"/>
-              <w:widowControl w:val="0"/>
-              <w:kinsoku/>
-              <w:wordWrap/>
-              <w:overflowPunct/>
-              <w:topLinePunct w:val="0"/>
-              <w:bidi w:val="0"/>
-              <w:adjustRightInd/>
-              <w:snapToGrid/>
-              <w:spacing w:line="300" w:lineRule="auto"/>
-              <w:ind w:right="34" w:rightChars="16" w:firstLine="0" w:firstLineChars="0"/>
-              <w:jc w:val="left"/>
-              <w:textAlignment w:val="auto"/>
-              <w:rPr>
-                <w:sz w:val="24"/>
-              </w:rPr>
-            </w:pPr>
-            <w:r>
-              <w:rPr>
-                <w:rFonts w:hint="eastAsia"/>
+            <w:vAlign w:val="center"/>
+          </w:tcPr>
+          <w:p>
+            <w:pPr>
+              <w:keepNext w:val="0"/>
+              <w:keepLines w:val="0"/>
+              <w:pageBreakBefore w:val="0"/>
+              <w:widowControl w:val="0"/>
+              <w:kinsoku/>
+              <w:wordWrap/>
+              <w:overflowPunct/>
+              <w:topLinePunct w:val="0"/>
+              <w:bidi w:val="0"/>
+              <w:adjustRightInd/>
+              <w:snapToGrid/>
+              <w:spacing w:line="300" w:lineRule="auto"/>
+              <w:jc w:val="left"/>
+              <w:textAlignment w:val="auto"/>
+              <w:rPr>
+                <w:rFonts w:hint="eastAsia" w:cs="Arial"/>
+                <w:kern w:val="0"/>
+                <w:sz w:val="24"/>
+              </w:rPr>
+            </w:pPr>
+            <w:r>
+              <w:rPr>
+                <w:rFonts w:hint="eastAsia" w:cs="Arial"/>
+                <w:kern w:val="0"/>
                 <w:sz w:val="24"/>
               </w:rPr>
               <w:t>无数据</w:t>
@@ -12377,32 +12299,34 @@
               <w:left w:val="dotted" w:color="auto" w:sz="4" w:space="0"/>
               <w:bottom w:val="dotted" w:color="auto" w:sz="4" w:space="0"/>
             </w:tcBorders>
-            <w:vAlign w:val="top"/>
-          </w:tcPr>
-          <w:p>
-            <w:pPr>
-              <w:keepNext w:val="0"/>
-              <w:keepLines w:val="0"/>
-              <w:pageBreakBefore w:val="0"/>
-              <w:widowControl w:val="0"/>
-              <w:kinsoku/>
-              <w:wordWrap/>
-              <w:overflowPunct/>
-              <w:topLinePunct w:val="0"/>
-              <w:bidi w:val="0"/>
-              <w:adjustRightInd/>
-              <w:snapToGrid/>
-              <w:spacing w:line="300" w:lineRule="auto"/>
-              <w:ind w:right="34" w:rightChars="16" w:firstLine="0" w:firstLineChars="0"/>
-              <w:jc w:val="left"/>
-              <w:textAlignment w:val="auto"/>
-              <w:rPr>
-                <w:sz w:val="24"/>
-              </w:rPr>
-            </w:pPr>
-            <w:r>
-              <w:rPr>
-                <w:rFonts w:hint="eastAsia"/>
+            <w:vAlign w:val="center"/>
+          </w:tcPr>
+          <w:p>
+            <w:pPr>
+              <w:keepNext w:val="0"/>
+              <w:keepLines w:val="0"/>
+              <w:pageBreakBefore w:val="0"/>
+              <w:widowControl w:val="0"/>
+              <w:kinsoku/>
+              <w:wordWrap/>
+              <w:overflowPunct/>
+              <w:topLinePunct w:val="0"/>
+              <w:bidi w:val="0"/>
+              <w:adjustRightInd/>
+              <w:snapToGrid/>
+              <w:spacing w:line="300" w:lineRule="auto"/>
+              <w:jc w:val="left"/>
+              <w:textAlignment w:val="auto"/>
+              <w:rPr>
+                <w:rFonts w:hint="eastAsia" w:cs="Arial"/>
+                <w:kern w:val="0"/>
+                <w:sz w:val="24"/>
+              </w:rPr>
+            </w:pPr>
+            <w:r>
+              <w:rPr>
+                <w:rFonts w:hint="eastAsia" w:cs="Arial"/>
+                <w:kern w:val="0"/>
                 <w:sz w:val="24"/>
               </w:rPr>
               <w:t>无数据</w:t>
@@ -12513,32 +12437,34 @@
               <w:left w:val="dotted" w:color="auto" w:sz="4" w:space="0"/>
               <w:bottom w:val="single" w:color="auto" w:sz="4" w:space="0"/>
             </w:tcBorders>
-            <w:vAlign w:val="top"/>
-          </w:tcPr>
-          <w:p>
-            <w:pPr>
-              <w:keepNext w:val="0"/>
-              <w:keepLines w:val="0"/>
-              <w:pageBreakBefore w:val="0"/>
-              <w:widowControl w:val="0"/>
-              <w:kinsoku/>
-              <w:wordWrap/>
-              <w:overflowPunct/>
-              <w:topLinePunct w:val="0"/>
-              <w:bidi w:val="0"/>
-              <w:adjustRightInd/>
-              <w:snapToGrid/>
-              <w:spacing w:line="300" w:lineRule="auto"/>
-              <w:ind w:right="34" w:rightChars="16" w:firstLine="0" w:firstLineChars="0"/>
-              <w:jc w:val="left"/>
-              <w:textAlignment w:val="auto"/>
-              <w:rPr>
-                <w:sz w:val="24"/>
-              </w:rPr>
-            </w:pPr>
-            <w:r>
-              <w:rPr>
-                <w:rFonts w:hint="eastAsia"/>
+            <w:vAlign w:val="center"/>
+          </w:tcPr>
+          <w:p>
+            <w:pPr>
+              <w:keepNext w:val="0"/>
+              <w:keepLines w:val="0"/>
+              <w:pageBreakBefore w:val="0"/>
+              <w:widowControl w:val="0"/>
+              <w:kinsoku/>
+              <w:wordWrap/>
+              <w:overflowPunct/>
+              <w:topLinePunct w:val="0"/>
+              <w:bidi w:val="0"/>
+              <w:adjustRightInd/>
+              <w:snapToGrid/>
+              <w:spacing w:line="300" w:lineRule="auto"/>
+              <w:jc w:val="left"/>
+              <w:textAlignment w:val="auto"/>
+              <w:rPr>
+                <w:rFonts w:hint="eastAsia" w:cs="Arial"/>
+                <w:kern w:val="0"/>
+                <w:sz w:val="24"/>
+              </w:rPr>
+            </w:pPr>
+            <w:r>
+              <w:rPr>
+                <w:rFonts w:hint="eastAsia" w:cs="Arial"/>
+                <w:kern w:val="0"/>
                 <w:sz w:val="24"/>
               </w:rPr>
               <w:t>无数据</w:t>
@@ -12558,7 +12484,7 @@
     </w:p>
     <w:tbl>
       <w:tblPr>
-        <w:tblStyle w:val="4"/>
+        <w:tblStyle w:val="5"/>
         <w:tblW w:w="9781" w:type="dxa"/>
         <w:tblInd w:w="108" w:type="dxa"/>
         <w:tblBorders>
@@ -12747,37 +12673,37 @@
               <w:left w:val="dotted" w:color="auto" w:sz="4" w:space="0"/>
               <w:bottom w:val="dotted" w:color="auto" w:sz="4" w:space="0"/>
             </w:tcBorders>
-            <w:vAlign w:val="top"/>
-          </w:tcPr>
-          <w:p>
-            <w:pPr>
-              <w:keepNext w:val="0"/>
-              <w:keepLines w:val="0"/>
-              <w:pageBreakBefore w:val="0"/>
-              <w:widowControl w:val="0"/>
-              <w:kinsoku/>
-              <w:wordWrap/>
-              <w:overflowPunct/>
-              <w:topLinePunct w:val="0"/>
-              <w:autoSpaceDE/>
-              <w:autoSpaceDN/>
-              <w:bidi w:val="0"/>
-              <w:adjustRightInd/>
-              <w:snapToGrid/>
-              <w:spacing w:line="300" w:lineRule="auto"/>
-              <w:ind w:left="-25" w:leftChars="-12" w:right="480" w:firstLine="26" w:firstLineChars="11"/>
-              <w:jc w:val="left"/>
-              <w:textAlignment w:val="auto"/>
-              <w:rPr>
-                <w:sz w:val="24"/>
-              </w:rPr>
-            </w:pPr>
-            <w:r>
-              <w:rPr>
-                <w:rFonts w:hint="eastAsia" w:hAnsi="Arial"/>
-                <w:sz w:val="24"/>
-              </w:rPr>
-              <w:t>在推荐储存和操作条件下稳定。避免冻结、过热和长期阳光照射。</w:t>
+            <w:vAlign w:val="center"/>
+          </w:tcPr>
+          <w:p>
+            <w:pPr>
+              <w:keepNext w:val="0"/>
+              <w:keepLines w:val="0"/>
+              <w:pageBreakBefore w:val="0"/>
+              <w:widowControl w:val="0"/>
+              <w:kinsoku/>
+              <w:wordWrap/>
+              <w:overflowPunct/>
+              <w:topLinePunct w:val="0"/>
+              <w:bidi w:val="0"/>
+              <w:adjustRightInd/>
+              <w:snapToGrid/>
+              <w:spacing w:line="300" w:lineRule="auto"/>
+              <w:jc w:val="left"/>
+              <w:textAlignment w:val="auto"/>
+              <w:rPr>
+                <w:rFonts w:hint="eastAsia" w:cs="Arial"/>
+                <w:kern w:val="0"/>
+                <w:sz w:val="24"/>
+              </w:rPr>
+            </w:pPr>
+            <w:r>
+              <w:rPr>
+                <w:rFonts w:hint="eastAsia" w:cs="Arial"/>
+                <w:kern w:val="0"/>
+                <w:sz w:val="24"/>
+              </w:rPr>
+              <w:t>It will not decompose if use properly.</w:t>
             </w:r>
           </w:p>
         </w:tc>
@@ -12883,38 +12809,38 @@
               <w:left w:val="dotted" w:color="auto" w:sz="4" w:space="0"/>
               <w:bottom w:val="dotted" w:color="auto" w:sz="4" w:space="0"/>
             </w:tcBorders>
-            <w:vAlign w:val="top"/>
-          </w:tcPr>
-          <w:p>
-            <w:pPr>
-              <w:keepNext w:val="0"/>
-              <w:keepLines w:val="0"/>
-              <w:pageBreakBefore w:val="0"/>
-              <w:widowControl w:val="0"/>
-              <w:kinsoku/>
-              <w:wordWrap/>
-              <w:overflowPunct/>
-              <w:topLinePunct w:val="0"/>
-              <w:autoSpaceDE/>
-              <w:autoSpaceDN/>
-              <w:bidi w:val="0"/>
-              <w:adjustRightInd/>
-              <w:snapToGrid/>
-              <w:spacing w:line="300" w:lineRule="auto"/>
-              <w:jc w:val="left"/>
-              <w:textAlignment w:val="auto"/>
-              <w:rPr>
-                <w:rFonts w:hint="eastAsia" w:eastAsia="宋体"/>
+            <w:vAlign w:val="center"/>
+          </w:tcPr>
+          <w:p>
+            <w:pPr>
+              <w:keepNext w:val="0"/>
+              <w:keepLines w:val="0"/>
+              <w:pageBreakBefore w:val="0"/>
+              <w:widowControl w:val="0"/>
+              <w:kinsoku/>
+              <w:wordWrap/>
+              <w:overflowPunct/>
+              <w:topLinePunct w:val="0"/>
+              <w:bidi w:val="0"/>
+              <w:adjustRightInd/>
+              <w:snapToGrid/>
+              <w:spacing w:line="300" w:lineRule="auto"/>
+              <w:jc w:val="left"/>
+              <w:textAlignment w:val="auto"/>
+              <w:rPr>
+                <w:rFonts w:hint="eastAsia" w:cs="Arial"/>
+                <w:kern w:val="0"/>
                 <w:sz w:val="24"/>
                 <w:lang w:eastAsia="zh-CN"/>
               </w:rPr>
             </w:pPr>
             <w:r>
               <w:rPr>
-                <w:rFonts w:hint="eastAsia" w:hAnsi="Arial"/>
-                <w:sz w:val="24"/>
-              </w:rPr>
-              <w:t>受热分解或燃烧可能产生一氧化碳、二氧化碳、氮氧化物及刺激性烟气。</w:t>
+                <w:rFonts w:hint="eastAsia" w:cs="Arial"/>
+                <w:kern w:val="0"/>
+                <w:sz w:val="24"/>
+              </w:rPr>
+              <w:t>During drying/curing, the coating releases aneutralizing agent.</w:t>
             </w:r>
           </w:p>
         </w:tc>
@@ -13020,36 +12946,37 @@
               <w:left w:val="dotted" w:color="auto" w:sz="4" w:space="0"/>
               <w:bottom w:val="dotted" w:color="auto" w:sz="4" w:space="0"/>
             </w:tcBorders>
-            <w:vAlign w:val="top"/>
-          </w:tcPr>
-          <w:p>
-            <w:pPr>
-              <w:keepNext w:val="0"/>
-              <w:keepLines w:val="0"/>
-              <w:pageBreakBefore w:val="0"/>
-              <w:widowControl w:val="0"/>
-              <w:kinsoku/>
-              <w:wordWrap/>
-              <w:overflowPunct/>
-              <w:topLinePunct w:val="0"/>
-              <w:autoSpaceDE/>
-              <w:autoSpaceDN/>
-              <w:bidi w:val="0"/>
-              <w:adjustRightInd/>
-              <w:snapToGrid/>
-              <w:spacing w:line="300" w:lineRule="auto"/>
-              <w:jc w:val="left"/>
-              <w:textAlignment w:val="auto"/>
-              <w:rPr>
-                <w:sz w:val="24"/>
-              </w:rPr>
-            </w:pPr>
-            <w:r>
-              <w:rPr>
-                <w:rFonts w:hint="eastAsia" w:hAnsi="Arial"/>
-                <w:sz w:val="24"/>
-              </w:rPr>
-              <w:t>正常使用条件下无已知危险反应；</w:t>
+            <w:vAlign w:val="center"/>
+          </w:tcPr>
+          <w:p>
+            <w:pPr>
+              <w:keepNext w:val="0"/>
+              <w:keepLines w:val="0"/>
+              <w:pageBreakBefore w:val="0"/>
+              <w:widowControl w:val="0"/>
+              <w:kinsoku/>
+              <w:wordWrap/>
+              <w:overflowPunct/>
+              <w:topLinePunct w:val="0"/>
+              <w:bidi w:val="0"/>
+              <w:adjustRightInd/>
+              <w:snapToGrid/>
+              <w:spacing w:line="300" w:lineRule="auto"/>
+              <w:jc w:val="left"/>
+              <w:textAlignment w:val="auto"/>
+              <w:rPr>
+                <w:rFonts w:hint="eastAsia" w:cs="Arial"/>
+                <w:kern w:val="0"/>
+                <w:sz w:val="24"/>
+              </w:rPr>
+            </w:pPr>
+            <w:r>
+              <w:rPr>
+                <w:rFonts w:hint="eastAsia" w:cs="Arial"/>
+                <w:kern w:val="0"/>
+                <w:sz w:val="24"/>
+              </w:rPr>
+              <w:t>No hazardous reaction when properly stored.</w:t>
             </w:r>
           </w:p>
         </w:tc>
@@ -13169,35 +13096,35 @@
               <w:left w:val="dotted" w:color="auto" w:sz="4" w:space="0"/>
               <w:bottom w:val="dotted" w:color="auto" w:sz="4" w:space="0"/>
             </w:tcBorders>
-            <w:vAlign w:val="top"/>
-          </w:tcPr>
-          <w:p>
-            <w:pPr>
-              <w:keepNext w:val="0"/>
-              <w:keepLines w:val="0"/>
-              <w:pageBreakBefore w:val="0"/>
-              <w:widowControl w:val="0"/>
-              <w:kinsoku/>
-              <w:wordWrap/>
-              <w:overflowPunct/>
-              <w:topLinePunct w:val="0"/>
-              <w:autoSpaceDE/>
-              <w:autoSpaceDN/>
-              <w:bidi w:val="0"/>
-              <w:adjustRightInd/>
-              <w:snapToGrid/>
-              <w:spacing w:line="300" w:lineRule="auto"/>
-              <w:jc w:val="left"/>
-              <w:textAlignment w:val="auto"/>
-              <w:rPr>
-                <w:rFonts w:hint="eastAsia" w:hAnsi="Arial" w:eastAsia="宋体"/>
-                <w:sz w:val="24"/>
-                <w:lang w:val="en-US" w:eastAsia="zh-CN"/>
-              </w:rPr>
-            </w:pPr>
-            <w:r>
-              <w:rPr>
-                <w:rFonts w:hint="eastAsia" w:hAnsi="Arial"/>
+            <w:vAlign w:val="center"/>
+          </w:tcPr>
+          <w:p>
+            <w:pPr>
+              <w:keepNext w:val="0"/>
+              <w:keepLines w:val="0"/>
+              <w:pageBreakBefore w:val="0"/>
+              <w:widowControl w:val="0"/>
+              <w:kinsoku/>
+              <w:wordWrap/>
+              <w:overflowPunct/>
+              <w:topLinePunct w:val="0"/>
+              <w:bidi w:val="0"/>
+              <w:adjustRightInd/>
+              <w:snapToGrid/>
+              <w:spacing w:line="300" w:lineRule="auto"/>
+              <w:jc w:val="left"/>
+              <w:textAlignment w:val="auto"/>
+              <w:rPr>
+                <w:rFonts w:hint="eastAsia" w:cs="Arial"/>
+                <w:kern w:val="0"/>
+                <w:sz w:val="24"/>
+                <w:lang w:val="en-US" w:eastAsia="zh-CN"/>
+              </w:rPr>
+            </w:pPr>
+            <w:r>
+              <w:rPr>
+                <w:rFonts w:hint="eastAsia" w:cs="Arial"/>
+                <w:kern w:val="0"/>
                 <w:sz w:val="24"/>
                 <w:lang w:val="en-US" w:eastAsia="zh-CN"/>
               </w:rPr>
@@ -13313,35 +13240,35 @@
               <w:left w:val="dotted" w:color="auto" w:sz="4" w:space="0"/>
               <w:bottom w:val="single" w:color="auto" w:sz="4" w:space="0"/>
             </w:tcBorders>
-            <w:vAlign w:val="top"/>
-          </w:tcPr>
-          <w:p>
-            <w:pPr>
-              <w:keepNext w:val="0"/>
-              <w:keepLines w:val="0"/>
-              <w:pageBreakBefore w:val="0"/>
-              <w:widowControl w:val="0"/>
-              <w:kinsoku/>
-              <w:wordWrap/>
-              <w:overflowPunct/>
-              <w:topLinePunct w:val="0"/>
-              <w:autoSpaceDE/>
-              <w:autoSpaceDN/>
-              <w:bidi w:val="0"/>
-              <w:adjustRightInd/>
-              <w:snapToGrid/>
-              <w:spacing w:line="300" w:lineRule="auto"/>
-              <w:jc w:val="left"/>
-              <w:textAlignment w:val="auto"/>
-              <w:rPr>
-                <w:rFonts w:hint="default" w:hAnsi="Arial" w:eastAsia="宋体"/>
-                <w:sz w:val="24"/>
-                <w:lang w:val="en-US" w:eastAsia="zh-CN"/>
-              </w:rPr>
-            </w:pPr>
-            <w:r>
-              <w:rPr>
-                <w:rFonts w:hint="eastAsia" w:hAnsi="Arial"/>
+            <w:vAlign w:val="center"/>
+          </w:tcPr>
+          <w:p>
+            <w:pPr>
+              <w:keepNext w:val="0"/>
+              <w:keepLines w:val="0"/>
+              <w:pageBreakBefore w:val="0"/>
+              <w:widowControl w:val="0"/>
+              <w:kinsoku/>
+              <w:wordWrap/>
+              <w:overflowPunct/>
+              <w:topLinePunct w:val="0"/>
+              <w:bidi w:val="0"/>
+              <w:adjustRightInd/>
+              <w:snapToGrid/>
+              <w:spacing w:line="300" w:lineRule="auto"/>
+              <w:jc w:val="left"/>
+              <w:textAlignment w:val="auto"/>
+              <w:rPr>
+                <w:rFonts w:hint="default" w:cs="Arial"/>
+                <w:kern w:val="0"/>
+                <w:sz w:val="24"/>
+                <w:lang w:val="en-US" w:eastAsia="zh-CN"/>
+              </w:rPr>
+            </w:pPr>
+            <w:r>
+              <w:rPr>
+                <w:rFonts w:hint="eastAsia" w:cs="Arial"/>
+                <w:kern w:val="0"/>
                 <w:sz w:val="24"/>
                 <w:lang w:val="en-US" w:eastAsia="zh-CN"/>
               </w:rPr>
@@ -13362,7 +13289,7 @@
     </w:p>
     <w:tbl>
       <w:tblPr>
-        <w:tblStyle w:val="4"/>
+        <w:tblStyle w:val="5"/>
         <w:tblW w:w="9781" w:type="dxa"/>
         <w:tblInd w:w="108" w:type="dxa"/>
         <w:tblBorders>
@@ -13397,6 +13324,12 @@
             <w:insideH w:val="none" w:color="auto" w:sz="0" w:space="0"/>
             <w:insideV w:val="none" w:color="auto" w:sz="0" w:space="0"/>
           </w:tblBorders>
+          <w:tblCellMar>
+            <w:top w:w="0" w:type="dxa"/>
+            <w:left w:w="108" w:type="dxa"/>
+            <w:bottom w:w="0" w:type="dxa"/>
+            <w:right w:w="108" w:type="dxa"/>
+          </w:tblCellMar>
         </w:tblPrEx>
         <w:trPr>
           <w:cantSplit/>
@@ -13488,24 +13421,27 @@
               <w:wordWrap/>
               <w:overflowPunct/>
               <w:topLinePunct w:val="0"/>
-              <w:autoSpaceDE/>
-              <w:autoSpaceDN/>
-              <w:bidi w:val="0"/>
-              <w:adjustRightInd/>
-              <w:snapToGrid/>
-              <w:spacing w:line="300" w:lineRule="auto"/>
-              <w:jc w:val="left"/>
-              <w:textAlignment w:val="auto"/>
-              <w:rPr>
-                <w:sz w:val="24"/>
-              </w:rPr>
-            </w:pPr>
-            <w:r>
-              <w:rPr>
-                <w:rFonts w:hint="eastAsia" w:hAnsi="Arial"/>
-                <w:sz w:val="24"/>
-              </w:rPr>
-              <w:t>该产品无可用的毒理学研究。</w:t>
+              <w:bidi w:val="0"/>
+              <w:adjustRightInd/>
+              <w:snapToGrid/>
+              <w:spacing w:line="300" w:lineRule="auto"/>
+              <w:jc w:val="left"/>
+              <w:textAlignment w:val="auto"/>
+              <w:rPr>
+                <w:rFonts w:hint="eastAsia" w:cs="Arial"/>
+                <w:kern w:val="0"/>
+                <w:sz w:val="24"/>
+                <w:lang w:val="en-US" w:eastAsia="zh-CN"/>
+              </w:rPr>
+            </w:pPr>
+            <w:r>
+              <w:rPr>
+                <w:rFonts w:hint="eastAsia" w:cs="Arial"/>
+                <w:kern w:val="0"/>
+                <w:sz w:val="24"/>
+                <w:lang w:val="en-US" w:eastAsia="zh-CN"/>
+              </w:rPr>
+              <w:t xml:space="preserve">No toxicological studies were available for this product. </w:t>
             </w:r>
           </w:p>
         </w:tc>
@@ -13550,26 +13486,27 @@
               <w:wordWrap/>
               <w:overflowPunct/>
               <w:topLinePunct w:val="0"/>
-              <w:autoSpaceDE/>
-              <w:autoSpaceDN/>
-              <w:bidi w:val="0"/>
-              <w:adjustRightInd/>
-              <w:snapToGrid/>
-              <w:spacing w:line="300" w:lineRule="auto"/>
-              <w:ind w:left="34" w:leftChars="16" w:right="480"/>
-              <w:jc w:val="left"/>
-              <w:textAlignment w:val="auto"/>
-              <w:rPr>
-                <w:sz w:val="24"/>
-              </w:rPr>
-            </w:pPr>
-            <w:r>
-              <w:rPr>
-                <w:rFonts w:ascii="宋体" w:hAnsi="宋体" w:eastAsia="宋体" w:cs="宋体"/>
-                <w:sz w:val="24"/>
-                <w:szCs w:val="24"/>
-              </w:rPr>
-              <w:t>以下为二乙二醇单丁醚 （CAS号：112-34-5）的毒理学参考数据：</w:t>
+              <w:bidi w:val="0"/>
+              <w:adjustRightInd/>
+              <w:snapToGrid/>
+              <w:spacing w:line="300" w:lineRule="auto"/>
+              <w:jc w:val="left"/>
+              <w:textAlignment w:val="auto"/>
+              <w:rPr>
+                <w:rFonts w:hint="eastAsia" w:cs="Arial"/>
+                <w:kern w:val="0"/>
+                <w:sz w:val="24"/>
+                <w:lang w:val="en-US" w:eastAsia="zh-CN"/>
+              </w:rPr>
+            </w:pPr>
+            <w:r>
+              <w:rPr>
+                <w:rFonts w:hint="eastAsia" w:cs="Arial"/>
+                <w:kern w:val="0"/>
+                <w:sz w:val="24"/>
+                <w:lang w:val="en-US" w:eastAsia="zh-CN"/>
+              </w:rPr>
+              <w:t>The following are the toxicological data of N, N-dimethylacetamide:</w:t>
             </w:r>
           </w:p>
         </w:tc>
@@ -13724,6 +13661,7 @@
               <w:left w:val="dotted" w:color="auto" w:sz="4" w:space="0"/>
               <w:bottom w:val="dotted" w:color="auto" w:sz="4" w:space="0"/>
             </w:tcBorders>
+            <w:vAlign w:val="center"/>
           </w:tcPr>
           <w:p>
             <w:pPr>
@@ -13747,6 +13685,7 @@
               <w:rPr>
                 <w:rFonts w:hint="eastAsia"/>
                 <w:sz w:val="24"/>
+                <w:szCs w:val="24"/>
                 <w:lang w:val="en-US" w:eastAsia="zh-CN"/>
               </w:rPr>
             </w:pPr>
@@ -13754,6 +13693,7 @@
               <w:rPr>
                 <w:rFonts w:hint="eastAsia"/>
                 <w:sz w:val="24"/>
+                <w:szCs w:val="24"/>
                 <w:lang w:val="en-US" w:eastAsia="zh-CN"/>
               </w:rPr>
               <w:t>半数致死剂量（LD50）/大鼠：约3,306 mg/kg。</w:t>
@@ -13901,6 +13841,7 @@
               <w:left w:val="dotted" w:color="auto" w:sz="4" w:space="0"/>
               <w:bottom w:val="dotted" w:color="auto" w:sz="4" w:space="0"/>
             </w:tcBorders>
+            <w:vAlign w:val="center"/>
           </w:tcPr>
           <w:p>
             <w:pPr>
@@ -13924,6 +13865,7 @@
               <w:rPr>
                 <w:rFonts w:hint="eastAsia"/>
                 <w:sz w:val="24"/>
+                <w:szCs w:val="24"/>
                 <w:lang w:val="en-US" w:eastAsia="zh-CN"/>
               </w:rPr>
             </w:pPr>
@@ -13931,6 +13873,7 @@
               <w:rPr>
                 <w:rFonts w:hint="eastAsia"/>
                 <w:sz w:val="24"/>
+                <w:szCs w:val="24"/>
                 <w:lang w:val="en-US" w:eastAsia="zh-CN"/>
               </w:rPr>
               <w:t xml:space="preserve">半数致死浓度（LC50）/4 h/大鼠： ＞1.5 mg/L（气溶胶）。 </w:t>
@@ -14061,6 +14004,7 @@
               <w:left w:val="dotted" w:color="auto" w:sz="4" w:space="0"/>
               <w:bottom w:val="dotted" w:color="auto" w:sz="4" w:space="0"/>
             </w:tcBorders>
+            <w:vAlign w:val="center"/>
           </w:tcPr>
           <w:p>
             <w:pPr>
@@ -14084,6 +14028,7 @@
               <w:rPr>
                 <w:rFonts w:hint="eastAsia"/>
                 <w:sz w:val="24"/>
+                <w:szCs w:val="24"/>
                 <w:lang w:val="en-US" w:eastAsia="zh-CN"/>
               </w:rPr>
             </w:pPr>
@@ -14091,6 +14036,7 @@
               <w:rPr>
                 <w:rFonts w:hint="eastAsia"/>
                 <w:sz w:val="24"/>
+                <w:szCs w:val="24"/>
                 <w:lang w:val="en-US" w:eastAsia="zh-CN"/>
               </w:rPr>
               <w:t>半数致死剂量（LD50）/兔：2,764 mg/kg。</w:t>
@@ -14160,6 +14106,7 @@
               <w:left w:val="dotted" w:color="auto" w:sz="4" w:space="0"/>
               <w:bottom w:val="dotted" w:color="auto" w:sz="4" w:space="0"/>
             </w:tcBorders>
+            <w:vAlign w:val="center"/>
           </w:tcPr>
           <w:p>
             <w:pPr>
@@ -14183,6 +14130,7 @@
               <w:rPr>
                 <w:rFonts w:hint="eastAsia"/>
                 <w:sz w:val="24"/>
+                <w:szCs w:val="24"/>
                 <w:lang w:val="en-US" w:eastAsia="zh-CN"/>
               </w:rPr>
             </w:pPr>
@@ -14190,6 +14138,7 @@
               <w:rPr>
                 <w:rFonts w:hint="eastAsia"/>
                 <w:sz w:val="24"/>
+                <w:szCs w:val="24"/>
                 <w:lang w:val="en-US" w:eastAsia="zh-CN"/>
               </w:rPr>
               <w:t>根据现有数据，二乙二醇单丁醚未达到急性经口、 经皮或气溶胶吸入毒性的分类标准。</w:t>
@@ -14297,6 +14246,7 @@
               <w:left w:val="dotted" w:color="auto" w:sz="4" w:space="0"/>
               <w:bottom w:val="dotted" w:color="auto" w:sz="4" w:space="0"/>
             </w:tcBorders>
+            <w:vAlign w:val="center"/>
           </w:tcPr>
           <w:p>
             <w:pPr>
@@ -14320,6 +14270,7 @@
               <w:rPr>
                 <w:rFonts w:hint="eastAsia"/>
                 <w:sz w:val="24"/>
+                <w:szCs w:val="24"/>
                 <w:lang w:val="en-US" w:eastAsia="zh-CN"/>
               </w:rPr>
             </w:pPr>
@@ -14327,6 +14278,7 @@
               <w:rPr>
                 <w:rFonts w:hint="eastAsia"/>
                 <w:sz w:val="24"/>
+                <w:szCs w:val="24"/>
                 <w:lang w:val="en-US" w:eastAsia="zh-CN"/>
               </w:rPr>
               <w:t>物种：兔子</w:t>
@@ -14354,6 +14306,7 @@
               <w:rPr>
                 <w:rFonts w:hint="default"/>
                 <w:sz w:val="24"/>
+                <w:szCs w:val="24"/>
                 <w:lang w:val="en-US" w:eastAsia="zh-CN"/>
               </w:rPr>
             </w:pPr>
@@ -14361,6 +14314,7 @@
               <w:rPr>
                 <w:rFonts w:hint="eastAsia"/>
                 <w:sz w:val="24"/>
+                <w:szCs w:val="24"/>
                 <w:lang w:val="en-US" w:eastAsia="zh-CN"/>
               </w:rPr>
               <w:t>分类：</w:t>
@@ -14396,6 +14350,7 @@
               <w:rPr>
                 <w:rFonts w:hint="eastAsia" w:eastAsia="宋体"/>
                 <w:sz w:val="24"/>
+                <w:szCs w:val="24"/>
                 <w:lang w:val="en-US" w:eastAsia="zh-CN"/>
               </w:rPr>
             </w:pPr>
@@ -14403,6 +14358,7 @@
               <w:rPr>
                 <w:rFonts w:hint="eastAsia"/>
                 <w:sz w:val="24"/>
+                <w:szCs w:val="24"/>
                 <w:lang w:val="en-US" w:eastAsia="zh-CN"/>
               </w:rPr>
               <w:t>结果：</w:t>
@@ -14518,6 +14474,7 @@
               <w:left w:val="dotted" w:color="auto" w:sz="4" w:space="0"/>
               <w:bottom w:val="dotted" w:color="auto" w:sz="4" w:space="0"/>
             </w:tcBorders>
+            <w:vAlign w:val="center"/>
           </w:tcPr>
           <w:p>
             <w:pPr>
@@ -14541,6 +14498,7 @@
               <w:rPr>
                 <w:rFonts w:hint="eastAsia"/>
                 <w:sz w:val="24"/>
+                <w:szCs w:val="24"/>
                 <w:lang w:val="en-US" w:eastAsia="zh-CN"/>
               </w:rPr>
             </w:pPr>
@@ -14548,6 +14506,7 @@
               <w:rPr>
                 <w:rFonts w:hint="eastAsia"/>
                 <w:sz w:val="24"/>
+                <w:szCs w:val="24"/>
                 <w:lang w:val="en-US" w:eastAsia="zh-CN"/>
               </w:rPr>
               <w:t>物种：兔子</w:t>
@@ -14575,6 +14534,7 @@
               <w:rPr>
                 <w:rFonts w:hint="eastAsia"/>
                 <w:sz w:val="24"/>
+                <w:szCs w:val="24"/>
                 <w:lang w:val="en-US" w:eastAsia="zh-CN"/>
               </w:rPr>
             </w:pPr>
@@ -14582,6 +14542,7 @@
               <w:rPr>
                 <w:rFonts w:hint="eastAsia"/>
                 <w:sz w:val="24"/>
+                <w:szCs w:val="24"/>
                 <w:lang w:val="en-US" w:eastAsia="zh-CN"/>
               </w:rPr>
               <w:t>分类：刺激眼睛</w:t>
@@ -14609,6 +14570,7 @@
               <w:rPr>
                 <w:rFonts w:hint="default" w:eastAsia="宋体"/>
                 <w:sz w:val="24"/>
+                <w:szCs w:val="24"/>
                 <w:lang w:val="en-US" w:eastAsia="zh-CN"/>
               </w:rPr>
             </w:pPr>
@@ -14616,6 +14578,7 @@
               <w:rPr>
                 <w:rFonts w:hint="eastAsia"/>
                 <w:sz w:val="24"/>
+                <w:szCs w:val="24"/>
                 <w:lang w:val="en-US" w:eastAsia="zh-CN"/>
               </w:rPr>
               <w:t>结果：</w:t>
@@ -14731,6 +14694,7 @@
               <w:left w:val="dotted" w:color="auto" w:sz="4" w:space="0"/>
               <w:bottom w:val="dotted" w:color="auto" w:sz="4" w:space="0"/>
             </w:tcBorders>
+            <w:vAlign w:val="center"/>
           </w:tcPr>
           <w:p>
             <w:pPr>
@@ -14754,6 +14718,7 @@
               <w:rPr>
                 <w:rFonts w:hint="eastAsia"/>
                 <w:sz w:val="24"/>
+                <w:szCs w:val="24"/>
                 <w:lang w:val="en-US" w:eastAsia="zh-CN"/>
               </w:rPr>
             </w:pPr>
@@ -14761,6 +14726,7 @@
               <w:rPr>
                 <w:rFonts w:hint="eastAsia"/>
                 <w:sz w:val="24"/>
+                <w:szCs w:val="24"/>
                 <w:lang w:val="en-US" w:eastAsia="zh-CN"/>
               </w:rPr>
               <w:t>物种：</w:t>
@@ -14796,6 +14762,7 @@
               <w:rPr>
                 <w:rFonts w:hint="default"/>
                 <w:sz w:val="24"/>
+                <w:szCs w:val="24"/>
                 <w:lang w:val="en-US" w:eastAsia="zh-CN"/>
               </w:rPr>
             </w:pPr>
@@ -14803,6 +14770,7 @@
               <w:rPr>
                 <w:rFonts w:hint="eastAsia"/>
                 <w:sz w:val="24"/>
+                <w:szCs w:val="24"/>
                 <w:lang w:val="en-US" w:eastAsia="zh-CN"/>
               </w:rPr>
               <w:t>分类：</w:t>
@@ -14838,6 +14806,7 @@
               <w:rPr>
                 <w:rFonts w:hint="default"/>
                 <w:sz w:val="24"/>
+                <w:szCs w:val="24"/>
                 <w:lang w:val="en-US" w:eastAsia="zh-CN"/>
               </w:rPr>
             </w:pPr>
@@ -14845,6 +14814,7 @@
               <w:rPr>
                 <w:rFonts w:hint="eastAsia"/>
                 <w:sz w:val="24"/>
+                <w:szCs w:val="24"/>
                 <w:lang w:val="en-US" w:eastAsia="zh-CN"/>
               </w:rPr>
               <w:t>结果：</w:t>
@@ -14960,6 +14930,7 @@
               <w:left w:val="dotted" w:color="auto" w:sz="4" w:space="0"/>
               <w:bottom w:val="dotted" w:color="auto" w:sz="4" w:space="0"/>
             </w:tcBorders>
+            <w:vAlign w:val="center"/>
           </w:tcPr>
           <w:p>
             <w:pPr>
@@ -14983,6 +14954,7 @@
               <w:rPr>
                 <w:rFonts w:hint="default" w:hAnsi="Arial"/>
                 <w:sz w:val="24"/>
+                <w:szCs w:val="24"/>
                 <w:lang w:val="en-US" w:eastAsia="zh-CN"/>
               </w:rPr>
             </w:pPr>
@@ -15099,6 +15071,7 @@
               <w:left w:val="dotted" w:color="auto" w:sz="4" w:space="0"/>
               <w:bottom w:val="dotted" w:color="auto" w:sz="4" w:space="0"/>
             </w:tcBorders>
+            <w:vAlign w:val="center"/>
           </w:tcPr>
           <w:p>
             <w:pPr>
@@ -15122,6 +15095,7 @@
               <w:rPr>
                 <w:rFonts w:hint="default" w:hAnsi="Arial"/>
                 <w:sz w:val="24"/>
+                <w:szCs w:val="24"/>
                 <w:lang w:val="en-US" w:eastAsia="zh-CN"/>
               </w:rPr>
             </w:pPr>
@@ -15129,6 +15103,7 @@
               <w:rPr>
                 <w:rFonts w:hint="eastAsia" w:hAnsi="Arial"/>
                 <w:sz w:val="24"/>
+                <w:szCs w:val="24"/>
                 <w:lang w:val="en-US" w:eastAsia="zh-CN"/>
               </w:rPr>
               <w:t>在动物试验中未见致癌影响。</w:t>
@@ -15295,6 +15270,7 @@
               <w:left w:val="dotted" w:color="auto" w:sz="4" w:space="0"/>
               <w:bottom w:val="dotted" w:color="auto" w:sz="4" w:space="0"/>
             </w:tcBorders>
+            <w:vAlign w:val="center"/>
           </w:tcPr>
           <w:p>
             <w:pPr>
@@ -15316,11 +15292,21 @@
               <w:jc w:val="left"/>
               <w:textAlignment w:val="auto"/>
               <w:rPr>
-                <w:rFonts w:ascii="宋体" w:hAnsi="宋体" w:eastAsia="宋体" w:cs="宋体"/>
-                <w:sz w:val="24"/>
-                <w:szCs w:val="24"/>
-              </w:rPr>
-            </w:pPr>
+                <w:rFonts w:hint="default" w:ascii="宋体" w:hAnsi="宋体" w:eastAsia="宋体" w:cs="宋体"/>
+                <w:sz w:val="24"/>
+                <w:szCs w:val="24"/>
+                <w:lang w:val="en-US" w:eastAsia="zh-CN"/>
+              </w:rPr>
+            </w:pPr>
+            <w:r>
+              <w:rPr>
+                <w:rFonts w:hint="eastAsia" w:ascii="宋体" w:hAnsi="宋体" w:cs="宋体"/>
+                <w:sz w:val="24"/>
+                <w:szCs w:val="24"/>
+                <w:lang w:val="en-US" w:eastAsia="zh-CN"/>
+              </w:rPr>
+              <w:t>AA</w:t>
+            </w:r>
           </w:p>
         </w:tc>
       </w:tr>
@@ -15456,13 +15442,17 @@
               <w:left w:val="dotted" w:color="auto" w:sz="4" w:space="0"/>
               <w:bottom w:val="dotted" w:color="auto" w:sz="4" w:space="0"/>
             </w:tcBorders>
-          </w:tcPr>
-          <w:p>
-            <w:pPr>
-              <w:keepNext w:val="0"/>
-              <w:keepLines w:val="0"/>
-              <w:pageBreakBefore w:val="0"/>
-              <w:widowControl w:val="0"/>
+            <w:vAlign w:val="center"/>
+          </w:tcPr>
+          <w:p>
+            <w:pPr>
+              <w:keepNext w:val="0"/>
+              <w:keepLines w:val="0"/>
+              <w:pageBreakBefore w:val="0"/>
+              <w:widowControl w:val="0"/>
+              <w:tabs>
+                <w:tab w:val="center" w:pos="2023"/>
+              </w:tabs>
               <w:kinsoku/>
               <w:wordWrap/>
               <w:overflowPunct/>
@@ -15477,11 +15467,21 @@
               <w:jc w:val="left"/>
               <w:textAlignment w:val="auto"/>
               <w:rPr>
-                <w:rFonts w:ascii="宋体" w:hAnsi="宋体" w:eastAsia="宋体" w:cs="宋体"/>
-                <w:sz w:val="24"/>
-                <w:szCs w:val="24"/>
-              </w:rPr>
-            </w:pPr>
+                <w:rFonts w:hint="default" w:ascii="宋体" w:hAnsi="宋体" w:eastAsia="宋体" w:cs="宋体"/>
+                <w:sz w:val="24"/>
+                <w:szCs w:val="24"/>
+                <w:lang w:val="en-US" w:eastAsia="zh-CN"/>
+              </w:rPr>
+            </w:pPr>
+            <w:r>
+              <w:rPr>
+                <w:rFonts w:hint="eastAsia" w:ascii="宋体" w:hAnsi="宋体" w:cs="宋体"/>
+                <w:sz w:val="24"/>
+                <w:szCs w:val="24"/>
+                <w:lang w:val="en-US" w:eastAsia="zh-CN"/>
+              </w:rPr>
+              <w:t>BB</w:t>
+            </w:r>
           </w:p>
         </w:tc>
       </w:tr>
@@ -15615,6 +15615,7 @@
               <w:left w:val="dotted" w:color="auto" w:sz="4" w:space="0"/>
               <w:bottom w:val="dotted" w:color="auto" w:sz="4" w:space="0"/>
             </w:tcBorders>
+            <w:vAlign w:val="center"/>
           </w:tcPr>
           <w:p>
             <w:pPr>
@@ -15636,11 +15637,21 @@
               <w:jc w:val="left"/>
               <w:textAlignment w:val="auto"/>
               <w:rPr>
-                <w:rFonts w:ascii="宋体" w:hAnsi="宋体" w:eastAsia="宋体" w:cs="宋体"/>
-                <w:sz w:val="24"/>
-                <w:szCs w:val="24"/>
-              </w:rPr>
-            </w:pPr>
+                <w:rFonts w:hint="default" w:ascii="宋体" w:hAnsi="宋体" w:eastAsia="宋体" w:cs="宋体"/>
+                <w:sz w:val="24"/>
+                <w:szCs w:val="24"/>
+                <w:lang w:val="en-US" w:eastAsia="zh-CN"/>
+              </w:rPr>
+            </w:pPr>
+            <w:r>
+              <w:rPr>
+                <w:rFonts w:hint="eastAsia" w:ascii="宋体" w:hAnsi="宋体" w:cs="宋体"/>
+                <w:sz w:val="24"/>
+                <w:szCs w:val="24"/>
+                <w:lang w:val="en-US" w:eastAsia="zh-CN"/>
+              </w:rPr>
+              <w:t>CC</w:t>
+            </w:r>
           </w:p>
         </w:tc>
       </w:tr>
@@ -15845,20 +15856,22 @@
               <w:adjustRightInd/>
               <w:snapToGrid/>
               <w:spacing w:line="300" w:lineRule="auto"/>
-              <w:ind w:right="0"/>
-              <w:jc w:val="left"/>
-              <w:textAlignment w:val="auto"/>
-              <w:rPr>
-                <w:rFonts w:hint="default" w:hAnsi="Arial"/>
-                <w:sz w:val="24"/>
-                <w:lang w:val="en-US" w:eastAsia="zh-CN"/>
-              </w:rPr>
-            </w:pPr>
-            <w:r>
-              <w:rPr>
-                <w:rFonts w:ascii="宋体" w:hAnsi="宋体" w:eastAsia="宋体" w:cs="宋体"/>
-                <w:sz w:val="24"/>
-                <w:szCs w:val="24"/>
+              <w:ind w:right="482"/>
+              <w:jc w:val="left"/>
+              <w:textAlignment w:val="auto"/>
+              <w:rPr>
+                <w:rFonts w:hint="default"/>
+                <w:sz w:val="24"/>
+                <w:szCs w:val="24"/>
+                <w:lang w:val="en-US" w:eastAsia="zh-CN"/>
+              </w:rPr>
+            </w:pPr>
+            <w:r>
+              <w:rPr>
+                <w:rFonts w:hint="eastAsia"/>
+                <w:sz w:val="24"/>
+                <w:szCs w:val="24"/>
+                <w:lang w:val="en-US" w:eastAsia="zh-CN"/>
               </w:rPr>
               <w:t>根据现有资料，未达到特异性靶器官毒性 一次接触的分类标准。</w:t>
             </w:r>
@@ -15967,36 +15980,39 @@
               <w:left w:val="dotted" w:color="auto" w:sz="4" w:space="0"/>
               <w:bottom w:val="dotted" w:color="auto" w:sz="4" w:space="0"/>
             </w:tcBorders>
-          </w:tcPr>
-          <w:p>
-            <w:pPr>
-              <w:keepNext w:val="0"/>
-              <w:keepLines w:val="0"/>
-              <w:pageBreakBefore w:val="0"/>
-              <w:widowControl w:val="0"/>
-              <w:kinsoku/>
-              <w:wordWrap/>
-              <w:overflowPunct/>
-              <w:topLinePunct w:val="0"/>
-              <w:autoSpaceDE/>
-              <w:autoSpaceDN/>
-              <w:bidi w:val="0"/>
-              <w:adjustRightInd/>
-              <w:snapToGrid/>
-              <w:spacing w:line="300" w:lineRule="auto"/>
-              <w:ind w:right="0"/>
-              <w:jc w:val="left"/>
-              <w:textAlignment w:val="auto"/>
-              <w:rPr>
-                <w:rFonts w:hint="eastAsia" w:hAnsi="Arial"/>
-                <w:sz w:val="24"/>
-                <w:lang w:val="en-US" w:eastAsia="zh-CN"/>
-              </w:rPr>
-            </w:pPr>
-            <w:r>
-              <w:rPr>
-                <w:rFonts w:hint="eastAsia" w:hAnsi="Arial"/>
-                <w:sz w:val="24"/>
+            <w:vAlign w:val="center"/>
+          </w:tcPr>
+          <w:p>
+            <w:pPr>
+              <w:keepNext w:val="0"/>
+              <w:keepLines w:val="0"/>
+              <w:pageBreakBefore w:val="0"/>
+              <w:widowControl w:val="0"/>
+              <w:kinsoku/>
+              <w:wordWrap/>
+              <w:overflowPunct/>
+              <w:topLinePunct w:val="0"/>
+              <w:autoSpaceDE/>
+              <w:autoSpaceDN/>
+              <w:bidi w:val="0"/>
+              <w:adjustRightInd/>
+              <w:snapToGrid/>
+              <w:spacing w:line="300" w:lineRule="auto"/>
+              <w:ind w:right="482"/>
+              <w:jc w:val="left"/>
+              <w:textAlignment w:val="auto"/>
+              <w:rPr>
+                <w:rFonts w:hint="eastAsia"/>
+                <w:sz w:val="24"/>
+                <w:szCs w:val="24"/>
+                <w:lang w:val="en-US" w:eastAsia="zh-CN"/>
+              </w:rPr>
+            </w:pPr>
+            <w:r>
+              <w:rPr>
+                <w:rFonts w:hint="eastAsia"/>
+                <w:sz w:val="24"/>
+                <w:szCs w:val="24"/>
                 <w:lang w:val="en-US" w:eastAsia="zh-CN"/>
               </w:rPr>
               <w:t>无数据资料。</w:t>
@@ -16093,37 +16109,40 @@
               <w:top w:val="dotted" w:color="auto" w:sz="4" w:space="0"/>
               <w:left w:val="dotted" w:color="auto" w:sz="4" w:space="0"/>
             </w:tcBorders>
-          </w:tcPr>
-          <w:p>
-            <w:pPr>
-              <w:keepNext w:val="0"/>
-              <w:keepLines w:val="0"/>
-              <w:pageBreakBefore w:val="0"/>
-              <w:widowControl w:val="0"/>
-              <w:kinsoku/>
-              <w:wordWrap/>
-              <w:overflowPunct/>
-              <w:topLinePunct w:val="0"/>
-              <w:autoSpaceDE/>
-              <w:autoSpaceDN/>
-              <w:bidi w:val="0"/>
-              <w:adjustRightInd/>
-              <w:snapToGrid/>
-              <w:spacing w:line="300" w:lineRule="auto"/>
-              <w:ind w:right="0"/>
-              <w:jc w:val="left"/>
-              <w:textAlignment w:val="auto"/>
-              <w:rPr>
-                <w:rFonts w:ascii="宋体" w:hAnsi="宋体" w:eastAsia="宋体" w:cs="宋体"/>
-                <w:sz w:val="24"/>
-                <w:szCs w:val="24"/>
-              </w:rPr>
-            </w:pPr>
-            <w:r>
-              <w:rPr>
-                <w:rFonts w:ascii="宋体" w:hAnsi="宋体" w:eastAsia="宋体" w:cs="宋体"/>
-                <w:sz w:val="24"/>
-                <w:szCs w:val="24"/>
+            <w:vAlign w:val="center"/>
+          </w:tcPr>
+          <w:p>
+            <w:pPr>
+              <w:keepNext w:val="0"/>
+              <w:keepLines w:val="0"/>
+              <w:pageBreakBefore w:val="0"/>
+              <w:widowControl w:val="0"/>
+              <w:kinsoku/>
+              <w:wordWrap/>
+              <w:overflowPunct/>
+              <w:topLinePunct w:val="0"/>
+              <w:autoSpaceDE/>
+              <w:autoSpaceDN/>
+              <w:bidi w:val="0"/>
+              <w:adjustRightInd/>
+              <w:snapToGrid/>
+              <w:spacing w:line="300" w:lineRule="auto"/>
+              <w:ind w:right="482"/>
+              <w:jc w:val="left"/>
+              <w:textAlignment w:val="auto"/>
+              <w:rPr>
+                <w:rFonts w:hint="eastAsia"/>
+                <w:sz w:val="24"/>
+                <w:szCs w:val="24"/>
+                <w:lang w:val="en-US" w:eastAsia="zh-CN"/>
+              </w:rPr>
+            </w:pPr>
+            <w:r>
+              <w:rPr>
+                <w:rFonts w:hint="eastAsia"/>
+                <w:sz w:val="24"/>
+                <w:szCs w:val="24"/>
+                <w:lang w:val="en-US" w:eastAsia="zh-CN"/>
               </w:rPr>
               <w:t>眼睛接触可能造成明显刺激、发红及疼痛。</w:t>
             </w:r>
@@ -16144,20 +16163,22 @@
               <w:adjustRightInd/>
               <w:snapToGrid/>
               <w:spacing w:line="300" w:lineRule="auto"/>
-              <w:ind w:right="0"/>
-              <w:jc w:val="left"/>
-              <w:textAlignment w:val="auto"/>
-              <w:rPr>
-                <w:rFonts w:ascii="宋体" w:hAnsi="宋体" w:eastAsia="宋体" w:cs="宋体"/>
-                <w:sz w:val="24"/>
-                <w:szCs w:val="24"/>
-              </w:rPr>
-            </w:pPr>
-            <w:r>
-              <w:rPr>
-                <w:rFonts w:ascii="宋体" w:hAnsi="宋体" w:eastAsia="宋体" w:cs="宋体"/>
-                <w:sz w:val="24"/>
-                <w:szCs w:val="24"/>
+              <w:ind w:right="482"/>
+              <w:jc w:val="left"/>
+              <w:textAlignment w:val="auto"/>
+              <w:rPr>
+                <w:rFonts w:hint="eastAsia"/>
+                <w:sz w:val="24"/>
+                <w:szCs w:val="24"/>
+                <w:lang w:val="en-US" w:eastAsia="zh-CN"/>
+              </w:rPr>
+            </w:pPr>
+            <w:r>
+              <w:rPr>
+                <w:rFonts w:hint="eastAsia"/>
+                <w:sz w:val="24"/>
+                <w:szCs w:val="24"/>
+                <w:lang w:val="en-US" w:eastAsia="zh-CN"/>
               </w:rPr>
               <w:t xml:space="preserve">长时间或反复皮肤接触可能造成轻微刺激、 皮肤发红或皮肤干燥。 </w:t>
             </w:r>
@@ -16178,20 +16199,22 @@
               <w:adjustRightInd/>
               <w:snapToGrid/>
               <w:spacing w:line="300" w:lineRule="auto"/>
-              <w:ind w:right="0"/>
-              <w:jc w:val="left"/>
-              <w:textAlignment w:val="auto"/>
-              <w:rPr>
-                <w:rFonts w:ascii="宋体" w:hAnsi="宋体" w:eastAsia="宋体" w:cs="宋体"/>
-                <w:sz w:val="24"/>
-                <w:szCs w:val="24"/>
-              </w:rPr>
-            </w:pPr>
-            <w:r>
-              <w:rPr>
-                <w:rFonts w:ascii="宋体" w:hAnsi="宋体" w:eastAsia="宋体" w:cs="宋体"/>
-                <w:sz w:val="24"/>
-                <w:szCs w:val="24"/>
+              <w:ind w:right="482"/>
+              <w:jc w:val="left"/>
+              <w:textAlignment w:val="auto"/>
+              <w:rPr>
+                <w:rFonts w:hint="eastAsia"/>
+                <w:sz w:val="24"/>
+                <w:szCs w:val="24"/>
+                <w:lang w:val="en-US" w:eastAsia="zh-CN"/>
+              </w:rPr>
+            </w:pPr>
+            <w:r>
+              <w:rPr>
+                <w:rFonts w:hint="eastAsia"/>
+                <w:sz w:val="24"/>
+                <w:szCs w:val="24"/>
+                <w:lang w:val="en-US" w:eastAsia="zh-CN"/>
               </w:rPr>
               <w:t>正常温度下蒸气压较低，单次蒸气暴露通常不预期造成明显不良影响；</w:t>
             </w:r>
@@ -16212,20 +16235,22 @@
               <w:adjustRightInd/>
               <w:snapToGrid/>
               <w:spacing w:line="300" w:lineRule="auto"/>
-              <w:ind w:right="0"/>
-              <w:jc w:val="left"/>
-              <w:textAlignment w:val="auto"/>
-              <w:rPr>
-                <w:rFonts w:hint="default" w:hAnsi="Arial"/>
-                <w:sz w:val="24"/>
-                <w:lang w:val="en-US" w:eastAsia="zh-CN"/>
-              </w:rPr>
-            </w:pPr>
-            <w:r>
-              <w:rPr>
-                <w:rFonts w:ascii="宋体" w:hAnsi="宋体" w:eastAsia="宋体" w:cs="宋体"/>
-                <w:sz w:val="24"/>
-                <w:szCs w:val="24"/>
+              <w:ind w:right="482"/>
+              <w:jc w:val="left"/>
+              <w:textAlignment w:val="auto"/>
+              <w:rPr>
+                <w:rFonts w:hint="default"/>
+                <w:sz w:val="24"/>
+                <w:szCs w:val="24"/>
+                <w:lang w:val="en-US" w:eastAsia="zh-CN"/>
+              </w:rPr>
+            </w:pPr>
+            <w:r>
+              <w:rPr>
+                <w:rFonts w:hint="eastAsia"/>
+                <w:sz w:val="24"/>
+                <w:szCs w:val="24"/>
+                <w:lang w:val="en-US" w:eastAsia="zh-CN"/>
               </w:rPr>
               <w:t>喷涂、加热或形成气溶胶时， 应保持良好通风并避免吸入。 误食较大剂量可能造成不适。</w:t>
             </w:r>
@@ -16244,7 +16269,7 @@
     </w:p>
     <w:tbl>
       <w:tblPr>
-        <w:tblStyle w:val="4"/>
+        <w:tblStyle w:val="5"/>
         <w:tblW w:w="9781" w:type="dxa"/>
         <w:tblInd w:w="108" w:type="dxa"/>
         <w:tblBorders>
@@ -16376,20 +16401,22 @@
               <w:adjustRightInd/>
               <w:snapToGrid/>
               <w:spacing w:line="300" w:lineRule="auto"/>
-              <w:ind w:right="480"/>
-              <w:jc w:val="left"/>
-              <w:textAlignment w:val="auto"/>
-              <w:rPr>
-                <w:b/>
-                <w:sz w:val="24"/>
-                <w:shd w:val="clear" w:color="auto" w:fill="auto"/>
-              </w:rPr>
-            </w:pPr>
-            <w:r>
-              <w:rPr>
-                <w:rFonts w:hint="eastAsia" w:hAnsi="Arial"/>
-                <w:sz w:val="24"/>
-                <w:shd w:val="clear" w:color="auto" w:fill="auto"/>
+              <w:ind w:right="482"/>
+              <w:jc w:val="left"/>
+              <w:textAlignment w:val="auto"/>
+              <w:rPr>
+                <w:rFonts w:hint="eastAsia"/>
+                <w:sz w:val="24"/>
+                <w:szCs w:val="24"/>
+                <w:lang w:val="en-US" w:eastAsia="zh-CN"/>
+              </w:rPr>
+            </w:pPr>
+            <w:r>
+              <w:rPr>
+                <w:rFonts w:hint="eastAsia"/>
+                <w:sz w:val="24"/>
+                <w:szCs w:val="24"/>
+                <w:lang w:val="en-US" w:eastAsia="zh-CN"/>
               </w:rPr>
               <w:t>该产品无可用的生态毒理学研究。</w:t>
             </w:r>
@@ -16440,20 +16467,22 @@
               <w:adjustRightInd/>
               <w:snapToGrid/>
               <w:spacing w:line="300" w:lineRule="auto"/>
-              <w:ind w:right="480"/>
-              <w:jc w:val="left"/>
-              <w:textAlignment w:val="auto"/>
-              <w:rPr>
-                <w:rFonts w:hint="eastAsia" w:hAnsi="Arial"/>
-                <w:sz w:val="24"/>
-                <w:shd w:val="clear" w:color="auto" w:fill="auto"/>
-              </w:rPr>
-            </w:pPr>
-            <w:r>
-              <w:rPr>
-                <w:rFonts w:ascii="宋体" w:hAnsi="宋体" w:eastAsia="宋体" w:cs="宋体"/>
-                <w:sz w:val="24"/>
-                <w:szCs w:val="24"/>
+              <w:ind w:right="482"/>
+              <w:jc w:val="left"/>
+              <w:textAlignment w:val="auto"/>
+              <w:rPr>
+                <w:rFonts w:hint="eastAsia"/>
+                <w:sz w:val="24"/>
+                <w:szCs w:val="24"/>
+                <w:lang w:val="en-US" w:eastAsia="zh-CN"/>
+              </w:rPr>
+            </w:pPr>
+            <w:r>
+              <w:rPr>
+                <w:rFonts w:hint="eastAsia"/>
+                <w:sz w:val="24"/>
+                <w:szCs w:val="24"/>
+                <w:lang w:val="en-US" w:eastAsia="zh-CN"/>
               </w:rPr>
               <w:t>以下为二乙二醇单丁醚 （CAS号：112-34-5）的生态毒理学参考数据：</w:t>
             </w:r>
@@ -16567,41 +16596,31 @@
               <w:keepLines w:val="0"/>
               <w:pageBreakBefore w:val="0"/>
               <w:widowControl w:val="0"/>
-              <w:numPr>
-                <w:ilvl w:val="0"/>
-                <w:numId w:val="0"/>
-              </w:numPr>
-              <w:tabs>
-                <w:tab w:val="left" w:pos="601"/>
-              </w:tabs>
-              <w:kinsoku/>
-              <w:wordWrap/>
-              <w:overflowPunct/>
-              <w:topLinePunct w:val="0"/>
-              <w:autoSpaceDE/>
-              <w:autoSpaceDN/>
-              <w:bidi w:val="0"/>
-              <w:adjustRightInd/>
-              <w:snapToGrid/>
-              <w:spacing w:line="300" w:lineRule="auto"/>
+              <w:kinsoku/>
+              <w:wordWrap/>
+              <w:overflowPunct/>
+              <w:topLinePunct w:val="0"/>
+              <w:autoSpaceDE/>
+              <w:autoSpaceDN/>
+              <w:bidi w:val="0"/>
+              <w:adjustRightInd/>
+              <w:snapToGrid/>
+              <w:spacing w:line="300" w:lineRule="auto"/>
+              <w:ind w:right="482"/>
               <w:jc w:val="left"/>
               <w:textAlignment w:val="auto"/>
               <w:rPr>
                 <w:rFonts w:hint="eastAsia"/>
-                <w:b w:val="0"/>
-                <w:bCs/>
-                <w:sz w:val="24"/>
-                <w:shd w:val="clear" w:color="auto" w:fill="auto"/>
+                <w:sz w:val="24"/>
+                <w:szCs w:val="24"/>
                 <w:lang w:val="en-US" w:eastAsia="zh-CN"/>
               </w:rPr>
             </w:pPr>
             <w:r>
               <w:rPr>
                 <w:rFonts w:hint="eastAsia"/>
-                <w:b w:val="0"/>
-                <w:bCs/>
-                <w:sz w:val="24"/>
-                <w:shd w:val="clear" w:color="auto" w:fill="auto"/>
+                <w:sz w:val="24"/>
+                <w:szCs w:val="24"/>
                 <w:lang w:val="en-US" w:eastAsia="zh-CN"/>
               </w:rPr>
               <w:t>对鱼类的毒性：</w:t>
@@ -16613,36 +16632,32 @@
               <w:keepLines w:val="0"/>
               <w:pageBreakBefore w:val="0"/>
               <w:widowControl w:val="0"/>
-              <w:numPr>
-                <w:ilvl w:val="0"/>
-                <w:numId w:val="0"/>
-              </w:numPr>
-              <w:tabs>
-                <w:tab w:val="left" w:pos="601"/>
-              </w:tabs>
-              <w:kinsoku/>
-              <w:wordWrap/>
-              <w:overflowPunct/>
-              <w:topLinePunct w:val="0"/>
-              <w:autoSpaceDE/>
-              <w:autoSpaceDN/>
-              <w:bidi w:val="0"/>
-              <w:adjustRightInd/>
-              <w:snapToGrid/>
-              <w:spacing w:line="300" w:lineRule="auto"/>
-              <w:jc w:val="left"/>
-              <w:textAlignment w:val="auto"/>
-              <w:rPr>
-                <w:rFonts w:ascii="宋体" w:hAnsi="宋体" w:eastAsia="宋体" w:cs="宋体"/>
-                <w:sz w:val="24"/>
-                <w:szCs w:val="24"/>
-              </w:rPr>
-            </w:pPr>
-            <w:r>
-              <w:rPr>
-                <w:rFonts w:ascii="宋体" w:hAnsi="宋体" w:eastAsia="宋体" w:cs="宋体"/>
-                <w:sz w:val="24"/>
-                <w:szCs w:val="24"/>
+              <w:kinsoku/>
+              <w:wordWrap/>
+              <w:overflowPunct/>
+              <w:topLinePunct w:val="0"/>
+              <w:autoSpaceDE/>
+              <w:autoSpaceDN/>
+              <w:bidi w:val="0"/>
+              <w:adjustRightInd/>
+              <w:snapToGrid/>
+              <w:spacing w:line="300" w:lineRule="auto"/>
+              <w:ind w:right="482"/>
+              <w:jc w:val="left"/>
+              <w:textAlignment w:val="auto"/>
+              <w:rPr>
+                <w:rFonts w:hint="eastAsia"/>
+                <w:sz w:val="24"/>
+                <w:szCs w:val="24"/>
+                <w:lang w:val="en-US" w:eastAsia="zh-CN"/>
+              </w:rPr>
+            </w:pPr>
+            <w:r>
+              <w:rPr>
+                <w:rFonts w:hint="eastAsia"/>
+                <w:sz w:val="24"/>
+                <w:szCs w:val="24"/>
+                <w:lang w:val="en-US" w:eastAsia="zh-CN"/>
               </w:rPr>
               <w:t>半数致死浓度（LC50）/96 h/ 蓝鳃太阳鱼：1,300 mg/L</w:t>
             </w:r>
@@ -16653,41 +16668,31 @@
               <w:keepLines w:val="0"/>
               <w:pageBreakBefore w:val="0"/>
               <w:widowControl w:val="0"/>
-              <w:numPr>
-                <w:ilvl w:val="0"/>
-                <w:numId w:val="0"/>
-              </w:numPr>
-              <w:tabs>
-                <w:tab w:val="left" w:pos="601"/>
-              </w:tabs>
-              <w:kinsoku/>
-              <w:wordWrap/>
-              <w:overflowPunct/>
-              <w:topLinePunct w:val="0"/>
-              <w:autoSpaceDE/>
-              <w:autoSpaceDN/>
-              <w:bidi w:val="0"/>
-              <w:adjustRightInd/>
-              <w:snapToGrid/>
-              <w:spacing w:line="300" w:lineRule="auto"/>
+              <w:kinsoku/>
+              <w:wordWrap/>
+              <w:overflowPunct/>
+              <w:topLinePunct w:val="0"/>
+              <w:autoSpaceDE/>
+              <w:autoSpaceDN/>
+              <w:bidi w:val="0"/>
+              <w:adjustRightInd/>
+              <w:snapToGrid/>
+              <w:spacing w:line="300" w:lineRule="auto"/>
+              <w:ind w:right="482"/>
               <w:jc w:val="left"/>
               <w:textAlignment w:val="auto"/>
               <w:rPr>
                 <w:rFonts w:hint="eastAsia"/>
-                <w:b w:val="0"/>
-                <w:bCs/>
-                <w:sz w:val="24"/>
-                <w:shd w:val="clear" w:color="auto" w:fill="auto"/>
+                <w:sz w:val="24"/>
+                <w:szCs w:val="24"/>
                 <w:lang w:val="en-US" w:eastAsia="zh-CN"/>
               </w:rPr>
             </w:pPr>
             <w:r>
               <w:rPr>
                 <w:rFonts w:hint="eastAsia"/>
-                <w:b w:val="0"/>
-                <w:bCs/>
-                <w:sz w:val="24"/>
-                <w:shd w:val="clear" w:color="auto" w:fill="auto"/>
+                <w:sz w:val="24"/>
+                <w:szCs w:val="24"/>
                 <w:lang w:val="en-US" w:eastAsia="zh-CN"/>
               </w:rPr>
               <w:t>其他：</w:t>
@@ -16699,37 +16704,32 @@
               <w:keepLines w:val="0"/>
               <w:pageBreakBefore w:val="0"/>
               <w:widowControl w:val="0"/>
-              <w:numPr>
-                <w:ilvl w:val="0"/>
-                <w:numId w:val="0"/>
-              </w:numPr>
-              <w:tabs>
-                <w:tab w:val="left" w:pos="601"/>
-              </w:tabs>
-              <w:kinsoku/>
-              <w:wordWrap/>
-              <w:overflowPunct/>
-              <w:topLinePunct w:val="0"/>
-              <w:autoSpaceDE/>
-              <w:autoSpaceDN/>
-              <w:bidi w:val="0"/>
-              <w:adjustRightInd/>
-              <w:snapToGrid/>
-              <w:spacing w:line="300" w:lineRule="auto"/>
-              <w:jc w:val="left"/>
-              <w:textAlignment w:val="auto"/>
-              <w:rPr>
-                <w:rFonts w:hint="default" w:ascii="宋体" w:hAnsi="宋体" w:eastAsia="宋体" w:cs="宋体"/>
-                <w:sz w:val="24"/>
-                <w:szCs w:val="24"/>
-                <w:lang w:val="en-US" w:eastAsia="zh-CN"/>
-              </w:rPr>
-            </w:pPr>
-            <w:r>
-              <w:rPr>
-                <w:rFonts w:ascii="宋体" w:hAnsi="宋体" w:eastAsia="宋体" w:cs="宋体"/>
-                <w:sz w:val="24"/>
-                <w:szCs w:val="24"/>
+              <w:kinsoku/>
+              <w:wordWrap/>
+              <w:overflowPunct/>
+              <w:topLinePunct w:val="0"/>
+              <w:autoSpaceDE/>
+              <w:autoSpaceDN/>
+              <w:bidi w:val="0"/>
+              <w:adjustRightInd/>
+              <w:snapToGrid/>
+              <w:spacing w:line="300" w:lineRule="auto"/>
+              <w:ind w:right="482"/>
+              <w:jc w:val="left"/>
+              <w:textAlignment w:val="auto"/>
+              <w:rPr>
+                <w:rFonts w:hint="default"/>
+                <w:sz w:val="24"/>
+                <w:szCs w:val="24"/>
+                <w:lang w:val="en-US" w:eastAsia="zh-CN"/>
+              </w:rPr>
+            </w:pPr>
+            <w:r>
+              <w:rPr>
+                <w:rFonts w:hint="eastAsia"/>
+                <w:sz w:val="24"/>
+                <w:szCs w:val="24"/>
+                <w:lang w:val="en-US" w:eastAsia="zh-CN"/>
               </w:rPr>
               <w:t>生物量半数有效浓度（EbC50）/96 h/ 绿藻：＞100 mg/L。 半数有效浓度（EC50）/48 h/ 大型溞：＞100 mg/L</w:t>
             </w:r>
@@ -16890,20 +16890,22 @@
               <w:adjustRightInd/>
               <w:snapToGrid/>
               <w:spacing w:line="300" w:lineRule="auto"/>
-              <w:ind w:left="1"/>
-              <w:jc w:val="left"/>
-              <w:textAlignment w:val="auto"/>
-              <w:rPr>
-                <w:rFonts w:ascii="宋体" w:hAnsi="宋体" w:eastAsia="宋体" w:cs="宋体"/>
-                <w:sz w:val="24"/>
-                <w:szCs w:val="24"/>
-              </w:rPr>
-            </w:pPr>
-            <w:r>
-              <w:rPr>
-                <w:rFonts w:ascii="宋体" w:hAnsi="宋体" w:eastAsia="宋体" w:cs="宋体"/>
-                <w:sz w:val="24"/>
-                <w:szCs w:val="24"/>
+              <w:ind w:right="482"/>
+              <w:jc w:val="left"/>
+              <w:textAlignment w:val="auto"/>
+              <w:rPr>
+                <w:rFonts w:hint="eastAsia"/>
+                <w:sz w:val="24"/>
+                <w:szCs w:val="24"/>
+                <w:lang w:val="en-US" w:eastAsia="zh-CN"/>
+              </w:rPr>
+            </w:pPr>
+            <w:r>
+              <w:rPr>
+                <w:rFonts w:hint="eastAsia"/>
+                <w:sz w:val="24"/>
+                <w:szCs w:val="24"/>
+                <w:lang w:val="en-US" w:eastAsia="zh-CN"/>
               </w:rPr>
               <w:t>生物降解率：89%—93%，28 d</w:t>
             </w:r>
@@ -16924,32 +16926,24 @@
               <w:adjustRightInd/>
               <w:snapToGrid/>
               <w:spacing w:line="300" w:lineRule="auto"/>
-              <w:ind w:left="1"/>
-              <w:jc w:val="left"/>
-              <w:textAlignment w:val="auto"/>
-              <w:rPr>
-                <w:rFonts w:hint="eastAsia" w:ascii="宋体" w:hAnsi="宋体" w:eastAsia="宋体" w:cs="宋体"/>
-                <w:sz w:val="24"/>
-                <w:szCs w:val="24"/>
-                <w:lang w:val="en-US" w:eastAsia="zh-CN"/>
-              </w:rPr>
-            </w:pPr>
-            <w:r>
-              <w:rPr>
-                <w:rFonts w:ascii="宋体" w:hAnsi="宋体" w:eastAsia="宋体" w:cs="宋体"/>
-                <w:sz w:val="24"/>
-                <w:szCs w:val="24"/>
-              </w:rPr>
-              <w:t>试验方法：OECD 301C或等效方法</w:t>
-            </w:r>
-            <w:r>
-              <w:rPr>
-                <w:rFonts w:hint="eastAsia" w:ascii="宋体" w:hAnsi="宋体" w:cs="宋体"/>
-                <w:sz w:val="24"/>
-                <w:szCs w:val="24"/>
-                <w:lang w:eastAsia="zh-CN"/>
-              </w:rPr>
-              <w:t>。</w:t>
+              <w:ind w:right="482"/>
+              <w:jc w:val="left"/>
+              <w:textAlignment w:val="auto"/>
+              <w:rPr>
+                <w:rFonts w:hint="eastAsia"/>
+                <w:sz w:val="24"/>
+                <w:szCs w:val="24"/>
+                <w:lang w:val="en-US" w:eastAsia="zh-CN"/>
+              </w:rPr>
+            </w:pPr>
+            <w:r>
+              <w:rPr>
+                <w:rFonts w:hint="eastAsia"/>
+                <w:sz w:val="24"/>
+                <w:szCs w:val="24"/>
+                <w:lang w:val="en-US" w:eastAsia="zh-CN"/>
+              </w:rPr>
+              <w:t>试验方法：OECD 301C或等效方法。</w:t>
             </w:r>
           </w:p>
         </w:tc>
@@ -17052,6 +17046,7 @@
               <w:left w:val="dotted" w:color="auto" w:sz="4" w:space="0"/>
               <w:bottom w:val="single" w:color="auto" w:sz="4" w:space="0"/>
             </w:tcBorders>
+            <w:vAlign w:val="center"/>
           </w:tcPr>
           <w:p>
             <w:pPr>
@@ -17070,16 +17065,18 @@
               <w:snapToGrid/>
               <w:spacing w:line="300" w:lineRule="auto"/>
               <w:ind w:left="1"/>
-              <w:jc w:val="left"/>
-              <w:textAlignment w:val="auto"/>
-              <w:rPr>
-                <w:sz w:val="24"/>
-              </w:rPr>
-            </w:pPr>
-            <w:r>
-              <w:rPr>
-                <w:rFonts w:hint="eastAsia" w:hAnsi="Arial"/>
-                <w:sz w:val="24"/>
+              <w:jc w:val="both"/>
+              <w:textAlignment w:val="auto"/>
+              <w:rPr>
+                <w:sz w:val="24"/>
+                <w:szCs w:val="24"/>
+              </w:rPr>
+            </w:pPr>
+            <w:r>
+              <w:rPr>
+                <w:rFonts w:hint="eastAsia"/>
+                <w:sz w:val="24"/>
+                <w:szCs w:val="24"/>
                 <w:lang w:val="en-US" w:eastAsia="zh-CN"/>
               </w:rPr>
               <w:t>无数据资料。</w:t>
@@ -17099,7 +17096,449 @@
     </w:p>
     <w:tbl>
       <w:tblPr>
-        <w:tblStyle w:val="4"/>
+        <w:tblStyle w:val="5"/>
+        <w:tblW w:w="9781" w:type="dxa"/>
+        <w:tblInd w:w="108" w:type="dxa"/>
+        <w:tblBorders>
+          <w:top w:val="single" w:color="auto" w:sz="4" w:space="0"/>
+          <w:left w:val="single" w:color="auto" w:sz="4" w:space="0"/>
+          <w:bottom w:val="single" w:color="auto" w:sz="4" w:space="0"/>
+          <w:right w:val="single" w:color="auto" w:sz="4" w:space="0"/>
+          <w:insideH w:val="none" w:color="auto" w:sz="0" w:space="0"/>
+          <w:insideV w:val="none" w:color="auto" w:sz="0" w:space="0"/>
+        </w:tblBorders>
+        <w:tblLayout w:type="fixed"/>
+        <w:tblCellMar>
+          <w:top w:w="0" w:type="dxa"/>
+          <w:left w:w="108" w:type="dxa"/>
+          <w:bottom w:w="0" w:type="dxa"/>
+          <w:right w:w="108" w:type="dxa"/>
+        </w:tblCellMar>
+      </w:tblPr>
+      <w:tblGrid>
+        <w:gridCol w:w="3499"/>
+        <w:gridCol w:w="6282"/>
+      </w:tblGrid>
+      <w:tr>
+        <w:tblPrEx>
+          <w:tblBorders>
+            <w:top w:val="single" w:color="auto" w:sz="4" w:space="0"/>
+            <w:left w:val="single" w:color="auto" w:sz="4" w:space="0"/>
+            <w:bottom w:val="single" w:color="auto" w:sz="4" w:space="0"/>
+            <w:right w:val="single" w:color="auto" w:sz="4" w:space="0"/>
+            <w:insideH w:val="none" w:color="auto" w:sz="0" w:space="0"/>
+            <w:insideV w:val="none" w:color="auto" w:sz="0" w:space="0"/>
+          </w:tblBorders>
+        </w:tblPrEx>
+        <w:trPr>
+          <w:tblHeader/>
+        </w:trPr>
+        <w:tc>
+          <w:tcPr>
+            <w:tcW w:w="9781" w:type="dxa"/>
+            <w:gridSpan w:val="2"/>
+            <w:tcBorders>
+              <w:top w:val="single" w:color="auto" w:sz="4" w:space="0"/>
+              <w:bottom w:val="single" w:color="auto" w:sz="4" w:space="0"/>
+            </w:tcBorders>
+            <w:shd w:val="clear" w:color="auto" w:fill="D9D9D9"/>
+          </w:tcPr>
+          <w:p>
+            <w:pPr>
+              <w:keepNext/>
+              <w:numPr>
+                <w:ilvl w:val="0"/>
+                <w:numId w:val="0"/>
+              </w:numPr>
+              <w:spacing w:line="300" w:lineRule="auto"/>
+              <w:ind w:left="0" w:leftChars="0" w:right="480" w:rightChars="0" w:firstLine="0" w:firstLineChars="0"/>
+              <w:rPr>
+                <w:b/>
+                <w:sz w:val="24"/>
+              </w:rPr>
+            </w:pPr>
+            <w:r>
+              <w:rPr>
+                <w:rFonts w:ascii="Times New Roman" w:hAnsi="Times New Roman" w:eastAsia="宋体" w:cs="Times New Roman"/>
+                <w:b/>
+                <w:kern w:val="2"/>
+                <w:sz w:val="24"/>
+                <w:szCs w:val="24"/>
+                <w:lang w:val="en-US" w:eastAsia="zh-CN" w:bidi="ar-SA"/>
+              </w:rPr>
+              <w:t>13.</w:t>
+            </w:r>
+            <w:r>
+              <w:rPr>
+                <w:b/>
+                <w:sz w:val="24"/>
+              </w:rPr>
+              <w:t>Handling precautions</w:t>
+            </w:r>
+          </w:p>
+        </w:tc>
+      </w:tr>
+      <w:tr>
+        <w:tblPrEx>
+          <w:tblBorders>
+            <w:top w:val="single" w:color="auto" w:sz="4" w:space="0"/>
+            <w:left w:val="single" w:color="auto" w:sz="4" w:space="0"/>
+            <w:bottom w:val="single" w:color="auto" w:sz="4" w:space="0"/>
+            <w:right w:val="single" w:color="auto" w:sz="4" w:space="0"/>
+            <w:insideH w:val="none" w:color="auto" w:sz="0" w:space="0"/>
+            <w:insideV w:val="none" w:color="auto" w:sz="0" w:space="0"/>
+          </w:tblBorders>
+          <w:tblCellMar>
+            <w:top w:w="0" w:type="dxa"/>
+            <w:left w:w="108" w:type="dxa"/>
+            <w:bottom w:w="0" w:type="dxa"/>
+            <w:right w:w="108" w:type="dxa"/>
+          </w:tblCellMar>
+        </w:tblPrEx>
+        <w:trPr>
+          <w:trHeight w:val="283" w:hRule="atLeast"/>
+        </w:trPr>
+        <w:tc>
+          <w:tcPr>
+            <w:tcW w:w="9781" w:type="dxa"/>
+            <w:gridSpan w:val="2"/>
+            <w:tcBorders>
+              <w:top w:val="single" w:color="auto" w:sz="4" w:space="0"/>
+              <w:bottom w:val="dotted" w:color="auto" w:sz="4" w:space="0"/>
+            </w:tcBorders>
+            <w:vAlign w:val="center"/>
+          </w:tcPr>
+          <w:p>
+            <w:pPr>
+              <w:keepNext w:val="0"/>
+              <w:keepLines w:val="0"/>
+              <w:pageBreakBefore w:val="0"/>
+              <w:widowControl w:val="0"/>
+              <w:kinsoku/>
+              <w:wordWrap/>
+              <w:overflowPunct/>
+              <w:topLinePunct w:val="0"/>
+              <w:autoSpaceDE/>
+              <w:autoSpaceDN/>
+              <w:bidi w:val="0"/>
+              <w:adjustRightInd/>
+              <w:snapToGrid/>
+              <w:spacing w:line="300" w:lineRule="auto"/>
+              <w:ind w:right="482"/>
+              <w:jc w:val="left"/>
+              <w:textAlignment w:val="auto"/>
+              <w:rPr>
+                <w:rFonts w:hint="eastAsia"/>
+                <w:sz w:val="24"/>
+                <w:szCs w:val="24"/>
+                <w:lang w:val="en-US" w:eastAsia="zh-CN"/>
+              </w:rPr>
+            </w:pPr>
+            <w:r>
+              <w:rPr>
+                <w:rFonts w:hint="eastAsia"/>
+                <w:sz w:val="24"/>
+                <w:szCs w:val="24"/>
+                <w:lang w:val="en-US" w:eastAsia="zh-CN"/>
+              </w:rPr>
+              <w:t>必</w:t>
+            </w:r>
+            <w:r>
+              <w:rPr>
+                <w:rFonts w:hint="eastAsia"/>
+                <w:sz w:val="24"/>
+                <w:szCs w:val="24"/>
+                <w:lang w:val="en-US" w:eastAsia="zh-CN"/>
+              </w:rPr>
+              <w:t>须遵守适用的国标、国家或当地法规进行废弃。</w:t>
+            </w:r>
+          </w:p>
+          <w:p>
+            <w:pPr>
+              <w:keepNext w:val="0"/>
+              <w:keepLines w:val="0"/>
+              <w:pageBreakBefore w:val="0"/>
+              <w:widowControl w:val="0"/>
+              <w:kinsoku/>
+              <w:wordWrap/>
+              <w:overflowPunct/>
+              <w:topLinePunct w:val="0"/>
+              <w:autoSpaceDE/>
+              <w:autoSpaceDN/>
+              <w:bidi w:val="0"/>
+              <w:adjustRightInd/>
+              <w:snapToGrid/>
+              <w:spacing w:line="300" w:lineRule="auto"/>
+              <w:ind w:right="482"/>
+              <w:jc w:val="left"/>
+              <w:textAlignment w:val="auto"/>
+              <w:rPr>
+                <w:sz w:val="24"/>
+              </w:rPr>
+            </w:pPr>
+            <w:r>
+              <w:rPr>
+                <w:rFonts w:hint="eastAsia"/>
+                <w:sz w:val="24"/>
+                <w:szCs w:val="24"/>
+                <w:lang w:val="en-US" w:eastAsia="zh-CN"/>
+              </w:rPr>
+              <w:t>在欧盟领域内废弃，应根据欧洲废弃物分类（EWC）的适当法规。</w:t>
+            </w:r>
+          </w:p>
+        </w:tc>
+      </w:tr>
+      <w:tr>
+        <w:tblPrEx>
+          <w:tblBorders>
+            <w:top w:val="single" w:color="auto" w:sz="4" w:space="0"/>
+            <w:left w:val="single" w:color="auto" w:sz="4" w:space="0"/>
+            <w:bottom w:val="single" w:color="auto" w:sz="4" w:space="0"/>
+            <w:right w:val="single" w:color="auto" w:sz="4" w:space="0"/>
+            <w:insideH w:val="none" w:color="auto" w:sz="0" w:space="0"/>
+            <w:insideV w:val="none" w:color="auto" w:sz="0" w:space="0"/>
+          </w:tblBorders>
+          <w:tblCellMar>
+            <w:top w:w="0" w:type="dxa"/>
+            <w:left w:w="108" w:type="dxa"/>
+            <w:bottom w:w="0" w:type="dxa"/>
+            <w:right w:w="108" w:type="dxa"/>
+          </w:tblCellMar>
+        </w:tblPrEx>
+        <w:trPr>
+          <w:trHeight w:val="258" w:hRule="atLeast"/>
+        </w:trPr>
+        <w:tc>
+          <w:tcPr>
+            <w:tcW w:w="3499" w:type="dxa"/>
+            <w:tcBorders>
+              <w:top w:val="dotted" w:color="auto" w:sz="4" w:space="0"/>
+              <w:bottom w:val="single" w:color="auto" w:sz="4" w:space="0"/>
+              <w:right w:val="dotted" w:color="auto" w:sz="4" w:space="0"/>
+            </w:tcBorders>
+            <w:vAlign w:val="center"/>
+          </w:tcPr>
+          <w:p>
+            <w:pPr>
+              <w:keepNext w:val="0"/>
+              <w:keepLines w:val="0"/>
+              <w:pageBreakBefore w:val="0"/>
+              <w:widowControl w:val="0"/>
+              <w:tabs>
+                <w:tab w:val="left" w:pos="3275"/>
+              </w:tabs>
+              <w:kinsoku/>
+              <w:wordWrap/>
+              <w:overflowPunct/>
+              <w:topLinePunct w:val="0"/>
+              <w:autoSpaceDE/>
+              <w:autoSpaceDN/>
+              <w:bidi w:val="0"/>
+              <w:adjustRightInd/>
+              <w:snapToGrid/>
+              <w:spacing w:line="300" w:lineRule="auto"/>
+              <w:jc w:val="center"/>
+              <w:textAlignment w:val="auto"/>
+              <w:rPr>
+                <w:sz w:val="24"/>
+              </w:rPr>
+            </w:pPr>
+            <w:r>
+              <w:rPr>
+                <w:rFonts w:hint="eastAsia" w:hAnsi="Arial"/>
+                <w:b/>
+                <w:sz w:val="24"/>
+              </w:rPr>
+              <w:t>Disposal methods：</w:t>
+            </w:r>
+          </w:p>
+        </w:tc>
+        <w:tc>
+          <w:tcPr>
+            <w:tcW w:w="6282" w:type="dxa"/>
+            <w:tcBorders>
+              <w:top w:val="dotted" w:color="auto" w:sz="4" w:space="0"/>
+              <w:left w:val="dotted" w:color="auto" w:sz="4" w:space="0"/>
+              <w:bottom w:val="single" w:color="auto" w:sz="4" w:space="0"/>
+            </w:tcBorders>
+            <w:vAlign w:val="center"/>
+          </w:tcPr>
+          <w:p>
+            <w:pPr>
+              <w:keepNext w:val="0"/>
+              <w:keepLines w:val="0"/>
+              <w:pageBreakBefore w:val="0"/>
+              <w:widowControl w:val="0"/>
+              <w:kinsoku/>
+              <w:wordWrap/>
+              <w:overflowPunct/>
+              <w:topLinePunct w:val="0"/>
+              <w:autoSpaceDE/>
+              <w:autoSpaceDN/>
+              <w:bidi w:val="0"/>
+              <w:adjustRightInd/>
+              <w:snapToGrid/>
+              <w:spacing w:line="300" w:lineRule="auto"/>
+              <w:jc w:val="left"/>
+              <w:textAlignment w:val="auto"/>
+              <w:rPr>
+                <w:sz w:val="24"/>
+                <w:szCs w:val="24"/>
+              </w:rPr>
+            </w:pPr>
+            <w:r>
+              <w:rPr>
+                <w:rFonts w:hint="eastAsia" w:hAnsi="Arial"/>
+                <w:sz w:val="24"/>
+                <w:szCs w:val="24"/>
+              </w:rPr>
+              <w:t>尽可能将容器倒空（例如经倾倒，刮擦或排干直至</w:t>
+            </w:r>
+            <w:r>
+              <w:rPr>
+                <w:rFonts w:hint="eastAsia"/>
+                <w:sz w:val="24"/>
+                <w:szCs w:val="24"/>
+              </w:rPr>
+              <w:t>“</w:t>
+            </w:r>
+            <w:r>
+              <w:rPr>
+                <w:rFonts w:hint="eastAsia" w:hAnsi="Arial"/>
+                <w:sz w:val="24"/>
+                <w:szCs w:val="24"/>
+              </w:rPr>
+              <w:t>滴干</w:t>
+            </w:r>
+            <w:r>
+              <w:rPr>
+                <w:rFonts w:hint="eastAsia"/>
+                <w:sz w:val="24"/>
+                <w:szCs w:val="24"/>
+              </w:rPr>
+              <w:t>”</w:t>
+            </w:r>
+            <w:r>
+              <w:rPr>
+                <w:rFonts w:hint="eastAsia" w:hAnsi="Arial"/>
+                <w:sz w:val="24"/>
+                <w:szCs w:val="24"/>
+              </w:rPr>
+              <w:t>）</w:t>
+            </w:r>
+          </w:p>
+          <w:p>
+            <w:pPr>
+              <w:keepNext w:val="0"/>
+              <w:keepLines w:val="0"/>
+              <w:pageBreakBefore w:val="0"/>
+              <w:widowControl w:val="0"/>
+              <w:kinsoku/>
+              <w:wordWrap/>
+              <w:overflowPunct/>
+              <w:topLinePunct w:val="0"/>
+              <w:autoSpaceDE/>
+              <w:autoSpaceDN/>
+              <w:bidi w:val="0"/>
+              <w:adjustRightInd/>
+              <w:snapToGrid/>
+              <w:spacing w:line="300" w:lineRule="auto"/>
+              <w:jc w:val="left"/>
+              <w:textAlignment w:val="auto"/>
+              <w:rPr>
+                <w:sz w:val="24"/>
+                <w:szCs w:val="24"/>
+              </w:rPr>
+            </w:pPr>
+            <w:r>
+              <w:rPr>
+                <w:rFonts w:hint="eastAsia" w:hAnsi="Arial"/>
+                <w:sz w:val="24"/>
+                <w:szCs w:val="24"/>
+              </w:rPr>
+              <w:t>可根据化学工业现存的回收方案送往适当的收集点处理。</w:t>
+            </w:r>
+          </w:p>
+          <w:p>
+            <w:pPr>
+              <w:keepNext w:val="0"/>
+              <w:keepLines w:val="0"/>
+              <w:pageBreakBefore w:val="0"/>
+              <w:widowControl w:val="0"/>
+              <w:kinsoku/>
+              <w:wordWrap/>
+              <w:overflowPunct/>
+              <w:topLinePunct w:val="0"/>
+              <w:autoSpaceDE/>
+              <w:autoSpaceDN/>
+              <w:bidi w:val="0"/>
+              <w:adjustRightInd/>
+              <w:snapToGrid/>
+              <w:spacing w:line="300" w:lineRule="auto"/>
+              <w:jc w:val="left"/>
+              <w:textAlignment w:val="auto"/>
+              <w:rPr>
+                <w:sz w:val="24"/>
+                <w:szCs w:val="24"/>
+              </w:rPr>
+            </w:pPr>
+            <w:r>
+              <w:rPr>
+                <w:rFonts w:hint="eastAsia" w:hAnsi="Arial"/>
+                <w:sz w:val="24"/>
+                <w:szCs w:val="24"/>
+              </w:rPr>
+              <w:t>容器应按照国家法令和环境相关法规进行回收。</w:t>
+            </w:r>
+          </w:p>
+          <w:p>
+            <w:pPr>
+              <w:keepNext w:val="0"/>
+              <w:keepLines w:val="0"/>
+              <w:pageBreakBefore w:val="0"/>
+              <w:widowControl w:val="0"/>
+              <w:kinsoku/>
+              <w:wordWrap/>
+              <w:overflowPunct/>
+              <w:topLinePunct w:val="0"/>
+              <w:autoSpaceDE/>
+              <w:autoSpaceDN/>
+              <w:bidi w:val="0"/>
+              <w:adjustRightInd/>
+              <w:snapToGrid/>
+              <w:spacing w:line="300" w:lineRule="auto"/>
+              <w:jc w:val="left"/>
+              <w:textAlignment w:val="auto"/>
+              <w:rPr>
+                <w:rFonts w:hint="eastAsia" w:hAnsi="Arial"/>
+                <w:sz w:val="24"/>
+                <w:szCs w:val="24"/>
+              </w:rPr>
+            </w:pPr>
+            <w:r>
+              <w:rPr>
+                <w:rFonts w:hint="eastAsia" w:hAnsi="Arial"/>
+                <w:sz w:val="24"/>
+                <w:szCs w:val="24"/>
+              </w:rPr>
+              <w:t>不能将废弃物通过废水排放。</w:t>
+            </w:r>
+          </w:p>
+        </w:tc>
+      </w:tr>
+    </w:tbl>
+    <w:p>
+      <w:pPr>
+        <w:spacing w:line="300" w:lineRule="auto"/>
+        <w:ind w:right="480"/>
+        <w:rPr>
+          <w:sz w:val="24"/>
+        </w:rPr>
+      </w:pPr>
+    </w:p>
+    <w:tbl>
+      <w:tblPr>
+        <w:tblStyle w:val="5"/>
         <w:tblW w:w="9781" w:type="dxa"/>
         <w:tblInd w:w="108" w:type="dxa"/>
         <w:tblBorders>
@@ -17175,122 +17614,14 @@
                 <w:szCs w:val="24"/>
                 <w:lang w:val="en-US" w:eastAsia="zh-CN" w:bidi="ar-SA"/>
               </w:rPr>
-              <w:t>13.</w:t>
-            </w:r>
-            <w:r>
-              <w:rPr>
-                <w:b/>
-                <w:sz w:val="24"/>
-              </w:rPr>
-              <w:t>Handling precautions</w:t>
-            </w:r>
-          </w:p>
-        </w:tc>
-      </w:tr>
-      <w:tr>
-        <w:tblPrEx>
-          <w:tblBorders>
-            <w:top w:val="single" w:color="auto" w:sz="4" w:space="0"/>
-            <w:left w:val="single" w:color="auto" w:sz="4" w:space="0"/>
-            <w:bottom w:val="single" w:color="auto" w:sz="4" w:space="0"/>
-            <w:right w:val="single" w:color="auto" w:sz="4" w:space="0"/>
-            <w:insideH w:val="none" w:color="auto" w:sz="0" w:space="0"/>
-            <w:insideV w:val="none" w:color="auto" w:sz="0" w:space="0"/>
-          </w:tblBorders>
-          <w:tblCellMar>
-            <w:top w:w="0" w:type="dxa"/>
-            <w:left w:w="108" w:type="dxa"/>
-            <w:bottom w:w="0" w:type="dxa"/>
-            <w:right w:w="108" w:type="dxa"/>
-          </w:tblCellMar>
-        </w:tblPrEx>
-        <w:trPr>
-          <w:trHeight w:val="283" w:hRule="atLeast"/>
-        </w:trPr>
-        <w:tc>
-          <w:tcPr>
-            <w:tcW w:w="9781" w:type="dxa"/>
-            <w:gridSpan w:val="2"/>
-            <w:tcBorders>
-              <w:top w:val="single" w:color="auto" w:sz="4" w:space="0"/>
-              <w:bottom w:val="dotted" w:color="auto" w:sz="4" w:space="0"/>
-            </w:tcBorders>
-            <w:vAlign w:val="center"/>
-          </w:tcPr>
-          <w:p>
-            <w:pPr>
-              <w:keepNext w:val="0"/>
-              <w:keepLines w:val="0"/>
-              <w:pageBreakBefore w:val="0"/>
-              <w:widowControl w:val="0"/>
-              <w:kinsoku/>
-              <w:wordWrap/>
-              <w:overflowPunct/>
-              <w:topLinePunct w:val="0"/>
-              <w:autoSpaceDE/>
-              <w:autoSpaceDN/>
-              <w:bidi w:val="0"/>
-              <w:adjustRightInd/>
-              <w:snapToGrid/>
-              <w:spacing w:beforeLines="20" w:afterLines="20" w:line="240" w:lineRule="atLeast"/>
-              <w:ind w:left="34"/>
-              <w:jc w:val="left"/>
-              <w:textAlignment w:val="auto"/>
-              <w:rPr>
-                <w:rFonts w:hint="eastAsia" w:hAnsi="Arial"/>
-                <w:sz w:val="24"/>
-              </w:rPr>
-            </w:pPr>
-            <w:r>
-              <w:rPr>
-                <w:rFonts w:hint="eastAsia" w:hAnsi="Arial"/>
-                <w:sz w:val="24"/>
-              </w:rPr>
-              <w:t>必须遵守适用的国标、国家或当地法规进行废弃。</w:t>
-            </w:r>
-          </w:p>
-          <w:p>
-            <w:pPr>
-              <w:keepNext w:val="0"/>
-              <w:keepLines w:val="0"/>
-              <w:pageBreakBefore w:val="0"/>
-              <w:widowControl w:val="0"/>
-              <w:kinsoku/>
-              <w:wordWrap/>
-              <w:overflowPunct/>
-              <w:topLinePunct w:val="0"/>
-              <w:autoSpaceDE/>
-              <w:autoSpaceDN/>
-              <w:bidi w:val="0"/>
-              <w:adjustRightInd/>
-              <w:snapToGrid/>
-              <w:spacing w:beforeLines="20" w:afterLines="20" w:line="240" w:lineRule="atLeast"/>
-              <w:ind w:left="34"/>
-              <w:jc w:val="left"/>
-              <w:textAlignment w:val="auto"/>
-              <w:rPr>
-                <w:sz w:val="24"/>
-              </w:rPr>
-            </w:pPr>
-            <w:r>
-              <w:rPr>
-                <w:rFonts w:hint="eastAsia" w:hAnsi="Arial"/>
-                <w:sz w:val="24"/>
-              </w:rPr>
-              <w:t>在欧盟领域内废弃，应根据欧洲废弃物分类（</w:t>
-            </w:r>
-            <w:r>
-              <w:rPr>
-                <w:sz w:val="24"/>
-              </w:rPr>
-              <w:t>EWC</w:t>
-            </w:r>
-            <w:r>
-              <w:rPr>
-                <w:rFonts w:hint="eastAsia" w:hAnsi="Arial"/>
-                <w:sz w:val="24"/>
-              </w:rPr>
-              <w:t>）的适当法规。</w:t>
+              <w:t>14.</w:t>
+            </w:r>
+            <w:r>
+              <w:rPr>
+                <w:b/>
+                <w:sz w:val="24"/>
+              </w:rPr>
+              <w:t>Transportation information</w:t>
             </w:r>
           </w:p>
         </w:tc>
@@ -17319,8 +17650,8 @@
           <w:tcPr>
             <w:tcW w:w="3504" w:type="dxa"/>
             <w:tcBorders>
-              <w:top w:val="dotted" w:color="auto" w:sz="4" w:space="0"/>
-              <w:bottom w:val="single" w:color="auto" w:sz="4" w:space="0"/>
+              <w:top w:val="single" w:color="auto" w:sz="4" w:space="0"/>
+              <w:bottom w:val="dotted" w:color="auto" w:sz="4" w:space="0"/>
               <w:right w:val="dotted" w:color="auto" w:sz="4" w:space="0"/>
             </w:tcBorders>
             <w:vAlign w:val="center"/>
@@ -17331,292 +17662,104 @@
               <w:keepLines w:val="0"/>
               <w:pageBreakBefore w:val="0"/>
               <w:widowControl w:val="0"/>
-              <w:tabs>
-                <w:tab w:val="left" w:pos="3275"/>
-              </w:tabs>
-              <w:kinsoku/>
-              <w:wordWrap/>
-              <w:overflowPunct/>
-              <w:topLinePunct w:val="0"/>
-              <w:autoSpaceDE/>
-              <w:autoSpaceDN/>
-              <w:bidi w:val="0"/>
-              <w:adjustRightInd/>
-              <w:snapToGrid/>
-              <w:spacing w:line="300" w:lineRule="auto"/>
-              <w:jc w:val="center"/>
-              <w:textAlignment w:val="auto"/>
-              <w:rPr>
-                <w:sz w:val="24"/>
-              </w:rPr>
-            </w:pPr>
-            <w:r>
-              <w:rPr>
-                <w:rFonts w:hint="eastAsia" w:hAnsi="Arial"/>
-                <w:b/>
-                <w:sz w:val="24"/>
-              </w:rPr>
-              <w:t>Disposal methods：</w:t>
-            </w:r>
-          </w:p>
-        </w:tc>
-        <w:tc>
-          <w:tcPr>
-            <w:tcW w:w="6277" w:type="dxa"/>
-            <w:tcBorders>
-              <w:top w:val="dotted" w:color="auto" w:sz="4" w:space="0"/>
-              <w:left w:val="dotted" w:color="auto" w:sz="4" w:space="0"/>
-              <w:bottom w:val="single" w:color="auto" w:sz="4" w:space="0"/>
-            </w:tcBorders>
-            <w:vAlign w:val="center"/>
-          </w:tcPr>
-          <w:p>
-            <w:pPr>
-              <w:keepNext w:val="0"/>
-              <w:keepLines w:val="0"/>
-              <w:pageBreakBefore w:val="0"/>
-              <w:widowControl w:val="0"/>
-              <w:kinsoku/>
-              <w:wordWrap/>
-              <w:overflowPunct/>
-              <w:topLinePunct w:val="0"/>
-              <w:autoSpaceDE/>
-              <w:autoSpaceDN/>
-              <w:bidi w:val="0"/>
-              <w:adjustRightInd/>
-              <w:snapToGrid/>
-              <w:spacing w:line="300" w:lineRule="auto"/>
-              <w:jc w:val="both"/>
-              <w:textAlignment w:val="auto"/>
-              <w:rPr>
-                <w:sz w:val="24"/>
-              </w:rPr>
-            </w:pPr>
-            <w:r>
-              <w:rPr>
-                <w:rFonts w:hint="eastAsia" w:hAnsi="Arial"/>
-                <w:sz w:val="24"/>
-              </w:rPr>
-              <w:t>尽可能将容器倒空（例如经倾倒，刮擦或排干直至</w:t>
-            </w:r>
-            <w:r>
-              <w:rPr>
-                <w:rFonts w:hint="eastAsia"/>
-                <w:sz w:val="24"/>
-              </w:rPr>
-              <w:t>“</w:t>
-            </w:r>
-            <w:r>
-              <w:rPr>
-                <w:rFonts w:hint="eastAsia" w:hAnsi="Arial"/>
-                <w:sz w:val="24"/>
-              </w:rPr>
-              <w:t>滴干</w:t>
-            </w:r>
-            <w:r>
-              <w:rPr>
-                <w:rFonts w:hint="eastAsia"/>
-                <w:sz w:val="24"/>
-              </w:rPr>
-              <w:t>”</w:t>
-            </w:r>
-            <w:r>
-              <w:rPr>
-                <w:rFonts w:hint="eastAsia" w:hAnsi="Arial"/>
-                <w:sz w:val="24"/>
-              </w:rPr>
-              <w:t>）</w:t>
-            </w:r>
-          </w:p>
-          <w:p>
-            <w:pPr>
-              <w:keepNext w:val="0"/>
-              <w:keepLines w:val="0"/>
-              <w:pageBreakBefore w:val="0"/>
-              <w:widowControl w:val="0"/>
-              <w:kinsoku/>
-              <w:wordWrap/>
-              <w:overflowPunct/>
-              <w:topLinePunct w:val="0"/>
-              <w:autoSpaceDE/>
-              <w:autoSpaceDN/>
-              <w:bidi w:val="0"/>
-              <w:adjustRightInd/>
-              <w:snapToGrid/>
-              <w:spacing w:line="300" w:lineRule="auto"/>
-              <w:jc w:val="both"/>
-              <w:textAlignment w:val="auto"/>
-              <w:rPr>
-                <w:sz w:val="24"/>
-              </w:rPr>
-            </w:pPr>
-            <w:r>
-              <w:rPr>
-                <w:rFonts w:hint="eastAsia" w:hAnsi="Arial"/>
-                <w:sz w:val="24"/>
-              </w:rPr>
-              <w:t>可根据化学工业现存的回收方案送往适当的收集点处理。</w:t>
-            </w:r>
-          </w:p>
-          <w:p>
-            <w:pPr>
-              <w:keepNext w:val="0"/>
-              <w:keepLines w:val="0"/>
-              <w:pageBreakBefore w:val="0"/>
-              <w:widowControl w:val="0"/>
-              <w:kinsoku/>
-              <w:wordWrap/>
-              <w:overflowPunct/>
-              <w:topLinePunct w:val="0"/>
-              <w:autoSpaceDE/>
-              <w:autoSpaceDN/>
-              <w:bidi w:val="0"/>
-              <w:adjustRightInd/>
-              <w:snapToGrid/>
-              <w:spacing w:line="300" w:lineRule="auto"/>
-              <w:jc w:val="both"/>
-              <w:textAlignment w:val="auto"/>
-              <w:rPr>
-                <w:sz w:val="24"/>
-              </w:rPr>
-            </w:pPr>
-            <w:r>
-              <w:rPr>
-                <w:rFonts w:hint="eastAsia" w:hAnsi="Arial"/>
-                <w:sz w:val="24"/>
-              </w:rPr>
-              <w:t>容器应按照国家法令和环境相关法规进行回收。</w:t>
-            </w:r>
-          </w:p>
-          <w:p>
-            <w:pPr>
-              <w:keepNext w:val="0"/>
-              <w:keepLines w:val="0"/>
-              <w:pageBreakBefore w:val="0"/>
-              <w:widowControl w:val="0"/>
-              <w:kinsoku/>
-              <w:wordWrap/>
-              <w:overflowPunct/>
-              <w:topLinePunct w:val="0"/>
-              <w:autoSpaceDE/>
-              <w:autoSpaceDN/>
-              <w:bidi w:val="0"/>
-              <w:adjustRightInd/>
-              <w:snapToGrid/>
-              <w:spacing w:line="300" w:lineRule="auto"/>
-              <w:jc w:val="both"/>
-              <w:textAlignment w:val="auto"/>
-              <w:rPr>
-                <w:rFonts w:hint="eastAsia" w:hAnsi="Arial"/>
-                <w:sz w:val="24"/>
-              </w:rPr>
-            </w:pPr>
-            <w:r>
-              <w:rPr>
-                <w:rFonts w:hint="eastAsia" w:hAnsi="Arial"/>
-                <w:sz w:val="24"/>
-              </w:rPr>
-              <w:t>不能将废弃物通过废水排放。</w:t>
-            </w:r>
-          </w:p>
-        </w:tc>
-      </w:tr>
-    </w:tbl>
-    <w:p>
-      <w:pPr>
-        <w:spacing w:line="300" w:lineRule="auto"/>
-        <w:ind w:right="480"/>
-        <w:rPr>
-          <w:sz w:val="24"/>
-        </w:rPr>
-      </w:pPr>
-    </w:p>
-    <w:tbl>
-      <w:tblPr>
-        <w:tblStyle w:val="4"/>
-        <w:tblW w:w="9781" w:type="dxa"/>
-        <w:tblInd w:w="108" w:type="dxa"/>
-        <w:tblBorders>
-          <w:top w:val="single" w:color="auto" w:sz="4" w:space="0"/>
-          <w:left w:val="single" w:color="auto" w:sz="4" w:space="0"/>
-          <w:bottom w:val="single" w:color="auto" w:sz="4" w:space="0"/>
-          <w:right w:val="single" w:color="auto" w:sz="4" w:space="0"/>
-          <w:insideH w:val="none" w:color="auto" w:sz="0" w:space="0"/>
-          <w:insideV w:val="none" w:color="auto" w:sz="0" w:space="0"/>
-        </w:tblBorders>
-        <w:tblLayout w:type="fixed"/>
-        <w:tblCellMar>
-          <w:top w:w="0" w:type="dxa"/>
-          <w:left w:w="108" w:type="dxa"/>
-          <w:bottom w:w="0" w:type="dxa"/>
-          <w:right w:w="108" w:type="dxa"/>
-        </w:tblCellMar>
-      </w:tblPr>
-      <w:tblGrid>
-        <w:gridCol w:w="3504"/>
-        <w:gridCol w:w="6277"/>
-      </w:tblGrid>
-      <w:tr>
-        <w:tblPrEx>
-          <w:tblBorders>
-            <w:top w:val="single" w:color="auto" w:sz="4" w:space="0"/>
-            <w:left w:val="single" w:color="auto" w:sz="4" w:space="0"/>
-            <w:bottom w:val="single" w:color="auto" w:sz="4" w:space="0"/>
-            <w:right w:val="single" w:color="auto" w:sz="4" w:space="0"/>
-            <w:insideH w:val="none" w:color="auto" w:sz="0" w:space="0"/>
-            <w:insideV w:val="none" w:color="auto" w:sz="0" w:space="0"/>
-          </w:tblBorders>
-          <w:tblCellMar>
-            <w:top w:w="0" w:type="dxa"/>
-            <w:left w:w="108" w:type="dxa"/>
-            <w:bottom w:w="0" w:type="dxa"/>
-            <w:right w:w="108" w:type="dxa"/>
-          </w:tblCellMar>
-        </w:tblPrEx>
-        <w:trPr>
-          <w:tblHeader/>
-        </w:trPr>
-        <w:tc>
-          <w:tcPr>
-            <w:tcW w:w="9781" w:type="dxa"/>
-            <w:gridSpan w:val="2"/>
-            <w:tcBorders>
-              <w:top w:val="single" w:color="auto" w:sz="4" w:space="0"/>
-              <w:bottom w:val="single" w:color="auto" w:sz="4" w:space="0"/>
-            </w:tcBorders>
-            <w:shd w:val="clear" w:color="auto" w:fill="D9D9D9"/>
-          </w:tcPr>
-          <w:p>
-            <w:pPr>
-              <w:keepNext/>
               <w:numPr>
-                <w:ilvl w:val="0"/>
+                <w:ilvl w:val="1"/>
                 <w:numId w:val="0"/>
               </w:numPr>
-              <w:spacing w:line="300" w:lineRule="auto"/>
-              <w:ind w:left="0" w:leftChars="0" w:right="480" w:rightChars="0" w:firstLine="0" w:firstLineChars="0"/>
-              <w:rPr>
-                <w:b/>
-                <w:sz w:val="24"/>
-              </w:rPr>
-            </w:pPr>
-            <w:r>
-              <w:rPr>
-                <w:rFonts w:ascii="Times New Roman" w:hAnsi="Times New Roman" w:eastAsia="宋体" w:cs="Times New Roman"/>
+              <w:tabs>
+                <w:tab w:val="left" w:pos="601"/>
+              </w:tabs>
+              <w:kinsoku/>
+              <w:wordWrap/>
+              <w:overflowPunct/>
+              <w:topLinePunct w:val="0"/>
+              <w:autoSpaceDE/>
+              <w:autoSpaceDN/>
+              <w:bidi w:val="0"/>
+              <w:adjustRightInd/>
+              <w:snapToGrid/>
+              <w:spacing w:line="300" w:lineRule="auto"/>
+              <w:ind w:left="601" w:leftChars="0" w:hanging="601" w:firstLineChars="0"/>
+              <w:jc w:val="left"/>
+              <w:textAlignment w:val="auto"/>
+              <w:rPr>
+                <w:b/>
+                <w:sz w:val="24"/>
+              </w:rPr>
+            </w:pPr>
+            <w:r>
+              <w:rPr>
+                <w:rFonts w:hint="default" w:ascii="Times New Roman" w:hAnsi="Times New Roman" w:eastAsia="宋体" w:cs="Times New Roman"/>
                 <w:b/>
                 <w:kern w:val="2"/>
-                <w:sz w:val="24"/>
-                <w:szCs w:val="24"/>
-                <w:lang w:val="en-US" w:eastAsia="zh-CN" w:bidi="ar-SA"/>
-              </w:rPr>
-              <w:t>14.</w:t>
-            </w:r>
-            <w:r>
-              <w:rPr>
-                <w:b/>
-                <w:sz w:val="24"/>
-              </w:rPr>
-              <w:t>Transportation information</w:t>
+                <w:sz w:val="21"/>
+                <w:szCs w:val="21"/>
+                <w:lang w:val="en-US" w:eastAsia="zh-CN" w:bidi="ar-SA"/>
+              </w:rPr>
+              <w:t>14.1</w:t>
+            </w:r>
+            <w:r>
+              <w:rPr>
+                <w:rFonts w:hint="eastAsia" w:hAnsi="Arial" w:cs="Times New Roman"/>
+                <w:b/>
+                <w:kern w:val="2"/>
+                <w:sz w:val="52"/>
+                <w:szCs w:val="52"/>
+                <w:lang w:val="en-US" w:eastAsia="zh-CN" w:bidi="ar-SA"/>
+              </w:rPr>
+              <w:t xml:space="preserve"> </w:t>
+            </w:r>
+            <w:r>
+              <w:rPr>
+                <w:rFonts w:hint="eastAsia" w:hAnsi="Arial"/>
+                <w:b/>
+                <w:sz w:val="24"/>
+              </w:rPr>
+              <w:t>Road and rail transport：</w:t>
+            </w:r>
+          </w:p>
+        </w:tc>
+        <w:tc>
+          <w:tcPr>
+            <w:tcW w:w="6277" w:type="dxa"/>
+            <w:tcBorders>
+              <w:top w:val="single" w:color="auto" w:sz="4" w:space="0"/>
+              <w:left w:val="dotted" w:color="auto" w:sz="4" w:space="0"/>
+              <w:bottom w:val="dotted" w:color="auto" w:sz="4" w:space="0"/>
+            </w:tcBorders>
+            <w:vAlign w:val="center"/>
+          </w:tcPr>
+          <w:p>
+            <w:pPr>
+              <w:keepNext w:val="0"/>
+              <w:keepLines w:val="0"/>
+              <w:pageBreakBefore w:val="0"/>
+              <w:widowControl w:val="0"/>
+              <w:kinsoku/>
+              <w:wordWrap/>
+              <w:overflowPunct/>
+              <w:topLinePunct w:val="0"/>
+              <w:autoSpaceDE/>
+              <w:autoSpaceDN/>
+              <w:bidi w:val="0"/>
+              <w:adjustRightInd/>
+              <w:snapToGrid/>
+              <w:spacing w:line="300" w:lineRule="auto"/>
+              <w:ind w:left="34"/>
+              <w:jc w:val="left"/>
+              <w:textAlignment w:val="auto"/>
+              <w:rPr>
+                <w:sz w:val="24"/>
+                <w:szCs w:val="24"/>
+              </w:rPr>
+            </w:pPr>
+            <w:r>
+              <w:rPr>
+                <w:rFonts w:hint="eastAsia" w:hAnsi="Arial"/>
+                <w:sz w:val="24"/>
+                <w:szCs w:val="24"/>
+              </w:rPr>
+              <w:t>非危险品陆运输方式。</w:t>
             </w:r>
           </w:p>
         </w:tc>
@@ -17645,7 +17788,7 @@
           <w:tcPr>
             <w:tcW w:w="3504" w:type="dxa"/>
             <w:tcBorders>
-              <w:top w:val="single" w:color="auto" w:sz="4" w:space="0"/>
+              <w:top w:val="dotted" w:color="auto" w:sz="4" w:space="0"/>
               <w:bottom w:val="dotted" w:color="auto" w:sz="4" w:space="0"/>
               <w:right w:val="dotted" w:color="auto" w:sz="4" w:space="0"/>
             </w:tcBorders>
@@ -17691,7 +17834,7 @@
                 <w:szCs w:val="21"/>
                 <w:lang w:val="en-US" w:eastAsia="zh-CN" w:bidi="ar-SA"/>
               </w:rPr>
-              <w:t>14.1</w:t>
+              <w:t>14.2</w:t>
             </w:r>
             <w:r>
               <w:rPr>
@@ -17710,7 +17853,7 @@
                 <w:b/>
                 <w:sz w:val="24"/>
               </w:rPr>
-              <w:t>Road and rail transport：</w:t>
+              <w:t>Maritime transport：</w:t>
             </w:r>
           </w:p>
         </w:tc>
@@ -17718,7 +17861,7 @@
           <w:tcPr>
             <w:tcW w:w="6277" w:type="dxa"/>
             <w:tcBorders>
-              <w:top w:val="single" w:color="auto" w:sz="4" w:space="0"/>
+              <w:top w:val="dotted" w:color="auto" w:sz="4" w:space="0"/>
               <w:left w:val="dotted" w:color="auto" w:sz="4" w:space="0"/>
               <w:bottom w:val="dotted" w:color="auto" w:sz="4" w:space="0"/>
             </w:tcBorders>
@@ -17740,154 +17883,20 @@
               <w:adjustRightInd/>
               <w:snapToGrid/>
               <w:spacing w:line="300" w:lineRule="auto"/>
-              <w:ind w:left="34"/>
-              <w:jc w:val="left"/>
-              <w:textAlignment w:val="auto"/>
-              <w:rPr>
-                <w:sz w:val="24"/>
+              <w:ind w:left="34" w:right="480"/>
+              <w:jc w:val="left"/>
+              <w:textAlignment w:val="auto"/>
+              <w:rPr>
+                <w:b/>
+                <w:sz w:val="24"/>
+                <w:szCs w:val="24"/>
               </w:rPr>
             </w:pPr>
             <w:r>
               <w:rPr>
                 <w:rFonts w:hint="eastAsia" w:hAnsi="Arial"/>
                 <w:sz w:val="24"/>
-              </w:rPr>
-              <w:t>非危险品陆运输方式。</w:t>
-            </w:r>
-          </w:p>
-        </w:tc>
-      </w:tr>
-      <w:tr>
-        <w:tblPrEx>
-          <w:tblBorders>
-            <w:top w:val="single" w:color="auto" w:sz="4" w:space="0"/>
-            <w:left w:val="single" w:color="auto" w:sz="4" w:space="0"/>
-            <w:bottom w:val="single" w:color="auto" w:sz="4" w:space="0"/>
-            <w:right w:val="single" w:color="auto" w:sz="4" w:space="0"/>
-            <w:insideH w:val="none" w:color="auto" w:sz="0" w:space="0"/>
-            <w:insideV w:val="none" w:color="auto" w:sz="0" w:space="0"/>
-          </w:tblBorders>
-          <w:tblCellMar>
-            <w:top w:w="0" w:type="dxa"/>
-            <w:left w:w="108" w:type="dxa"/>
-            <w:bottom w:w="0" w:type="dxa"/>
-            <w:right w:w="108" w:type="dxa"/>
-          </w:tblCellMar>
-        </w:tblPrEx>
-        <w:trPr>
-          <w:trHeight w:val="258" w:hRule="atLeast"/>
-        </w:trPr>
-        <w:tc>
-          <w:tcPr>
-            <w:tcW w:w="3504" w:type="dxa"/>
-            <w:tcBorders>
-              <w:top w:val="dotted" w:color="auto" w:sz="4" w:space="0"/>
-              <w:bottom w:val="dotted" w:color="auto" w:sz="4" w:space="0"/>
-              <w:right w:val="dotted" w:color="auto" w:sz="4" w:space="0"/>
-            </w:tcBorders>
-            <w:vAlign w:val="center"/>
-          </w:tcPr>
-          <w:p>
-            <w:pPr>
-              <w:keepNext w:val="0"/>
-              <w:keepLines w:val="0"/>
-              <w:pageBreakBefore w:val="0"/>
-              <w:widowControl w:val="0"/>
-              <w:numPr>
-                <w:ilvl w:val="1"/>
-                <w:numId w:val="0"/>
-              </w:numPr>
-              <w:tabs>
-                <w:tab w:val="left" w:pos="601"/>
-              </w:tabs>
-              <w:kinsoku/>
-              <w:wordWrap/>
-              <w:overflowPunct/>
-              <w:topLinePunct w:val="0"/>
-              <w:autoSpaceDE/>
-              <w:autoSpaceDN/>
-              <w:bidi w:val="0"/>
-              <w:adjustRightInd/>
-              <w:snapToGrid/>
-              <w:spacing w:line="300" w:lineRule="auto"/>
-              <w:ind w:left="601" w:leftChars="0" w:hanging="601" w:firstLineChars="0"/>
-              <w:jc w:val="left"/>
-              <w:textAlignment w:val="auto"/>
-              <w:rPr>
-                <w:b/>
-                <w:sz w:val="24"/>
-              </w:rPr>
-            </w:pPr>
-            <w:r>
-              <w:rPr>
-                <w:rFonts w:hint="default" w:ascii="Times New Roman" w:hAnsi="Times New Roman" w:eastAsia="宋体" w:cs="Times New Roman"/>
-                <w:b/>
-                <w:kern w:val="2"/>
-                <w:sz w:val="21"/>
-                <w:szCs w:val="21"/>
-                <w:lang w:val="en-US" w:eastAsia="zh-CN" w:bidi="ar-SA"/>
-              </w:rPr>
-              <w:t>14.2</w:t>
-            </w:r>
-            <w:r>
-              <w:rPr>
-                <w:rFonts w:hint="eastAsia" w:hAnsi="Arial" w:cs="Times New Roman"/>
-                <w:b/>
-                <w:kern w:val="2"/>
-                <w:sz w:val="52"/>
-                <w:szCs w:val="52"/>
-                <w:lang w:val="en-US" w:eastAsia="zh-CN" w:bidi="ar-SA"/>
-              </w:rPr>
-              <w:t xml:space="preserve"> </w:t>
-            </w:r>
-            <w:r>
-              <w:rPr>
-                <w:rFonts w:hint="eastAsia" w:hAnsi="Arial"/>
-                <w:b/>
-                <w:sz w:val="24"/>
-              </w:rPr>
-              <w:t>Maritime transport：</w:t>
-            </w:r>
-          </w:p>
-        </w:tc>
-        <w:tc>
-          <w:tcPr>
-            <w:tcW w:w="6277" w:type="dxa"/>
-            <w:tcBorders>
-              <w:top w:val="dotted" w:color="auto" w:sz="4" w:space="0"/>
-              <w:left w:val="dotted" w:color="auto" w:sz="4" w:space="0"/>
-              <w:bottom w:val="dotted" w:color="auto" w:sz="4" w:space="0"/>
-            </w:tcBorders>
-            <w:vAlign w:val="center"/>
-          </w:tcPr>
-          <w:p>
-            <w:pPr>
-              <w:keepNext w:val="0"/>
-              <w:keepLines w:val="0"/>
-              <w:pageBreakBefore w:val="0"/>
-              <w:widowControl w:val="0"/>
-              <w:kinsoku/>
-              <w:wordWrap/>
-              <w:overflowPunct/>
-              <w:topLinePunct w:val="0"/>
-              <w:autoSpaceDE/>
-              <w:autoSpaceDN/>
-              <w:bidi w:val="0"/>
-              <w:adjustRightInd/>
-              <w:snapToGrid/>
-              <w:spacing w:line="300" w:lineRule="auto"/>
-              <w:ind w:left="34" w:right="480"/>
-              <w:jc w:val="left"/>
-              <w:textAlignment w:val="auto"/>
-              <w:rPr>
-                <w:b/>
-                <w:sz w:val="24"/>
-              </w:rPr>
-            </w:pPr>
-            <w:r>
-              <w:rPr>
-                <w:rFonts w:hint="eastAsia" w:hAnsi="Arial"/>
-                <w:sz w:val="24"/>
+                <w:szCs w:val="24"/>
               </w:rPr>
               <w:t>非危险品海运方式。</w:t>
             </w:r>
@@ -18019,12 +18028,14 @@
               <w:rPr>
                 <w:b/>
                 <w:sz w:val="24"/>
+                <w:szCs w:val="24"/>
               </w:rPr>
             </w:pPr>
             <w:r>
               <w:rPr>
                 <w:rFonts w:hint="eastAsia" w:hAnsi="Arial"/>
                 <w:sz w:val="24"/>
+                <w:szCs w:val="24"/>
               </w:rPr>
               <w:t>非危险品运输方式。</w:t>
             </w:r>
@@ -18155,12 +18166,14 @@
               <w:textAlignment w:val="auto"/>
               <w:rPr>
                 <w:sz w:val="24"/>
+                <w:szCs w:val="24"/>
               </w:rPr>
             </w:pPr>
             <w:r>
               <w:rPr>
                 <w:rFonts w:hint="eastAsia" w:hAnsi="Arial"/>
                 <w:sz w:val="24"/>
+                <w:szCs w:val="24"/>
               </w:rPr>
               <w:t>非危险货物。</w:t>
             </w:r>
@@ -18186,12 +18199,14 @@
               <w:textAlignment w:val="auto"/>
               <w:rPr>
                 <w:sz w:val="24"/>
+                <w:szCs w:val="24"/>
               </w:rPr>
             </w:pPr>
             <w:r>
               <w:rPr>
                 <w:rFonts w:hint="eastAsia" w:hAnsi="Arial"/>
                 <w:sz w:val="24"/>
+                <w:szCs w:val="24"/>
                 <w:lang w:val="en-US" w:eastAsia="zh-CN"/>
               </w:rPr>
               <w:t>避免</w:t>
@@ -18200,12 +18215,14 @@
               <w:rPr>
                 <w:rFonts w:hint="eastAsia" w:hAnsi="Arial"/>
                 <w:sz w:val="24"/>
+                <w:szCs w:val="24"/>
               </w:rPr>
               <w:t>温度高于</w:t>
             </w:r>
             <w:r>
               <w:rPr>
                 <w:sz w:val="24"/>
+                <w:szCs w:val="24"/>
               </w:rPr>
               <w:t>+</w:t>
             </w:r>
@@ -18213,6 +18230,7 @@
               <w:rPr>
                 <w:rFonts w:hint="eastAsia"/>
                 <w:sz w:val="24"/>
+                <w:szCs w:val="24"/>
                 <w:lang w:val="en-US" w:eastAsia="zh-CN"/>
               </w:rPr>
               <w:t>35</w:t>
@@ -18221,6 +18239,7 @@
               <w:rPr>
                 <w:rFonts w:hint="eastAsia"/>
                 <w:sz w:val="24"/>
+                <w:szCs w:val="24"/>
               </w:rPr>
               <w:t>℃，温度不可低于</w:t>
             </w:r>
@@ -18228,6 +18247,7 @@
               <w:rPr>
                 <w:rFonts w:hint="eastAsia"/>
                 <w:sz w:val="24"/>
+                <w:szCs w:val="24"/>
                 <w:lang w:val="en-US" w:eastAsia="zh-CN"/>
               </w:rPr>
               <w:t>+</w:t>
@@ -18235,6 +18255,7 @@
             <w:r>
               <w:rPr>
                 <w:sz w:val="24"/>
+                <w:szCs w:val="24"/>
               </w:rPr>
               <w:t>5</w:t>
             </w:r>
@@ -18242,6 +18263,7 @@
               <w:rPr>
                 <w:rFonts w:hint="eastAsia"/>
                 <w:sz w:val="24"/>
+                <w:szCs w:val="24"/>
               </w:rPr>
               <w:t>℃。</w:t>
             </w:r>
@@ -18268,12 +18290,14 @@
               <w:rPr>
                 <w:b/>
                 <w:sz w:val="24"/>
+                <w:szCs w:val="24"/>
               </w:rPr>
             </w:pPr>
             <w:r>
               <w:rPr>
                 <w:rFonts w:hint="eastAsia"/>
                 <w:sz w:val="24"/>
+                <w:szCs w:val="24"/>
               </w:rPr>
               <w:t>远离食物、酸和碱。</w:t>
             </w:r>
@@ -18292,7 +18316,7 @@
     </w:p>
     <w:tbl>
       <w:tblPr>
-        <w:tblStyle w:val="4"/>
+        <w:tblStyle w:val="5"/>
         <w:tblW w:w="9781" w:type="dxa"/>
         <w:tblInd w:w="108" w:type="dxa"/>
         <w:tblBorders>
@@ -18417,18 +18441,20 @@
               <w:spacing w:line="300" w:lineRule="auto"/>
               <w:jc w:val="left"/>
               <w:rPr>
-                <w:rFonts w:cs="Arial"/>
+                <w:rFonts w:hint="default" w:ascii="Times New Roman" w:hAnsi="Times New Roman" w:cs="Times New Roman"/>
                 <w:bCs/>
                 <w:kern w:val="0"/>
                 <w:sz w:val="24"/>
-              </w:rPr>
-            </w:pPr>
-            <w:r>
-              <w:rPr>
-                <w:rFonts w:hint="eastAsia" w:cs="Arial"/>
+                <w:szCs w:val="24"/>
+              </w:rPr>
+            </w:pPr>
+            <w:r>
+              <w:rPr>
+                <w:rFonts w:hint="default" w:ascii="Times New Roman" w:hAnsi="Times New Roman" w:cs="Times New Roman"/>
                 <w:bCs/>
                 <w:kern w:val="0"/>
                 <w:sz w:val="24"/>
+                <w:szCs w:val="24"/>
               </w:rPr>
               <w:t>Relevant safety, health and environmental regulations for the substance or mixture</w:t>
             </w:r>
@@ -18473,20 +18499,22 @@
               <w:spacing w:line="300" w:lineRule="auto"/>
               <w:jc w:val="left"/>
               <w:rPr>
-                <w:rFonts w:cs="Arial"/>
+                <w:rFonts w:hint="default" w:ascii="Times New Roman" w:hAnsi="Times New Roman" w:cs="Times New Roman"/>
                 <w:b/>
                 <w:bCs/>
                 <w:kern w:val="0"/>
                 <w:sz w:val="24"/>
-              </w:rPr>
-            </w:pPr>
-            <w:r>
-              <w:rPr>
-                <w:rFonts w:hint="eastAsia" w:cs="Arial"/>
+                <w:szCs w:val="24"/>
+              </w:rPr>
+            </w:pPr>
+            <w:r>
+              <w:rPr>
+                <w:rFonts w:hint="default" w:ascii="Times New Roman" w:hAnsi="Times New Roman" w:cs="Times New Roman"/>
                 <w:b/>
                 <w:bCs/>
                 <w:kern w:val="0"/>
                 <w:sz w:val="24"/>
+                <w:szCs w:val="24"/>
               </w:rPr>
               <w:t>Other provisions：</w:t>
             </w:r>
@@ -18531,20 +18559,22 @@
               <w:spacing w:line="300" w:lineRule="auto"/>
               <w:jc w:val="left"/>
               <w:rPr>
-                <w:rFonts w:cs="Arial"/>
+                <w:rFonts w:hint="default" w:ascii="Times New Roman" w:hAnsi="Times New Roman" w:cs="Times New Roman"/>
                 <w:b/>
                 <w:bCs/>
                 <w:kern w:val="0"/>
                 <w:sz w:val="24"/>
-              </w:rPr>
-            </w:pPr>
-            <w:r>
-              <w:rPr>
-                <w:rFonts w:hint="eastAsia" w:cs="Arial"/>
+                <w:szCs w:val="24"/>
+              </w:rPr>
+            </w:pPr>
+            <w:r>
+              <w:rPr>
+                <w:rFonts w:hint="default" w:ascii="Times New Roman" w:hAnsi="Times New Roman" w:cs="Times New Roman"/>
                 <w:b/>
                 <w:bCs/>
                 <w:kern w:val="0"/>
                 <w:sz w:val="24"/>
+                <w:szCs w:val="24"/>
               </w:rPr>
               <w:t>Complies with the following regulations：</w:t>
             </w:r>
@@ -18590,46 +18620,43 @@
               <w:wordWrap/>
               <w:overflowPunct/>
               <w:topLinePunct w:val="0"/>
-              <w:autoSpaceDE w:val="0"/>
-              <w:autoSpaceDN w:val="0"/>
-              <w:bidi w:val="0"/>
-              <w:adjustRightInd w:val="0"/>
-              <w:snapToGrid/>
-              <w:spacing w:line="300" w:lineRule="auto"/>
-              <w:jc w:val="left"/>
-              <w:textAlignment w:val="auto"/>
-              <w:rPr>
-                <w:rFonts w:cs="Arial"/>
-                <w:bCs/>
-                <w:kern w:val="0"/>
-                <w:sz w:val="24"/>
-              </w:rPr>
-            </w:pPr>
-            <w:r>
-              <w:rPr>
-                <w:rFonts w:hint="eastAsia" w:cs="Arial"/>
-                <w:bCs/>
-                <w:kern w:val="0"/>
-                <w:sz w:val="24"/>
+              <w:autoSpaceDE/>
+              <w:autoSpaceDN/>
+              <w:bidi w:val="0"/>
+              <w:adjustRightInd/>
+              <w:snapToGrid/>
+              <w:spacing w:line="300" w:lineRule="auto"/>
+              <w:ind w:left="34" w:right="480"/>
+              <w:jc w:val="left"/>
+              <w:textAlignment w:val="auto"/>
+              <w:rPr>
+                <w:rFonts w:hint="default" w:hAnsi="Arial"/>
+                <w:sz w:val="24"/>
+                <w:szCs w:val="24"/>
+              </w:rPr>
+            </w:pPr>
+            <w:r>
+              <w:rPr>
+                <w:rFonts w:hint="default" w:hAnsi="Arial"/>
+                <w:sz w:val="24"/>
+                <w:szCs w:val="24"/>
               </w:rPr>
               <w:t>危险化学品安全管理条例，国务院令</w:t>
             </w:r>
             <w:r>
               <w:rPr>
-                <w:rFonts w:hint="eastAsia" w:cs="Arial"/>
-                <w:bCs/>
-                <w:kern w:val="0"/>
-                <w:sz w:val="24"/>
+                <w:rFonts w:hint="default" w:hAnsi="Arial"/>
+                <w:sz w:val="24"/>
+                <w:szCs w:val="24"/>
                 <w:lang w:val="en-US" w:eastAsia="zh-CN"/>
               </w:rPr>
               <w:t>591</w:t>
             </w:r>
             <w:r>
               <w:rPr>
-                <w:rFonts w:hint="eastAsia" w:cs="Arial"/>
-                <w:bCs/>
-                <w:kern w:val="0"/>
-                <w:sz w:val="24"/>
+                <w:rFonts w:hint="default" w:hAnsi="Arial"/>
+                <w:sz w:val="24"/>
+                <w:szCs w:val="24"/>
               </w:rPr>
               <w:t>号</w:t>
             </w:r>
@@ -18675,38 +18702,28 @@
               <w:wordWrap/>
               <w:overflowPunct/>
               <w:topLinePunct w:val="0"/>
-              <w:autoSpaceDE w:val="0"/>
-              <w:autoSpaceDN w:val="0"/>
-              <w:bidi w:val="0"/>
-              <w:adjustRightInd w:val="0"/>
-              <w:snapToGrid/>
-              <w:spacing w:line="300" w:lineRule="auto"/>
-              <w:jc w:val="left"/>
-              <w:textAlignment w:val="auto"/>
-              <w:rPr>
-                <w:rFonts w:cs="Arial"/>
-                <w:bCs/>
-                <w:kern w:val="0"/>
-                <w:sz w:val="24"/>
-              </w:rPr>
-            </w:pPr>
-            <w:r>
-              <w:rPr>
-                <w:rFonts w:cs="Arial"/>
-                <w:bCs/>
-                <w:kern w:val="0"/>
-                <w:sz w:val="24"/>
-              </w:rPr>
-              <w:t xml:space="preserve">GB/T 16483 </w:t>
-            </w:r>
-            <w:r>
-              <w:rPr>
-                <w:rFonts w:hint="eastAsia" w:cs="Arial"/>
-                <w:bCs/>
-                <w:kern w:val="0"/>
-                <w:sz w:val="24"/>
-              </w:rPr>
-              <w:t>化学品安全技术说明书内容和项目顺序</w:t>
+              <w:autoSpaceDE/>
+              <w:autoSpaceDN/>
+              <w:bidi w:val="0"/>
+              <w:adjustRightInd/>
+              <w:snapToGrid/>
+              <w:spacing w:line="300" w:lineRule="auto"/>
+              <w:ind w:left="34" w:right="480"/>
+              <w:jc w:val="left"/>
+              <w:textAlignment w:val="auto"/>
+              <w:rPr>
+                <w:rFonts w:hint="default" w:hAnsi="Arial"/>
+                <w:sz w:val="24"/>
+                <w:szCs w:val="24"/>
+              </w:rPr>
+            </w:pPr>
+            <w:r>
+              <w:rPr>
+                <w:rFonts w:hint="default" w:hAnsi="Arial"/>
+                <w:sz w:val="24"/>
+                <w:szCs w:val="24"/>
+              </w:rPr>
+              <w:t>GB/T 16483 化学品安全技术说明书内容和项目顺序</w:t>
             </w:r>
           </w:p>
         </w:tc>
@@ -18750,38 +18767,28 @@
               <w:wordWrap/>
               <w:overflowPunct/>
               <w:topLinePunct w:val="0"/>
-              <w:autoSpaceDE w:val="0"/>
-              <w:autoSpaceDN w:val="0"/>
-              <w:bidi w:val="0"/>
-              <w:adjustRightInd w:val="0"/>
-              <w:snapToGrid/>
-              <w:spacing w:line="300" w:lineRule="auto"/>
-              <w:jc w:val="left"/>
-              <w:textAlignment w:val="auto"/>
-              <w:rPr>
-                <w:rFonts w:cs="Arial"/>
-                <w:bCs/>
-                <w:kern w:val="0"/>
-                <w:sz w:val="24"/>
-              </w:rPr>
-            </w:pPr>
-            <w:r>
-              <w:rPr>
-                <w:rFonts w:cs="Arial"/>
-                <w:bCs/>
-                <w:kern w:val="0"/>
-                <w:sz w:val="24"/>
-              </w:rPr>
-              <w:t xml:space="preserve">GB 13690 </w:t>
-            </w:r>
-            <w:r>
-              <w:rPr>
-                <w:rFonts w:hint="eastAsia" w:cs="Arial"/>
-                <w:bCs/>
-                <w:kern w:val="0"/>
-                <w:sz w:val="24"/>
-              </w:rPr>
-              <w:t>化学品分类和危险性公示通则</w:t>
+              <w:autoSpaceDE/>
+              <w:autoSpaceDN/>
+              <w:bidi w:val="0"/>
+              <w:adjustRightInd/>
+              <w:snapToGrid/>
+              <w:spacing w:line="300" w:lineRule="auto"/>
+              <w:ind w:left="34" w:right="480"/>
+              <w:jc w:val="left"/>
+              <w:textAlignment w:val="auto"/>
+              <w:rPr>
+                <w:rFonts w:hint="default" w:hAnsi="Arial"/>
+                <w:sz w:val="24"/>
+                <w:szCs w:val="24"/>
+              </w:rPr>
+            </w:pPr>
+            <w:r>
+              <w:rPr>
+                <w:rFonts w:hint="default" w:hAnsi="Arial"/>
+                <w:sz w:val="24"/>
+                <w:szCs w:val="24"/>
+              </w:rPr>
+              <w:t>GB 13690 化学品分类和危险性公示通则</w:t>
             </w:r>
           </w:p>
         </w:tc>
@@ -18825,41 +18832,41 @@
               <w:wordWrap/>
               <w:overflowPunct/>
               <w:topLinePunct w:val="0"/>
-              <w:autoSpaceDE w:val="0"/>
-              <w:autoSpaceDN w:val="0"/>
-              <w:bidi w:val="0"/>
-              <w:adjustRightInd w:val="0"/>
-              <w:snapToGrid/>
-              <w:spacing w:line="300" w:lineRule="auto"/>
-              <w:jc w:val="left"/>
-              <w:textAlignment w:val="auto"/>
-              <w:rPr>
-                <w:rFonts w:hint="default" w:eastAsia="宋体" w:cs="Arial"/>
-                <w:bCs/>
-                <w:kern w:val="0"/>
-                <w:sz w:val="24"/>
-                <w:lang w:val="en-US" w:eastAsia="zh-CN"/>
-              </w:rPr>
-            </w:pPr>
-            <w:r>
-              <w:rPr>
-                <w:rFonts w:cs="Arial"/>
-                <w:bCs/>
-                <w:kern w:val="0"/>
-                <w:sz w:val="24"/>
+              <w:autoSpaceDE/>
+              <w:autoSpaceDN/>
+              <w:bidi w:val="0"/>
+              <w:adjustRightInd/>
+              <w:snapToGrid/>
+              <w:spacing w:line="300" w:lineRule="auto"/>
+              <w:ind w:left="34" w:right="480"/>
+              <w:jc w:val="left"/>
+              <w:textAlignment w:val="auto"/>
+              <w:rPr>
+                <w:rFonts w:hint="default" w:hAnsi="Arial"/>
+                <w:sz w:val="24"/>
+                <w:szCs w:val="24"/>
+                <w:lang w:val="en-US" w:eastAsia="zh-CN"/>
+              </w:rPr>
+            </w:pPr>
+            <w:r>
+              <w:rPr>
+                <w:rFonts w:hint="default" w:hAnsi="Arial"/>
+                <w:sz w:val="24"/>
+                <w:szCs w:val="24"/>
               </w:rPr>
               <w:t xml:space="preserve">GB </w:t>
             </w:r>
             <w:r>
               <w:rPr>
-                <w:rFonts w:hint="eastAsia" w:cs="Arial"/>
-                <w:bCs/>
-                <w:kern w:val="0"/>
-                <w:sz w:val="24"/>
+                <w:rFonts w:hint="default" w:hAnsi="Arial"/>
+                <w:sz w:val="24"/>
+                <w:szCs w:val="24"/>
                 <w:lang w:val="en-US" w:eastAsia="zh-CN"/>
               </w:rPr>
               <w:t>30000.2-29 化学品分类和标签规范</w:t>
             </w:r>
+            <w:bookmarkStart w:id="0" w:name="_GoBack"/>
+            <w:bookmarkEnd w:id="0"/>
           </w:p>
         </w:tc>
       </w:tr>
@@ -18901,28 +18908,27 @@
               <w:wordWrap/>
               <w:overflowPunct/>
               <w:topLinePunct w:val="0"/>
-              <w:autoSpaceDE w:val="0"/>
-              <w:autoSpaceDN w:val="0"/>
-              <w:bidi w:val="0"/>
-              <w:adjustRightInd w:val="0"/>
-              <w:snapToGrid/>
-              <w:spacing w:line="300" w:lineRule="auto"/>
-              <w:jc w:val="left"/>
-              <w:textAlignment w:val="auto"/>
-              <w:rPr>
-                <w:rFonts w:hint="default" w:eastAsia="宋体" w:cs="Arial"/>
-                <w:bCs/>
-                <w:kern w:val="0"/>
-                <w:sz w:val="24"/>
-                <w:lang w:val="en-US" w:eastAsia="zh-CN"/>
-              </w:rPr>
-            </w:pPr>
-            <w:r>
-              <w:rPr>
-                <w:rFonts w:hint="eastAsia" w:cs="Arial"/>
-                <w:bCs/>
-                <w:kern w:val="0"/>
-                <w:sz w:val="24"/>
+              <w:autoSpaceDE/>
+              <w:autoSpaceDN/>
+              <w:bidi w:val="0"/>
+              <w:adjustRightInd/>
+              <w:snapToGrid/>
+              <w:spacing w:line="300" w:lineRule="auto"/>
+              <w:ind w:left="34" w:right="480"/>
+              <w:jc w:val="left"/>
+              <w:textAlignment w:val="auto"/>
+              <w:rPr>
+                <w:rFonts w:hint="default" w:hAnsi="Arial"/>
+                <w:sz w:val="24"/>
+                <w:szCs w:val="24"/>
+                <w:lang w:val="en-US" w:eastAsia="zh-CN"/>
+              </w:rPr>
+            </w:pPr>
+            <w:r>
+              <w:rPr>
+                <w:rFonts w:hint="default" w:hAnsi="Arial"/>
+                <w:sz w:val="24"/>
+                <w:szCs w:val="24"/>
                 <w:lang w:val="en-US" w:eastAsia="zh-CN"/>
               </w:rPr>
               <w:t>GB 15258 化学品安全标签编写规定</w:t>
@@ -18942,7 +18948,7 @@
     </w:p>
     <w:tbl>
       <w:tblPr>
-        <w:tblStyle w:val="4"/>
+        <w:tblStyle w:val="5"/>
         <w:tblW w:w="9781" w:type="dxa"/>
         <w:tblInd w:w="108" w:type="dxa"/>
         <w:tblBorders>
@@ -19053,7 +19059,7 @@
               <w:top w:val="nil"/>
               <w:bottom w:val="single" w:color="auto" w:sz="4" w:space="0"/>
             </w:tcBorders>
-            <w:vAlign w:val="top"/>
+            <w:vAlign w:val="center"/>
           </w:tcPr>
           <w:p>
             <w:pPr>
@@ -19082,10 +19088,9 @@
             </w:pPr>
             <w:r>
               <w:rPr>
-                <w:rFonts w:hint="eastAsia" w:cs="Arial"/>
-                <w:bCs/>
-                <w:kern w:val="0"/>
-                <w:sz w:val="24"/>
+                <w:rFonts w:hint="eastAsia" w:hAnsi="Arial"/>
+                <w:sz w:val="24"/>
+                <w:szCs w:val="24"/>
               </w:rPr>
               <w:t>就我们所掌握的知识信息，截止本安全技术说明书发布之日，它提供的资料是正确的。所提供的信息仅仅作为安全处理，使用，生产，储存，运输，处置和排放的指导书，而不是一份担保或品质说明书。本资料只针对所指定的具体物料，而对这种物料与其它物料混合使用或在其它制程中使用的情况，则未必有效（除非在文本中有特别说明）。</w:t>
             </w:r>
@@ -19093,7 +19098,15 @@
         </w:tc>
       </w:tr>
     </w:tbl>
-    <w:p/>
+    <w:p>
+      <w:pPr>
+        <w:spacing w:before="0" w:after="0" w:line="20" w:lineRule="exact"/>
+        <w:rPr>
+          <w:sz w:val="2"/>
+          <w:szCs w:val="2"/>
+        </w:rPr>
+      </w:pPr>
+    </w:p>
     <w:sectPr>
       <w:headerReference r:id="rId5" w:type="first"/>
       <w:footerReference r:id="rId8" w:type="first"/>
@@ -19120,7 +19133,7 @@
 <w:ftr xmlns:wpc="http://schemas.microsoft.com/office/word/2010/wordprocessingCanvas" xmlns:mc="http://schemas.openxmlformats.org/markup-compatibility/2006" xmlns:o="urn:schemas-microsoft-com:office:office" xmlns:r="http://schemas.openxmlformats.org/officeDocument/2006/relationships" xmlns:m="http://schemas.openxmlformats.org/officeDocument/2006/math" xmlns:v="urn:schemas-microsoft-com:vml" xmlns:wp14="http://schemas.microsoft.com/office/word/2010/wordprocessingDrawing" xmlns:wp="http://schemas.openxmlformats.org/drawingml/2006/wordprocessingDrawing" xmlns:w10="urn:schemas-microsoft-com:office:word" xmlns:w="http://schemas.openxmlformats.org/wordprocessingml/2006/main" xmlns:w14="http://schemas.microsoft.com/office/word/2010/wordml" xmlns:w15="http://schemas.microsoft.com/office/word/2012/wordml" xmlns:wpg="http://schemas.microsoft.com/office/word/2010/wordprocessingGroup" xmlns:wpi="http://schemas.microsoft.com/office/word/2010/wordprocessingInk" xmlns:wne="http://schemas.microsoft.com/office/word/2006/wordml" xmlns:wps="http://schemas.microsoft.com/office/word/2010/wordprocessingShape" xmlns:wpsCustomData="http://www.wps.cn/officeDocument/2013/wpsCustomData" mc:Ignorable="w14 w15 wp14">
   <w:tbl>
     <w:tblPr>
-      <w:tblStyle w:val="5"/>
+      <w:tblStyle w:val="6"/>
       <w:tblW w:w="9968" w:type="dxa"/>
       <w:tblInd w:w="0" w:type="dxa"/>
       <w:tblBorders>
@@ -19451,7 +19464,43 @@
         <w:sz w:val="44"/>
         <w:szCs w:val="44"/>
       </w:rPr>
-      <w:t>物料安全数据表</w:t>
+      <w:t>MATERIAL SAFETY</w:t>
+    </w:r>
+    <w:r>
+      <w:rPr>
+        <w:rFonts w:cs="Arial" w:asciiTheme="majorEastAsia" w:hAnsiTheme="majorEastAsia" w:eastAsiaTheme="majorEastAsia"/>
+        <w:b/>
+        <w:sz w:val="44"/>
+        <w:szCs w:val="44"/>
+      </w:rPr>
+      <w:t xml:space="preserve"> </w:t>
+    </w:r>
+    <w:r>
+      <w:rPr>
+        <w:rFonts w:hint="eastAsia" w:cs="Arial" w:asciiTheme="majorEastAsia" w:hAnsiTheme="majorEastAsia" w:eastAsiaTheme="majorEastAsia"/>
+        <w:b/>
+        <w:sz w:val="44"/>
+        <w:szCs w:val="44"/>
+      </w:rPr>
+      <w:t>DATA</w:t>
+    </w:r>
+    <w:r>
+      <w:rPr>
+        <w:rFonts w:cs="Arial" w:asciiTheme="majorEastAsia" w:hAnsiTheme="majorEastAsia" w:eastAsiaTheme="majorEastAsia"/>
+        <w:b/>
+        <w:sz w:val="44"/>
+        <w:szCs w:val="44"/>
+      </w:rPr>
+      <w:t xml:space="preserve"> </w:t>
+    </w:r>
+    <w:r>
+      <w:rPr>
+        <w:rFonts w:hint="eastAsia" w:cs="Arial" w:asciiTheme="majorEastAsia" w:hAnsiTheme="majorEastAsia" w:eastAsiaTheme="majorEastAsia"/>
+        <w:b/>
+        <w:sz w:val="44"/>
+        <w:szCs w:val="44"/>
+      </w:rPr>
+      <w:t>SHEET</w:t>
     </w:r>
   </w:p>
   <w:p>
@@ -19485,7 +19534,7 @@
   </w:p>
   <w:tbl>
     <w:tblPr>
-      <w:tblStyle w:val="4"/>
+      <w:tblStyle w:val="5"/>
       <w:tblW w:w="9781" w:type="dxa"/>
       <w:tblInd w:w="108" w:type="dxa"/>
       <w:tblBorders>
@@ -19710,7 +19759,7 @@
     <w:lsdException w:uiPriority="99" w:name="Document Map"/>
     <w:lsdException w:uiPriority="99" w:name="Plain Text"/>
     <w:lsdException w:uiPriority="99" w:name="E-mail Signature"/>
-    <w:lsdException w:uiPriority="99" w:name="Normal (Web)"/>
+    <w:lsdException w:qFormat="1" w:uiPriority="99" w:semiHidden="0" w:name="Normal (Web)"/>
     <w:lsdException w:uiPriority="99" w:name="HTML Acronym"/>
     <w:lsdException w:uiPriority="99" w:name="HTML Address"/>
     <w:lsdException w:uiPriority="99" w:name="HTML Cite"/>
@@ -19884,14 +19933,14 @@
       <w:lang w:val="en-US" w:eastAsia="zh-CN" w:bidi="ar-SA"/>
     </w:rPr>
   </w:style>
-  <w:style w:type="character" w:default="1" w:styleId="6">
+  <w:style w:type="character" w:default="1" w:styleId="7">
     <w:name w:val="Default Paragraph Font"/>
     <w:semiHidden/>
     <w:unhideWhenUsed/>
     <w:qFormat/>
     <w:uiPriority w:val="1"/>
   </w:style>
-  <w:style w:type="table" w:default="1" w:styleId="4">
+  <w:style w:type="table" w:default="1" w:styleId="5">
     <w:name w:val="Normal Table"/>
     <w:semiHidden/>
     <w:unhideWhenUsed/>
@@ -19909,7 +19958,7 @@
   <w:style w:type="paragraph" w:styleId="2">
     <w:name w:val="footer"/>
     <w:basedOn w:val="1"/>
-    <w:link w:val="8"/>
+    <w:link w:val="9"/>
     <w:unhideWhenUsed/>
     <w:qFormat/>
     <w:uiPriority w:val="99"/>
@@ -19929,7 +19978,7 @@
   <w:style w:type="paragraph" w:styleId="3">
     <w:name w:val="header"/>
     <w:basedOn w:val="1"/>
-    <w:link w:val="7"/>
+    <w:link w:val="8"/>
     <w:semiHidden/>
     <w:unhideWhenUsed/>
     <w:qFormat/>
@@ -19950,9 +19999,26 @@
       <w:szCs w:val="18"/>
     </w:rPr>
   </w:style>
-  <w:style w:type="table" w:styleId="5">
+  <w:style w:type="paragraph" w:styleId="4">
+    <w:name w:val="Normal (Web)"/>
+    <w:basedOn w:val="1"/>
+    <w:unhideWhenUsed/>
+    <w:qFormat/>
+    <w:uiPriority w:val="99"/>
+    <w:pPr>
+      <w:widowControl/>
+      <w:spacing w:before="100" w:beforeAutospacing="1" w:after="100" w:afterAutospacing="1"/>
+      <w:jc w:val="left"/>
+    </w:pPr>
+    <w:rPr>
+      <w:rFonts w:ascii="宋体" w:hAnsi="宋体" w:cs="宋体"/>
+      <w:kern w:val="0"/>
+      <w:sz w:val="24"/>
+    </w:rPr>
+  </w:style>
+  <w:style w:type="table" w:styleId="6">
     <w:name w:val="Table Grid"/>
-    <w:basedOn w:val="4"/>
+    <w:basedOn w:val="5"/>
     <w:qFormat/>
     <w:uiPriority w:val="59"/>
     <w:pPr>
@@ -19979,9 +20045,9 @@
       </w:tblCellMar>
     </w:tblPr>
   </w:style>
-  <w:style w:type="character" w:customStyle="1" w:styleId="7">
+  <w:style w:type="character" w:customStyle="1" w:styleId="8">
     <w:name w:val="页眉 Char"/>
-    <w:basedOn w:val="6"/>
+    <w:basedOn w:val="7"/>
     <w:link w:val="3"/>
     <w:semiHidden/>
     <w:qFormat/>
@@ -19991,9 +20057,9 @@
       <w:szCs w:val="18"/>
     </w:rPr>
   </w:style>
-  <w:style w:type="character" w:customStyle="1" w:styleId="8">
+  <w:style w:type="character" w:customStyle="1" w:styleId="9">
     <w:name w:val="页脚 Char"/>
-    <w:basedOn w:val="6"/>
+    <w:basedOn w:val="7"/>
     <w:link w:val="2"/>
     <w:qFormat/>
     <w:uiPriority w:val="99"/>
@@ -20002,7 +20068,7 @@
       <w:szCs w:val="18"/>
     </w:rPr>
   </w:style>
-  <w:style w:type="paragraph" w:customStyle="1" w:styleId="9">
+  <w:style w:type="paragraph" w:customStyle="1" w:styleId="10">
     <w:name w:val="列出段落1"/>
     <w:basedOn w:val="1"/>
     <w:qFormat/>
@@ -20011,7 +20077,7 @@
       <w:ind w:firstLine="420" w:firstLineChars="200"/>
     </w:pPr>
   </w:style>
-  <w:style w:type="paragraph" w:styleId="10">
+  <w:style w:type="paragraph" w:styleId="11">
     <w:name w:val="List Paragraph"/>
     <w:basedOn w:val="1"/>
     <w:qFormat/>
@@ -20020,7 +20086,7 @@
       <w:ind w:firstLine="420" w:firstLineChars="200"/>
     </w:pPr>
   </w:style>
-  <w:style w:type="paragraph" w:customStyle="1" w:styleId="11">
+  <w:style w:type="paragraph" w:customStyle="1" w:styleId="12">
     <w:name w:val="Default"/>
     <w:unhideWhenUsed/>
     <w:qFormat/>
@@ -20037,6 +20103,13 @@
       <w:color w:val="000000"/>
       <w:sz w:val="24"/>
     </w:rPr>
+  </w:style>
+  <w:style w:type="character" w:customStyle="1" w:styleId="13">
+    <w:name w:val="machtrans__hl__6hdyk"/>
+    <w:basedOn w:val="7"/>
+    <w:autoRedefine/>
+    <w:qFormat/>
+    <w:uiPriority w:val="0"/>
   </w:style>
 </w:styles>
 </file>

--- a/MSDS Skill/examples/template_reference_en_source.docx
+++ b/MSDS Skill/examples/template_reference_en_source.docx
@@ -3419,7 +3419,7 @@
             <w:tcW w:w="9781" w:type="dxa"/>
             <w:gridSpan w:val="3"/>
             <w:tcBorders>
-              <w:bottom w:val="dotted" w:color="auto" w:sz="4" w:space="0"/>
+              <w:bottom w:val="single" w:color="auto" w:sz="4" w:space="0"/>
             </w:tcBorders>
             <w:shd w:val="clear" w:color="auto" w:fill="D9D9D9"/>
           </w:tcPr>
@@ -3483,7 +3483,7 @@
           <w:tcPr>
             <w:tcW w:w="3519" w:type="dxa"/>
             <w:tcBorders>
-              <w:top w:val="dotted" w:color="auto" w:sz="4" w:space="0"/>
+              <w:top w:val="single" w:color="auto" w:sz="4" w:space="0"/>
               <w:left w:val="single" w:color="auto" w:sz="4" w:space="0"/>
               <w:bottom w:val="dotted" w:color="auto" w:sz="4" w:space="0"/>
               <w:right w:val="dotted" w:color="auto" w:sz="4" w:space="0"/>
@@ -3545,7 +3545,7 @@
             <w:tcW w:w="6262" w:type="dxa"/>
             <w:gridSpan w:val="2"/>
             <w:tcBorders>
-              <w:top w:val="dotted" w:color="auto" w:sz="4" w:space="0"/>
+              <w:top w:val="single" w:color="auto" w:sz="4" w:space="0"/>
               <w:left w:val="dotted" w:color="auto" w:sz="4" w:space="0"/>
               <w:bottom w:val="dotted" w:color="auto" w:sz="4" w:space="0"/>
               <w:right w:val="single" w:color="auto" w:sz="4" w:space="0"/>
@@ -4090,7 +4090,7 @@
             <w:tcBorders>
               <w:top w:val="dotted" w:color="auto" w:sz="4" w:space="0"/>
               <w:left w:val="single" w:color="auto" w:sz="4" w:space="0"/>
-              <w:bottom w:val="dotted" w:color="auto" w:sz="4" w:space="0"/>
+              <w:bottom w:val="single" w:color="auto" w:sz="4" w:space="0"/>
               <w:right w:val="dotted" w:color="auto" w:sz="4" w:space="0"/>
             </w:tcBorders>
             <w:vAlign w:val="center"/>
@@ -4137,7 +4137,7 @@
             <w:tcBorders>
               <w:top w:val="dotted" w:color="auto" w:sz="4" w:space="0"/>
               <w:left w:val="dotted" w:color="auto" w:sz="4" w:space="0"/>
-              <w:bottom w:val="dotted" w:color="auto" w:sz="4" w:space="0"/>
+              <w:bottom w:val="single" w:color="auto" w:sz="4" w:space="0"/>
               <w:right w:val="dotted" w:color="auto" w:sz="4" w:space="0"/>
             </w:tcBorders>
             <w:vAlign w:val="center"/>
@@ -4184,7 +4184,7 @@
             <w:tcBorders>
               <w:top w:val="dotted" w:color="auto" w:sz="4" w:space="0"/>
               <w:left w:val="dotted" w:color="auto" w:sz="4" w:space="0"/>
-              <w:bottom w:val="dotted" w:color="auto" w:sz="4" w:space="0"/>
+              <w:bottom w:val="single" w:color="auto" w:sz="4" w:space="0"/>
               <w:right w:val="single" w:color="auto" w:sz="4" w:space="0"/>
             </w:tcBorders>
             <w:vAlign w:val="center"/>
@@ -6023,7 +6023,7 @@
             <w:tcBorders>
               <w:top w:val="single" w:color="auto" w:sz="4" w:space="0"/>
               <w:bottom w:val="dotted" w:color="auto" w:sz="4" w:space="0"/>
-              <w:right w:val="nil"/>
+              <w:right w:val="dotted" w:color="auto" w:sz="4" w:space="0"/>
             </w:tcBorders>
             <w:vAlign w:val="center"/>
           </w:tcPr>
@@ -6141,7 +6141,7 @@
             <w:tcW w:w="6262" w:type="dxa"/>
             <w:tcBorders>
               <w:top w:val="single" w:color="auto" w:sz="4" w:space="0"/>
-              <w:left w:val="nil"/>
+              <w:left w:val="dotted" w:color="auto" w:sz="4" w:space="0"/>
               <w:bottom w:val="dotted" w:color="auto" w:sz="4" w:space="0"/>
             </w:tcBorders>
             <w:vAlign w:val="center"/>
@@ -6245,7 +6245,7 @@
             <w:tcBorders>
               <w:top w:val="dotted" w:color="auto" w:sz="4" w:space="0"/>
               <w:bottom w:val="dotted" w:color="auto" w:sz="4" w:space="0"/>
-              <w:right w:val="nil"/>
+              <w:right w:val="dotted" w:color="auto" w:sz="4" w:space="0"/>
             </w:tcBorders>
             <w:vAlign w:val="center"/>
           </w:tcPr>
@@ -6344,7 +6344,7 @@
             <w:tcW w:w="6262" w:type="dxa"/>
             <w:tcBorders>
               <w:top w:val="dotted" w:color="auto" w:sz="4" w:space="0"/>
-              <w:left w:val="nil"/>
+              <w:left w:val="dotted" w:color="auto" w:sz="4" w:space="0"/>
               <w:bottom w:val="dotted" w:color="auto" w:sz="4" w:space="0"/>
             </w:tcBorders>
             <w:vAlign w:val="center"/>
@@ -6412,7 +6412,7 @@
             <w:tcBorders>
               <w:top w:val="dotted" w:color="auto" w:sz="4" w:space="0"/>
               <w:bottom w:val="single" w:color="auto" w:sz="4" w:space="0"/>
-              <w:right w:val="nil"/>
+              <w:right w:val="dotted" w:color="auto" w:sz="4" w:space="0"/>
             </w:tcBorders>
             <w:vAlign w:val="center"/>
           </w:tcPr>
@@ -6496,7 +6496,7 @@
             <w:tcW w:w="6262" w:type="dxa"/>
             <w:tcBorders>
               <w:top w:val="dotted" w:color="auto" w:sz="4" w:space="0"/>
-              <w:left w:val="nil"/>
+              <w:left w:val="dotted" w:color="auto" w:sz="4" w:space="0"/>
               <w:bottom w:val="single" w:color="auto" w:sz="4" w:space="0"/>
             </w:tcBorders>
             <w:vAlign w:val="center"/>
@@ -6584,12 +6584,6 @@
             <w:insideH w:val="none" w:color="auto" w:sz="0" w:space="0"/>
             <w:insideV w:val="none" w:color="auto" w:sz="0" w:space="0"/>
           </w:tblBorders>
-          <w:tblCellMar>
-            <w:top w:w="0" w:type="dxa"/>
-            <w:left w:w="108" w:type="dxa"/>
-            <w:bottom w:w="0" w:type="dxa"/>
-            <w:right w:w="108" w:type="dxa"/>
-          </w:tblCellMar>
         </w:tblPrEx>
         <w:trPr>
           <w:tblHeader/>
@@ -7030,7 +7024,7 @@
             <w:tcBorders>
               <w:top w:val="single" w:color="auto" w:sz="4" w:space="0"/>
               <w:left w:val="single" w:color="auto" w:sz="4" w:space="0"/>
-              <w:bottom w:val="dotted" w:color="auto" w:sz="4" w:space="0"/>
+              <w:bottom w:val="single" w:color="auto" w:sz="4" w:space="0"/>
               <w:right w:val="single" w:color="auto" w:sz="4" w:space="0"/>
             </w:tcBorders>
             <w:shd w:val="clear" w:color="auto" w:fill="D9D9D9"/>
@@ -7095,7 +7089,7 @@
             <w:tcW w:w="9860" w:type="dxa"/>
             <w:gridSpan w:val="5"/>
             <w:tcBorders>
-              <w:top w:val="dotted" w:color="auto" w:sz="4" w:space="0"/>
+              <w:top w:val="single" w:color="auto" w:sz="4" w:space="0"/>
               <w:left w:val="single" w:color="auto" w:sz="4" w:space="0"/>
               <w:bottom w:val="dotted" w:color="auto" w:sz="4" w:space="0"/>
               <w:right w:val="single" w:color="auto" w:sz="4" w:space="0"/>
@@ -17129,6 +17123,12 @@
             <w:insideH w:val="none" w:color="auto" w:sz="0" w:space="0"/>
             <w:insideV w:val="none" w:color="auto" w:sz="0" w:space="0"/>
           </w:tblBorders>
+          <w:tblCellMar>
+            <w:top w:w="0" w:type="dxa"/>
+            <w:left w:w="108" w:type="dxa"/>
+            <w:bottom w:w="0" w:type="dxa"/>
+            <w:right w:w="108" w:type="dxa"/>
+          </w:tblCellMar>
         </w:tblPrEx>
         <w:trPr>
           <w:tblHeader/>
@@ -17241,16 +17241,7 @@
                 <w:szCs w:val="24"/>
                 <w:lang w:val="en-US" w:eastAsia="zh-CN"/>
               </w:rPr>
-              <w:t>必</w:t>
-            </w:r>
-            <w:r>
-              <w:rPr>
-                <w:rFonts w:hint="eastAsia"/>
-                <w:sz w:val="24"/>
-                <w:szCs w:val="24"/>
-                <w:lang w:val="en-US" w:eastAsia="zh-CN"/>
-              </w:rPr>
-              <w:t>须遵守适用的国标、国家或当地法规进行废弃。</w:t>
+              <w:t>必须遵守适用的国标、国家或当地法规进行废弃。</w:t>
             </w:r>
           </w:p>
           <w:p>
@@ -18448,6 +18439,7 @@
                 <w:szCs w:val="24"/>
               </w:rPr>
             </w:pPr>
+            <w:bookmarkStart w:id="0" w:name="_GoBack" w:colFirst="0" w:colLast="0"/>
             <w:r>
               <w:rPr>
                 <w:rFonts w:hint="default" w:ascii="Times New Roman" w:hAnsi="Times New Roman" w:cs="Times New Roman"/>
@@ -18865,8 +18857,6 @@
               </w:rPr>
               <w:t>30000.2-29 化学品分类和标签规范</w:t>
             </w:r>
-            <w:bookmarkStart w:id="0" w:name="_GoBack"/>
-            <w:bookmarkEnd w:id="0"/>
           </w:p>
         </w:tc>
       </w:tr>
@@ -18936,6 +18926,7 @@
           </w:p>
         </w:tc>
       </w:tr>
+      <w:bookmarkEnd w:id="0"/>
     </w:tbl>
     <w:p>
       <w:pPr>
